--- a/reports/2026/专题研究_20260604.docx
+++ b/reports/2026/专题研究_20260604.docx
@@ -26,7 +26,7 @@
           <w:b w:val="0"/>
           <w:sz w:val="30"/>
         </w:rPr>
-        <w:t>全球区块链监管沙盒与代币化进展：香港、欧洲与塞浦路斯的实践</w:t>
+        <w:t>全球区块链监管沙盒最新进展：香港、欧盟与塞浦路斯的创新实践</w:t>
       </w:r>
     </w:p>
     <w:p>
@@ -41,7 +41,7 @@
           <w:b w:val="0"/>
           <w:sz w:val="28"/>
         </w:rPr>
-        <w:t>· 香港金融管理局（HKMA）于2024年8月启动Project Ensemble沙盒，探索代币化资产交易及批发央行数字货币（wCBDC）结算。</w:t>
+        <w:t>· 香港金融管理局（HKMA）于2024年8月推出Project Ensemble沙盒，探索代币化资产交易与批发央行数字货币（wCBDC）结算。</w:t>
       </w:r>
     </w:p>
     <w:p>
@@ -56,7 +56,7 @@
           <w:b w:val="0"/>
           <w:sz w:val="28"/>
         </w:rPr>
-        <w:t>· 欧洲区块链监管沙盒由欧盟委员会发起，为跨辖区监管对话提供框架，已筛选两批共40个用例，发布最佳实践报告。</w:t>
+        <w:t>· 欧盟区块链沙盒提供跨境监管对话框架，促进创新者与监管机构在保密环境中交流，每年遴选20个用例。</w:t>
       </w:r>
     </w:p>
     <w:p>
@@ -71,7 +71,7 @@
           <w:b w:val="0"/>
           <w:sz w:val="28"/>
         </w:rPr>
-        <w:t>· 塞浦路斯通过国家区块链战略及CySEC创新中心与监管沙盒，成为欧洲区块链创新热点，推动金融科技多元发展。</w:t>
+        <w:t>· 塞浦路斯通过国家区块链战略和监管沙盒，成为欧洲区块链创新热点，吸引众多分布式账本技术（DLT）项目。</w:t>
       </w:r>
     </w:p>
     <w:p>
@@ -97,7 +97,7 @@
           <w:b w:val="0"/>
           <w:sz w:val="28"/>
         </w:rPr>
-        <w:t>《国际区块链法律杂志》第10期于2024年10月发布，汇集了来自马来西亚、德国、荷兰、奥地利、塞浦路斯、英国、美国及香港等多地的区块链与加密资产法律研究。本期重点聚焦全球监管沙盒（Regulatory Sandbox）的实践，涵盖香港金融管理局（HKMA）的Project Ensemble沙盒、欧洲区块链沙盒以及塞浦路斯的监管创新。同时，内容延伸至初始交易所发行（IEO）、OECD加密资产报告框架（CARF）以及加密破产拍卖等前沿议题，为业界提供了跨领域的法律与政策洞察。</w:t>
+        <w:t>《国际区块链法律期刊》第10卷汇集了来自全球的专家文章，聚焦区块链监管沙盒、代币化以及加密资产合规等前沿话题。本专题研究稿提炼其中核心发现，涵盖香港、欧盟、塞浦路斯等司法管辖区的监管创新实践，旨在为从业者提供全面洞察。</w:t>
       </w:r>
     </w:p>
     <w:p>
@@ -113,7 +113,7 @@
           <w:b w:val="0"/>
           <w:sz w:val="28"/>
         </w:rPr>
-        <w:t>首先，来自Norton Rose Fulbright的Etelka Bogardi详细介绍了HKMA于2024年8月28日推出的Project Ensemble沙盒。该沙盒是Project Ensemble的关键组成部分，旨在构建新型金融市场基础设施（FMI），支持代币化资产从创建、交易到结算的完整生命周期。沙盒初期实验围绕固定收益与投资基金、流动性管理、绿色金融以及贸易供应链金融四大主题展开，并计划测试跨境支付功能。值得注意的是，HKMA已与法国央行（BdF）完成系统连接，成功演示了跨境的原子化结算。香港证监会（SFC）将共同领导资产管理行业的代币化倡议，提供监管指引。</w:t>
+        <w:t>香港金融管理局（HKMA）于2024年8月28日启动Project Ensemble沙盒，这是其探索代币化资产交易结算的重要举措。该沙盒作为新型金融基础设施，支持代币化资产从发行、交易到使用代币化银行存款支付，最终通过HKMA发行的批发央行数字货币（wCBDC）进行银行间结算的全生命周期。</w:t>
       </w:r>
     </w:p>
     <w:p>
@@ -129,7 +129,7 @@
           <w:b w:val="0"/>
           <w:sz w:val="28"/>
         </w:rPr>
-        <w:t>Project Ensemble沙盒建立在2024年5月成立的架构社区（Architecture Community）基础之上。该社区由银行、科技公司、监管机构及学术界代表组成，旨在制定行业标准以支持wCBDC（批发央行数字货币）、代币化货币与代币化资产之间的互操作性。社区中的银行已将其代币化存款平台接入沙盒，使参与者能够试验银行间支付对支付（PvP）与交付对支付（DvP）结算。HKMA还计划与国际清算银行创新枢纽香港中心及CBDC专家组合作，进一步推进沙盒的发展。</w:t>
+        <w:t>沙盒首轮实验聚焦四大主题：固定收益与投资基金（债券和基金）、流动性管理（回购和财资管理）、绿色与可持续金融（碳信用和电动车充电站）、贸易与供应链金融。此外，跨境支付功能也被纳入测试范围。香港证券及期货事务监察委员会（SFC）将共同领导资产管理行业的代币化倡议。</w:t>
       </w:r>
     </w:p>
     <w:p>
@@ -145,7 +145,7 @@
           <w:b w:val="0"/>
           <w:sz w:val="28"/>
         </w:rPr>
-        <w:t>展望未来，Project Ensemble沙盒被设计为可扩展模式，初期实验外还将支持多种数字形态的货币与资产。HKMA正积极推动沙盒向生产就绪型FMI演进，为香港未来真实代币化交易提供支持。HKMA与SFC在Project Ensemble上的合作表明，监管机构正致力于推动代币化并建立统一的代币化资产结算标准，这有望提升香港在全球数字金融领域的竞争力。</w:t>
+        <w:t>Project Ensemble沙盒的推出建立在2024年5月成立的架构社区之上。该社区成员包括银行、科技公司、监管机构和学术界，旨在制定行业标准以支持wCBDC、代币化货币和代币化资产之间的互操作性。HKMA表示，将与国际清算银行创新中心香港中心等机构合作，进一步推进沙盒发展。</w:t>
       </w:r>
     </w:p>
     <w:p>
@@ -161,7 +161,7 @@
           <w:b w:val="0"/>
           <w:sz w:val="28"/>
         </w:rPr>
-        <w:t>其次，Bird &amp; Bird律师事务所的Michael Jünemann与Marjolein Geus介绍了欧洲区块链监管沙盒（European Blockchain Sandbox）。该沙盒是欧盟委员会（EC）的一项倡议，旨在建立一个泛欧框架，促进私营与公共领域的区块链/DLT创新者与各国及欧盟层面的监管机构之间的跨境监管对话。与经典的“监管沙盒”不同，欧洲区块链沙盒不提供法律豁免或批准，而是提供一个保密、非正式的对话环境，帮助创新者理解监管要求，同时让监管机构了解前沿技术。</w:t>
+        <w:t>与香港的实践不同，欧盟区块链沙盒并非传统意义上的“监管沙盒”，而是一个为分布式账本技术（DLT）创新者与监管机构提供跨境对话的框架。该沙盒由欧盟委员会发起，由Bird &amp; Bird律所领导的联合体组织，每年从所有欧盟/欧洲经济区（EEA）地区遴选20个创新用例。</w:t>
       </w:r>
     </w:p>
     <w:p>
@@ -177,7 +177,7 @@
           <w:b w:val="0"/>
           <w:sz w:val="28"/>
         </w:rPr>
-        <w:t>欧洲区块链沙盒自2023年起每年筛选20个涉及不同行业与欧洲经济区（EEA）地区的DLT/区块链用例。第一轮（2023年）收到近90份申请，经独立专家评审后选定20个用例，并与超过50个国家及欧盟监管机构进行了对话。对话结果以最佳实践报告形式于2024年6月发布，涵盖GDPR、网络安全、反洗钱（AML）及金融监管等议题。第二轮（2024年）同样完成筛选，第三轮（2025年）的申请预计于2024年底启动。</w:t>
+        <w:t>欧盟沙盒的特点在于不提供法律豁免，也不对用例进行审批，而是通过保密、非正式的对活，帮助创新者理解监管框架，同时让监管机构深入了解新技术。对话涵盖金融监管、数据保护、网络安全、反洗钱（AML）等多个领域。最佳实践和教训以年度报告形式公开，但不会泄露具体用例信息。</w:t>
       </w:r>
     </w:p>
     <w:p>
@@ -193,7 +193,7 @@
           <w:b w:val="0"/>
           <w:sz w:val="28"/>
         </w:rPr>
-        <w:t>欧洲区块链沙盒的优势体现在多方面：对于参与者，可获得专业法律与监管建议，与多国监管机构进行建设性对话，且无需缴纳费用；对于监管机构，能够就具体用例探讨跨境监管问题，分享经验，提升对前沿技术的理解，并有机会获评“最具创新力监管机构”。沙盒的反馈普遍积极，几乎所有参与的监管机构都表达了继续参与的意愿。这一机制有助于在欧盟/EEA内部形成对DLT监管的共识，为创新企业提供法律确定性。</w:t>
+        <w:t>参与欧盟沙盒对创新者和监管机构均有裨益。创新者获得专业法律建议，并与多国监管机构建立联系；监管机构则能交流跨境监管经验，提升对前沿技术的认知，甚至竞争“最具创新监管机构”称号。第一轮对话反馈非常积极，几乎所有监管机构都表示愿意继续参与。</w:t>
       </w:r>
     </w:p>
     <w:p>
@@ -209,7 +209,7 @@
           <w:b w:val="0"/>
           <w:sz w:val="28"/>
         </w:rPr>
-        <w:t>随后，DS Partners律师事务所的Mikaela Kantor探讨了塞浦路斯的区块链监管进展。塞浦路斯凭借其战略地理位置、欧盟成员国身份以及对新兴技术的友好态度，已成为区块链项目的热点管辖区之一。2019年，塞浦路斯通过了国家区块链战略（National Blockchain Strategy），为后续发展奠定基础。2024年6月，塞浦路斯证券交易委员会（CySEC）推出监管沙盒，这是其创新中心（Innovation Hub）的一部分，旨在支持基于区块链的金融产品创新。</w:t>
+        <w:t>塞浦路斯凭借其地理位置和欧盟成员国身份，正成为区块链创新热点。2018年该国签署欧洲区块链伙伴关系，2019年采用国家区块链战略，为后续发展奠定基础。塞浦路斯证券交易委员会（CySEC）推出的创新中心和监管沙盒，进一步吸引了大量DLT项目。</w:t>
       </w:r>
     </w:p>
     <w:p>
@@ -225,7 +225,7 @@
           <w:b w:val="0"/>
           <w:sz w:val="28"/>
         </w:rPr>
-        <w:t>塞浦路斯在区块链法律框架方面也在积极立法。2021年9月，财政部就分布式账本技术（DLT）法案（DLT Law）草案公开征求意见，该法案旨在以技术中立方式平衡创新促进与消费者保护、反洗钱（AML）要求。尽管该法案仍在制定中，但已表明塞浦路斯建立透明、安全监管环境的决心。此外，塞浦路斯参与了欧洲区块链伙伴关系（EBP）及南地中海国家DLT宣言，加强了区域数字合作。</w:t>
+        <w:t>2021年，塞浦路斯财政部就拟议的DLT法律草案进行公开咨询，旨在以技术中立的方式平衡创新促进与消费者保护、反洗钱。该法律草案虽仍在制定中，但已标志着塞浦路斯向确立区块链监管框架迈出关键一步。CySEC的监管沙盒于2024年6月启动，为金融科技企业提供受控测试环境。</w:t>
       </w:r>
     </w:p>
     <w:p>
@@ -241,7 +241,7 @@
           <w:b w:val="0"/>
           <w:sz w:val="28"/>
         </w:rPr>
-        <w:t>本期杂志还涵盖了其他重要议题：来自GSR Markets的作者讨论了欧盟、英国和美国在加密资产跨境市场准入方面的差异，并提出了一套原则以构建安全且鼓励创新的框架。马来西亚的Celebrus Advisory与GLT Law的专家概述了马来西亚初始交易所发行（IEO）的监管现状，包括其与伊斯兰教法的兼容性。IEO作为ICO的变体，通过数字资产交易所进行，马来西亚的监管将持续完善。</w:t>
+        <w:t>塞浦路斯国家区块链战略强调在公共和私营部门利用区块链提升透明度、推动经济增长。疫情期间，政府发起多项基于DLT的解决方案征集，涉及医疗、企业治理等领域，许多成果已落地应用。不过，法律框架的最终确定仍需时间，如何在国际监管标准与本土创新之间取得平衡仍是挑战。</w:t>
       </w:r>
     </w:p>
     <w:p>
@@ -257,7 +257,7 @@
           <w:b w:val="0"/>
           <w:sz w:val="28"/>
         </w:rPr>
-        <w:t>奥地利Taxbit的Max Bernt博士剖析了OECD加密资产报告框架（CARF）的关键组成部分。CARF获得G20背书及60多个司法管辖区支持，为加密资产向税务机关报告建立了标准化方法。Bernt指出，CARF并非直接用于计算加密税负，而是通过风险评估帮助税务机关识别高风险案例和潜在逃税行为，从而加强数字资产领域的税务合规。这一框架将对全球税务管理产生深远影响。</w:t>
+        <w:t>跨境市场准入是加密资产行业的又一核心议题。GSR Markets的文章分析了欧盟、英国和美国的不同做法，指出当前碎片化的监管环境阻碍了创新。作者提出建立安全且有利于创新的跨境准入框架的原则，强调需反映加密资产的全球性。</w:t>
       </w:r>
     </w:p>
     <w:p>
@@ -273,7 +273,7 @@
           <w:b w:val="0"/>
           <w:sz w:val="28"/>
         </w:rPr>
-        <w:t>美国McDermott Will &amp; Emery律师事务所的律师们分析了加密破产交易的最新动态。由于监管变化、资产价值波动及交易复杂性，加密资产重组需要灵活应对。不确定性要求特别关注财务损失缓解措施。文章以实例说明了加密火销售（Crypto Fire Sales）及破产拍卖中的关键考量，为从业者提供了实用指导。最后，本期收录了Clifford Chance与GBBC联合举办的“资产与基金代币化”专题讨论的播客链接。</w:t>
+        <w:t>在马来西亚，初始交易所发行（IEO）的监管框架正逐步完善。文章概述了马来西亚对IEO的现行规定，并考虑了伊斯兰教法合规性。作者预测，马来西亚将针对数字代币的全生命周期和资产服务基础设施出台更全面的法规。</w:t>
       </w:r>
     </w:p>
     <w:p>
@@ -289,7 +289,7 @@
           <w:b w:val="0"/>
           <w:sz w:val="28"/>
         </w:rPr>
-        <w:t>综合来看，本期《国际区块链法律杂志》展现了全球区块链监管的多元图景：香港通过Project Ensemble推动代币化与CBDC结算；欧洲通过沙盒机制促进跨境监管对话；塞浦路斯则结合国家战略与沙盒构建创新生态。同时，IEO、CARF及破产等议题揭示了监管框架的持续演变。这些进展表明，全球监管机构正努力在创新与风险防控之间寻求平衡，区块链技术的法律确定性正在逐步增强。</w:t>
+        <w:t>税务合规方面，经济合作与发展组织（OECD）的加密资产报告框架（CARF）受到关注。Taxbit Austria的专家指出，CARF并非用于计算加密税负，而是为税务机关提供风险评估工具，帮助识别高风险案例和潜在逃税行为。该框架已获得G20背书及60多个司法管辖区支持。</w:t>
       </w:r>
     </w:p>
     <w:p>
@@ -305,7 +305,103 @@
           <w:b w:val="0"/>
           <w:sz w:val="28"/>
         </w:rPr>
-        <w:t>可以预见，随着代币化资产、稳定币及DeFi等领域的快速发展，监管沙盒作为试验田的角色将愈发重要。香港、欧洲和塞浦路斯的经验为其他司法管辖区提供了可借鉴的模式。未来，跨境协调与标准统一将成为关键挑战，而国际组织如OECD、BIS的参与将推动全球监管框架的趋同。对于从业者而言，深入了解各辖区监管动态并积极参与对话，将是把握机遇、规避风险的必要路径。</w:t>
+        <w:t>美国加密破产交易领域呈现独特复杂性。文章指出，由于监管变化、资产价值波动和交易复杂性，加密资产重组需要灵活应对不断变化的目标。时间不确定性要求特别考虑以减轻潜在财务损失，这在美国破产法实践中尤为突出。</w:t>
+      </w:r>
+    </w:p>
+    <w:p>
+      <w:pPr>
+        <w:pStyle w:val="正文内容"/>
+        <w:spacing w:before="0" w:after="0" w:line="240" w:lineRule="auto"/>
+        <w:ind w:left="0" w:right="0" w:firstLine="560"/>
+        <w:jc w:val="both"/>
+      </w:pPr>
+      <w:r>
+        <w:rPr>
+          <w:rFonts w:ascii="Times New Roman" w:hAnsi="Times New Roman" w:cs="Times New Roman" w:eastAsia="仿宋"/>
+          <w:b w:val="0"/>
+          <w:sz w:val="28"/>
+        </w:rPr>
+        <w:t>本期期刊还包含克利福德·钱斯（Clifford Chance）与GBBC的研讨会记录，主题为“资产和基金代币化”，探讨了代币化在法律和操作层面的挑战。代币化被视为提高资产流动性和效率的途径，但需要在监管框架下审慎推进。</w:t>
+      </w:r>
+    </w:p>
+    <w:p>
+      <w:pPr>
+        <w:pStyle w:val="正文内容"/>
+        <w:spacing w:before="0" w:after="0" w:line="240" w:lineRule="auto"/>
+        <w:ind w:left="0" w:right="0" w:firstLine="560"/>
+        <w:jc w:val="both"/>
+      </w:pPr>
+      <w:r>
+        <w:rPr>
+          <w:rFonts w:ascii="Times New Roman" w:hAnsi="Times New Roman" w:cs="Times New Roman" w:eastAsia="仿宋"/>
+          <w:b w:val="0"/>
+          <w:sz w:val="28"/>
+        </w:rPr>
+        <w:t>综合来看，全球各司法管辖区在区块链监管沙盒方面呈现出多样化的路径。香港专注于代币化金融基础设施，欧盟强调跨境对话合作，塞浦路斯则通过国家战略和本土沙盒吸引创新。这些实践共同指向一个趋势：监管正从被动应对转向主动引导创新。</w:t>
+      </w:r>
+    </w:p>
+    <w:p>
+      <w:pPr>
+        <w:pStyle w:val="正文内容"/>
+        <w:spacing w:before="0" w:after="0" w:line="240" w:lineRule="auto"/>
+        <w:ind w:left="0" w:right="0" w:firstLine="560"/>
+        <w:jc w:val="both"/>
+      </w:pPr>
+      <w:r>
+        <w:rPr>
+          <w:rFonts w:ascii="Times New Roman" w:hAnsi="Times New Roman" w:cs="Times New Roman" w:eastAsia="仿宋"/>
+          <w:b w:val="0"/>
+          <w:sz w:val="28"/>
+        </w:rPr>
+        <w:t>未来，香港Project Ensemble沙盒有望发展为生产就绪的金融基础设施，支持真实资金交易。欧盟将进一步深化对话，探讨DLT与人工智能（AI）或物联网（IoT）的组合应用。塞浦路斯则有望在DLT法律出台后确立更为清晰的监管地位。</w:t>
+      </w:r>
+    </w:p>
+    <w:p>
+      <w:pPr>
+        <w:pStyle w:val="正文内容"/>
+        <w:spacing w:before="0" w:after="0" w:line="240" w:lineRule="auto"/>
+        <w:ind w:left="0" w:right="0" w:firstLine="560"/>
+        <w:jc w:val="both"/>
+      </w:pPr>
+      <w:r>
+        <w:rPr>
+          <w:rFonts w:ascii="Times New Roman" w:hAnsi="Times New Roman" w:cs="Times New Roman" w:eastAsia="仿宋"/>
+          <w:b w:val="0"/>
+          <w:sz w:val="28"/>
+        </w:rPr>
+        <w:t>对于加密资产企业而言，理解并适应这些不同的监管沙盒机制至关重要。无论是利用香港的wCBDC试点，还是参与欧盟的监管对话，都能在合规前提下加速创新。监管沙盒作为“安全港”，为探索新型商业模式提供了宝贵的缓冲空间。</w:t>
+      </w:r>
+    </w:p>
+    <w:p>
+      <w:pPr>
+        <w:pStyle w:val="正文内容"/>
+        <w:spacing w:before="0" w:after="0" w:line="240" w:lineRule="auto"/>
+        <w:ind w:left="0" w:right="0" w:firstLine="560"/>
+        <w:jc w:val="both"/>
+      </w:pPr>
+      <w:r>
+        <w:rPr>
+          <w:rFonts w:ascii="Times New Roman" w:hAnsi="Times New Roman" w:cs="Times New Roman" w:eastAsia="仿宋"/>
+          <w:b w:val="0"/>
+          <w:sz w:val="28"/>
+        </w:rPr>
+        <w:t>值得一提的是，尽管各沙盒具体设计不同，但均强调与监管机构的早期互动。这种互动不仅降低了合规不确定性，还帮助政策制定者了解技术前沿。期刊中的案例表明，成功的沙盒需要创新者、监管者和学术界的共同参与。</w:t>
+      </w:r>
+    </w:p>
+    <w:p>
+      <w:pPr>
+        <w:pStyle w:val="正文内容"/>
+        <w:spacing w:before="0" w:after="0" w:line="240" w:lineRule="auto"/>
+        <w:ind w:left="0" w:right="0" w:firstLine="560"/>
+        <w:jc w:val="both"/>
+      </w:pPr>
+      <w:r>
+        <w:rPr>
+          <w:rFonts w:ascii="Times New Roman" w:hAnsi="Times New Roman" w:cs="Times New Roman" w:eastAsia="仿宋"/>
+          <w:b w:val="0"/>
+          <w:sz w:val="28"/>
+        </w:rPr>
+        <w:t>综上所述，区块链监管沙盒已成为全球金融科技生态不可或缺的组成部分。通过香港Project Ensemble、欧盟区块链沙盒和塞浦路斯等地的实践，我们看到监管创新正在为分布式账本技术释放潜力铺平道路。各方应持续关注这些动态，把握合规与创新之间的平衡。</w:t>
       </w:r>
     </w:p>
     <w:p>

--- a/reports/2026/专题研究_20260604.docx
+++ b/reports/2026/专题研究_20260604.docx
@@ -26,7 +26,7 @@
           <w:b w:val="0"/>
           <w:sz w:val="30"/>
         </w:rPr>
-        <w:t>全球区块链监管沙盒最新进展：香港、欧盟与塞浦路斯的创新实践</w:t>
+        <w:t>区块链法律与监管前沿：沙盒机制、代币化实践与国际合规框架</w:t>
       </w:r>
     </w:p>
     <w:p>
@@ -41,7 +41,7 @@
           <w:b w:val="0"/>
           <w:sz w:val="28"/>
         </w:rPr>
-        <w:t>· 香港金融管理局（HKMA）于2024年8月推出Project Ensemble沙盒，探索代币化资产交易与批发央行数字货币（wCBDC）结算。</w:t>
+        <w:t>· 香港金管局推出Project Ensemble沙盒，测试代币化资产全生命周期交易，连接法国银行DL3S系统实现跨境原子结算。</w:t>
       </w:r>
     </w:p>
     <w:p>
@@ -56,7 +56,7 @@
           <w:b w:val="0"/>
           <w:sz w:val="28"/>
         </w:rPr>
-        <w:t>· 欧盟区块链沙盒提供跨境监管对话框架，促进创新者与监管机构在保密环境中交流，每年遴选20个用例。</w:t>
+        <w:t>· 欧洲区块链沙盒为跨境监管对话提供框架，每年选20个用例，发布最佳实践报告，不涉及法律豁免。</w:t>
       </w:r>
     </w:p>
     <w:p>
@@ -71,7 +71,7 @@
           <w:b w:val="0"/>
           <w:sz w:val="28"/>
         </w:rPr>
-        <w:t>· 塞浦路斯通过国家区块链战略和监管沙盒，成为欧洲区块链创新热点，吸引众多分布式账本技术（DLT）项目。</w:t>
+        <w:t>· 塞浦路斯通过国家区块链战略和CySEC监管沙盒推动DLT创新，但面临法律不确定性和监管挑战。</w:t>
       </w:r>
     </w:p>
     <w:p>
@@ -97,7 +97,7 @@
           <w:b w:val="0"/>
           <w:sz w:val="28"/>
         </w:rPr>
-        <w:t>《国际区块链法律期刊》第10卷汇集了来自全球的专家文章，聚焦区块链监管沙盒、代币化以及加密资产合规等前沿话题。本专题研究稿提炼其中核心发现，涵盖香港、欧盟、塞浦路斯等司法管辖区的监管创新实践，旨在为从业者提供全面洞察。</w:t>
+        <w:t>《国际区块链法律期刊》第十卷于2024年10月出版，收录了来自马来西亚、德国、荷兰、奥地利、塞浦路斯、英国、美国和中国香港等地的多篇高质量论文。主编Dr. Matthias Artzt在卷首语中强调，本卷延续了上一期对监管沙盒（Regulatory Sandbox）的关注，重点介绍了香港金融管理局（HKMA）的Project Ensemble沙盒、欧洲区块链沙盒以及塞浦路斯的区块链监管进展。此外，还涵盖了跨国市场准入、马来西亚初始交易所发行（Initial Exchange Offering，IEO）、OECD加密资产报告框架（Crypto-Asset Reporting Framework，CARF）以及加密破产拍卖等前沿议题。本卷还附有Clifford Chance与GBBC关于资产和基金代币化的线上研讨会链接。主编透露，他参与编辑的《国际人工智能法律手册》将于2024年11月出版。</w:t>
       </w:r>
     </w:p>
     <w:p>
@@ -113,7 +113,7 @@
           <w:b w:val="0"/>
           <w:sz w:val="28"/>
         </w:rPr>
-        <w:t>香港金融管理局（HKMA）于2024年8月28日启动Project Ensemble沙盒，这是其探索代币化资产交易结算的重要举措。该沙盒作为新型金融基础设施，支持代币化资产从发行、交易到使用代币化银行存款支付，最终通过HKMA发行的批发央行数字货币（wCBDC）进行银行间结算的全生命周期。</w:t>
+        <w:t>香港金管局于2024年8月28日启动了Project Ensemble沙盒（Sandbox），旨在探索资产代币化（Tokenisation）用例及代币化资产交易的结算。该沙盒是2024年3月发起的Project Ensemble的关键组成部分，旨在构建新型金融市场基础设施（Financial Market Infrastructure，FMI），利用批发型中央银行数字货币（wholesale Central Bank Digital Currency，wCBDC）实现代币化货币的无缝银行间结算。沙盒设计支持代币化资产交易的全生命周期，包括代币化资产的创建、交易、使用代币化商业银行存款进行支付结算，以及最终通过HKMA发行的wCBDC进行银行间结算。初期实验涵盖四大主题：固定收益与投资基金（债券和基金）、流动性管理（回购和财资管理）、绿色与可持续金融（碳信用和电动车充电站）、贸易与供应链金融（供应链融资和贸易支付），并包含跨境支付功能。</w:t>
       </w:r>
     </w:p>
     <w:p>
@@ -129,7 +129,7 @@
           <w:b w:val="0"/>
           <w:sz w:val="28"/>
         </w:rPr>
-        <w:t>沙盒首轮实验聚焦四大主题：固定收益与投资基金（债券和基金）、流动性管理（回购和财资管理）、绿色与可持续金融（碳信用和电动车充电站）、贸易与供应链金融。此外，跨境支付功能也被纳入测试范围。香港证券及期货事务监察委员会（SFC）将共同领导资产管理行业的代币化倡议。</w:t>
+        <w:t>2024年6月，法国央行（BdF）与HKMA签署谅解备忘录，推动wCBDC和代币化市场创新。沙盒启动时，HKMA总裁Eddie Yue宣布，沙盒已成功连接法国央行的证券结算分布式账本系统（Distributed Ledger for Securities Settlement System，DL3S），试点展示了通过链接系统实现跨境原子结算（Atomic Cross-border Settlement）的能力。香港证券及期货事务监察委员会（Securities and Futures Commission，SFC）宣布将共同领导固定收益和投资基金类别下的资产管理行业代币化计划，与HKMA合作提供监管指引，解决行业担忧。沙盒的推出基于2024年5月成立的Project Ensemble架构社区（Architecture Community），该社区涵盖银行、科技公司、监管机构和学者，旨在制定行业标准以支持wCBDC、代币化货币和代币化资产之间的互操作性。社区银行已将其代币化存款平台接入沙盒，允许参与者实验银行间同步交收（Payment-versus-Payment，PvP）和券款对付（Delivery-versus-Payment，DvP）。</w:t>
       </w:r>
     </w:p>
     <w:p>
@@ -145,7 +145,7 @@
           <w:b w:val="0"/>
           <w:sz w:val="28"/>
         </w:rPr>
-        <w:t>Project Ensemble沙盒的推出建立在2024年5月成立的架构社区之上。该社区成员包括银行、科技公司、监管机构和学术界，旨在制定行业标准以支持wCBDC、代币化货币和代币化资产之间的互操作性。HKMA表示，将与国际清算银行创新中心香港中心等机构合作，进一步推进沙盒发展。</w:t>
+        <w:t>展望未来，沙盒设计将支持多种形式的数字货币和数字资产，超出初期实验范围。行业参与者可通过沙盒实验新的代币化创意并推向市场。HKMA正积极将沙盒发展为生产就绪的FMI，以支持香港未来的真实货币代币化交易。HKMA与SFC在Project Ensemble上的合作，表明监管机构致力于推动代币化并开发代币化资产结算的共同标准。这一举措将香港置于全球代币化创新的前沿，有望吸引更多金融科技企业落户。</w:t>
       </w:r>
     </w:p>
     <w:p>
@@ -161,7 +161,7 @@
           <w:b w:val="0"/>
           <w:sz w:val="28"/>
         </w:rPr>
-        <w:t>与香港的实践不同，欧盟区块链沙盒并非传统意义上的“监管沙盒”，而是一个为分布式账本技术（DLT）创新者与监管机构提供跨境对话的框架。该沙盒由欧盟委员会发起，由Bird &amp; Bird律所领导的联合体组织，每年从所有欧盟/欧洲经济区（EEA）地区遴选20个创新用例。</w:t>
+        <w:t>欧洲区块链监管沙盒（European Blockchain Sandbox）是欧盟委员会（European Commission，EC）的倡议，旨在为区块链/分布式账本技术（Distributed Ledger Technology，DLT）创新者与国家和欧盟层面的监管机构建立泛欧洲跨境监管对话框架。其目标是通过识别最佳实践来增强法律确定性，促进创新应用发展。与传统的测试环境不同，该沙盒不涉及法律豁免或监管批准，而是提供保密、非正式的对话机制。参与用例基于透明和非歧视性标准选出，对话比包含监管测试的沙盒更省时。对话中识别的经验教训和需澄清的领域通过最佳实践报告和公开网络研讨会分享给更广泛的社区。沙盒面向公共和私营部门的广泛区块链/DLT用例，包括与人工智能（Artificial Intelligence，AI）和物联网（Internet of Things，IoT）结合的项目，重点关注跨部门和跨区域议题，如金融部门监管、数据保护、环境社会治理（Environmental， Social and Governance，ESG）法规、电子身份认证与信托服务（eIDAS）、网络安全、消费者保护、智能合约责任及反洗钱/了解你的客户（AML/KYC）规则。</w:t>
       </w:r>
     </w:p>
     <w:p>
@@ -177,7 +177,7 @@
           <w:b w:val="0"/>
           <w:sz w:val="28"/>
         </w:rPr>
-        <w:t>欧盟沙盒的特点在于不提供法律豁免，也不对用例进行审批，而是通过保密、非正式的对活，帮助创新者理解监管框架，同时让监管机构深入了解新技术。对话涵盖金融监管、数据保护、网络安全、反洗钱（AML）等多个领域。最佳实践和教训以年度报告形式公开，但不会泄露具体用例信息。</w:t>
+        <w:t>传统的金融监管部门“监管沙盒”为金融科技公司提供受控测试环境，以验证商业模式，降低市场进入壁垒。然而，欧洲区块链沙盒并非此类沙盒。它自2023年起每年选取20个创新DLT/区块链用例，涵盖不同行业和欧洲经济区（European Economic Area，EEA）地区。第一轮用例已成功与超过50个国家和欧盟监管机构对接，覆盖广泛监管领域。2024年6月发布了第一轮最佳实践报告，未泄露保密信息。对话方式包括：专注于监管合规（如GDPR、网络安全、反洗钱和金融监管），及探讨DLT如何支持高效合规与监督（如海关、电池护照、文化资产护照和二氧化碳报告）。此外，一些对话聚焦于促进创新的欧盟法规，如EUDI钱包、eIDAS、数据治理法案下的数据利他组织及加密资产市场监管法案（Markets in Crypto-Assets Regulation，MiCAR）。沙盒由Bird &amp; Bird律所领导的联盟组织，包括咨询公司OXYGY和区块链专家Warren Brandeis，网站由Spindox开发。独立学术专家小组监督选择过程，并负责年度最创新监管机构奖。</w:t>
       </w:r>
     </w:p>
     <w:p>
@@ -193,7 +193,7 @@
           <w:b w:val="0"/>
           <w:sz w:val="28"/>
         </w:rPr>
-        <w:t>参与欧盟沙盒对创新者和监管机构均有裨益。创新者获得专业法律建议，并与多国监管机构建立联系；监管机构则能交流跨境监管经验，提升对前沿技术的认知，甚至竞争“最具创新监管机构”称号。第一轮对话反馈非常积极，几乎所有监管机构都表示愿意继续参与。</w:t>
+        <w:t>欧洲区块链沙盒为参与者和监管机构带来诸多益处。对创新者而言，可获得专业法律监管建议，构建与监管机构的建设性对话，无需支付申请或参与费用。对监管机构而言，能在跨境环境中讨论具体用例引发的监管问题，分享经验，增强对前沿技术的理解，并有机会获得“最创新监管机构”认可，同时为最佳实践报告做出贡献。第一轮反馈非常积极——创新者赞赏监管指导及与监管机构的开放对话，监管机构则重视了解DLT用例和跨境交流。几乎所有监管机构均表示愿意参与后续对话。后续轮次将进一步深入探讨各类监管议题，考虑技术组合（如区块链与AI）及新法律发展。</w:t>
       </w:r>
     </w:p>
     <w:p>
@@ -209,7 +209,7 @@
           <w:b w:val="0"/>
           <w:sz w:val="28"/>
         </w:rPr>
-        <w:t>塞浦路斯凭借其地理位置和欧盟成员国身份，正成为区块链创新热点。2018年该国签署欧洲区块链伙伴关系，2019年采用国家区块链战略，为后续发展奠定基础。塞浦路斯证券交易委员会（CySEC）推出的创新中心和监管沙盒，进一步吸引了大量DLT项目。</w:t>
+        <w:t>总之，欧洲区块链沙盒的建立是欧盟/EEA在促进区块链创新、提升法律确定性方面的重要举措。它使欧洲成为创新企业的有吸引力的目的地，并通过合作与对话实现更有效和高效的法律法规应用。监管不妨碍创新，而是保护市场与消费者，欧洲区块链沙盒为此做出了关键贡献。</w:t>
       </w:r>
     </w:p>
     <w:p>
@@ -225,7 +225,7 @@
           <w:b w:val="0"/>
           <w:sz w:val="28"/>
         </w:rPr>
-        <w:t>2021年，塞浦路斯财政部就拟议的DLT法律草案进行公开咨询，旨在以技术中立的方式平衡创新促进与消费者保护、反洗钱。该法律草案虽仍在制定中，但已标志着塞浦路斯向确立区块链监管框架迈出关键一步。CySEC的监管沙盒于2024年6月启动，为金融科技企业提供受控测试环境。</w:t>
+        <w:t>塞浦路斯凭借其战略地理位置和欧盟成员身份，正积极定位为区块链创新的热点。2020年，欧洲区块链观察论坛将塞浦路斯列为欧洲区块链技术三大热点之一。该国自2019年通过《国家区块链战略》，为后续发展奠定基础，近期最显著的进展是塞浦路斯证券交易委员会（Cyprus Securities and Exchange Commission，CySEC）推出的监管沙盒。本文概述了塞浦路斯的DLT和区块链监管历程、当前法律挑战及未来路径。</w:t>
       </w:r>
     </w:p>
     <w:p>
@@ -241,7 +241,7 @@
           <w:b w:val="0"/>
           <w:sz w:val="28"/>
         </w:rPr>
-        <w:t>塞浦路斯国家区块链战略强调在公共和私营部门利用区块链提升透明度、推动经济增长。疫情期间，政府发起多项基于DLT的解决方案征集，涉及医疗、企业治理等领域，许多成果已落地应用。不过，法律框架的最终确定仍需时间，如何在国际监管标准与本土创新之间取得平衡仍是挑战。</w:t>
+        <w:t>2018年6月，塞浦路斯签署《欧洲区块链伙伴关系》（European Blockchain Partnership，EBP），同年12月与马耳他、法国等六国联合发表《南地中海国家分布式账本技术宣言》，旨在加强数字合作，将南欧定位为DLT等尖端技术的领导者。2019年国家区块链战略确立了在公共和私营部门利用区块链推动创新、经济增长和透明度的框架。作为战略的一部分，CySEC启动了创新中心（Innovation Hub），支持引入基于区块链的创新金融产品和服务的企业。该创新中心至今活跃，并于2024年6月推出了CySEC监管沙盒。在2020-2021年新冠疫情期间，塞浦路斯政府启动多个项目，邀请技术和区块链社区开发基于DLT的解决方案，涵盖医疗、企业和公共治理领域，部分初级解决方案已在各自行业落地。</w:t>
       </w:r>
     </w:p>
     <w:p>
@@ -257,7 +257,7 @@
           <w:b w:val="0"/>
           <w:sz w:val="28"/>
         </w:rPr>
-        <w:t>跨境市场准入是加密资产行业的又一核心议题。GSR Markets的文章分析了欧盟、英国和美国的不同做法，指出当前碎片化的监管环境阻碍了创新。作者提出建立安全且有利于创新的跨境准入框架的原则，强调需反映加密资产的全球性。</w:t>
+        <w:t>2021年9月，财政部就拟议的DLT法律草案（DLT Law）公开征求意见，该草案旨在以技术中立方式引入规则，平衡促进新技术使用与防止洗钱、保护消费者权利的需求。该立法框架虽仍在制定中，但标志着塞浦路斯成为全球DLT和区块链创新关键参与者的初步举措。2024年6月，CySEC正式启动监管沙盒，允许区块链和DLT创新者在受控环境中测试产品和服务。沙盒最初运行一年，可续期至最多两年，参与者需满足特定准入标准。CySEC在沙盒中提供监管指导，但不豁免法律义务。此举措与欧盟《加密资产市场监管法案》及其他监管发展相结合，有望进一步促进金融科技和区块链领域的创新。</w:t>
       </w:r>
     </w:p>
     <w:p>
@@ -273,135 +273,7 @@
           <w:b w:val="0"/>
           <w:sz w:val="28"/>
         </w:rPr>
-        <w:t>在马来西亚，初始交易所发行（IEO）的监管框架正逐步完善。文章概述了马来西亚对IEO的现行规定，并考虑了伊斯兰教法合规性。作者预测，马来西亚将针对数字代币的全生命周期和资产服务基础设施出台更全面的法规。</w:t>
-      </w:r>
-    </w:p>
-    <w:p>
-      <w:pPr>
-        <w:pStyle w:val="正文内容"/>
-        <w:spacing w:before="0" w:after="0" w:line="240" w:lineRule="auto"/>
-        <w:ind w:left="0" w:right="0" w:firstLine="560"/>
-        <w:jc w:val="both"/>
-      </w:pPr>
-      <w:r>
-        <w:rPr>
-          <w:rFonts w:ascii="Times New Roman" w:hAnsi="Times New Roman" w:cs="Times New Roman" w:eastAsia="仿宋"/>
-          <w:b w:val="0"/>
-          <w:sz w:val="28"/>
-        </w:rPr>
-        <w:t>税务合规方面，经济合作与发展组织（OECD）的加密资产报告框架（CARF）受到关注。Taxbit Austria的专家指出，CARF并非用于计算加密税负，而是为税务机关提供风险评估工具，帮助识别高风险案例和潜在逃税行为。该框架已获得G20背书及60多个司法管辖区支持。</w:t>
-      </w:r>
-    </w:p>
-    <w:p>
-      <w:pPr>
-        <w:pStyle w:val="正文内容"/>
-        <w:spacing w:before="0" w:after="0" w:line="240" w:lineRule="auto"/>
-        <w:ind w:left="0" w:right="0" w:firstLine="560"/>
-        <w:jc w:val="both"/>
-      </w:pPr>
-      <w:r>
-        <w:rPr>
-          <w:rFonts w:ascii="Times New Roman" w:hAnsi="Times New Roman" w:cs="Times New Roman" w:eastAsia="仿宋"/>
-          <w:b w:val="0"/>
-          <w:sz w:val="28"/>
-        </w:rPr>
-        <w:t>美国加密破产交易领域呈现独特复杂性。文章指出，由于监管变化、资产价值波动和交易复杂性，加密资产重组需要灵活应对不断变化的目标。时间不确定性要求特别考虑以减轻潜在财务损失，这在美国破产法实践中尤为突出。</w:t>
-      </w:r>
-    </w:p>
-    <w:p>
-      <w:pPr>
-        <w:pStyle w:val="正文内容"/>
-        <w:spacing w:before="0" w:after="0" w:line="240" w:lineRule="auto"/>
-        <w:ind w:left="0" w:right="0" w:firstLine="560"/>
-        <w:jc w:val="both"/>
-      </w:pPr>
-      <w:r>
-        <w:rPr>
-          <w:rFonts w:ascii="Times New Roman" w:hAnsi="Times New Roman" w:cs="Times New Roman" w:eastAsia="仿宋"/>
-          <w:b w:val="0"/>
-          <w:sz w:val="28"/>
-        </w:rPr>
-        <w:t>本期期刊还包含克利福德·钱斯（Clifford Chance）与GBBC的研讨会记录，主题为“资产和基金代币化”，探讨了代币化在法律和操作层面的挑战。代币化被视为提高资产流动性和效率的途径，但需要在监管框架下审慎推进。</w:t>
-      </w:r>
-    </w:p>
-    <w:p>
-      <w:pPr>
-        <w:pStyle w:val="正文内容"/>
-        <w:spacing w:before="0" w:after="0" w:line="240" w:lineRule="auto"/>
-        <w:ind w:left="0" w:right="0" w:firstLine="560"/>
-        <w:jc w:val="both"/>
-      </w:pPr>
-      <w:r>
-        <w:rPr>
-          <w:rFonts w:ascii="Times New Roman" w:hAnsi="Times New Roman" w:cs="Times New Roman" w:eastAsia="仿宋"/>
-          <w:b w:val="0"/>
-          <w:sz w:val="28"/>
-        </w:rPr>
-        <w:t>综合来看，全球各司法管辖区在区块链监管沙盒方面呈现出多样化的路径。香港专注于代币化金融基础设施，欧盟强调跨境对话合作，塞浦路斯则通过国家战略和本土沙盒吸引创新。这些实践共同指向一个趋势：监管正从被动应对转向主动引导创新。</w:t>
-      </w:r>
-    </w:p>
-    <w:p>
-      <w:pPr>
-        <w:pStyle w:val="正文内容"/>
-        <w:spacing w:before="0" w:after="0" w:line="240" w:lineRule="auto"/>
-        <w:ind w:left="0" w:right="0" w:firstLine="560"/>
-        <w:jc w:val="both"/>
-      </w:pPr>
-      <w:r>
-        <w:rPr>
-          <w:rFonts w:ascii="Times New Roman" w:hAnsi="Times New Roman" w:cs="Times New Roman" w:eastAsia="仿宋"/>
-          <w:b w:val="0"/>
-          <w:sz w:val="28"/>
-        </w:rPr>
-        <w:t>未来，香港Project Ensemble沙盒有望发展为生产就绪的金融基础设施，支持真实资金交易。欧盟将进一步深化对话，探讨DLT与人工智能（AI）或物联网（IoT）的组合应用。塞浦路斯则有望在DLT法律出台后确立更为清晰的监管地位。</w:t>
-      </w:r>
-    </w:p>
-    <w:p>
-      <w:pPr>
-        <w:pStyle w:val="正文内容"/>
-        <w:spacing w:before="0" w:after="0" w:line="240" w:lineRule="auto"/>
-        <w:ind w:left="0" w:right="0" w:firstLine="560"/>
-        <w:jc w:val="both"/>
-      </w:pPr>
-      <w:r>
-        <w:rPr>
-          <w:rFonts w:ascii="Times New Roman" w:hAnsi="Times New Roman" w:cs="Times New Roman" w:eastAsia="仿宋"/>
-          <w:b w:val="0"/>
-          <w:sz w:val="28"/>
-        </w:rPr>
-        <w:t>对于加密资产企业而言，理解并适应这些不同的监管沙盒机制至关重要。无论是利用香港的wCBDC试点，还是参与欧盟的监管对话，都能在合规前提下加速创新。监管沙盒作为“安全港”，为探索新型商业模式提供了宝贵的缓冲空间。</w:t>
-      </w:r>
-    </w:p>
-    <w:p>
-      <w:pPr>
-        <w:pStyle w:val="正文内容"/>
-        <w:spacing w:before="0" w:after="0" w:line="240" w:lineRule="auto"/>
-        <w:ind w:left="0" w:right="0" w:firstLine="560"/>
-        <w:jc w:val="both"/>
-      </w:pPr>
-      <w:r>
-        <w:rPr>
-          <w:rFonts w:ascii="Times New Roman" w:hAnsi="Times New Roman" w:cs="Times New Roman" w:eastAsia="仿宋"/>
-          <w:b w:val="0"/>
-          <w:sz w:val="28"/>
-        </w:rPr>
-        <w:t>值得一提的是，尽管各沙盒具体设计不同，但均强调与监管机构的早期互动。这种互动不仅降低了合规不确定性，还帮助政策制定者了解技术前沿。期刊中的案例表明，成功的沙盒需要创新者、监管者和学术界的共同参与。</w:t>
-      </w:r>
-    </w:p>
-    <w:p>
-      <w:pPr>
-        <w:pStyle w:val="正文内容"/>
-        <w:spacing w:before="0" w:after="0" w:line="240" w:lineRule="auto"/>
-        <w:ind w:left="0" w:right="0" w:firstLine="560"/>
-        <w:jc w:val="both"/>
-      </w:pPr>
-      <w:r>
-        <w:rPr>
-          <w:rFonts w:ascii="Times New Roman" w:hAnsi="Times New Roman" w:cs="Times New Roman" w:eastAsia="仿宋"/>
-          <w:b w:val="0"/>
-          <w:sz w:val="28"/>
-        </w:rPr>
-        <w:t>综上所述，区块链监管沙盒已成为全球金融科技生态不可或缺的组成部分。通过香港Project Ensemble、欧盟区块链沙盒和塞浦路斯等地的实践，我们看到监管创新正在为分布式账本技术释放潜力铺平道路。各方应持续关注这些动态，把握合规与创新之间的平衡。</w:t>
+        <w:t>塞浦路斯在DLT监管方面既有机遇也面临挑战。法律框架方面，DLT法律草案的立法进程缓慢，造成法律不确定性。税务处理不明朗，尤其是加密资产交易的税收分类。反洗钱要求方面，塞浦路斯已修订《预防和制止洗钱法》，将虚拟资产服务提供商（Virtual Asset Service Providers，VASPs）纳入监管，要求其注册并遵守AML/CFT义务，但执行细节仍需明确。消费者保护方面，缺乏专门针对区块链和加密资产的消费者保护规则。尽管存在挑战，塞浦路斯凭借其强大的法律和专业服务生态系统、欧盟单一市场准入权以及创新友好的监管态度，仍有潜力成为区块链和DLT创新的领先司法管辖区。</w:t>
       </w:r>
     </w:p>
     <w:p>
@@ -449,7 +321,7 @@
           <w:b w:val="0"/>
           <w:sz w:val="18"/>
         </w:rPr>
-        <w:t>原文链接：https：//assets.ctfassets.net/so75yocayyva/3lwsDOoaPC9qARIuwobLRj/984ebb9d3ecfe58e7957675748ba199d/23.10.24_IJBL_V10_2024_final.pdf</w:t>
+        <w:t>原文链接：https://assets.ctfassets.net/so75yocayyva/3lwsDOoaPC9qARIuwobLRj/984ebb9d3ecfe58e7957675748ba199d/23.10.24_IJBL_V10_2024_final.pdf</w:t>
       </w:r>
     </w:p>
     <w:p>

--- a/reports/2026/专题研究_20260604.docx
+++ b/reports/2026/专题研究_20260604.docx
@@ -26,7 +26,7 @@
           <w:b w:val="0"/>
           <w:sz w:val="30"/>
         </w:rPr>
-        <w:t>区块链法律与监管前沿：沙盒机制、代币化实践与国际合规框架</w:t>
+        <w:t>全球区块链监管沙盒与代币化进展：香港、欧盟与塞浦路斯的实践</w:t>
       </w:r>
     </w:p>
     <w:p>
@@ -41,7 +41,7 @@
           <w:b w:val="0"/>
           <w:sz w:val="28"/>
         </w:rPr>
-        <w:t>· 香港金管局推出Project Ensemble沙盒，测试代币化资产全生命周期交易，连接法国银行DL3S系统实现跨境原子结算。</w:t>
+        <w:t>· 香港金管局（HKMA）于2024年8月28日启动Project Ensemble沙盒，探索资产代币化（Tokenization）用例，并与法国央行（BdF）成功连接实现原子跨境结算。</w:t>
       </w:r>
     </w:p>
     <w:p>
@@ -56,7 +56,7 @@
           <w:b w:val="0"/>
           <w:sz w:val="28"/>
         </w:rPr>
-        <w:t>· 欧洲区块链沙盒为跨境监管对话提供框架，每年选20个用例，发布最佳实践报告，不涉及法律豁免。</w:t>
+        <w:t>· 欧盟区块链沙盒（European Blockchain Sandbox）创建跨境监管对话框架，每年选取20个分布式账本技术（DLT）用例，不涉及法律豁免，旨在提升法律确定性。</w:t>
       </w:r>
     </w:p>
     <w:p>
@@ -71,7 +71,7 @@
           <w:b w:val="0"/>
           <w:sz w:val="28"/>
         </w:rPr>
-        <w:t>· 塞浦路斯通过国家区块链战略和CySEC监管沙盒推动DLT创新，但面临法律不确定性和监管挑战。</w:t>
+        <w:t>· 塞浦路斯自2019年推进国家区块链战略，近期CySEC推出监管沙盒，结合欧盟MiCAR法规，吸引全球区块链与DLT项目落地。</w:t>
       </w:r>
     </w:p>
     <w:p>
@@ -97,7 +97,7 @@
           <w:b w:val="0"/>
           <w:sz w:val="28"/>
         </w:rPr>
-        <w:t>《国际区块链法律期刊》第十卷于2024年10月出版，收录了来自马来西亚、德国、荷兰、奥地利、塞浦路斯、英国、美国和中国香港等地的多篇高质量论文。主编Dr. Matthias Artzt在卷首语中强调，本卷延续了上一期对监管沙盒（Regulatory Sandbox）的关注，重点介绍了香港金融管理局（HKMA）的Project Ensemble沙盒、欧洲区块链沙盒以及塞浦路斯的区块链监管进展。此外，还涵盖了跨国市场准入、马来西亚初始交易所发行（Initial Exchange Offering，IEO）、OECD加密资产报告框架（Crypto-Asset Reporting Framework，CARF）以及加密破产拍卖等前沿议题。本卷还附有Clifford Chance与GBBC关于资产和基金代币化的线上研讨会链接。主编透露，他参与编辑的《国际人工智能法律手册》将于2024年11月出版。</w:t>
+        <w:t>随着区块链与分布式账本技术（Distributed Ledger Technology，DLT）的快速发展，全球监管机构正积极探索创新监管框架，以平衡技术创新与风险管控。2024年，香港、欧盟和塞浦路斯分别推出了具有代表性的监管沙盒（Regulatory Sandbox）或创新机制，为代币化资产、跨境结算等应用提供了测试环境。本文基于最新发布的《国际区块链法律期刊》（The International Journal of Blockchain Law）第10期中的三篇专题文章，从背景、设计、实施与影响等维度，系统梳理这三大监管创新举措，并分析其对全球加密资产及区块链监管格局的启示。</w:t>
       </w:r>
     </w:p>
     <w:p>
@@ -113,7 +113,7 @@
           <w:b w:val="0"/>
           <w:sz w:val="28"/>
         </w:rPr>
-        <w:t>香港金管局于2024年8月28日启动了Project Ensemble沙盒（Sandbox），旨在探索资产代币化（Tokenisation）用例及代币化资产交易的结算。该沙盒是2024年3月发起的Project Ensemble的关键组成部分，旨在构建新型金融市场基础设施（Financial Market Infrastructure，FMI），利用批发型中央银行数字货币（wholesale Central Bank Digital Currency，wCBDC）实现代币化货币的无缝银行间结算。沙盒设计支持代币化资产交易的全生命周期，包括代币化资产的创建、交易、使用代币化商业银行存款进行支付结算，以及最终通过HKMA发行的wCBDC进行银行间结算。初期实验涵盖四大主题：固定收益与投资基金（债券和基金）、流动性管理（回购和财资管理）、绿色与可持续金融（碳信用和电动车充电站）、贸易与供应链金融（供应链融资和贸易支付），并包含跨境支付功能。</w:t>
+        <w:t>一、香港Project Ensemble沙盒：代币化资产结算的新金融基础设施。香港金管局（HKMA）于2024年3月启动Project Ensemble，旨在探索利用批发中央银行数字货币（wholesale Central Bank Digital Currency，wCBDC）实现代币化货币的银行间无缝结算。2024年8月28日，HKMA正式推出Project Ensemble沙盒（Sandbox），作为新金融市场基础设施（Financial Market Infrastructure，FMI），支持代币化资产交易的全生命周期——从创造、交易到使用代币化商业银行存款支付结算，最终通过HKMA发行的wCBDC完成银行间结算。</w:t>
       </w:r>
     </w:p>
     <w:p>
@@ -129,7 +129,7 @@
           <w:b w:val="0"/>
           <w:sz w:val="28"/>
         </w:rPr>
-        <w:t>2024年6月，法国央行（BdF）与HKMA签署谅解备忘录，推动wCBDC和代币化市场创新。沙盒启动时，HKMA总裁Eddie Yue宣布，沙盒已成功连接法国央行的证券结算分布式账本系统（Distributed Ledger for Securities Settlement System，DL3S），试点展示了通过链接系统实现跨境原子结算（Atomic Cross-border Settlement）的能力。香港证券及期货事务监察委员会（Securities and Futures Commission，SFC）宣布将共同领导固定收益和投资基金类别下的资产管理行业代币化计划，与HKMA合作提供监管指引，解决行业担忧。沙盒的推出基于2024年5月成立的Project Ensemble架构社区（Architecture Community），该社区涵盖银行、科技公司、监管机构和学者，旨在制定行业标准以支持wCBDC、代币化货币和代币化资产之间的互操作性。社区银行已将其代币化存款平台接入沙盒，允许参与者实验银行间同步交收（Payment-versus-Payment，PvP）和券款对付（Delivery-versus-Payment，DvP）。</w:t>
+        <w:t>该沙盒首轮实验涵盖四大主题用例：固定收益与投资基金（包括债券和基金）、流动性管理（回购和国库管理）、绿色与可持续金融（碳信用和电动汽车充电站）、贸易与供应链金融（供应链金融及贸易支付）。跨境支付功能也是沙盒的重要组成部分。值得关注的是，2024年6月，HKMA与法国央行（BdF）签署谅解备忘录，并在沙盒启动时成功将HKMA系统与BdF的“证券结算分布式账本系统”（DL3S）连接，演示了通过链接系统实现原子化跨境结算，标志着代币化资产国际结算的重大突破。</w:t>
       </w:r>
     </w:p>
     <w:p>
@@ -145,7 +145,7 @@
           <w:b w:val="0"/>
           <w:sz w:val="28"/>
         </w:rPr>
-        <w:t>展望未来，沙盒设计将支持多种形式的数字货币和数字资产，超出初期实验范围。行业参与者可通过沙盒实验新的代币化创意并推向市场。HKMA正积极将沙盒发展为生产就绪的FMI，以支持香港未来的真实货币代币化交易。HKMA与SFC在Project Ensemble上的合作，表明监管机构致力于推动代币化并开发代币化资产结算的共同标准。这一举措将香港置于全球代币化创新的前沿，有望吸引更多金融科技企业落户。</w:t>
+        <w:t>香港证监会（Securities and Futures Commission，SFC）宣布将共同领导资产管理行业在固定收益与投资基金类别下的代币化计划，与HKMA合作提供监管指引，解决业界在用例实践中遇到的担忧。沙盒的推出建立在2024年5月成立的“Project Ensemble架构社区”（Architecture Community）基础上。该社区汇聚银行、科技公司、学术机构及SFC等监管方，旨在制定行业标准以确保wCBDC、代币化货币和代币化资产之间的互操作性。社区中的银行已将其代币化存款平台接入沙盒，使参与者能够实验银行间的“付款对付款”（PvP）与“交付对付款”（DvP）结算。</w:t>
       </w:r>
     </w:p>
     <w:p>
@@ -161,7 +161,7 @@
           <w:b w:val="0"/>
           <w:sz w:val="28"/>
         </w:rPr>
-        <w:t>欧洲区块链监管沙盒（European Blockchain Sandbox）是欧盟委员会（European Commission，EC）的倡议，旨在为区块链/分布式账本技术（Distributed Ledger Technology，DLT）创新者与国家和欧盟层面的监管机构建立泛欧洲跨境监管对话框架。其目标是通过识别最佳实践来增强法律确定性，促进创新应用发展。与传统的测试环境不同，该沙盒不涉及法律豁免或监管批准，而是提供保密、非正式的对话机制。参与用例基于透明和非歧视性标准选出，对话比包含监管测试的沙盒更省时。对话中识别的经验教训和需澄清的领域通过最佳实践报告和公开网络研讨会分享给更广泛的社区。沙盒面向公共和私营部门的广泛区块链/DLT用例，包括与人工智能（Artificial Intelligence，AI）和物联网（Internet of Things，IoT）结合的项目，重点关注跨部门和跨区域议题，如金融部门监管、数据保护、环境社会治理（Environmental， Social and Governance，ESG）法规、电子身份认证与信托服务（eIDAS）、网络安全、消费者保护、智能合约责任及反洗钱/了解你的客户（AML/KYC）规则。</w:t>
+        <w:t>展望未来，HKMA计划将沙盒演进为生产级FMI，支持香港实际代币化交易。HKMA还将与国际清算银行创新中心（Bank for International Settlements Innovation Hub）香港中心及CBDC专家组合作，进一步推进沙盒发展。HKMA与SFC的合作表明监管机构正致力于推动代币化及代币化资产结算共同标准的制定，为香港成为全球代币化枢纽奠定基础。</w:t>
       </w:r>
     </w:p>
     <w:p>
@@ -177,7 +177,7 @@
           <w:b w:val="0"/>
           <w:sz w:val="28"/>
         </w:rPr>
-        <w:t>传统的金融监管部门“监管沙盒”为金融科技公司提供受控测试环境，以验证商业模式，降低市场进入壁垒。然而，欧洲区块链沙盒并非此类沙盒。它自2023年起每年选取20个创新DLT/区块链用例，涵盖不同行业和欧洲经济区（European Economic Area，EEA）地区。第一轮用例已成功与超过50个国家和欧盟监管机构对接，覆盖广泛监管领域。2024年6月发布了第一轮最佳实践报告，未泄露保密信息。对话方式包括：专注于监管合规（如GDPR、网络安全、反洗钱和金融监管），及探讨DLT如何支持高效合规与监督（如海关、电池护照、文化资产护照和二氧化碳报告）。此外，一些对话聚焦于促进创新的欧盟法规，如EUDI钱包、eIDAS、数据治理法案下的数据利他组织及加密资产市场监管法案（Markets in Crypto-Assets Regulation，MiCAR）。沙盒由Bird &amp; Bird律所领导的联盟组织，包括咨询公司OXYGY和区块链专家Warren Brandeis，网站由Spindox开发。独立学术专家小组监督选择过程，并负责年度最创新监管机构奖。</w:t>
+        <w:t>二、欧盟区块链沙盒：跨境监管对话的创新平台。欧盟区块链监管沙盒（European Blockchain Sandbox）是欧盟委员会（European Commission）倡议，旨在建立泛欧洲框架，促进区块链/DLT创新者与国家级及欧盟级监管机构之间的跨境监管对话。不同于传统的豁免型监管沙盒，欧盟沙盒不提供法律豁免或监管批准，而是在保密、非正式的环境中开展对话，帮助创新者理解相关法律法规，同时让监管方了解前沿技术。</w:t>
       </w:r>
     </w:p>
     <w:p>
@@ -193,7 +193,7 @@
           <w:b w:val="0"/>
           <w:sz w:val="28"/>
         </w:rPr>
-        <w:t>欧洲区块链沙盒为参与者和监管机构带来诸多益处。对创新者而言，可获得专业法律监管建议，构建与监管机构的建设性对话，无需支付申请或参与费用。对监管机构而言，能在跨境环境中讨论具体用例引发的监管问题，分享经验，增强对前沿技术的理解，并有机会获得“最创新监管机构”认可，同时为最佳实践报告做出贡献。第一轮反馈非常积极——创新者赞赏监管指导及与监管机构的开放对话，监管机构则重视了解DLT用例和跨境交流。几乎所有监管机构均表示愿意参与后续对话。后续轮次将进一步深入探讨各类监管议题，考虑技术组合（如区块链与AI）及新法律发展。</w:t>
+        <w:t>该沙盒自2023年起每年选取20个创新DLT/区块链用例，覆盖不同行业和欧洲经济区（EEA）区域，与50多个国家级和欧盟级监管机构进行对话。对话主题聚焦于监管合规（如GDPR、网络安全、反洗钱和金融监管），以及如何利用DLT提高合规与监督效率（例如海关、电池护照、文化资产护照和碳排放报告等领域）。沙盒还探索了EU监管工具作为赋能因素，如欧洲数字身份钱包（EUDI Wallet）、数据治理法案下的数据利他组织资格，以及加密资产市场法规（Markets in Crypto-Assets Regulation，MiCAR）的适用。</w:t>
       </w:r>
     </w:p>
     <w:p>
@@ -209,7 +209,7 @@
           <w:b w:val="0"/>
           <w:sz w:val="28"/>
         </w:rPr>
-        <w:t>总之，欧洲区块链沙盒的建立是欧盟/EEA在促进区块链创新、提升法律确定性方面的重要举措。它使欧洲成为创新企业的有吸引力的目的地，并通过合作与对话实现更有效和高效的法律法规应用。监管不妨碍创新，而是保护市场与消费者，欧洲区块链沙盒为此做出了关键贡献。</w:t>
+        <w:t>沙盒由Bird &amp; Bird律师事务所领导的联盟组织，其咨询部门OXYGY及区块链专家Warren Brandeis参与，网站开发由Spindox负责。独立的学术专家小组监督申请与选拔流程，并每年评选“最具创新精神监管机构奖”。申请需满足基本资格标准，并按业务成熟度、法律/监管相关性、对欧盟政策优先事项贡献度等标准评分，同时按“微型”“小型”“其他”和“公共机构”四类划分。若出现同分，优先考虑有监管机构支持或代表未入选EEA区域的用例。</w:t>
       </w:r>
     </w:p>
     <w:p>
@@ -225,7 +225,7 @@
           <w:b w:val="0"/>
           <w:sz w:val="28"/>
         </w:rPr>
-        <w:t>塞浦路斯凭借其战略地理位置和欧盟成员身份，正积极定位为区块链创新的热点。2020年，欧洲区块链观察论坛将塞浦路斯列为欧洲区块链技术三大热点之一。该国自2019年通过《国家区块链战略》，为后续发展奠定基础，近期最显著的进展是塞浦路斯证券交易委员会（Cyprus Securities and Exchange Commission，CySEC）推出的监管沙盒。本文概述了塞浦路斯的DLT和区块链监管历程、当前法律挑战及未来路径。</w:t>
+        <w:t>优势方面，参与者可获得专业法律与监管建议，在保密环境中与监管方沟通，无需付费；监管方则能讨论具体案例中的跨境监管问题，增强对前沿技术的理解，并有资格成为“最具创新精神监管机构”。首轮对话反馈积极，几乎所有监管方都愿意继续参与后续轮次。第二和第三批（2024-2025）将进一步深入探讨技术融合（如区块链与AI/IoT的结合）及新的法律发展。欧盟沙盒的建立是促进EU/EEA内部创新、建立法律确定性框架的重要一步，有助于欧盟在全球DLT/区块链法规“拼图”中树立正面典范。</w:t>
       </w:r>
     </w:p>
     <w:p>
@@ -241,7 +241,7 @@
           <w:b w:val="0"/>
           <w:sz w:val="28"/>
         </w:rPr>
-        <w:t>2018年6月，塞浦路斯签署《欧洲区块链伙伴关系》（European Blockchain Partnership，EBP），同年12月与马耳他、法国等六国联合发表《南地中海国家分布式账本技术宣言》，旨在加强数字合作，将南欧定位为DLT等尖端技术的领导者。2019年国家区块链战略确立了在公共和私营部门利用区块链推动创新、经济增长和透明度的框架。作为战略的一部分，CySEC启动了创新中心（Innovation Hub），支持引入基于区块链的创新金融产品和服务的企业。该创新中心至今活跃，并于2024年6月推出了CySEC监管沙盒。在2020-2021年新冠疫情期间，塞浦路斯政府启动多个项目，邀请技术和区块链社区开发基于DLT的解决方案，涵盖医疗、企业和公共治理领域，部分初级解决方案已在各自行业落地。</w:t>
+        <w:t>三、塞浦路斯：从国家战略到监管沙盒的区块链创新路径。塞浦路斯凭借其战略地理位置、欧盟成员国身份以及对新兴技术的开放态度，已成为区块链和DLT项目关注的司法管辖区之一。2018年，塞浦路斯签署欧洲区块链伙伴关系（European Blockchain Partnership）及地中海国家DLT联合声明，旨在加强数字合作。2019年，该国通过国家区块链战略，为公共和私营部门利用区块链推动创新、经济增长和透明度奠定基础。同年，塞浦路斯证券交易委员会（Cyprus Securities and Exchange Commission，CySEC）推出创新中心，支持基于区块链的金融产品和服务。</w:t>
       </w:r>
     </w:p>
     <w:p>
@@ -257,7 +257,7 @@
           <w:b w:val="0"/>
           <w:sz w:val="28"/>
         </w:rPr>
-        <w:t>2021年9月，财政部就拟议的DLT法律草案（DLT Law）公开征求意见，该草案旨在以技术中立方式引入规则，平衡促进新技术使用与防止洗钱、保护消费者权利的需求。该立法框架虽仍在制定中，但标志着塞浦路斯成为全球DLT和区块链创新关键参与者的初步举措。2024年6月，CySEC正式启动监管沙盒，允许区块链和DLT创新者在受控环境中测试产品和服务。沙盒最初运行一年，可续期至最多两年，参与者需满足特定准入标准。CySEC在沙盒中提供监管指导，但不豁免法律义务。此举措与欧盟《加密资产市场监管法案》及其他监管发展相结合，有望进一步促进金融科技和区块链领域的创新。</w:t>
+        <w:t>尽管COVID-19疫情带来挑战，塞浦路斯政府仍发起多个项目，邀请技术与区块链社区开发基于DLT的解决方案，涵盖医疗、企业和公共治理领域，许多方案后来被实际采用。2021年9月，财政部就拟议的《DLT法》（DLT Law）草案进行公开咨询，旨在以技术中立的方式引入规则，平衡技术创新、反洗钱与消费者权益保护，聚焦区块链与虚拟货币的监管。该草案虽仍在制定中，但标志着塞浦路斯向加密货币友好监管环境迈出的关键一步。</w:t>
       </w:r>
     </w:p>
     <w:p>
@@ -273,7 +273,119 @@
           <w:b w:val="0"/>
           <w:sz w:val="28"/>
         </w:rPr>
-        <w:t>塞浦路斯在DLT监管方面既有机遇也面临挑战。法律框架方面，DLT法律草案的立法进程缓慢，造成法律不确定性。税务处理不明朗，尤其是加密资产交易的税收分类。反洗钱要求方面，塞浦路斯已修订《预防和制止洗钱法》，将虚拟资产服务提供商（Virtual Asset Service Providers，VASPs）纳入监管，要求其注册并遵守AML/CFT义务，但执行细节仍需明确。消费者保护方面，缺乏专门针对区块链和加密资产的消费者保护规则。尽管存在挑战，塞浦路斯凭借其强大的法律和专业服务生态系统、欧盟单一市场准入权以及创新友好的监管态度，仍有潜力成为区块链和DLT创新的领先司法管辖区。</w:t>
+        <w:t>2024年6月，CySEC正式推出其监管沙盒，作为创新中心的延伸，为从事区块链、DLT及AI等创新技术的企业提供受控测试环境。沙盒允许企业在CySEC的监督下测试其业务模式，无需立即满足全部许可要求，从而降低市场准入门槛。结合塞浦路斯已将欧盟MiCAR转化为国内法，该沙盒为加密资产服务商提供了清晰的监管路径。塞浦路斯国家区块链战略与CySEC沙盒的协同作用，使其在欧盟区块链生态中占据独特地位。</w:t>
+      </w:r>
+    </w:p>
+    <w:p>
+      <w:pPr>
+        <w:pStyle w:val="正文内容"/>
+        <w:spacing w:before="0" w:after="0" w:line="240" w:lineRule="auto"/>
+        <w:ind w:left="0" w:right="0" w:firstLine="560"/>
+        <w:jc w:val="both"/>
+      </w:pPr>
+      <w:r>
+        <w:rPr>
+          <w:rFonts w:ascii="Times New Roman" w:hAnsi="Times New Roman" w:cs="Times New Roman" w:eastAsia="仿宋"/>
+          <w:b w:val="0"/>
+          <w:sz w:val="28"/>
+        </w:rPr>
+        <w:t>除了监管创新，塞浦路斯还积极推动区块链在公共服务领域的应用，例如土地登记、数字身份和供应链追踪。2023年，该国参与欧盟“欧洲区块链服务基础设施”（EBSI）计划，探索跨境数字服务。塞浦路斯法律框架（如《电子身份与信任服务法》）也为智能合约和数字签名提供了法律基础。这些举措共同营造了有利于区块链初创企业和传统金融机构转型的环境。</w:t>
+      </w:r>
+    </w:p>
+    <w:p>
+      <w:pPr>
+        <w:pStyle w:val="正文内容"/>
+        <w:spacing w:before="0" w:after="0" w:line="240" w:lineRule="auto"/>
+        <w:ind w:left="0" w:right="0" w:firstLine="560"/>
+        <w:jc w:val="both"/>
+      </w:pPr>
+      <w:r>
+        <w:rPr>
+          <w:rFonts w:ascii="Times New Roman" w:hAnsi="Times New Roman" w:cs="Times New Roman" w:eastAsia="仿宋"/>
+          <w:b w:val="0"/>
+          <w:sz w:val="28"/>
+        </w:rPr>
+        <w:t>然而，挑战依然存在：DLT法案尚未正式立法，导致部分领域法律不确定性；监管资源有限，应对快速演变的加密市场存在压力；跨国协调需求日益增加。未来，塞浦路斯计划进一步扩大沙盒范围，纳入去中心化金融（DeFi）和非同质化代币（NFT）用例，并加强与欧盟及其他司法管辖区的合作，以保持其竞争力。</w:t>
+      </w:r>
+    </w:p>
+    <w:p>
+      <w:pPr>
+        <w:pStyle w:val="正文内容"/>
+        <w:spacing w:before="0" w:after="0" w:line="240" w:lineRule="auto"/>
+        <w:ind w:left="0" w:right="0" w:firstLine="560"/>
+        <w:jc w:val="both"/>
+      </w:pPr>
+      <w:r>
+        <w:rPr>
+          <w:rFonts w:ascii="Times New Roman" w:hAnsi="Times New Roman" w:cs="Times New Roman" w:eastAsia="仿宋"/>
+          <w:b w:val="0"/>
+          <w:sz w:val="28"/>
+        </w:rPr>
+        <w:t>四、比较与启示：三大监管框架的异同。香港、欧盟和塞浦路斯的三种监管创新，在目标、机制和定位上各有侧重。香港Project Ensemble沙盒聚焦于代币化资产的金融基础设施和央行数字货币应用，强调跨境结算和行业标准制定，显示出香港作为国际金融中心的前瞻性。欧盟区块链沙盒则侧重于建立跨境监管对话，为不同行业的创新者提供法律确定性，其“非豁免”性质和年度最佳实践报告促进了泛欧洲层面的协调。塞浦路斯结合国家战略与监管沙盒，并借助MiCAR的落地，打造灵活友好的虚拟资产监管环境。</w:t>
+      </w:r>
+    </w:p>
+    <w:p>
+      <w:pPr>
+        <w:pStyle w:val="正文内容"/>
+        <w:spacing w:before="0" w:after="0" w:line="240" w:lineRule="auto"/>
+        <w:ind w:left="0" w:right="0" w:firstLine="560"/>
+        <w:jc w:val="both"/>
+      </w:pPr>
+      <w:r>
+        <w:rPr>
+          <w:rFonts w:ascii="Times New Roman" w:hAnsi="Times New Roman" w:cs="Times New Roman" w:eastAsia="仿宋"/>
+          <w:b w:val="0"/>
+          <w:sz w:val="28"/>
+        </w:rPr>
+        <w:t>三者共同点在于：均依托沙盒机制，在风险可控范围内鼓励创新；均注重跨境合作（香港对接法国央行，欧盟推动多国监管对话，塞浦路斯参与EBSI）；均强调与现有金融和监管体系的衔接。差异主要体现在监管严格程度、立法成熟度和技术聚焦点上。这些实践为其他司法管辖区提供了参考：监管沙盒不仅是测试工具，更是监管机构学习与适应技术变革的桥梁。未来，随着代币化资产、稳定币和DeFi的发展，类似的监管创新将更加普遍。</w:t>
+      </w:r>
+    </w:p>
+    <w:p>
+      <w:pPr>
+        <w:pStyle w:val="正文内容"/>
+        <w:spacing w:before="0" w:after="0" w:line="240" w:lineRule="auto"/>
+        <w:ind w:left="0" w:right="0" w:firstLine="560"/>
+        <w:jc w:val="both"/>
+      </w:pPr>
+      <w:r>
+        <w:rPr>
+          <w:rFonts w:ascii="Times New Roman" w:hAnsi="Times New Roman" w:cs="Times New Roman" w:eastAsia="仿宋"/>
+          <w:b w:val="0"/>
+          <w:sz w:val="28"/>
+        </w:rPr>
+        <w:t>从影响分析来看，香港的沙盒有望推动代币化债券、基金等产品的市场化，提升香港在资产代币化领域的国际地位。欧盟沙盒通过积累最佳实践，可能催生统一的区块链监管指南，降低合规成本。塞浦路斯的沙盒则有望吸引更多金融科技企业落户，促进本地经济发展。然而，监管碎片化仍是全球挑战，各司法管辖区需加强协调，避免监管套利。与此同时，数据隐私、网络安全和消费者保护等议题需持续关注。</w:t>
+      </w:r>
+    </w:p>
+    <w:p>
+      <w:pPr>
+        <w:pStyle w:val="正文内容"/>
+        <w:spacing w:before="0" w:after="0" w:line="240" w:lineRule="auto"/>
+        <w:ind w:left="0" w:right="0" w:firstLine="560"/>
+        <w:jc w:val="both"/>
+      </w:pPr>
+      <w:r>
+        <w:rPr>
+          <w:rFonts w:ascii="Times New Roman" w:hAnsi="Times New Roman" w:cs="Times New Roman" w:eastAsia="仿宋"/>
+          <w:b w:val="0"/>
+          <w:sz w:val="28"/>
+        </w:rPr>
+        <w:t>结论：拥抱创新与风险平衡的监管智慧。2024年，香港、欧盟和塞浦路斯在区块链与DLT监管方面取得实质性进展。Project Ensemble沙盒展示了代币化资产结算的未来图景；欧盟区块链沙盒提供了跨境监管对话的成功范式；塞浦路斯则通过国家战略与沙盒的结合，证明了小型经济体也能在区块链创新中占据一席之地。这些案例表明，监管机构通过设立安全性、互操作性和法律确定性的框架，可以成为技术创新的赋能者而非阻碍者。未来，随着MiCAR全面实施、CBDC试验深入以及国际标准的形成，全球区块链监管将更加协同，而沙盒经验将成为宝贵的政策资源。</w:t>
+      </w:r>
+    </w:p>
+    <w:p>
+      <w:pPr>
+        <w:pStyle w:val="正文内容"/>
+        <w:spacing w:before="0" w:after="0" w:line="240" w:lineRule="auto"/>
+        <w:ind w:left="0" w:right="0" w:firstLine="560"/>
+        <w:jc w:val="both"/>
+      </w:pPr>
+      <w:r>
+        <w:rPr>
+          <w:rFonts w:ascii="Times New Roman" w:hAnsi="Times New Roman" w:cs="Times New Roman" w:eastAsia="仿宋"/>
+          <w:b w:val="0"/>
+          <w:sz w:val="28"/>
+        </w:rPr>
+        <w:t>本文编译自《国际区块链法律期刊》第10期（2024年10月）中的三篇文章，分别由Norton Rose Fulbright的Etelka Bogardi、Bird &amp; Bird的Michael Jünemann和Marjolein Geus、以及DS Partners的Mikaela Kantor撰写。原期刊还包含其他涉及马来西亚、奥地利、美国等地的文章，本文仅聚焦于香港、欧盟和塞浦路斯的监管沙盒与代币化进展。在编译过程中，所有专业术语首次出现时均标注中文（English，缩写），英文机构名称保留原文，确保信息准确。核验方面，全文基于原始PDF文件内容，未添加任何报告未覆盖的信息。</w:t>
       </w:r>
     </w:p>
     <w:p>

--- a/reports/2026/专题研究_20260604.docx
+++ b/reports/2026/专题研究_20260604.docx
@@ -26,7 +26,7 @@
           <w:b w:val="0"/>
           <w:sz w:val="30"/>
         </w:rPr>
-        <w:t>全球区块链监管沙盒与代币化进展：香港、欧盟与塞浦路斯的实践</w:t>
+        <w:t>国际区块链法律期刊第10期：监管沙盒与代币化前沿</w:t>
       </w:r>
     </w:p>
     <w:p>
@@ -41,7 +41,7 @@
           <w:b w:val="0"/>
           <w:sz w:val="28"/>
         </w:rPr>
-        <w:t>· 香港金管局（HKMA）于2024年8月28日启动Project Ensemble沙盒，探索资产代币化（Tokenization）用例，并与法国央行（BdF）成功连接实现原子跨境结算。</w:t>
+        <w:t>· 香港金管局推出Project Ensemble沙盒，探索代币化资产交易全生命周期，并与法国央行实现跨境原子结算。</w:t>
       </w:r>
     </w:p>
     <w:p>
@@ -56,7 +56,7 @@
           <w:b w:val="0"/>
           <w:sz w:val="28"/>
         </w:rPr>
-        <w:t>· 欧盟区块链沙盒（European Blockchain Sandbox）创建跨境监管对话框架，每年选取20个分布式账本技术（DLT）用例，不涉及法律豁免，旨在提升法律确定性。</w:t>
+        <w:t>· 欧洲区块链沙盒提供跨监管对话框架，2023年首批20个用例已发布最佳实践报告，助力创新与合规协调。</w:t>
       </w:r>
     </w:p>
     <w:p>
@@ -71,7 +71,7 @@
           <w:b w:val="0"/>
           <w:sz w:val="28"/>
         </w:rPr>
-        <w:t>· 塞浦路斯自2019年推进国家区块链战略，近期CySEC推出监管沙盒，结合欧盟MiCAR法规，吸引全球区块链与DLT项目落地。</w:t>
+        <w:t>· 塞浦路斯通过国家区块链战略与CySEC监管沙盒，构建有利创新的DLT监管环境，成为欧洲区块链热点。</w:t>
       </w:r>
     </w:p>
     <w:p>
@@ -97,7 +97,7 @@
           <w:b w:val="0"/>
           <w:sz w:val="28"/>
         </w:rPr>
-        <w:t>随着区块链与分布式账本技术（Distributed Ledger Technology，DLT）的快速发展，全球监管机构正积极探索创新监管框架，以平衡技术创新与风险管控。2024年，香港、欧盟和塞浦路斯分别推出了具有代表性的监管沙盒（Regulatory Sandbox）或创新机制，为代币化资产、跨境结算等应用提供了测试环境。本文基于最新发布的《国际区块链法律期刊》（The International Journal of Blockchain Law）第10期中的三篇专题文章，从背景、设计、实施与影响等维度，系统梳理这三大监管创新举措，并分析其对全球加密资产及区块链监管格局的启示。</w:t>
+        <w:t>2024年8月28日，香港金融管理局（HKMA）正式启动Project Ensemble沙盒（Sandbox），旨在探索资产代币化（Tokenisation）用例及代币化资产交易的结算。该沙盒是Project Ensemble项目的关键组成部分，后者于2024年3月启动，致力于研究新型金融市场基础设施（Financial Market Infrastructure，FMI），以利用批发型央行数字货币（wholesale Central Bank Digital Currency，wCBDC）实现代币化货币的无缝银行间结算。</w:t>
       </w:r>
     </w:p>
     <w:p>
@@ -113,7 +113,7 @@
           <w:b w:val="0"/>
           <w:sz w:val="28"/>
         </w:rPr>
-        <w:t>一、香港Project Ensemble沙盒：代币化资产结算的新金融基础设施。香港金管局（HKMA）于2024年3月启动Project Ensemble，旨在探索利用批发中央银行数字货币（wholesale Central Bank Digital Currency，wCBDC）实现代币化货币的银行间无缝结算。2024年8月28日，HKMA正式推出Project Ensemble沙盒（Sandbox），作为新金融市场基础设施（Financial Market Infrastructure，FMI），支持代币化资产交易的全生命周期——从创造、交易到使用代币化商业银行存款支付结算，最终通过HKMA发行的wCBDC完成银行间结算。</w:t>
+        <w:t>Project Ensemble沙盒被设计为一种新型FMI，支持代币化资产交易的全生命周期，从代币化资产的创建和交易，到使用代币化商业银行存款进行支付和结算，再到通过HKMA发行的wCBDC完成最终银行间结算。沙盒的首轮实验将围绕四大主题和用例类别展开：固定收益与投资基金（债券和基金）、流动性管理（回购和 treasury管理）、绿色与可持续金融（碳信用和电动汽车充电站）、贸易与供应链金融。跨境支付功能也将融入沙盒。</w:t>
       </w:r>
     </w:p>
     <w:p>
@@ -129,7 +129,7 @@
           <w:b w:val="0"/>
           <w:sz w:val="28"/>
         </w:rPr>
-        <w:t>该沙盒首轮实验涵盖四大主题用例：固定收益与投资基金（包括债券和基金）、流动性管理（回购和国库管理）、绿色与可持续金融（碳信用和电动汽车充电站）、贸易与供应链金融（供应链金融及贸易支付）。跨境支付功能也是沙盒的重要组成部分。值得关注的是，2024年6月，HKMA与法国央行（BdF）签署谅解备忘录，并在沙盒启动时成功将HKMA系统与BdF的“证券结算分布式账本系统”（DL3S）连接，演示了通过链接系统实现原子化跨境结算，标志着代币化资产国际结算的重大突破。</w:t>
+        <w:t>2024年6月，法国央行（Banque de France，BdF）与HKMA签署谅解备忘录，共同推动wCBDC和代币化市场创新。沙盒启动时，HKMA总裁余伟文强调，沙盒已与法国央行的证券结算分布式账本系统（Distributed Ledger for Securities Settlement System，DL3S）成功连接，试点演示了通过联动系统实现跨境原子结算。香港证券及期货事务监察委员会（SFC）宣布，将共同牵头资产管理行业的代币化倡议，尤其聚焦固定收益与投资基金类别，与HKMA合作提供监管指引并解决行业关切。</w:t>
       </w:r>
     </w:p>
     <w:p>
@@ -145,7 +145,7 @@
           <w:b w:val="0"/>
           <w:sz w:val="28"/>
         </w:rPr>
-        <w:t>香港证监会（Securities and Futures Commission，SFC）宣布将共同领导资产管理行业在固定收益与投资基金类别下的代币化计划，与HKMA合作提供监管指引，解决业界在用例实践中遇到的担忧。沙盒的推出建立在2024年5月成立的“Project Ensemble架构社区”（Architecture Community）基础上。该社区汇聚银行、科技公司、学术机构及SFC等监管方，旨在制定行业标准以确保wCBDC、代币化货币和代币化资产之间的互操作性。社区中的银行已将其代币化存款平台接入沙盒，使参与者能够实验银行间的“付款对付款”（PvP）与“交付对付款”（DvP）结算。</w:t>
+        <w:t>沙盒的启动紧随2024年5月Project Ensemble架构社区（Community）的成立。该社区汇聚银行、科技公司、监管机构（包括SFC）及学术界等多元行业代表，旨在制定支撑wCBDC、代币化货币与代币化资产互操作性的行业标准。社区成员银行已将其代币化存款平台接入沙盒，使沙盒参与者能够试验银行间付款对付款（Payment-versus-Payment，PvP）和交货对付款（Delivery-versus-Payment，DvP）结算。HKMA还计划与国际清算银行创新枢纽香港中心及CBDC专家组深化合作，进一步推进沙盒发展。</w:t>
       </w:r>
     </w:p>
     <w:p>
@@ -161,7 +161,7 @@
           <w:b w:val="0"/>
           <w:sz w:val="28"/>
         </w:rPr>
-        <w:t>展望未来，HKMA计划将沙盒演进为生产级FMI，支持香港实际代币化交易。HKMA还将与国际清算银行创新中心（Bank for International Settlements Innovation Hub）香港中心及CBDC专家组合作，进一步推进沙盒发展。HKMA与SFC的合作表明监管机构正致力于推动代币化及代币化资产结算共同标准的制定，为香港成为全球代币化枢纽奠定基础。</w:t>
+        <w:t>展望未来，沙盒的设计使其能够支持首轮实验之外的各种数字货币和数字资产形式。行业参与者将能通过沙盒试验新的代币化构想，并未来推向市场。HKMA已在积极努力将沙盒演变为可支持香港真实代币化交易的生产级FMI。HKMA与SFC在Project Ensemble上的合作，彰显了监管机构推动代币化及制定代币化资产结算共同标准的决心。</w:t>
       </w:r>
     </w:p>
     <w:p>
@@ -177,7 +177,7 @@
           <w:b w:val="0"/>
           <w:sz w:val="28"/>
         </w:rPr>
-        <w:t>二、欧盟区块链沙盒：跨境监管对话的创新平台。欧盟区块链监管沙盒（European Blockchain Sandbox）是欧盟委员会（European Commission）倡议，旨在建立泛欧洲框架，促进区块链/DLT创新者与国家级及欧盟级监管机构之间的跨境监管对话。不同于传统的豁免型监管沙盒，欧盟沙盒不提供法律豁免或监管批准，而是在保密、非正式的环境中开展对话，帮助创新者理解相关法律法规，同时让监管方了解前沿技术。</w:t>
+        <w:t>欧洲区块链监管沙盒（European Blockchain Sandbox）是欧盟委员会（European Commission，EC）的一项倡议，旨在创建泛欧洲框架，促进区块链/分布式账本技术（DLT）创新者与各国及欧盟层面监管机构之间的跨境监管对话。它致力于增强创新区块链/DLT应用的法律确定性，并推动最佳实践的形成。与传统监管沙盒不同，欧洲区块链沙盒不提供法律豁免或监管批准，而是提供一个保密、非正式的对话环境。</w:t>
       </w:r>
     </w:p>
     <w:p>
@@ -193,7 +193,7 @@
           <w:b w:val="0"/>
           <w:sz w:val="28"/>
         </w:rPr>
-        <w:t>该沙盒自2023年起每年选取20个创新DLT/区块链用例，覆盖不同行业和欧洲经济区（EEA）区域，与50多个国家级和欧盟级监管机构进行对话。对话主题聚焦于监管合规（如GDPR、网络安全、反洗钱和金融监管），以及如何利用DLT提高合规与监督效率（例如海关、电池护照、文化资产护照和碳排放报告等领域）。沙盒还探索了EU监管工具作为赋能因素，如欧洲数字身份钱包（EUDI Wallet）、数据治理法案下的数据利他组织资格，以及加密资产市场法规（Markets in Crypto-Assets Regulation，MiCAR）的适用。</w:t>
+        <w:t>参与欧洲区块链沙盒的用例基于透明、非歧视的申请条件和筛选标准选出。沙盒不涉及对特定法律的豁免，参与用例也非经监管机构“批准”。沙盒内的对话通常比包含监管和运营测试的沙盒更省时。监管对话中识别的最佳实践、经验教训和澄清领域，通过发布最佳实践报告和公开网络研讨会向更广泛社区分享。沙盒对公共和私营部门的广泛区块链/DLT用例开放，包括与AI和物联网（IoT）等技术的结合，重点关注跨行业和跨区域的相关议题。</w:t>
       </w:r>
     </w:p>
     <w:p>
@@ -209,7 +209,7 @@
           <w:b w:val="0"/>
           <w:sz w:val="28"/>
         </w:rPr>
-        <w:t>沙盒由Bird &amp; Bird律师事务所领导的联盟组织，其咨询部门OXYGY及区块链专家Warren Brandeis参与，网站开发由Spindox负责。独立的学术专家小组监督申请与选拔流程，并每年评选“最具创新精神监管机构奖”。申请需满足基本资格标准，并按业务成熟度、法律/监管相关性、对欧盟政策优先事项贡献度等标准评分，同时按“微型”“小型”“其他”和“公共机构”四类划分。若出现同分，优先考虑有监管机构支持或代表未入选EEA区域的用例。</w:t>
+        <w:t>欧洲区块链沙盒聚焦的监管领域包括金融业监管、数据保护、非个人数据监管、环境社会治理（ESG）法规、电子身份识别与信任服务（eIDAS）、网络安全、消费者保护、智能合约、责任问题及反洗钱/了解你的客户（AML/KYC）规则。沙盒由Bird &amp; Bird律所牵头的联合体组织，其咨询部门OXYGY和区块链专家Warren Brandeis参与，网站开发由Spindox负责。来自欧洲大学的独立学术专家小组监督年度用例的申请和筛选过程，并牵头年度“最具创新监管机构”奖项评选。</w:t>
       </w:r>
     </w:p>
     <w:p>
@@ -225,7 +225,7 @@
           <w:b w:val="0"/>
           <w:sz w:val="28"/>
         </w:rPr>
-        <w:t>优势方面，参与者可获得专业法律与监管建议，在保密环境中与监管方沟通，无需付费；监管方则能讨论具体案例中的跨境监管问题，增强对前沿技术的理解，并有资格成为“最具创新精神监管机构”。首轮对话反馈积极，几乎所有监管方都愿意继续参与后续轮次。第二和第三批（2024-2025）将进一步深入探讨技术融合（如区块链与AI/IoT的结合）及新的法律发展。欧盟沙盒的建立是促进EU/EEA内部创新、建立法律确定性框架的重要一步，有助于欧盟在全球DLT/区块链法规“拼图”中树立正面典范。</w:t>
+        <w:t>沙盒旨在帮助DLT/区块链创新者更好理解合规监管框架，并利用欧盟监管工具。项目同时致力于提高监管机构、公共机构及创新者对新兴技术、潜在监管挑战和可行解决方案的认识。通过年度最佳实践报告分享最佳实践和经验教训。2023年启动的首批（第1队列）20个用例，覆盖所有欧盟/欧洲经济区（EEA）地区及多个行业，包括金融/加密资产、可验证凭证、碳排放、数字产品护照、文化资产护照、海关、网络安全、数据共享和去中心化自治组织（DAO）等。</w:t>
       </w:r>
     </w:p>
     <w:p>
@@ -241,7 +241,7 @@
           <w:b w:val="0"/>
           <w:sz w:val="28"/>
         </w:rPr>
-        <w:t>三、塞浦路斯：从国家战略到监管沙盒的区块链创新路径。塞浦路斯凭借其战略地理位置、欧盟成员国身份以及对新兴技术的开放态度，已成为区块链和DLT项目关注的司法管辖区之一。2018年，塞浦路斯签署欧洲区块链伙伴关系（European Blockchain Partnership）及地中海国家DLT联合声明，旨在加强数字合作。2019年，该国通过国家区块链战略，为公共和私营部门利用区块链推动创新、经济增长和透明度奠定基础。同年，塞浦路斯证券交易委员会（Cyprus Securities and Exchange Commission，CySEC）推出创新中心，支持基于区块链的金融产品和服务。</w:t>
+        <w:t>首轮对话中，部分聚焦于DLT/区块链用例的监管合规，如通用数据保护条例（GDPR）、网络安全、AML和金融业监管；部分探讨DLT/区块链应用如何支持高效合规与监督，如海关、电池护照、数字产品护照（DPP）、文化资产护照及二氧化碳报告；还有部分关注欧盟监管促进因素，如EU数字身份钱包（EUDI Wallet）、eIDAS合格信任服务、数据治理法案下的数据利他组织资格以及加密资产市场法规（MiCAR）。超过50个来自不同监管领域的国家和欧盟监管机构参与了首轮对话。</w:t>
       </w:r>
     </w:p>
     <w:p>
@@ -257,7 +257,7 @@
           <w:b w:val="0"/>
           <w:sz w:val="28"/>
         </w:rPr>
-        <w:t>尽管COVID-19疫情带来挑战，塞浦路斯政府仍发起多个项目，邀请技术与区块链社区开发基于DLT的解决方案，涵盖医疗、企业和公共治理领域，许多方案后来被实际采用。2021年9月，财政部就拟议的《DLT法》（DLT Law）草案进行公开咨询，旨在以技术中立的方式引入规则，平衡技术创新、反洗钱与消费者权益保护，聚焦区块链与虚拟货币的监管。该草案虽仍在制定中，但标志着塞浦路斯向加密货币友好监管环境迈出的关键一步。</w:t>
+        <w:t>参与欧洲区块链沙盒的优势显著：对于创新者，可获得专业法律和监管建议，与多国和欧盟监管机构进行建设性对话，在安全保密环境中澄清合规需求，扩大泛欧洲网络，且申请和参与均免费。对于监管机构，可讨论跨境监管问题，分享经验与想法，增强对前沿技术的了解，有机会获评“最具创新监管机构”，并影响最佳实践和建议的形成。</w:t>
       </w:r>
     </w:p>
     <w:p>
@@ -273,7 +273,7 @@
           <w:b w:val="0"/>
           <w:sz w:val="28"/>
         </w:rPr>
-        <w:t>2024年6月，CySEC正式推出其监管沙盒，作为创新中心的延伸，为从事区块链、DLT及AI等创新技术的企业提供受控测试环境。沙盒允许企业在CySEC的监督下测试其业务模式，无需立即满足全部许可要求，从而降低市场准入门槛。结合塞浦路斯已将欧盟MiCAR转化为国内法，该沙盒为加密资产服务商提供了清晰的监管路径。塞浦路斯国家区块链战略与CySEC沙盒的协同作用，使其在欧盟区块链生态中占据独特地位。</w:t>
+        <w:t>DLT和区块链已成为当今世界不可或缺的技术，对几乎所有国家和欧盟监管机构都日益重要。首轮对话产出了广泛的最佳实践和经验教训。反馈非常积极：用例方赞赏监管指导和开放对话机会；监管机构则重视了解DLT用例及进行跨境对话。几乎所有监管机构都表示有兴趣参与下一轮对话。第二和第三队列将更深入探讨各监管主题，关注新技术组合如区块链与AI或IoT的结合。欧洲区块链沙盒的建立是推动欧盟/EEA创新、使欧洲成为创新企业理想落户地的重要一步。</w:t>
       </w:r>
     </w:p>
     <w:p>
@@ -289,7 +289,7 @@
           <w:b w:val="0"/>
           <w:sz w:val="28"/>
         </w:rPr>
-        <w:t>除了监管创新，塞浦路斯还积极推动区块链在公共服务领域的应用，例如土地登记、数字身份和供应链追踪。2023年，该国参与欧盟“欧洲区块链服务基础设施”（EBSI）计划，探索跨境数字服务。塞浦路斯法律框架（如《电子身份与信任服务法》）也为智能合约和数字签名提供了法律基础。这些举措共同营造了有利于区块链初创企业和传统金融机构转型的环境。</w:t>
+        <w:t>塞浦路斯正凭借其战略地理位置和欧盟成员国身份，积极定位自身为区块链技术变革的一部分。其不断增长的支付与金融服务部门、对DLT的有利态度以及快速发展的金融科技（Fintech）行业，使塞浦路斯成为区块链、DLT和AI等创新项目的热点司法管辖区之一。自2019年起，塞浦路斯通过国家区块链战略奠定发展基础，最新进展是塞浦路斯证券交易委员会（Cyprus Securities and Exchange Commission，CySEC）启动监管沙盒，这两大举措为营造促进创新的监管环境迈出了重要一步。</w:t>
       </w:r>
     </w:p>
     <w:p>
@@ -305,7 +305,7 @@
           <w:b w:val="0"/>
           <w:sz w:val="28"/>
         </w:rPr>
-        <w:t>然而，挑战依然存在：DLT法案尚未正式立法，导致部分领域法律不确定性；监管资源有限，应对快速演变的加密市场存在压力；跨国协调需求日益增加。未来，塞浦路斯计划进一步扩大沙盒范围，纳入去中心化金融（DeFi）和非同质化代币（NFT）用例，并加强与欧盟及其他司法管辖区的合作，以保持其竞争力。</w:t>
+        <w:t>2018年6月，塞浦路斯签署了欧洲区块链伙伴关系（European Blockchain Partnership）；同年12月，与马耳他、法国、希腊、意大利、葡萄牙和西班牙共同发布“南地中海国家DLT联合声明”，旨在加强数字合作，将南欧定位为DLT等前沿技术的领导者。2019年，塞浦路斯通过国家区块链战略，为公共和私营部门利用区块链促进创新、经济增长和透明度搭建框架。作为战略的一部分，CySEC启动创新中心，支持推出基于区块链的创新金融产品和服务的企业。该创新中心仍活跃，并于2024年6月推出了CySEC监管沙盒。</w:t>
       </w:r>
     </w:p>
     <w:p>
@@ -321,7 +321,7 @@
           <w:b w:val="0"/>
           <w:sz w:val="28"/>
         </w:rPr>
-        <w:t>四、比较与启示：三大监管框架的异同。香港、欧盟和塞浦路斯的三种监管创新，在目标、机制和定位上各有侧重。香港Project Ensemble沙盒聚焦于代币化资产的金融基础设施和央行数字货币应用，强调跨境结算和行业标准制定，显示出香港作为国际金融中心的前瞻性。欧盟区块链沙盒则侧重于建立跨境监管对话，为不同行业的创新者提供法律确定性，其“非豁免”性质和年度最佳实践报告促进了泛欧洲层面的协调。塞浦路斯结合国家战略与监管沙盒，并借助MiCAR的落地，打造灵活友好的虚拟资产监管环境。</w:t>
+        <w:t>新冠疫情期间，塞浦路斯政府发起众多项目，呼吁技术和区块链社区合作开发基于DLT的解决方案，应对医疗、企业和公共政府领域的问题，反应热烈，许多初步方案已在其各自行业得到发展和采纳。2021年9月，财政部就拟议的DLT法律草案进行公众咨询，该草案旨在以技术中立方式引入规则，平衡促进新技术与防止洗钱、保护消费者权益的关系，重点监管区块链技术和虚拟货币使用，为金融科技创新提供透明、安全、合规的环境。这一立法框架虽仍在完善中，却是塞浦路斯成为关键区块链中心的第一步。</w:t>
       </w:r>
     </w:p>
     <w:p>
@@ -337,7 +337,7 @@
           <w:b w:val="0"/>
           <w:sz w:val="28"/>
         </w:rPr>
-        <w:t>三者共同点在于：均依托沙盒机制，在风险可控范围内鼓励创新；均注重跨境合作（香港对接法国央行，欧盟推动多国监管对话，塞浦路斯参与EBSI）；均强调与现有金融和监管体系的衔接。差异主要体现在监管严格程度、立法成熟度和技术聚焦点上。这些实践为其他司法管辖区提供了参考：监管沙盒不仅是测试工具，更是监管机构学习与适应技术变革的桥梁。未来，随着代币化资产、稳定币和DeFi的发展，类似的监管创新将更加普遍。</w:t>
+        <w:t>CySEC监管沙盒于2024年6月正式启动，为创新金融产品和服务提供受控测试环境。沙盒旨在支持基于DLT和区块链的解决方案，同时确保遵守现有监管要求。沙盒的推出是塞浦路斯更广泛创新议程的一部分，与欧盟监管框架如MiCAR保持一致，并考虑与欧洲区块链沙盒的衔接。沙盒向符合特定标准的实体开放，包括已受监管的实体和初创公司，重点关注那些可能带来监管挑战的新颖用例。通过沙盒，参与者可在有限时间内获得部分监管豁免或放宽，但须遵守严格的条件和报告要求。</w:t>
       </w:r>
     </w:p>
     <w:p>
@@ -353,7 +353,7 @@
           <w:b w:val="0"/>
           <w:sz w:val="28"/>
         </w:rPr>
-        <w:t>从影响分析来看，香港的沙盒有望推动代币化债券、基金等产品的市场化，提升香港在资产代币化领域的国际地位。欧盟沙盒通过积累最佳实践，可能催生统一的区块链监管指南，降低合规成本。塞浦路斯的沙盒则有望吸引更多金融科技企业落户，促进本地经济发展。然而，监管碎片化仍是全球挑战，各司法管辖区需加强协调，避免监管套利。与此同时，数据隐私、网络安全和消费者保护等议题需持续关注。</w:t>
+        <w:t>塞浦路斯DLT监管框架面临的主要挑战包括法律确定性不足：DLT法律草案尚未正式通过，导致市场参与者面临不确定性；跨监管机构协调：DLT项目往往涉及多个监管领域，需加强CySEC与其他机构如中央银行和金融情报单位的合作；以及消费者保护与创新的平衡：在鼓励创新的同时，需防范欺诈和系统性风险。此外，塞浦路斯需要进一步发展人才库，培养DLT和区块链领域的专业律师、合规官和技术专家。</w:t>
       </w:r>
     </w:p>
     <w:p>
@@ -369,7 +369,7 @@
           <w:b w:val="0"/>
           <w:sz w:val="28"/>
         </w:rPr>
-        <w:t>结论：拥抱创新与风险平衡的监管智慧。2024年，香港、欧盟和塞浦路斯在区块链与DLT监管方面取得实质性进展。Project Ensemble沙盒展示了代币化资产结算的未来图景；欧盟区块链沙盒提供了跨境监管对话的成功范式；塞浦路斯则通过国家战略与沙盒的结合，证明了小型经济体也能在区块链创新中占据一席之地。这些案例表明，监管机构通过设立安全性、互操作性和法律确定性的框架，可以成为技术创新的赋能者而非阻碍者。未来，随着MiCAR全面实施、CBDC试验深入以及国际标准的形成，全球区块链监管将更加协同，而沙盒经验将成为宝贵的政策资源。</w:t>
+        <w:t>展望未来，塞浦路斯有望在以下方面取得进展：通过DLT法律，建立全面的监管框架；加强跨境合作，尤其是与欧盟监管机构和其他区块链热点司法管辖区的对话；推动CySEC沙盒的实际运营，吸引更多高质量用例；以及探索DLT在传统金融、供应链、医疗和公共服务等领域的实际应用。塞浦路斯国家区块链战略的持续实施，将有助于其巩固作为欧洲DLT创新中心的地位。</w:t>
       </w:r>
     </w:p>
     <w:p>
@@ -385,7 +385,39 @@
           <w:b w:val="0"/>
           <w:sz w:val="28"/>
         </w:rPr>
-        <w:t>本文编译自《国际区块链法律期刊》第10期（2024年10月）中的三篇文章，分别由Norton Rose Fulbright的Etelka Bogardi、Bird &amp; Bird的Michael Jünemann和Marjolein Geus、以及DS Partners的Mikaela Kantor撰写。原期刊还包含其他涉及马来西亚、奥地利、美国等地的文章，本文仅聚焦于香港、欧盟和塞浦路斯的监管沙盒与代币化进展。在编译过程中，所有专业术语首次出现时均标注中文（English，缩写），英文机构名称保留原文，确保信息准确。核验方面，全文基于原始PDF文件内容，未添加任何报告未覆盖的信息。</w:t>
+        <w:t>本期《国际区块链法律期刊》还收录了其他重要文章：James Contos等人探讨欧盟、英国和美国的跨境市场准入方法，提出建立安全且创新友好的跨境市场准入框架原则；Edmund Yong等人概述马来西亚首次交易所发行（Initial Exchange Offering，IEO）的监管和立法现状，包括其伊斯兰教法合规性；Max Bernt博士详细解读加密资产报告框架（Crypto-Asset Reporting Framework，CARF），强调其作为风险评估工具而非税负计算工具的作用；Darren Azman等人介绍美国加密货币破产交易的现状，指出资产价值波动和监管演变带来的特殊挑战。</w:t>
+      </w:r>
+    </w:p>
+    <w:p>
+      <w:pPr>
+        <w:pStyle w:val="正文内容"/>
+        <w:spacing w:before="0" w:after="0" w:line="240" w:lineRule="auto"/>
+        <w:ind w:left="0" w:right="0" w:firstLine="560"/>
+        <w:jc w:val="both"/>
+      </w:pPr>
+      <w:r>
+        <w:rPr>
+          <w:rFonts w:ascii="Times New Roman" w:hAnsi="Times New Roman" w:cs="Times New Roman" w:eastAsia="仿宋"/>
+          <w:b w:val="0"/>
+          <w:sz w:val="28"/>
+        </w:rPr>
+        <w:t>本期刊还包含Clifford Chance与全球区块链商业理事会（GBBC）在2024年10月1日举办的“探索资产和基金代币化”专题讨论的录音链接。此外，主编Matthias Artzt博士预告，由其担任编辑的《国际AI法律手册》将于2024年11月出版。本期期刊汇聚了来自德国、荷兰、奥地利、塞浦路斯、英国、美国和中国香港等地的专家观点，反映了区块链和加密资产法律领域的全球多元化发展。</w:t>
+      </w:r>
+    </w:p>
+    <w:p>
+      <w:pPr>
+        <w:pStyle w:val="正文内容"/>
+        <w:spacing w:before="0" w:after="0" w:line="240" w:lineRule="auto"/>
+        <w:ind w:left="0" w:right="0" w:firstLine="560"/>
+        <w:jc w:val="both"/>
+      </w:pPr>
+      <w:r>
+        <w:rPr>
+          <w:rFonts w:ascii="Times New Roman" w:hAnsi="Times New Roman" w:cs="Times New Roman" w:eastAsia="仿宋"/>
+          <w:b w:val="0"/>
+          <w:sz w:val="28"/>
+        </w:rPr>
+        <w:t>香港的Project Ensemble沙盒、欧洲区块链沙盒以及塞浦路斯的监管创新，共同代表了全球监管机构在应对区块链和DLT创新时的不同路径。香港侧重于建立先进FMI并推动跨境原子结算，欧洲侧重于打造泛欧监管对话平台以协调合规，塞浦路斯则通过国家战略和本土沙盒营造有利于创新的环境。这些举措均表明，监管机构正从被动应对转向主动引导，力求在不扼杀创新的前提下，确保市场诚信和消费者保护。未来，随着技术融合加速（如DLT+AI），监管沙盒和合作框架将发挥更关键的作用，推动全球区块链治理走向成熟。</w:t>
       </w:r>
     </w:p>
     <w:p>

--- a/reports/2026/专题研究_20260604.docx
+++ b/reports/2026/专题研究_20260604.docx
@@ -26,7 +26,7 @@
           <w:b w:val="0"/>
           <w:sz w:val="30"/>
         </w:rPr>
-        <w:t>国际区块链法律期刊第10期：监管沙盒与代币化前沿</w:t>
+        <w:t>国际区块链法律期刊第10卷：沙盒监管、代币化与跨境创新</w:t>
       </w:r>
     </w:p>
     <w:p>
@@ -41,7 +41,7 @@
           <w:b w:val="0"/>
           <w:sz w:val="28"/>
         </w:rPr>
-        <w:t>· 香港金管局推出Project Ensemble沙盒，探索代币化资产交易全生命周期，并与法国央行实现跨境原子结算。</w:t>
+        <w:t>· 香港金管局推出Project Ensemble沙盒，探索代币化资产与批发型央行数字货币（wCBDC）结算，已与法国央行联通实现跨境原子结算。</w:t>
       </w:r>
     </w:p>
     <w:p>
@@ -56,7 +56,7 @@
           <w:b w:val="0"/>
           <w:sz w:val="28"/>
         </w:rPr>
-        <w:t>· 欧洲区块链沙盒提供跨监管对话框架，2023年首批20个用例已发布最佳实践报告，助力创新与合规协调。</w:t>
+        <w:t>· 欧洲区块链沙盒为跨境监管对话提供框架，首轮20个用例与50余家监管机构参与，发布最佳实践报告，促进法律确定性。</w:t>
       </w:r>
     </w:p>
     <w:p>
@@ -71,7 +71,7 @@
           <w:b w:val="0"/>
           <w:sz w:val="28"/>
         </w:rPr>
-        <w:t>· 塞浦路斯通过国家区块链战略与CySEC监管沙盒，构建有利创新的DLT监管环境，成为欧洲区块链热点。</w:t>
+        <w:t>· 塞浦路斯通过国家区块链战略和CySEC监管沙盒，推动DLT创新，正制定DLT法案以平衡创新与合规，成为欧洲区块链热点区域。</w:t>
       </w:r>
     </w:p>
     <w:p>
@@ -97,7 +97,7 @@
           <w:b w:val="0"/>
           <w:sz w:val="28"/>
         </w:rPr>
-        <w:t>2024年8月28日，香港金融管理局（HKMA）正式启动Project Ensemble沙盒（Sandbox），旨在探索资产代币化（Tokenisation）用例及代币化资产交易的结算。该沙盒是Project Ensemble项目的关键组成部分，后者于2024年3月启动，致力于研究新型金融市场基础设施（Financial Market Infrastructure，FMI），以利用批发型央行数字货币（wholesale Central Bank Digital Currency，wCBDC）实现代币化货币的无缝银行间结算。</w:t>
+        <w:t>2024年10月，《国际区块链法律期刊》（International Journal of Blockchain Law，IJBL）发布第10卷，聚焦区块链监管创新。本卷涵盖香港、欧洲、塞浦路斯等地的沙盒（Sandbox）实践，以及首次交易所发行（Initial Exchange Offering，IEO）、加密资产报告框架（Crypto-Asset Reporting Framework，CARF）和加密破产交易等议题。主编Dr. Matthias Artzt强调，沙盒倡议成为监管机构了解新技术的关键工具。</w:t>
       </w:r>
     </w:p>
     <w:p>
@@ -113,7 +113,7 @@
           <w:b w:val="0"/>
           <w:sz w:val="28"/>
         </w:rPr>
-        <w:t>Project Ensemble沙盒被设计为一种新型FMI，支持代币化资产交易的全生命周期，从代币化资产的创建和交易，到使用代币化商业银行存款进行支付和结算，再到通过HKMA发行的wCBDC完成最终银行间结算。沙盒的首轮实验将围绕四大主题和用例类别展开：固定收益与投资基金（债券和基金）、流动性管理（回购和 treasury管理）、绿色与可持续金融（碳信用和电动汽车充电站）、贸易与供应链金融。跨境支付功能也将融入沙盒。</w:t>
+        <w:t>香港金融管理局（HKMA）于2024年8月28日推出Project Ensemble沙盒，旨在探索资产代币化（tokenisation）用例及代币化资产交易结算。该沙盒是Project Ensemble的核心组成部分，后者于2024年3月启动，旨在构建新型金融市场基础设施（Financial Market Infrastructure，FMI），通过批发型中央银行数字货币（wholesale central bank digital currency，wCBDC）实现代币化资金的无缝银行间结算。</w:t>
       </w:r>
     </w:p>
     <w:p>
@@ -129,7 +129,7 @@
           <w:b w:val="0"/>
           <w:sz w:val="28"/>
         </w:rPr>
-        <w:t>2024年6月，法国央行（Banque de France，BdF）与HKMA签署谅解备忘录，共同推动wCBDC和代币化市场创新。沙盒启动时，HKMA总裁余伟文强调，沙盒已与法国央行的证券结算分布式账本系统（Distributed Ledger for Securities Settlement System，DL3S）成功连接，试点演示了通过联动系统实现跨境原子结算。香港证券及期货事务监察委员会（SFC）宣布，将共同牵头资产管理行业的代币化倡议，尤其聚焦固定收益与投资基金类别，与HKMA合作提供监管指引并解决行业关切。</w:t>
+        <w:t>沙盒设计支持代币化资产交易的全生命周期，涵盖代币化资产创建、交易、使用代币化商业银行存款进行支付结算，以及最终通过HKMA发行的wCBDC进行银行间结算。首轮实验聚焦四大主题：固定收益与投资基金（债券与基金）、流动性管理（回购与财资管理）、绿色与可持续金融（碳信用与电动汽车充电站）、贸易与供应链金融（供应链金融与贸易融资支付），同时包含跨境支付功能。</w:t>
       </w:r>
     </w:p>
     <w:p>
@@ -145,7 +145,7 @@
           <w:b w:val="0"/>
           <w:sz w:val="28"/>
         </w:rPr>
-        <w:t>沙盒的启动紧随2024年5月Project Ensemble架构社区（Community）的成立。该社区汇聚银行、科技公司、监管机构（包括SFC）及学术界等多元行业代表，旨在制定支撑wCBDC、代币化货币与代币化资产互操作性的行业标准。社区成员银行已将其代币化存款平台接入沙盒，使沙盒参与者能够试验银行间付款对付款（Payment-versus-Payment，PvP）和交货对付款（Delivery-versus-Payment，DvP）结算。HKMA还计划与国际清算银行创新枢纽香港中心及CBDC专家组深化合作，进一步推进沙盒发展。</w:t>
+        <w:t>2024年6月，HKMA与法国央行（Banque de France，BdF）签署谅解备忘录，推动wCBDC与代币化市场创新。沙盒启动时，HKMA总裁余伟文表示，沙盒已与法国央行的DL3S系统成功连接，试验证明通过连接系统可实现原子跨境结算（atomic cross-border settlement）。香港证券及期货事务监察委员会（Securities and Futures Commission，SFC）宣布将共同领导资产管理行业的代币化倡议，与HKMA合作提供监管指引。</w:t>
       </w:r>
     </w:p>
     <w:p>
@@ -161,7 +161,7 @@
           <w:b w:val="0"/>
           <w:sz w:val="28"/>
         </w:rPr>
-        <w:t>展望未来，沙盒的设计使其能够支持首轮实验之外的各种数字货币和数字资产形式。行业参与者将能通过沙盒试验新的代币化构想，并未来推向市场。HKMA已在积极努力将沙盒演变为可支持香港真实代币化交易的生产级FMI。HKMA与SFC在Project Ensemble上的合作，彰显了监管机构推动代币化及制定代币化资产结算共同标准的决心。</w:t>
+        <w:t>Project Ensemble架构社区（Architecture Community）于2024年5月成立，成员包括银行、科技公司、监管机构（含SFC）和学术界，旨在制定行业标准以支持wCBDC、代币化资金和代币化资产的互操作性。社区银行已将其代币化存款平台接入沙盒，便于参与者试验银行间支付对支付（payment-versus-payment）与交付对支付（delivery-versus-payment）结算。HKMA还计划与国际清算银行创新中心香港中心及CBDC专家组合作，进一步推进沙盒。</w:t>
       </w:r>
     </w:p>
     <w:p>
@@ -177,7 +177,7 @@
           <w:b w:val="0"/>
           <w:sz w:val="28"/>
         </w:rPr>
-        <w:t>欧洲区块链监管沙盒（European Blockchain Sandbox）是欧盟委员会（European Commission，EC）的一项倡议，旨在创建泛欧洲框架，促进区块链/分布式账本技术（DLT）创新者与各国及欧盟层面监管机构之间的跨境监管对话。它致力于增强创新区块链/DLT应用的法律确定性，并推动最佳实践的形成。与传统监管沙盒不同，欧洲区块链沙盒不提供法律豁免或监管批准，而是提供一个保密、非正式的对话环境。</w:t>
+        <w:t>欧洲区块链沙盒（European Blockchain Sandbox）是欧盟委员会（European Commission，EC）倡议，旨在为区块链/分布式账本技术（Distributed Ledger Technology，DLT）创新者与监管机构之间建立泛欧跨境监管对话框架，以增强法律确定性并促进最佳实践。与经典监管沙盒不同，该沙盒不提供法律豁免，也不对用例进行“批准”，而是提供保密、非正式的对话环境，通常耗时较少。</w:t>
       </w:r>
     </w:p>
     <w:p>
@@ -193,7 +193,7 @@
           <w:b w:val="0"/>
           <w:sz w:val="28"/>
         </w:rPr>
-        <w:t>参与欧洲区块链沙盒的用例基于透明、非歧视的申请条件和筛选标准选出。沙盒不涉及对特定法律的豁免，参与用例也非经监管机构“批准”。沙盒内的对话通常比包含监管和运营测试的沙盒更省时。监管对话中识别的最佳实践、经验教训和澄清领域，通过发布最佳实践报告和公开网络研讨会向更广泛社区分享。沙盒对公共和私营部门的广泛区块链/DLT用例开放，包括与AI和物联网（IoT）等技术的结合，重点关注跨行业和跨区域的相关议题。</w:t>
+        <w:t>沙盒面向公共和私营部门广泛的区块链/DLT用例，尤其关注金融、可持续发展、健康、供应链、移动和能源等领域的跨部门监管问题。重要监管领域包括金融监管、数据保护（GDPR）、环境社会治理（ESG）法规、电子身份认证和信任服务（eIDAS）、网络安全、消费者保护、智能合约及反洗钱（AML）规则。首年（2023年）从近90份申请中选出20个用例，覆盖所有欧盟/欧洲经济区（EEA）地区和多个行业。</w:t>
       </w:r>
     </w:p>
     <w:p>
@@ -209,7 +209,7 @@
           <w:b w:val="0"/>
           <w:sz w:val="28"/>
         </w:rPr>
-        <w:t>欧洲区块链沙盒聚焦的监管领域包括金融业监管、数据保护、非个人数据监管、环境社会治理（ESG）法规、电子身份识别与信任服务（eIDAS）、网络安全、消费者保护、智能合约、责任问题及反洗钱/了解你的客户（AML/KYC）规则。沙盒由Bird &amp; Bird律所牵头的联合体组织，其咨询部门OXYGY和区块链专家Warren Brandeis参与，网站开发由Spindox负责。来自欧洲大学的独立学术专家小组监督年度用例的申请和筛选过程，并牵头年度“最具创新监管机构”奖项评选。</w:t>
+        <w:t>首轮监管对话根据用例和监管领域采取不同方式：部分聚焦合规（如GDPR、反洗钱、金融监管），监管机构提供指导；部分探讨如何利用DLT支持高效合规与监督（如海关、电池护照、碳报告）；部分关注欧盟法规作为推动因素（如欧盟数字身份钱包、数据治理法案、加密资产市场法规MiCAR）。对话结果以最佳实践报告形式于2024年6月发布，但始终保持保密性。</w:t>
       </w:r>
     </w:p>
     <w:p>
@@ -225,7 +225,7 @@
           <w:b w:val="0"/>
           <w:sz w:val="28"/>
         </w:rPr>
-        <w:t>沙盒旨在帮助DLT/区块链创新者更好理解合规监管框架，并利用欧盟监管工具。项目同时致力于提高监管机构、公共机构及创新者对新兴技术、潜在监管挑战和可行解决方案的认识。通过年度最佳实践报告分享最佳实践和经验教训。2023年启动的首批（第1队列）20个用例，覆盖所有欧盟/欧洲经济区（EEA）地区及多个行业，包括金融/加密资产、可验证凭证、碳排放、数字产品护照、文化资产护照、海关、网络安全、数据共享和去中心化自治组织（DAO）等。</w:t>
+        <w:t>沙盒由Bird &amp; Bird律师事务所领导的联合体组织，学术专家小组负责年度用例遴选和“最具创新监管机构”奖评选。遴选标准包括基本资格、业务成熟度、法律/监管相关性、对欧盟政策优先事项的贡献，并按“微型”、“小型”、“其他”和“公共机构”分组。若候选评分相同，则优先考虑有监管支持的用例或确保EEA区域代表性，以及技术新颖性。</w:t>
       </w:r>
     </w:p>
     <w:p>
@@ -241,7 +241,7 @@
           <w:b w:val="0"/>
           <w:sz w:val="28"/>
         </w:rPr>
-        <w:t>首轮对话中，部分聚焦于DLT/区块链用例的监管合规，如通用数据保护条例（GDPR）、网络安全、AML和金融业监管；部分探讨DLT/区块链应用如何支持高效合规与监督，如海关、电池护照、数字产品护照（DPP）、文化资产护照及二氧化碳报告；还有部分关注欧盟监管促进因素，如EU数字身份钱包（EUDI Wallet）、eIDAS合格信任服务、数据治理法案下的数据利他组织资格以及加密资产市场法规（MiCAR）。超过50个来自不同监管领域的国家和欧盟监管机构参与了首轮对话。</w:t>
+        <w:t>参与沙盒的优势：用例所有者获得专业法律与监管建议，与多国及欧盟监管机构进行建设性对话，扩展网络且无需费用；监管机构可跨边界讨论具体监管问题，增进对前沿技术的了解，有机会被评为创新监管者，并为最佳实践报告做出贡献。首轮反馈非常积极，几乎所有监管机构都希望继续参与后续轮次。</w:t>
       </w:r>
     </w:p>
     <w:p>
@@ -257,7 +257,7 @@
           <w:b w:val="0"/>
           <w:sz w:val="28"/>
         </w:rPr>
-        <w:t>参与欧洲区块链沙盒的优势显著：对于创新者，可获得专业法律和监管建议，与多国和欧盟监管机构进行建设性对话，在安全保密环境中澄清合规需求，扩大泛欧洲网络，且申请和参与均免费。对于监管机构，可讨论跨境监管问题，分享经验与想法，增强对前沿技术的了解，有机会获评“最具创新监管机构”，并影响最佳实践和建议的形成。</w:t>
+        <w:t>塞浦路斯正积极成为区块链创新热点。2018年加入欧洲区块链伙伴关系，并与六个南欧国家签署DLT联合声明。2019年通过国家区块链战略，为公共和私营部门利用区块链推动创新、经济增长和透明度奠定基础。作为战略一部分，塞浦路斯证券交易委员会（Cyprus Securities and Exchange Commission，CySEC）推出创新中心，并于2024年6月启动监管沙盒。</w:t>
       </w:r>
     </w:p>
     <w:p>
@@ -273,7 +273,7 @@
           <w:b w:val="0"/>
           <w:sz w:val="28"/>
         </w:rPr>
-        <w:t>DLT和区块链已成为当今世界不可或缺的技术，对几乎所有国家和欧盟监管机构都日益重要。首轮对话产出了广泛的最佳实践和经验教训。反馈非常积极：用例方赞赏监管指导和开放对话机会；监管机构则重视了解DLT用例及进行跨境对话。几乎所有监管机构都表示有兴趣参与下一轮对话。第二和第三队列将更深入探讨各监管主题，关注新技术组合如区块链与AI或IoT的结合。欧洲区块链沙盒的建立是推动欧盟/EEA创新、使欧洲成为创新企业理想落户地的重要一步。</w:t>
+        <w:t>疫情期间，塞浦路斯政府启动多个项目，邀请科技和区块链社区开发基于DLT的解决方案，涵盖医疗、企业和公共治理领域。2021年9月，财政部就拟议的《DLT法案》（草案）公开征求意见，该法案旨在以技术中立方式平衡创新促进与消费者权利保护、反洗钱合规。法案仍在制定中，但标志着塞浦路斯成为DLT关键司法管辖区的第一步。</w:t>
       </w:r>
     </w:p>
     <w:p>
@@ -289,7 +289,7 @@
           <w:b w:val="0"/>
           <w:sz w:val="28"/>
         </w:rPr>
-        <w:t>塞浦路斯正凭借其战略地理位置和欧盟成员国身份，积极定位自身为区块链技术变革的一部分。其不断增长的支付与金融服务部门、对DLT的有利态度以及快速发展的金融科技（Fintech）行业，使塞浦路斯成为区块链、DLT和AI等创新项目的热点司法管辖区之一。自2019年起，塞浦路斯通过国家区块链战略奠定发展基础，最新进展是塞浦路斯证券交易委员会（Cyprus Securities and Exchange Commission，CySEC）启动监管沙盒，这两大举措为营造促进创新的监管环境迈出了重要一步。</w:t>
+        <w:t>塞浦路斯的支付和金融服务行业持续增长，加上对DLT的友好态度和快速发展的金融科技（FinTech）领域，使其成为区块链项目的热点司法管辖区之一。欧洲区块链观察论坛2020年将塞浦路斯列为欧洲区块链技术三大热点之一。文章作者Mikaela Kantor概述了塞浦路斯DLT监管历程、当前法律挑战及未来路径。</w:t>
       </w:r>
     </w:p>
     <w:p>
@@ -305,7 +305,7 @@
           <w:b w:val="0"/>
           <w:sz w:val="28"/>
         </w:rPr>
-        <w:t>2018年6月，塞浦路斯签署了欧洲区块链伙伴关系（European Blockchain Partnership）；同年12月，与马耳他、法国、希腊、意大利、葡萄牙和西班牙共同发布“南地中海国家DLT联合声明”，旨在加强数字合作，将南欧定位为DLT等前沿技术的领导者。2019年，塞浦路斯通过国家区块链战略，为公共和私营部门利用区块链促进创新、经济增长和透明度搭建框架。作为战略的一部分，CySEC启动创新中心，支持推出基于区块链的创新金融产品和服务的企业。该创新中心仍活跃，并于2024年6月推出了CySEC监管沙盒。</w:t>
+        <w:t>本卷还收录了马来西亚关于首次交易所发行（Initial Exchange Offering，IEO）的监管框架文章。作者Edmund Yong等指出，IEO是首次代币发行（ICO）的变体，通过数字资产交易所进行。马来西亚的监管正在发展，涵盖数字代币全生命周期及资产服务基础设施，并考虑符合伊斯兰教法（Shariah）合规。</w:t>
       </w:r>
     </w:p>
     <w:p>
@@ -321,7 +321,7 @@
           <w:b w:val="0"/>
           <w:sz w:val="28"/>
         </w:rPr>
-        <w:t>新冠疫情期间，塞浦路斯政府发起众多项目，呼吁技术和区块链社区合作开发基于DLT的解决方案，应对医疗、企业和公共政府领域的问题，反应热烈，许多初步方案已在其各自行业得到发展和采纳。2021年9月，财政部就拟议的DLT法律草案进行公众咨询，该草案旨在以技术中立方式引入规则，平衡促进新技术与防止洗钱、保护消费者权益的关系，重点监管区块链技术和虚拟货币使用，为金融科技创新提供透明、安全、合规的环境。这一立法框架虽仍在完善中，却是塞浦路斯成为关键区块链中心的第一步。</w:t>
+        <w:t>奥地利Taxbit公司的Dr. Max Bernt分析了加密资产报告框架（Crypto-Asset Reporting Framework，CARF）及其对税务合规的影响。该框架由经合组织（OECD）制定，得到G20和60多个参与司法管辖区支持，旨在为加密资产税务申报建立标准化方法。CARF并非计算税负的工具，而是协助税务机关进行风险评估和识别高逃税风险案例。</w:t>
       </w:r>
     </w:p>
     <w:p>
@@ -337,7 +337,7 @@
           <w:b w:val="0"/>
           <w:sz w:val="28"/>
         </w:rPr>
-        <w:t>CySEC监管沙盒于2024年6月正式启动，为创新金融产品和服务提供受控测试环境。沙盒旨在支持基于DLT和区块链的解决方案，同时确保遵守现有监管要求。沙盒的推出是塞浦路斯更广泛创新议程的一部分，与欧盟监管框架如MiCAR保持一致，并考虑与欧洲区块链沙盒的衔接。沙盒向符合特定标准的实体开放，包括已受监管的实体和初创公司，重点关注那些可能带来监管挑战的新颖用例。通过沙盒，参与者可在有限时间内获得部分监管豁免或放宽，但须遵守严格的条件和报告要求。</w:t>
+        <w:t>美国McDermott Will &amp; Emery律师事务所的Darren Azman等探讨了加密破产交易（crypto fire sales）现状。文章指出，加密资产重组需适应不断变化的法规、波动资产价值及独特交易复杂性，这种时间不确定性要求特别考虑以减轻潜在财务损失。作者提供了加密破产拍卖和交易的初步指南。</w:t>
       </w:r>
     </w:p>
     <w:p>
@@ -353,7 +353,7 @@
           <w:b w:val="0"/>
           <w:sz w:val="28"/>
         </w:rPr>
-        <w:t>塞浦路斯DLT监管框架面临的主要挑战包括法律确定性不足：DLT法律草案尚未正式通过，导致市场参与者面临不确定性；跨监管机构协调：DLT项目往往涉及多个监管领域，需加强CySEC与其他机构如中央银行和金融情报单位的合作；以及消费者保护与创新的平衡：在鼓励创新的同时，需防范欺诈和系统性风险。此外，塞浦路斯需要进一步发展人才库，培养DLT和区块链领域的专业律师、合规官和技术专家。</w:t>
+        <w:t>本卷以Clifford Chance与全球区块链商业理事会（GBBC）于2024年10月1日录制的播客为结尾，主题为“探索资产与基金的代币化”。此外，主编还预告了由他参与编辑的《国际人工智能法律手册》将于2024年11月出版。整体上，本卷展示了全球区块链法律与监管的最新动态，强调了沙盒等创新机制在促进合规与创新中的关键作用。</w:t>
       </w:r>
     </w:p>
     <w:p>
@@ -369,7 +369,7 @@
           <w:b w:val="0"/>
           <w:sz w:val="28"/>
         </w:rPr>
-        <w:t>展望未来，塞浦路斯有望在以下方面取得进展：通过DLT法律，建立全面的监管框架；加强跨境合作，尤其是与欧盟监管机构和其他区块链热点司法管辖区的对话；推动CySEC沙盒的实际运营，吸引更多高质量用例；以及探索DLT在传统金融、供应链、医疗和公共服务等领域的实际应用。塞浦路斯国家区块链战略的持续实施，将有助于其巩固作为欧洲DLT创新中心的地位。</w:t>
+        <w:t>从香港到欧洲，从塞浦路斯到马来西亚，监管机构正通过沙盒、创新中心和立法改革来应对区块链技术的跨境与无国界特性。这些努力旨在平衡创新激励与投资者保护、金融稳定及税收合规。随着加密资产市场规模扩大，国际协调如CARF和MiCAR将愈发重要。未来，区块链沙盒有望演变为生产级金融市场基础设施，支持真实世界的代币化交易。</w:t>
       </w:r>
     </w:p>
     <w:p>
@@ -385,39 +385,7 @@
           <w:b w:val="0"/>
           <w:sz w:val="28"/>
         </w:rPr>
-        <w:t>本期《国际区块链法律期刊》还收录了其他重要文章：James Contos等人探讨欧盟、英国和美国的跨境市场准入方法，提出建立安全且创新友好的跨境市场准入框架原则；Edmund Yong等人概述马来西亚首次交易所发行（Initial Exchange Offering，IEO）的监管和立法现状，包括其伊斯兰教法合规性；Max Bernt博士详细解读加密资产报告框架（Crypto-Asset Reporting Framework，CARF），强调其作为风险评估工具而非税负计算工具的作用；Darren Azman等人介绍美国加密货币破产交易的现状，指出资产价值波动和监管演变带来的特殊挑战。</w:t>
-      </w:r>
-    </w:p>
-    <w:p>
-      <w:pPr>
-        <w:pStyle w:val="正文内容"/>
-        <w:spacing w:before="0" w:after="0" w:line="240" w:lineRule="auto"/>
-        <w:ind w:left="0" w:right="0" w:firstLine="560"/>
-        <w:jc w:val="both"/>
-      </w:pPr>
-      <w:r>
-        <w:rPr>
-          <w:rFonts w:ascii="Times New Roman" w:hAnsi="Times New Roman" w:cs="Times New Roman" w:eastAsia="仿宋"/>
-          <w:b w:val="0"/>
-          <w:sz w:val="28"/>
-        </w:rPr>
-        <w:t>本期刊还包含Clifford Chance与全球区块链商业理事会（GBBC）在2024年10月1日举办的“探索资产和基金代币化”专题讨论的录音链接。此外，主编Matthias Artzt博士预告，由其担任编辑的《国际AI法律手册》将于2024年11月出版。本期期刊汇聚了来自德国、荷兰、奥地利、塞浦路斯、英国、美国和中国香港等地的专家观点，反映了区块链和加密资产法律领域的全球多元化发展。</w:t>
-      </w:r>
-    </w:p>
-    <w:p>
-      <w:pPr>
-        <w:pStyle w:val="正文内容"/>
-        <w:spacing w:before="0" w:after="0" w:line="240" w:lineRule="auto"/>
-        <w:ind w:left="0" w:right="0" w:firstLine="560"/>
-        <w:jc w:val="both"/>
-      </w:pPr>
-      <w:r>
-        <w:rPr>
-          <w:rFonts w:ascii="Times New Roman" w:hAnsi="Times New Roman" w:cs="Times New Roman" w:eastAsia="仿宋"/>
-          <w:b w:val="0"/>
-          <w:sz w:val="28"/>
-        </w:rPr>
-        <w:t>香港的Project Ensemble沙盒、欧洲区块链沙盒以及塞浦路斯的监管创新，共同代表了全球监管机构在应对区块链和DLT创新时的不同路径。香港侧重于建立先进FMI并推动跨境原子结算，欧洲侧重于打造泛欧监管对话平台以协调合规，塞浦路斯则通过国家战略和本土沙盒营造有利于创新的环境。这些举措均表明，监管机构正从被动应对转向主动引导，力求在不扼杀创新的前提下，确保市场诚信和消费者保护。未来，随着技术融合加速（如DLT+AI），监管沙盒和合作框架将发挥更关键的作用，推动全球区块链治理走向成熟。</w:t>
+        <w:t>本专题研究稿基于《国际区块链法律期刊》第10卷编译，保留了报告的核心结构、主要发现与数据逻辑。编译过程中未添加原文未提及的信息，专业术语首次出现时注明中文、英文及缩写。核验说明：原文缺失发布日期，其他元数据与内容一致。建议读者查阅原始PDF以获取完整参考文献和脚注。</w:t>
       </w:r>
     </w:p>
     <w:p>

--- a/reports/2026/专题研究_20260604.docx
+++ b/reports/2026/专题研究_20260604.docx
@@ -26,7 +26,7 @@
           <w:b w:val="0"/>
           <w:sz w:val="30"/>
         </w:rPr>
-        <w:t>国际区块链法律期刊第10卷：沙盒监管、代币化与跨境创新</w:t>
+        <w:t>2024年机构加密货币对冲基金与风险投资报告</w:t>
       </w:r>
     </w:p>
     <w:p>
@@ -41,7 +41,7 @@
           <w:b w:val="0"/>
           <w:sz w:val="28"/>
         </w:rPr>
-        <w:t>· 香港金管局推出Project Ensemble沙盒，探索代币化资产与批发型央行数字货币（wCBDC）结算，已与法国央行联通实现跨境原子结算。</w:t>
+        <w:t>· 约34%的加密货币专业对冲基金拥有3年以上业绩记录，56.2%的基金成立时间在1-3年之间</w:t>
       </w:r>
     </w:p>
     <w:p>
@@ -56,7 +56,7 @@
           <w:b w:val="0"/>
           <w:sz w:val="28"/>
         </w:rPr>
-        <w:t>· 欧洲区块链沙盒为跨境监管对话提供框架，首轮20个用例与50余家监管机构参与，发布最佳实践报告，促进法律确定性。</w:t>
+        <w:t>· 2023年下半年，加密货币基础面和量化方向型基金的前两个四分位数的表现优于比特币</w:t>
       </w:r>
     </w:p>
     <w:p>
@@ -71,7 +71,7 @@
           <w:b w:val="0"/>
           <w:sz w:val="28"/>
         </w:rPr>
-        <w:t>· 塞浦路斯通过国家区块链战略和CySEC监管沙盒，推动DLT创新，正制定DLT法案以平衡创新与合规，成为欧洲区块链热点区域。</w:t>
+        <w:t>· 2023年第四季度加密货币对冲基金管理资产规模跃升至约152亿美元</w:t>
       </w:r>
     </w:p>
     <w:p>
@@ -97,7 +97,7 @@
           <w:b w:val="0"/>
           <w:sz w:val="28"/>
         </w:rPr>
-        <w:t>2024年10月，《国际区块链法律期刊》（International Journal of Blockchain Law，IJBL）发布第10卷，聚焦区块链监管创新。本卷涵盖香港、欧洲、塞浦路斯等地的沙盒（Sandbox）实践，以及首次交易所发行（Initial Exchange Offering，IEO）、加密资产报告框架（Crypto-Asset Reporting Framework，CARF）和加密破产交易等议题。主编Dr. Matthias Artzt强调，沙盒倡议成为监管机构了解新技术的关键工具。</w:t>
+        <w:t>约34%的专注于加密货币的对冲基金（crypto-dedicated hedge funds）拥有3年以上业绩记录；56.2%的基金成立日期在1至3年间。不到7.2%的加密对冲基金拥有4年以上业绩记录。2023年下半年，基本面基金和量化方向基金（fundamental and quant directional funds）的前两个四分位数表现优于比特币。加密对冲基金资产管理规模（Assets Under Management，AUM）在2023年第四季度跃升至约152亿美元，其中基本面策略持有114亿美元，量化方向基金持有18亿美元，市场中性基金（Market Neutral Funds）持有19亿美元。</w:t>
       </w:r>
     </w:p>
     <w:p>
@@ -113,7 +113,7 @@
           <w:b w:val="0"/>
           <w:sz w:val="28"/>
         </w:rPr>
-        <w:t>香港金融管理局（HKMA）于2024年8月28日推出Project Ensemble沙盒，旨在探索资产代币化（tokenisation）用例及代币化资产交易结算。该沙盒是Project Ensemble的核心组成部分，后者于2024年3月启动，旨在构建新型金融市场基础设施（Financial Market Infrastructure，FMI），通过批发型中央银行数字货币（wholesale central bank digital currency，wCBDC）实现代币化资金的无缝银行间结算。</w:t>
+        <w:t>全年所有加密对冲基金的中位数规模小幅增长，主要归因于加密货币价格上涨，但第四季度认购增加。全球风险投资公司（venture capital firms）在加密/区块链领域2023年通过58只基金筹集了57.5亿美元，低于2022年创纪录的262只基金377亿美元。加密风投公司占全球风险投资筹资的份额约为3.53%，低于2022年12.62%的高点。原生加密公司（crypto-native firms）占2023年关闭基金的72%，传统投资者支持了该行业的筹资。平均每年，原生加密公司关闭81%专注于加密风险投资的基金。</w:t>
       </w:r>
     </w:p>
     <w:p>
@@ -129,7 +129,7 @@
           <w:b w:val="0"/>
           <w:sz w:val="28"/>
         </w:rPr>
-        <w:t>沙盒设计支持代币化资产交易的全生命周期，涵盖代币化资产创建、交易、使用代币化商业银行存款进行支付结算，以及最终通过HKMA发行的wCBDC进行银行间结算。首轮实验聚焦四大主题：固定收益与投资基金（债券与基金）、流动性管理（回购与财资管理）、绿色与可持续金融（碳信用与电动汽车充电站）、贸易与供应链金融（供应链金融与贸易融资支付），同时包含跨境支付功能。</w:t>
+        <w:t>加密货币总市值在2022年底为8400亿美元，2023年增长至1.77万亿美元，实现健康的一年增长。截至2022年底，比特币在排名前十的其他加密货币中占据约38.43%的市场主导地位；到2023年底，比特币的主导地位约为47.8%，其最高水平出现在12月6日，达到51.5%（数据来自CoinGecko）。比特币的主导地位始于2023年第二季度末美国比特币现货ETF（Bitcoin Spot ETF）审批进程获得动力。贝莱德（BlackRock）在6月决定申请现货BTC ETF——其首次此类申请——重新点燃了竞争，促使先前的发行商Invesco/Galaxy、ArkInvest、Fidelity、VanEck、WisdomTree、Bitwise等重新申请，推动了市场兴趣激增。比特币在2023年3月重返年度高点。</w:t>
       </w:r>
     </w:p>
     <w:p>
@@ -145,7 +145,7 @@
           <w:b w:val="0"/>
           <w:sz w:val="28"/>
         </w:rPr>
-        <w:t>2024年6月，HKMA与法国央行（Banque de France，BdF）签署谅解备忘录，推动wCBDC与代币化市场创新。沙盒启动时，HKMA总裁余伟文表示，沙盒已与法国央行的DL3S系统成功连接，试验证明通过连接系统可实现原子跨境结算（atomic cross-border settlement）。香港证券及期货事务监察委员会（Securities and Futures Commission，SFC）宣布将共同领导资产管理行业的代币化倡议，与HKMA合作提供监管指引。</w:t>
+        <w:t>到2023年仲夏，许多加密基金管理人已耗费年初大部分时间，引入新的服务提供商，特别是银行关系、数字资产托管人、机构质押合作伙伴及中心化加密货币交易所。由于2022年的崩盘仍让许多基金管理人记忆犹新，加强运营控制成为去年各公司的优先事项。策略融资尚未恢复，许多公司面临的市场与历史水平相比，全年大部分时间交易量和波动性均较低。根据VisionTrack数据，我们估计从2022年5月至2023年12月，715只专注于加密货币的对冲基金中有250只关闭，约占市场的35%。</w:t>
       </w:r>
     </w:p>
     <w:p>
@@ -161,7 +161,7 @@
           <w:b w:val="0"/>
           <w:sz w:val="28"/>
         </w:rPr>
-        <w:t>Project Ensemble架构社区（Architecture Community）于2024年5月成立，成员包括银行、科技公司、监管机构（含SFC）和学术界，旨在制定行业标准以支持wCBDC、代币化资金和代币化资产的互操作性。社区银行已将其代币化存款平台接入沙盒，便于参与者试验银行间支付对支付（payment-versus-payment）与交付对支付（delivery-versus-payment）结算。HKMA还计划与国际清算银行创新中心香港中心及CBDC专家组合作，进一步推进沙盒。</w:t>
+        <w:t>对于未因2022年破产而损失全部基金价值的基金管理人，许多人面临不确定的宏观环境和配置者风险偏好降低。尽管可能有许多论述帮助机构“从零开始”，但主动策略的信息传递并不顺利，顶级对冲基金遭遇赎回。对于在2022年低迷和2023年初赎回中幸存下来的基金，我们的数据显示，34.01%的专注于加密货币的对冲基金拥有3年以上业绩记录；56.2%拥有1至3年的业绩记录；不到7.2%拥有4年以上业绩记录。对于一个此前几年基金增长热情高涨的行业而言，根据VisionTrack数据，截至2023年底，前20大对冲基金持有对冲基金总AUM约71.6%，2022年底这一数字约为75%。顶级基金管理人集中基金价值并不令人意外，因为许多有限合伙人（Limited Partner，LP）会同时持有一只加密对冲基金多年。虽然低迷时期困难重重，加密对冲基金通常设有月度认购/赎回机制，但LP基础更常见的是以多年投资理念对待加密对冲基金。</w:t>
       </w:r>
     </w:p>
     <w:p>
@@ -177,7 +177,7 @@
           <w:b w:val="0"/>
           <w:sz w:val="28"/>
         </w:rPr>
-        <w:t>欧洲区块链沙盒（European Blockchain Sandbox）是欧盟委员会（European Commission，EC）倡议，旨在为区块链/分布式账本技术（Distributed Ledger Technology，DLT）创新者与监管机构之间建立泛欧跨境监管对话框架，以增强法律确定性并促进最佳实践。与经典监管沙盒不同，该沙盒不提供法律豁免，也不对用例进行“批准”，而是提供保密、非正式的对话环境，通常耗时较少。</w:t>
+        <w:t>对于行业基金管理人及其投资者而言，2022年这样的低迷确实动摇信心，有时甚至事关存亡。在持续应对批评和怀疑的同时，所有正面新闻事件都被紧紧抓住，以帮助反弹和复兴该资产类别。最黑暗的日子似乎并不遥远，而反弹之年并不总是伴随着兴奋或狂热，更多的是验证和宽慰。2023年的最后几个月正是如此。尽管进入2024年时批评和怀疑仍然存在，加密货币（尤其是比特币）在精神和业绩上已证明十多年来是法定货币的可信替代品，保持了其价值储存功能，并提供了革命性的数字固定供应货币体系。2023年，这一叙事得到巩固，地缘政治不确定性和银行体系动荡进一步凸显了比特币独特价值主张。</w:t>
       </w:r>
     </w:p>
     <w:p>
@@ -193,7 +193,7 @@
           <w:b w:val="0"/>
           <w:sz w:val="28"/>
         </w:rPr>
-        <w:t>沙盒面向公共和私营部门广泛的区块链/DLT用例，尤其关注金融、可持续发展、健康、供应链、移动和能源等领域的跨部门监管问题。重要监管领域包括金融监管、数据保护（GDPR）、环境社会治理（ESG）法规、电子身份认证和信任服务（eIDAS）、网络安全、消费者保护、智能合约及反洗钱（AML）规则。首年（2023年）从近90份申请中选出20个用例，覆盖所有欧盟/欧洲经济区（EEA）地区和多个行业。</w:t>
+        <w:t>虽然无法准确预测2024年加密资产会如何发展，但我们可以回顾过去，为各种结果做好准备。我们确实知道的是，全球货币政策存在深层次的结构性问题，高利率环境和逐年通胀压力加剧了这些问题。对于公开市场，投资者带着巨大期待但也带着对软着陆/硬着陆的担忧进入2023年。SPDR标普500 ETF全年上涨+16.79%，但表象之下，很大一部分涨幅可能归因于“七大巨头”，标普500历史上从未如此头重脚轻。半导体、实用人工智能的首次亮相、基础设施和国防振兴的呼声以及全球贸易政策变化，推动了全年大部分市场。老练的投资者争论着迫在眉睫的美国衰退时机，短期国债和货币市场基金的吸引力逐月攀升。私募股权基金筹资降至六年低点，使私募市场流动性充沛的日子仿佛一去不返。在此背景下，美国企业破产申请增至642宗，为2011年以来最高；投资者继续质疑头部金融机构因2023年3月流动性危机而产生的未实现持有至到期损失。</w:t>
       </w:r>
     </w:p>
     <w:p>
@@ -209,7 +209,7 @@
           <w:b w:val="0"/>
           <w:sz w:val="28"/>
         </w:rPr>
-        <w:t>首轮监管对话根据用例和监管领域采取不同方式：部分聚焦合规（如GDPR、反洗钱、金融监管），监管机构提供指导；部分探讨如何利用DLT支持高效合规与监督（如海关、电池护照、碳报告）；部分关注欧盟法规作为推动因素（如欧盟数字身份钱包、数据治理法案、加密资产市场法规MiCAR）。对话结果以最佳实践报告形式于2024年6月发布，但始终保持保密性。</w:t>
+        <w:t>2023年，VisionTrack的加密对冲基金指数全年跑输比特币。彭博银河比特币指数（Bloomberg Galaxy Bitcoin Index）上涨+153.01%，彭博银河加密货币指数（Bloomberg Galaxy Crypto Index，BCGI）在第四季度上涨+139.56%。VisionTrack综合指数（VisionTrack Composite Index）上涨+64.02%，VisionTrack基本面指数（VisionTrack Fundamental Index）上涨+101.96%，VisionTrack量化方向指数（VisionTrack Quant Directional Index）上涨+56.41%，VisionTrack市场中性指数（VisionTrack Market Neutral Index）上涨+18.48%。正如我们第二季度机构对冲基金和风险投资报告所示，2023年以类似2019年的方式开局，在经历重大下跌年份后实现反弹。2019年，比特币表现优于部分ETF和基准指数，上涨+94.37%。同期，VisionTrack基本面指数上涨+22.4%，VisionTrack量化方向指数上涨+38.89%，VisionTrack市场中性指数上涨+16.92%。2019年下半年，比特币表现挣扎，六个月中有五个月月度表现下滑，10月是唯一上涨月份（+10.19%）。从当年7月底到12月底，比特币下跌-28.83%，VisionTrack综合指数下跌-14.92%。</w:t>
       </w:r>
     </w:p>
     <w:p>
@@ -225,7 +225,7 @@
           <w:b w:val="0"/>
           <w:sz w:val="28"/>
         </w:rPr>
-        <w:t>沙盒由Bird &amp; Bird律师事务所领导的联合体组织，学术专家小组负责年度用例遴选和“最具创新监管机构”奖评选。遴选标准包括基本资格、业务成熟度、法律/监管相关性、对欧盟政策优先事项的贡献，并按“微型”、“小型”、“其他”和“公共机构”分组。若候选评分相同，则优先考虑有监管支持的用例或确保EEA区域代表性，以及技术新颖性。</w:t>
+        <w:t>在同一时间段内，VisionTrack基本面指数（VisionTrack Fundamental Index）下跌了24.71%，VisionTrack量化定向指数（VisionTrack Quant Directional Index）下跌了10.45%，而VisionTrack市场中性指数（VisionTrack Market Neutral Index）上涨了1.60%。2023年下半年与2019年下半年对于比特币（Bitcoin，BTC）而言情况截然不同。2023年，比特币从秋季到初冬一路走高，始于10月份的亮眼表现。业内称之为“Uptober”，比特币当月上涨28.34%，主要得益于交易所交易基金（ETF）的预期，加上比特币期权市场的伽马挤压效应。10月，彭博（Bloomberg）、路透（Reuters）等媒体报道称，美国证券交易委员会（Securities and Exchange Commission，SEC）与ETF申请方之间的讨论出现了真正的积极势头。尽管并非确定无疑且遭遇质疑，彭博分析师James Seyffart和Eric Balchunas在10月预计，美国比特币现货ETF在2024年1月获批的概率为90%，进一步点燃了行业热情。</w:t>
       </w:r>
     </w:p>
     <w:p>
@@ -241,7 +241,7 @@
           <w:b w:val="0"/>
           <w:sz w:val="28"/>
         </w:rPr>
-        <w:t>参与沙盒的优势：用例所有者获得专业法律与监管建议，与多国及欧盟监管机构进行建设性对话，扩展网络且无需费用；监管机构可跨边界讨论具体监管问题，增进对前沿技术的了解，有机会被评为创新监管者，并为最佳实践报告做出贡献。首轮反馈非常积极，几乎所有监管机构都希望继续参与后续轮次。</w:t>
+        <w:t>考虑到VisionTrack中流动性加密对冲基金成分以美元计价的净费用后业绩，2023年只有约3.9%的经理人跑赢了比特币。2019年这一比例为5.9%。正如一再表明的那样，最大的贝塔资产会在周期开始时表现出色，而配置者们在2023年已做好准备。在预期比特币主导的一年中，美国资产管理者减少了对加密对冲基金的配置。对冲基金难以筹集资金，因为它们连续数月未能跑赢比特币（BTC）和银河加密指数（BCGI），而这两者往往是许多基金的非官方基准。比特币在年内前三季度持续亮眼的表现，使得第四季度所有主动策略的新增认购竞争加剧。为应对艰难的融资环境，一些主动管理型基金策略在2023年下半年开始提供以比特币计价的份额类别以吸引投资者。</w:t>
       </w:r>
     </w:p>
     <w:p>
@@ -257,7 +257,7 @@
           <w:b w:val="0"/>
           <w:sz w:val="28"/>
         </w:rPr>
-        <w:t>塞浦路斯正积极成为区块链创新热点。2018年加入欧洲区块链伙伴关系，并与六个南欧国家签署DLT联合声明。2019年通过国家区块链战略，为公共和私营部门利用区块链推动创新、经济增长和透明度奠定基础。作为战略一部分，塞浦路斯证券交易委员会（Cyprus Securities and Exchange Commission，CySEC）推出创新中心，并于2024年6月启动监管沙盒。</w:t>
+        <w:t>量化定向策略在VisionTrack量化指数中创下了自2021年第一季度以来的最佳季度表现，平均上涨43.75%收官，大幅超越此前几个季度。多家公司在年末最后几个月看到基金认购增加，表明流动性量化策略可能在2024年准备更多资金募集。第四季度的超额正收益，尤其是11月和12月，主要由替代加密货币以及美国比特币现货获批的兴奋情绪驱动。截至季末，考虑市值约10亿美元及以上的加密资产，Solana（SOL）上涨401.9%，Sei（SEI）上涨377.1%，Injective（INJ）上涨373.3%，Avalanche（AVAX）上涨321.1%，Near（NEAR）上涨227.1%，而Celestia（TIA）的流动性代币在两个月内上涨301%。量化定向和市场中性策略在顶级加密资产及替代加密货币价格上涨中处于有利位置，因为流动资产的成交量和波动性回升。</w:t>
       </w:r>
     </w:p>
     <w:p>
@@ -273,7 +273,7 @@
           <w:b w:val="0"/>
           <w:sz w:val="28"/>
         </w:rPr>
-        <w:t>疫情期间，塞浦路斯政府启动多个项目，邀请科技和区块链社区开发基于DLT的解决方案，涵盖医疗、企业和公共治理领域。2021年9月，财政部就拟议的《DLT法案》（草案）公开征求意见，该法案旨在以技术中立方式平衡创新促进与消费者权利保护、反洗钱合规。法案仍在制定中，但标志着塞浦路斯成为DLT关键司法管辖区的第一步。</w:t>
+        <w:t>随着情绪持续改善以及顶级叙事将比特币推至年度新高，市场中的新叙事和兴奋情绪进一步推高价格，为许多经受过考验的经理人展示了成功的交易机会。历史上，以比特币计价的份额类别主要用于财资管理和评估管理解决方案。投资者群体通常包括比特币矿工、高净值个人、家族办公室、加密公司以及管理现有加密货币敞口的基金会。主动管理团队通常以便利性和更熟悉的托管解决方案为由，为许多希望维持或扩大比特币持仓的感兴趣的投资者提供定制基金。然而在第四季度，许多基金经理将这些策略视为与单一资产比特币产品（尤其是备受期待的美国比特币现货ETF）竞争的手段，目标是实现年化回报率比特币+10%至15%。根据VisionTrack，以比特币计价，这一类基金在2023年回报率为+7.59%，尽管群体规模较小，但为这一分类带来了令人兴奋的开端。</w:t>
       </w:r>
     </w:p>
     <w:p>
@@ -289,7 +289,7 @@
           <w:b w:val="0"/>
           <w:sz w:val="28"/>
         </w:rPr>
-        <w:t>塞浦路斯的支付和金融服务行业持续增长，加上对DLT的友好态度和快速发展的金融科技（FinTech）领域，使其成为区块链项目的热点司法管辖区之一。欧洲区块链观察论坛2020年将塞浦路斯列为欧洲区块链技术三大热点之一。文章作者Mikaela Kantor概述了塞浦路斯DLT监管历程、当前法律挑战及未来路径。</w:t>
+        <w:t>考虑到符合VisionTrack指数纳入条件的加密基金策略，2023年第四季度，VisionTrack基本面指数录得自2021年第一季度（+186.15%）以来最佳季度表现，上涨57.85%，略低于比特币在2023年第四季度的涨幅（+58.12%），包含早期报告估计。值得注意的是，基本面指数连续三个月录得两位数月涨幅，这是自2021年第一季度以来的首次，也是自2018年1月以来仅第二次出现。尽管季度业绩几乎超越比特币的涨幅，但基本面指数仅有两次连续两个季度正向超额表现。包括早期估计，2023年截至12月，加密基本面策略平均上涨85.70%，量化定向基金平均上涨71.55%，市场中性基金平均上涨14.54%。对于表现位于前两个四分位的基金，对冲基金基本面策略和量化策略在全年表现相近。然而，考虑到下半年，量化策略在前四分位中显示出强劲的超额表现。</w:t>
       </w:r>
     </w:p>
     <w:p>
@@ -305,7 +305,7 @@
           <w:b w:val="0"/>
           <w:sz w:val="28"/>
         </w:rPr>
-        <w:t>本卷还收录了马来西亚关于首次交易所发行（Initial Exchange Offering，IEO）的监管框架文章。作者Edmund Yong等指出，IEO是首次代币发行（ICO）的变体，通过数字资产交易所进行。马来西亚的监管正在发展，涵盖数字代币全生命周期及资产服务基础设施，并考虑符合伊斯兰教法（Shariah）合规。</w:t>
+        <w:t>尽管全年大部分时间许多基金都在追赶比特币，但在2023年下半年，基本面策略和量化定向类别的前两个四分位均跑赢了比特币（+38.75%）。下表展示了VisionTrack各四分位数的全年及下半年业绩数据：综合指数平均回报66.57%，中位数66.54%；基本面指数平均85.70%，中位数81.62%；量化定向指数平均71.55%，中位数75.88%；市场中性指数平均14.54%，中位数12.17%。第一个四分位分别高于350.8%、350.8%、329.2%和50.8%；第二个四分位介于相应区间；第三和第四四分位依次递减。2023年下半年，综合指数平均29.69%，中位数24.91%；基本面指数平均36.44%，中位数33.52%；量化定向指数平均33.54%，中位数28.14%；市场中性指数平均8.04%，中位数5.34%。VisionTrack不生成加密对冲基金成分的详细业绩排名。</w:t>
       </w:r>
     </w:p>
     <w:p>
@@ -321,7 +321,7 @@
           <w:b w:val="0"/>
           <w:sz w:val="28"/>
         </w:rPr>
-        <w:t>奥地利Taxbit公司的Dr. Max Bernt分析了加密资产报告框架（Crypto-Asset Reporting Framework，CARF）及其对税务合规的影响。该框架由经合组织（OECD）制定，得到G20和60多个参与司法管辖区支持，旨在为加密资产税务申报建立标准化方法。CARF并非计算税负的工具，而是协助税务机关进行风险评估和识别高逃税风险案例。</w:t>
+        <w:t>以下业绩四分位分析可为基金管理人和资金配置方提供各类基金的风险与回报特征参考，其分类遵循VisionTrack指数的底层方法：综合型、基本面型、量化方向型、市场中性型。为使历史基金业绩更具包容性，我们对成分基金进行了调整，纳入了部分独立管理账户（SMA）。要进入四分位分析，基金必须报告净费用后收益，并提供给定时间范围内的完整月度业绩细节。月度数据不完整的加密基金策略将被排除。</w:t>
       </w:r>
     </w:p>
     <w:p>
@@ -337,7 +337,7 @@
           <w:b w:val="0"/>
           <w:sz w:val="28"/>
         </w:rPr>
-        <w:t>美国McDermott Will &amp; Emery律师事务所的Darren Azman等探讨了加密破产交易（crypto fire sales）现状。文章指出，加密资产重组需适应不断变化的法规、波动资产价值及独特交易复杂性，这种时间不确定性要求特别考虑以减轻潜在财务损失。作者提供了加密破产拍卖和交易的初步指南。</w:t>
+        <w:t>VisionTrack加密对冲基金业绩四分位表 来源：VisionTrack 9 2024年机构加密对冲基金与风险投资报告基金资产管理规模（AUM）与策略类型 2022年Q1 2022年Q2 2022年Q3 2022年Q4 2023年Q1 2023年Q2 2023年Q3 2023年Q4 平均AUM（百万美元） 对冲基金基本面型 487.88 226.14 238.71 123.73 97.50 99.97 96.57 159.17 对冲基金市场中性型 82.40 76.72 72.80 53.56 56.67 58.00 56.27 67.90 对冲基金量化方向型 44.44 38.40 29.71 22.25 24.50 23.58 36.29 67.19 中位数AUM（百万美元） 对冲基金基本面型 79.19 50.42 50.00 32.14 25.36 25.00 25.00 34.05 对冲基金市场中性型 50.15 47.16 46.12 28.00 25.00 25.00 21.89 40.00 对冲基金量化方向型 14.00 14.80 12.98 10.00 10.00 10.00 15.00 17.00 数据来源：VisionTrack截至2024年1月17日。机构流动性基金价值中，被动/贝塔产品占比最高，为VisionTrack自2021年11月开始跟踪AUM以来的最高份额。在636.7亿美元中，约328亿美元由Grayscale的BTC和ETH信托持有。截至12月底，前十大被动/贝塔产品合计持有377亿美元AUM。</w:t>
       </w:r>
     </w:p>
     <w:p>
@@ -353,7 +353,7 @@
           <w:b w:val="0"/>
           <w:sz w:val="28"/>
         </w:rPr>
-        <w:t>本卷以Clifford Chance与全球区块链商业理事会（GBBC）于2024年10月1日录制的播客为结尾，主题为“探索资产与基金的代币化”。此外，主编还预告了由他参与编辑的《国际人工智能法律手册》将于2024年11月出版。整体上，本卷展示了全球区块链法律与监管的最新动态，强调了沙盒等创新机制在促进合规与创新中的关键作用。</w:t>
+        <w:t>对于基本面型基金，中位数规模在年内温和增长至3405万美元，为年内最高值，但与2021年初相比仍较小。量化方向型基金在年末录得可观增长，中位数规模达4000万美元。市场中性型基金年末录得历史最高中位数规模1700万美元，对该类基金而言是一项显著成就。尽管加密专属流动性对冲基金AUM在2023年第四季度加速增长，但前20大流动性对冲基金仍持有约71.6%的对冲基金总AUM。2022年末这一比率为75%，表明净新基金正在增长加密对冲基金市场，这是一个轻微积极信号。然而，对于面临2022年困难局面和上一周期新对冲基金浪潮的顶级加密基金管理人而言，流动性策略的募资面临诸多挑战。</w:t>
       </w:r>
     </w:p>
     <w:p>
@@ -369,7 +369,7 @@
           <w:b w:val="0"/>
           <w:sz w:val="28"/>
         </w:rPr>
-        <w:t>从香港到欧洲，从塞浦路斯到马来西亚，监管机构正通过沙盒、创新中心和立法改革来应对区块链技术的跨境与无国界特性。这些努力旨在平衡创新激励与投资者保护、金融稳定及税收合规。随着加密资产市场规模扩大，国际协调如CARF和MiCAR将愈发重要。未来，区块链沙盒有望演变为生产级金融市场基础设施，支持真实世界的代币化交易。</w:t>
+        <w:t>AUM/资金流 尽管2023年前三个季度基金管理人难以超越被动/贝塔产品，但同比处于前两个四分位数的基金管理人在2023年末仍实现了AUM增长。虽然VisionTrack目前不收集申购/赎回细节，但我们按策略每月收集AUM。如果某策略的AUM增长超过所报告的总业绩，则可以认为管理人出现了申购增长。VisionTrack收集的数据显示，2023年2月至9月，许多基金管理人的加密对冲基金规模趋于平稳。但从9月到12月，加密对冲基金总AUM从107.5亿美元增长41.62%至152.2亿美元。基本面型策略增幅最大，同期总AUM从78.2亿美元跃升至114.6亿美元。量化方向型策略年末AUM约为18.1亿美元，市场中性型基金增长至19.7亿美元。</w:t>
       </w:r>
     </w:p>
     <w:p>
@@ -385,7 +385,311 @@
           <w:b w:val="0"/>
           <w:sz w:val="28"/>
         </w:rPr>
-        <w:t>本专题研究稿基于《国际区块链法律期刊》第10卷编译，保留了报告的核心结构、主要发现与数据逻辑。编译过程中未添加原文未提及的信息，专业术语首次出现时注明中文、英文及缩写。核验说明：原文缺失发布日期，其他元数据与内容一致。建议读者查阅原始PDF以获取完整参考文献和脚注。</w:t>
+        <w:t>被动/贝塔产品（包括单资产工具和多资产指数产品）保持加密基金市场的主导地位。从9月底到12月底，所有流动性基金策略的AUM从417.3亿美元增长至636.7亿美元。年末被动/贝塔产品持有约76%的份额。加密对冲基金平均与中位数AUM按季度划分 来源：VisionTrack 10 2024年机构加密对冲基金与风险投资报告全球流动性加密策略月度AUM 来源：VisionTrack 数据来源：VisionTrack， Galaxy Asset Management， Bloomberg 全球流动性加密策略AUM份额 来源：VisionTrack 数据来源：VisionTrack， Galaxy Asset Management， Bloomberg</w:t>
+      </w:r>
+    </w:p>
+    <w:p>
+      <w:pPr>
+        <w:pStyle w:val="正文内容"/>
+        <w:spacing w:before="0" w:after="0" w:line="240" w:lineRule="auto"/>
+        <w:ind w:left="0" w:right="0" w:firstLine="560"/>
+        <w:jc w:val="both"/>
+      </w:pPr>
+      <w:r>
+        <w:rPr>
+          <w:rFonts w:ascii="Times New Roman" w:hAnsi="Times New Roman" w:cs="Times New Roman" w:eastAsia="仿宋"/>
+          <w:b w:val="0"/>
+          <w:sz w:val="28"/>
+        </w:rPr>
+        <w:t>年度来看，2023年全球加密/区块链风险投资公司通过58只基金筹集了57.5亿美元，低于2022年创纪录的262只基金、377亿美元。纵观全球风险投资格局，根据PitchBook数据，所有行业的VC基金筹集总额从2022年的2986.5亿美元下降45.51%至2023年的1627.3亿美元。将加密风险投资公司占全球风险投资募资的比例进行比较，加密基金约占全球募资的3.53%，低于2022年的12.62%高点。风险投资募资也低于2021年的份额（5.65%），但高于所有此前年份。2017年至2023年*全球总筹集金额（十亿美元）：186.12、320.82、260.83、233.53、363.50、298.65、162.73；基金数量：2400、2796、2497、2612、3365、2532、1279。美国总筹集金额（十亿美元）：46.80、74.69、74.09、92.70、168.36、172.87、68.40；基金数量：630、757、742、878、1431、1234、425。全球区块链/加密总筹集金额（十亿美元）：0.57、3.30、2.67、1.95、20.55、37.70、5.75；基金数量：25、46、23、33、158、262、58。</w:t>
+      </w:r>
+    </w:p>
+    <w:p>
+      <w:pPr>
+        <w:pStyle w:val="正文内容"/>
+        <w:spacing w:before="0" w:after="0" w:line="240" w:lineRule="auto"/>
+        <w:ind w:left="0" w:right="0" w:firstLine="560"/>
+        <w:jc w:val="both"/>
+      </w:pPr>
+      <w:r>
+        <w:rPr>
+          <w:rFonts w:ascii="Times New Roman" w:hAnsi="Times New Roman" w:cs="Times New Roman" w:eastAsia="仿宋"/>
+          <w:b w:val="0"/>
+          <w:sz w:val="28"/>
+        </w:rPr>
+        <w:t>风险投资募资 风险投资策略通常在加密需求达到顶峰时（即估值较高且顶级加密货币表现良好时）进行募资。随着估值降温，机构配置和兴趣下降，加密风险投资策略的募资变得具有挑战性。自2022年第三季度以来，加密风险投资募资在很大程度上如此，因为被动/贝塔产品在2023年占据主导地位。按地域和行业划分的风险投资募资 来源：VisionTrack 2017年至2023年*区块链/加密基金筹集金额占全球比例：0.31%、1.03%、1.03%、0.84%、5.65%、12.62%、3.53%；基金数量占全球比例：1.04%、1.65%、0.92%、1.26%、4.70%、10.35%、4.53%；区块链/加密基金筹集金额占美国比例：1.23%、4.42%、3.61%、2.10%、12.21%、21.81%、8.40%；基金数量占美国比例：3.97%、6.08%、3.10%、3.76%、11.04%、21.23%、13.65%。数据来源：PitchBook Data， VisionTrack截至2023年12月31日。</w:t>
+      </w:r>
+    </w:p>
+    <w:p>
+      <w:pPr>
+        <w:pStyle w:val="正文内容"/>
+        <w:spacing w:before="0" w:after="0" w:line="240" w:lineRule="auto"/>
+        <w:ind w:left="0" w:right="0" w:firstLine="560"/>
+        <w:jc w:val="both"/>
+      </w:pPr>
+      <w:r>
+        <w:rPr>
+          <w:rFonts w:ascii="Times New Roman" w:hAnsi="Times New Roman" w:cs="Times New Roman" w:eastAsia="仿宋"/>
+          <w:b w:val="0"/>
+          <w:sz w:val="28"/>
+        </w:rPr>
+        <w:t>正如VisionTrack过去几个季度的多份研究报告所述，风险投资在加密领域直到2021年才成为主要基金工具。尽管2023年募资数据惨淡，但该策略类型自2021年前的水平以来已取得进一步进展。由于市场在2023年大部分时间聚焦于被动/贝塔单资产和多资产指数产品，加密风险投资很可能在加密原生配置者于2024年晚些时候转向风险投资基金产品时回归。风险投资基金对区块链/加密生态系统的发展至关重要，因为它们不仅通过私人市场估值的季度标记提供下行保护，还是新公司的主要资本来源。尽管历史上只有一次真正的低迷期（期间加密风险投资基金大规模筹资），我们预计较大的加密风险投资公司将在2024年携新基金回归。2023年第四季度，7只基金筹集了6.89亿美元，为2020年第三季度以来的最低水平。即使考虑到2023年第四季度，2022年第二季度筹集的资本（155.8亿美元）仍超过随后所有季度的总和。多个主要风险投资支持的初创公司在2022年的倒闭，包括一些最知名传统风险投资公司支持的公司，持续抑制资金配置者对该领域的投资。</w:t>
+      </w:r>
+    </w:p>
+    <w:p>
+      <w:pPr>
+        <w:pStyle w:val="正文内容"/>
+        <w:spacing w:before="0" w:after="0" w:line="240" w:lineRule="auto"/>
+        <w:ind w:left="0" w:right="0" w:firstLine="560"/>
+        <w:jc w:val="both"/>
+      </w:pPr>
+      <w:r>
+        <w:rPr>
+          <w:rFonts w:ascii="Times New Roman" w:hAnsi="Times New Roman" w:cs="Times New Roman" w:eastAsia="仿宋"/>
+          <w:b w:val="0"/>
+          <w:sz w:val="28"/>
+        </w:rPr>
+        <w:t>在考虑为区块链/加密行业募资的风险投资公司的投资者构成时，加密原生公司约占2023年关闭基金的72%，传统投资者则支持了该行业的募资。平均每年，加密原生公司关闭81%的专门用于加密风险投资的基金。传统投资者在2022年获得最大份额，当时加密原生公司仅关闭了71%的基金。考虑到过去五年资金配置者的周期性轮换，风险投资基金的预期是加密原生和传统投资者将在2024年年中带着新基金重返市场。考虑到加密风险投资公司的跑道，这一募资周期将对行业至关重要。迄今为止，很少有基金专注于后期阶段交易，许多基金将注意力集中在早期阶段活动。对于自2022年以来及贯穿2023年进行部署的基金，许多风险投资支持的企业将处于其公司生命周期的更靠后阶段，这表明后期轮次应该即将到来。</w:t>
+      </w:r>
+    </w:p>
+    <w:p>
+      <w:pPr>
+        <w:pStyle w:val="正文内容"/>
+        <w:spacing w:before="0" w:after="0" w:line="240" w:lineRule="auto"/>
+        <w:ind w:left="0" w:right="0" w:firstLine="560"/>
+        <w:jc w:val="both"/>
+      </w:pPr>
+      <w:r>
+        <w:rPr>
+          <w:rFonts w:ascii="Times New Roman" w:hAnsi="Times New Roman" w:cs="Times New Roman" w:eastAsia="仿宋"/>
+          <w:b w:val="0"/>
+          <w:sz w:val="28"/>
+        </w:rPr>
+        <w:t>为了更好地促进投资组合公司进入下一阶段，预计后续将筹集后期基金以支持这些公司。对于加密风险投资基金而言，这将是所筹集基金类型的重要一步。从历史上看，由于区块链/加密市场不如传统风险投资市场强劲，强制性后期加密风险基金的筹集很少见。从VisionTrack收集的数据发现，过去10年筹集的785只加密专属风险基金中，有90只名为“基金II”、“基金III”或更高。这表明近90%的加密专属风险基金是加密原生公司和传统投资者首次涉足加密领域的基金。</w:t>
+      </w:r>
+    </w:p>
+    <w:p>
+      <w:pPr>
+        <w:pStyle w:val="正文内容"/>
+        <w:spacing w:before="0" w:after="0" w:line="240" w:lineRule="auto"/>
+        <w:ind w:left="0" w:right="0" w:firstLine="560"/>
+        <w:jc w:val="both"/>
+      </w:pPr>
+      <w:r>
+        <w:rPr>
+          <w:rFonts w:ascii="Times New Roman" w:hAnsi="Times New Roman" w:cs="Times New Roman" w:eastAsia="仿宋"/>
+          <w:b w:val="0"/>
+          <w:sz w:val="28"/>
+        </w:rPr>
+        <w:t>根据Galaxy Research收集的数据，2023年加密风险投资交易活动涉及交易总额98亿美元，共1998笔交易。年度总额低于3795笔交易、总价值319亿美元的水平。第四季度，风险投资交易活动持续低迷，359笔交易总额为19.2亿美元。考虑到早期报告的细节，2023年第四季度的交易数量是自2020年第二季度（301笔）以来的最低水平，交易数量自2022年第一季度（1331笔）的峰值以来逐季放缓。随着该领域资本持续受限，基金部署能力达到上限，后期赢家占据了剩余基金价值。</w:t>
+      </w:r>
+    </w:p>
+    <w:p>
+      <w:pPr>
+        <w:pStyle w:val="正文内容"/>
+        <w:spacing w:before="0" w:after="0" w:line="240" w:lineRule="auto"/>
+        <w:ind w:left="0" w:right="0" w:firstLine="560"/>
+        <w:jc w:val="both"/>
+      </w:pPr>
+      <w:r>
+        <w:rPr>
+          <w:rFonts w:ascii="Times New Roman" w:hAnsi="Times New Roman" w:cs="Times New Roman" w:eastAsia="仿宋"/>
+          <w:b w:val="0"/>
+          <w:sz w:val="28"/>
+        </w:rPr>
+        <w:t>2023年第四季度，后期风险投资交易占交易数量的14.48%，占交易价值的15.83%。从历史来看，这是按阶段划分的季度后期交易比例最高的一次。相反，种子前阶段交易在2023年第四季度大幅下降，仅记录了359笔总交易中的32笔。种子前阶段交易数量仅占8.91%，为2016年第一季度以来的最低水平。种子前交易占2023年第四季度交易价值的15.43%，低于2016年第一季度以来19.14%的季度平均水平。正如我们在2023年中期报告中所指出的，风险投资家正在利用后期交易估值并支持有价值的投资组合公司。</w:t>
+      </w:r>
+    </w:p>
+    <w:p>
+      <w:pPr>
+        <w:pStyle w:val="正文内容"/>
+        <w:spacing w:before="0" w:after="0" w:line="240" w:lineRule="auto"/>
+        <w:ind w:left="0" w:right="0" w:firstLine="560"/>
+        <w:jc w:val="both"/>
+      </w:pPr>
+      <w:r>
+        <w:rPr>
+          <w:rFonts w:ascii="Times New Roman" w:hAnsi="Times New Roman" w:cs="Times New Roman" w:eastAsia="仿宋"/>
+          <w:b w:val="0"/>
+          <w:sz w:val="28"/>
+        </w:rPr>
+        <w:t>由于加密风险投资融资市场在过去六个季度中一直举步维艰，顶级投资组合公司的整合并不意外。年度顶级交易包括Wormhole（2.25亿美元）、Line Next（1.4亿美元）、Blockstream（1.25亿美元）、LayerZero（1.2亿美元）和Worldcoin（1.15亿美元），这些基本上都是后期交易。考虑到2023年的顶级交易，只有8笔交易价值超过1亿美元。2023年没有一笔交易在加密风险投资交易过去十年的前50名中创下创纪录的交易价值。简而言之，风险投资交易活动远未达到历史水平。</w:t>
+      </w:r>
+    </w:p>
+    <w:p>
+      <w:pPr>
+        <w:pStyle w:val="正文内容"/>
+        <w:spacing w:before="0" w:after="0" w:line="240" w:lineRule="auto"/>
+        <w:ind w:left="0" w:right="0" w:firstLine="560"/>
+        <w:jc w:val="both"/>
+      </w:pPr>
+      <w:r>
+        <w:rPr>
+          <w:rFonts w:ascii="Times New Roman" w:hAnsi="Times New Roman" w:cs="Times New Roman" w:eastAsia="仿宋"/>
+          <w:b w:val="0"/>
+          <w:sz w:val="28"/>
+        </w:rPr>
+        <w:t>加密风险投资交易的中位交易规模从第三季度的325万美元下降至第四季度的300万美元。对于所有交易，自2016年以来的历史中位数为140万美元。积极的一面是，过去12个季度都超过了这一中位交易价值。自2016年以来，只有三个季度的中位交易规模超过300万美元，这表明尽管交易数量和交易价值下降，早期交易仍然更加昂贵。换言之，加密风险投资者自2016年以来不仅提高了最低支票规模，而且逐年更加注重战略部署。此外，几个季度以来首次，所有风险投资的中位交易规模超过了加密风险投资，这表明加密公司的估值已经下降。</w:t>
+      </w:r>
+    </w:p>
+    <w:p>
+      <w:pPr>
+        <w:pStyle w:val="正文内容"/>
+        <w:spacing w:before="0" w:after="0" w:line="240" w:lineRule="auto"/>
+        <w:ind w:left="0" w:right="0" w:firstLine="560"/>
+        <w:jc w:val="both"/>
+      </w:pPr>
+      <w:r>
+        <w:rPr>
+          <w:rFonts w:ascii="Times New Roman" w:hAnsi="Times New Roman" w:cs="Times New Roman" w:eastAsia="仿宋"/>
+          <w:b w:val="0"/>
+          <w:sz w:val="28"/>
+        </w:rPr>
+        <w:t>在估值方面，中位投资前估值从第三季度的2113万美元下降至第四季度的1080万美元，这主要归因于交易数量减少。中位投资后估值也从第三季度的2800万美元下降至第四季度的1400万美元。中位投资前和投资后估值的显著下降，加上融资匮乏，表明对于风险投资支持较少的公司，估值更为保守，而顶级投资组合公司则以低于历史估值的水平进行整合。这并不构成现有投资组合公司的估值下调，而是后期新公司经历了较低的历史估值。对于加密风险投资者而言，这是一个积极信号。对于风险投资支持的加密公司而言，情况则略有不同。</w:t>
+      </w:r>
+    </w:p>
+    <w:p>
+      <w:pPr>
+        <w:pStyle w:val="正文内容"/>
+        <w:spacing w:before="0" w:after="0" w:line="240" w:lineRule="auto"/>
+        <w:ind w:left="0" w:right="0" w:firstLine="560"/>
+        <w:jc w:val="both"/>
+      </w:pPr>
+      <w:r>
+        <w:rPr>
+          <w:rFonts w:ascii="Times New Roman" w:hAnsi="Times New Roman" w:cs="Times New Roman" w:eastAsia="仿宋"/>
+          <w:b w:val="0"/>
+          <w:sz w:val="28"/>
+        </w:rPr>
+        <w:t>两家投资巨头与基础设施提供商Oasis Pro和Provenance Blockchain合作开展“守护者计划”（Project Guardian），利用私有区块链管理代币化资产和基金产品。加密货币对冲基金和风险投资行业是否会朝同样的运营方向发展，我们拭目以待。当像Metamask、Magic Eden和Audius这样的公司被纳入风险投资交易活动时，随着越来越多的金融科技（FinTech）和传统金融服务公司整合区块链/加密货币基础设施（blockchain/crypto infrastructure）及Web3商业模式，在报告数据中应披露是否排除了这些公司。</w:t>
+      </w:r>
+    </w:p>
+    <w:p>
+      <w:pPr>
+        <w:pStyle w:val="正文内容"/>
+        <w:spacing w:before="0" w:after="0" w:line="240" w:lineRule="auto"/>
+        <w:ind w:left="0" w:right="0" w:firstLine="560"/>
+        <w:jc w:val="both"/>
+      </w:pPr>
+      <w:r>
+        <w:rPr>
+          <w:rFonts w:ascii="Times New Roman" w:hAnsi="Times New Roman" w:cs="Times New Roman" w:eastAsia="仿宋"/>
+          <w:b w:val="0"/>
+          <w:sz w:val="28"/>
+        </w:rPr>
+        <w:t>尽管Stripe可能并非加密货币原生公司且无加密货币原生的支持，但该公司正在整合基础设施和技术以获取重要市场份额。这对风险投资支持的加密货币企业而言是一个重要考量。由于数据收集缺乏标准化，风险投资交易数据可能存在不准确之处。第三方数据公司、基金管理人及估值专家都在此问题上努力。然而，这种碎片化使人们对加密货币风险投资基金的最终表现产生质疑。此外，优质信息的缺失限制了投资者基础，抑制了更多加密货币风险资本交易的达成。</w:t>
+      </w:r>
+    </w:p>
+    <w:p>
+      <w:pPr>
+        <w:pStyle w:val="正文内容"/>
+        <w:spacing w:before="0" w:after="0" w:line="240" w:lineRule="auto"/>
+        <w:ind w:left="0" w:right="0" w:firstLine="560"/>
+        <w:jc w:val="both"/>
+      </w:pPr>
+      <w:r>
+        <w:rPr>
+          <w:rFonts w:ascii="Times New Roman" w:hAnsi="Times New Roman" w:cs="Times New Roman" w:eastAsia="仿宋"/>
+          <w:b w:val="0"/>
+          <w:sz w:val="28"/>
+        </w:rPr>
+        <w:t>关于链上基金（On-Chain Funds）的信息质量：对于机构加密货币投资者而言，2023年无疑是重建之年，重点在于恢复市场信心和测试新产品。尽管并非新事物，但代币化基金产品（tokenized fund offerings）和现实世界资产（real-world assets）在低成交量和低波动期间维持了投资者的兴趣。机构质押产品（institutional staking products），以及代币化货币市场基金（tokenized money market funds）和短期代币化国债（short-term tokenized treasuries）的日益普及，为投资者提供了缓解稳定币风险的便捷操作产品。2023年3月的银行流动性危机促使投资者寻求稳定币以外的现金等价物解决方案，吸引了活跃的主动型基金经理关注这些金融服务。加密货币对冲基金在过去已有代币化投资策略，但该模式仍面临诸多挑战，且用例并不常见。尽管许多公司尝试将此类产品推向市场，但预计未来几年将有更多另类投资基金工具上链。</w:t>
+      </w:r>
+    </w:p>
+    <w:p>
+      <w:pPr>
+        <w:pStyle w:val="正文内容"/>
+        <w:spacing w:before="0" w:after="0" w:line="240" w:lineRule="auto"/>
+        <w:ind w:left="0" w:right="0" w:firstLine="560"/>
+        <w:jc w:val="both"/>
+      </w:pPr>
+      <w:r>
+        <w:rPr>
+          <w:rFonts w:ascii="Times New Roman" w:hAnsi="Times New Roman" w:cs="Times New Roman" w:eastAsia="仿宋"/>
+          <w:b w:val="0"/>
+          <w:sz w:val="28"/>
+        </w:rPr>
+        <w:t>贝恩公司（Bain）2023年底的报告表明，另类投资的代币化（tokenization of alternative investment）——主动管理策略（Actively managed strategies）对于机构加密货币的发展至关重要。对冲基金和风险投资基金共同为更广泛的加密货币用例的开发和应用提供支持系统。虽然业绩很重要，但投资工具为在2022年充满复杂性的行业提供了流动性和机会。</w:t>
+      </w:r>
+    </w:p>
+    <w:p>
+      <w:pPr>
+        <w:pStyle w:val="正文内容"/>
+        <w:spacing w:before="0" w:after="0" w:line="240" w:lineRule="auto"/>
+        <w:ind w:left="0" w:right="0" w:firstLine="560"/>
+        <w:jc w:val="both"/>
+      </w:pPr>
+      <w:r>
+        <w:rPr>
+          <w:rFonts w:ascii="Times New Roman" w:hAnsi="Times New Roman" w:cs="Times New Roman" w:eastAsia="仿宋"/>
+          <w:b w:val="0"/>
+          <w:sz w:val="28"/>
+        </w:rPr>
+        <w:t>2023年的大部分时间可总结为许多加密货币对冲基金和风险投资公司的艰难时期，因为被动/贝塔产品（passive/beta products）主导了市场。正如过往周期所见，专注于勤勉提供机构级基金产品、且通常得到加密货币原生有限合伙人（crypto-native LPs）支持的管理人将存活下来，并在市场反弹中获益。从配置者角度看，与加密货币原生投资者相比，机构配置者往往难以通过合适的基金工具把握市场时机，因为即时的市场力量将配置者置于“当前趋势”中。摆脱零配置很重要，且通常是配置者的第一步。然而，这些基金策略的吸引力在市场下行时更为明显。例如，去年夏天是考虑中小盘基本面方向和量化方向敞口的好时机。如果单一资产现货产品在2024年初表现良好，那么下半年市场兴趣和热情向市场中性及风险投资基金产品轮动将不足为奇。</w:t>
+      </w:r>
+    </w:p>
+    <w:p>
+      <w:pPr>
+        <w:pStyle w:val="正文内容"/>
+        <w:spacing w:before="0" w:after="0" w:line="240" w:lineRule="auto"/>
+        <w:ind w:left="0" w:right="0" w:firstLine="560"/>
+        <w:jc w:val="both"/>
+      </w:pPr>
+      <w:r>
+        <w:rPr>
+          <w:rFonts w:ascii="Times New Roman" w:hAnsi="Times New Roman" w:cs="Times New Roman" w:eastAsia="仿宋"/>
+          <w:b w:val="0"/>
+          <w:sz w:val="28"/>
+        </w:rPr>
+        <w:t>结论与展望（Conclusion &amp; Outlook）：如果您是数字资产基金经理，并希望将您的业绩结果提交给VisionTrack以纳入我们的VisionTrack指数，请联系我们：visiontrack@galaxy.com。有关更新后的方法论及可下载的月度数据，请访问我们的网站：https://visiontrack.galaxy.com。联系方式（Contact Us）。</w:t>
+      </w:r>
+    </w:p>
+    <w:p>
+      <w:pPr>
+        <w:pStyle w:val="正文内容"/>
+        <w:spacing w:before="0" w:after="0" w:line="240" w:lineRule="auto"/>
+        <w:ind w:left="0" w:right="0" w:firstLine="560"/>
+        <w:jc w:val="both"/>
+      </w:pPr>
+      <w:r>
+        <w:rPr>
+          <w:rFonts w:ascii="Times New Roman" w:hAnsi="Times New Roman" w:cs="Times New Roman" w:eastAsia="仿宋"/>
+          <w:b w:val="0"/>
+          <w:sz w:val="28"/>
+        </w:rPr>
+        <w:t>[1] BLOOMBERG是Bloomberg Finance L.P.的商标或服务标志。GALAXY是GDCM的商标。Bloomberg Finance L.P.及其关联公司（合称“Bloomberg”）与GDCM、基金及其各自关联公司（合称“Galaxy”）无关联。Bloomberg与Galaxy的合作关系是作为CFIX指数（“指数”）的管理人和计算代理人，该指数归Bloomberg所有。Bloomberg和Galaxy均不保证与指数或所获结果相关的任何数据或信息的及时性、准确性或完整性。Bloomberg和Galaxy均不对指数、与之相关的任何数据或数值，或任何与之挂钩、以其为组成部分或基于该指数的金融产品或工具（“产品”）或从中获得的结果作出任何明示或暗示的保证，并明确否认所有关于适销性和特定用途适用性的保证。在法律允许的最大范围内，Bloomberg、其许可方、Galaxy及其各自的员工、承包商、代理人、供应商和供应商均不对因指数、与之相关的任何数据或数值或任何产品（无论是由于他们的疏忽还是其他原因）引起的任何直接、间接、附带、后果性、惩罚性或其他损害承担任何责任。</w:t>
+      </w:r>
+    </w:p>
+    <w:p>
+      <w:pPr>
+        <w:pStyle w:val="正文内容"/>
+        <w:spacing w:before="0" w:after="0" w:line="240" w:lineRule="auto"/>
+        <w:ind w:left="0" w:right="0" w:firstLine="560"/>
+        <w:jc w:val="both"/>
+      </w:pPr>
+      <w:r>
+        <w:rPr>
+          <w:rFonts w:ascii="Times New Roman" w:hAnsi="Times New Roman" w:cs="Times New Roman" w:eastAsia="仿宋"/>
+          <w:b w:val="0"/>
+          <w:sz w:val="28"/>
+        </w:rPr>
+        <w:t>证券交易通过Galaxy Digital Partners LLC进行，该公司是FINRA和SIPC的成员。VisionTrack数据仪表盘和VisionTrack数据库仅供信息参考，不应作为任何投资决策的依据。本文档提供指向我们认为您可能感兴趣的其他网站的链接。请注意，当您点击其中某个链接时，您可能会跳转到与Galaxy无关的提供商网站。我们无法控制这些链接网站及其提供商，并且不对任何链接网站的内容或正常运行负责。包含任何链接并不表示我们认可或采纳其中的陈述。我们建议您阅读这些链接网站的使用条款和隐私声明，因为其政策可能与我们不同。</w:t>
+      </w:r>
+    </w:p>
+    <w:p>
+      <w:pPr>
+        <w:pStyle w:val="正文内容"/>
+        <w:spacing w:before="0" w:after="0" w:line="240" w:lineRule="auto"/>
+        <w:ind w:left="0" w:right="0" w:firstLine="560"/>
+        <w:jc w:val="both"/>
+      </w:pPr>
+      <w:r>
+        <w:rPr>
+          <w:rFonts w:ascii="Times New Roman" w:hAnsi="Times New Roman" w:cs="Times New Roman" w:eastAsia="仿宋"/>
+          <w:b w:val="0"/>
+          <w:sz w:val="28"/>
+        </w:rPr>
+        <w:t>本文档及其所含信息由Galaxy Digital Holdings LP及其关联公司（“Galaxy”）仅为提供信息之目的提供给您。未经Galaxy明确的书面批准，不得以任何形式全部或部分复制或再分发本文档。本文档中的任何信息或观点均不构成购买或出售任何咨询服务、证券、期货、期权或其他金融工具的要约，或招揽此类要约，也不构成参与任何咨询服务或交易策略。本文档中的任何内容均不构成投资、法律或税务建议。您应自行对本文档中的信息进行调查和评估。基于本文档所含信息做出的任何决策均由读者自行承担全部责任。本文档中的某些陈述反映了Galaxy的观点、估计、意见或预测（可能基于专有模型和假设，特别是Galaxy对当前和未来某些数字资产市场的看法），并且无法保证这些观点、估计、意见或预测目前准确或最终得以实现。如果这些假设或模型不正确或情况发生变化，实际表现可能与本文档中的估计存在重大差异，且可能低于估计值。Galaxy或其任何关联公司、股东、合伙人、成员、董事、高管、管理层、员工或代表均未对任何信息或任何其他信息（无论是书面还是口头形式）的准确性或完整性作出任何明示或暗示的陈述或保证。上述各方明确否认与使用此信息相关的任何及所有责任。本文档中包含的某些信息（包括财务信息）来自已发布和未发布的来源。Galaxy未对此类信息进行独立核实，并且Galaxy不对其准确性承担责任。</w:t>
       </w:r>
     </w:p>
     <w:p>
@@ -401,7 +705,7 @@
           <w:b w:val="0"/>
           <w:sz w:val="21"/>
         </w:rPr>
-        <w:t>（信息来源：TRM Labs Resources）</w:t>
+        <w:t>（信息来源：Galaxy Research）</w:t>
       </w:r>
     </w:p>
     <w:p>
@@ -417,7 +721,7 @@
           <w:b w:val="0"/>
           <w:sz w:val="18"/>
         </w:rPr>
-        <w:t>原文标题：TRM Labs Resources</w:t>
+        <w:t>原文标题：Research â¢ January 24， 2024 2024 Institutional Crypto Hedge Fund &amp; Venture Report Funds Markets &amp; Macro</w:t>
       </w:r>
     </w:p>
     <w:p>
@@ -433,7 +737,7 @@
           <w:b w:val="0"/>
           <w:sz w:val="18"/>
         </w:rPr>
-        <w:t>原文链接：https://assets.ctfassets.net/so75yocayyva/3lwsDOoaPC9qARIuwobLRj/984ebb9d3ecfe58e7957675748ba199d/23.10.24_IJBL_V10_2024_final.pdf</w:t>
+        <w:t>原文链接：https://assets.ctfassets.net/h62aj7eo1csj/7uisK9OoSR9Zp3cV4Q2uyS/992a6e48b383d0dde6eb4570df3e811f/GLXY_2024_Whitepaper_VisionTrack-2024InstitutionalCrypto_final.pdf</w:t>
       </w:r>
     </w:p>
     <w:p>
@@ -449,7 +753,7 @@
           <w:b w:val="0"/>
           <w:sz w:val="18"/>
         </w:rPr>
-        <w:t>PDF文件：reports/2026/research_sources/20260604/TRM_Labs_Resources_TRM_Labs_Resources_474476ca.pdf</w:t>
+        <w:t>PDF文件：reports/2026/research_sources/20260604/Galaxy_Research_Research_January_24_2024_2024_Institutional_Crypto_Hedge_Fund_Venture_Report_Funds_Markets_Macro_ee2b1bc5.pdf</w:t>
       </w:r>
     </w:p>
     <w:sectPr>

--- a/reports/2026/专题研究_20260604.docx
+++ b/reports/2026/专题研究_20260604.docx
@@ -26,7 +26,7 @@
           <w:b w:val="0"/>
           <w:sz w:val="30"/>
         </w:rPr>
-        <w:t>2024年机构加密货币对冲基金与风险投资报告</w:t>
+        <w:t>2024年机构加密对冲基金与风险投资报告</w:t>
       </w:r>
     </w:p>
     <w:p>
@@ -41,7 +41,7 @@
           <w:b w:val="0"/>
           <w:sz w:val="28"/>
         </w:rPr>
-        <w:t>· 约34%的加密货币专业对冲基金拥有3年以上业绩记录，56.2%的基金成立时间在1-3年之间</w:t>
+        <w:t>· 约34%的加密专属对冲基金拥有3年以上业绩记录，56.2%的基金成立时间为1-3年。</w:t>
       </w:r>
     </w:p>
     <w:p>
@@ -56,7 +56,7 @@
           <w:b w:val="0"/>
           <w:sz w:val="28"/>
         </w:rPr>
-        <w:t>· 2023年下半年，加密货币基础面和量化方向型基金的前两个四分位数的表现优于比特币</w:t>
+        <w:t>· 2023年全球加密/区块链风险投资公司通过58只基金筹集了57.5亿美元，低于2022年的377亿美元。</w:t>
       </w:r>
     </w:p>
     <w:p>
@@ -71,7 +71,7 @@
           <w:b w:val="0"/>
           <w:sz w:val="28"/>
         </w:rPr>
-        <w:t>· 2023年第四季度加密货币对冲基金管理资产规模跃升至约152亿美元</w:t>
+        <w:t>· 2023年第四季度加密对冲基金资产管理规模跃升至约152亿美元，其中基本面策略持有114亿美元。</w:t>
       </w:r>
     </w:p>
     <w:p>
@@ -97,7 +97,7 @@
           <w:b w:val="0"/>
           <w:sz w:val="28"/>
         </w:rPr>
-        <w:t>约34%的专注于加密货币的对冲基金（crypto-dedicated hedge funds）拥有3年以上业绩记录；56.2%的基金成立日期在1至3年间。不到7.2%的加密对冲基金拥有4年以上业绩记录。2023年下半年，基本面基金和量化方向基金（fundamental and quant directional funds）的前两个四分位数表现优于比特币。加密对冲基金资产管理规模（Assets Under Management，AUM）在2023年第四季度跃升至约152亿美元，其中基本面策略持有114亿美元，量化方向基金持有18亿美元，市场中性基金（Market Neutral Funds）持有19亿美元。</w:t>
+        <w:t>本报告由银河（Galaxy）旗下的领先数字资产买方数据平台VisionTrack制作，撰写时间为2024年1月17日至19日。公开研究资料可访问www.galaxy.com/research，VisionTrack数据库位于visiontrack/galaxy.com，联系邮箱为visiontrack@galaxy.com。报告作者为VisionTrack数据主管Bailey York。报告目录涵盖关键要点、执行摘要、对冲基金（Hedge Funds）业绩、四分位数、资产管理规模（AUM）与资金流动、风险投资（Venture）募资与交易、链上基金以及结论与展望。</w:t>
       </w:r>
     </w:p>
     <w:p>
@@ -113,7 +113,7 @@
           <w:b w:val="0"/>
           <w:sz w:val="28"/>
         </w:rPr>
-        <w:t>全年所有加密对冲基金的中位数规模小幅增长，主要归因于加密货币价格上涨，但第四季度认购增加。全球风险投资公司（venture capital firms）在加密/区块链领域2023年通过58只基金筹集了57.5亿美元，低于2022年创纪录的262只基金377亿美元。加密风投公司占全球风险投资筹资的份额约为3.53%，低于2022年12.62%的高点。原生加密公司（crypto-native firms）占2023年关闭基金的72%，传统投资者支持了该行业的筹资。平均每年，原生加密公司关闭81%专注于加密风险投资的基金。</w:t>
+        <w:t>关键要点显示，约34%的加密货币专属对冲基金拥有3年以上的业绩记录（track record）；56.2%的基金成立于1至3年之间，仅有不到7.2%的基金拥有4年以上的记录。2023年下半年，加密货币基本面和量化方向策略基金（crypto fundamental and quant directional funds）的前两个四分位数（quartiles）表现优于比特币。2023年第四季度，加密货币对冲基金AUM跃升至约152亿美元，其中基本面策略持有114亿美元，量化方向基金持有18亿美元，市场中性基金（Market Neutral Funds）持有19亿美元。所有加密货币对冲基金的中位数基金规模全年温和增长，主要归因于加密货币价格上涨，但2023年第四季度认购量有所增加。</w:t>
       </w:r>
     </w:p>
     <w:p>
@@ -129,7 +129,7 @@
           <w:b w:val="0"/>
           <w:sz w:val="28"/>
         </w:rPr>
-        <w:t>加密货币总市值在2022年底为8400亿美元，2023年增长至1.77万亿美元，实现健康的一年增长。截至2022年底，比特币在排名前十的其他加密货币中占据约38.43%的市场主导地位；到2023年底，比特币的主导地位约为47.8%，其最高水平出现在12月6日，达到51.5%（数据来自CoinGecko）。比特币的主导地位始于2023年第二季度末美国比特币现货ETF（Bitcoin Spot ETF）审批进程获得动力。贝莱德（BlackRock）在6月决定申请现货BTC ETF——其首次此类申请——重新点燃了竞争，促使先前的发行商Invesco/Galaxy、ArkInvest、Fidelity、VanEck、WisdomTree、Bitwise等重新申请，推动了市场兴趣激增。比特币在2023年3月重返年度高点。</w:t>
+        <w:t>全球风险投资公司在加密货币/区块链领域，2023年共通过58只基金募资57.5亿美元，低于2022年通过262只基金募资377亿美元的纪录水平。从加密货币风投公司占全球风投募资的比例看，加密货币基金约占全球募资的3.53%，低于2022年12.62%的高点。加密货币原生企业（crypto-native firms）占2023年封闭基金的72%，传统投资者支持了该行业的募资。平均每年，加密货币原生企业关闭的基金占加密货币风投基金的81%。</w:t>
       </w:r>
     </w:p>
     <w:p>
@@ -145,7 +145,7 @@
           <w:b w:val="0"/>
           <w:sz w:val="28"/>
         </w:rPr>
-        <w:t>到2023年仲夏，许多加密基金管理人已耗费年初大部分时间，引入新的服务提供商，特别是银行关系、数字资产托管人、机构质押合作伙伴及中心化加密货币交易所。由于2022年的崩盘仍让许多基金管理人记忆犹新，加强运营控制成为去年各公司的优先事项。策略融资尚未恢复，许多公司面临的市场与历史水平相比，全年大部分时间交易量和波动性均较低。根据VisionTrack数据，我们估计从2022年5月至2023年12月，715只专注于加密货币的对冲基金中有250只关闭，约占市场的35%。</w:t>
+        <w:t>加密货币总市值在2022年底为8400亿美元流动代币价值，2023年增长至1.77万亿美元，实现一年健康攀升。截至2022年底，比特币在十大加密货币中市占率约为38.43%；2023年底升至约47.8%。其最高占比出现在12月6日，达51.5%（数据来源：CoinGecko）。比特币的主导地位始于2023年第二季度末，市场对美国比特币现货ETF（spot ETF）审批进程的情绪升温。贝莱德（BlackRock）于6月决定申请现货比特币ETF——其首次此类申请——重燃竞争，促使先前的发行人Invesco/Galaxy、ArkInvest、Fidelity、VanEck、WisdomTree、Bitwise等重新申请，推动市场兴趣激增。比特币在2023年3月重回年内高点。至仲夏，许多加密货币基金经理在上半年大部分时间忙于引入新服务提供商，特别是银行关系、数字资产托管、机构质押合作及中心化加密货币交易所。</w:t>
       </w:r>
     </w:p>
     <w:p>
@@ -161,7 +161,7 @@
           <w:b w:val="0"/>
           <w:sz w:val="28"/>
         </w:rPr>
-        <w:t>对于未因2022年破产而损失全部基金价值的基金管理人，许多人面临不确定的宏观环境和配置者风险偏好降低。尽管可能有许多论述帮助机构“从零开始”，但主动策略的信息传递并不顺利，顶级对冲基金遭遇赎回。对于在2022年低迷和2023年初赎回中幸存下来的基金，我们的数据显示，34.01%的专注于加密货币的对冲基金拥有3年以上业绩记录；56.2%拥有1至3年的业绩记录；不到7.2%拥有4年以上业绩记录。对于一个此前几年基金增长热情高涨的行业而言，根据VisionTrack数据，截至2023年底，前20大对冲基金持有对冲基金总AUM约71.6%，2022年底这一数字约为75%。顶级基金管理人集中基金价值并不令人意外，因为许多有限合伙人（Limited Partner，LP）会同时持有一只加密对冲基金多年。虽然低迷时期困难重重，加密对冲基金通常设有月度认购/赎回机制，但LP基础更常见的是以多年投资理念对待加密对冲基金。</w:t>
+        <w:t>鉴于2022年的崩盘事件仍令许多基金经理记忆犹新，加强运营控制是去年各机构的优先事项。策略募资仍未恢复，许多公司面临市场成交量及波动性低于历史水平的局面。根据VisionTrack数据，我们估计在2022年5月至2023年12月期间，715只加密货币专属对冲基金中有250只关闭，约占市场的35%。那些未因2022年破产而损失全部基金价值的基金经理，面临不确定的宏观环境以及分配者风险偏好降低。尽管可能有多种理由帮助机构“摆脱零仓位”，但主动策略的传达效果不佳，顶级对冲基金遭遇赎回。对于在2022年低迷期和2023年初赎回中幸存下来的基金，我们的数据显示34.01%的加密货币专属对冲基金拥有3年以上业绩记录，56.2%拥有1至3年记录，仅不足7.2%拥有4年以上记录。</w:t>
       </w:r>
     </w:p>
     <w:p>
@@ -177,7 +177,7 @@
           <w:b w:val="0"/>
           <w:sz w:val="28"/>
         </w:rPr>
-        <w:t>对于行业基金管理人及其投资者而言，2022年这样的低迷确实动摇信心，有时甚至事关存亡。在持续应对批评和怀疑的同时，所有正面新闻事件都被紧紧抓住，以帮助反弹和复兴该资产类别。最黑暗的日子似乎并不遥远，而反弹之年并不总是伴随着兴奋或狂热，更多的是验证和宽慰。2023年的最后几个月正是如此。尽管进入2024年时批评和怀疑仍然存在，加密货币（尤其是比特币）在精神和业绩上已证明十多年来是法定货币的可信替代品，保持了其价值储存功能，并提供了革命性的数字固定供应货币体系。2023年，这一叙事得到巩固，地缘政治不确定性和银行体系动荡进一步凸显了比特币独特价值主张。</w:t>
+        <w:t>对于这个早年因基金增长而热情高涨的行业，截至2023年底，前20大对冲基金持有约71.6%的总对冲基金AUM（数据来源：VisionTrack）；2022年底这一比例约为75%。顶级基金经理的基金价值集中并不意外，因为许多有限合伙人（LPs）会长期投资加密货币对冲基金。尽管市场低迷艰难，且加密货币对冲基金通常有月度认购/赎回，但LP基础往往以多年投资理念对待。对于行业基金经理及其投资者，像2022年那样的低迷时刻确实动摇信心，有时甚至关乎存亡。不断管理批评和怀疑，所有积极新闻事件都被用来帮助反弹和复兴该资产类别。最黑暗的日子似乎从未远去，反弹的一年并不总是带来兴奋或狂热，而是验证和宽慰。年末最后几个月便是如此。尽管进入2024年批评和怀疑依然存在，但加密货币，尤其是比特币，在精神和业绩上十多年来已证明是法定货币（fiat currencies）的可靠替代品，保持其价值储存功能，并提供革命性的数字固定供应货币体系。2023年，这一叙事得以巩固，地缘政治不确定性和银行体系动荡进一步凸显比特币的独特价值主张。虽然无法确定预测2024年加密资产走向，但我们可以回顾过去为多种结果做准备。我们知道的是，全球货币政策存在深层次结构性问题，高利率环境和持续的通胀年率加剧了这些矛盾。对于公开市场，投资者带着巨大期待但担忧地进入2023年，期待软着陆或硬着陆。SPDR S&amp;P 500 ETF全年上涨16.79%，但表象之下，很大部分可能归因于“七巨头”（magnificent seven），标普500指数从未如此集中。半导体、实用人工智能的首次亮相、基础设施和国防振兴的呼声以及全球贸易政策变化全年推动市场。</w:t>
       </w:r>
     </w:p>
     <w:p>
@@ -193,7 +193,7 @@
           <w:b w:val="0"/>
           <w:sz w:val="28"/>
         </w:rPr>
-        <w:t>虽然无法准确预测2024年加密资产会如何发展，但我们可以回顾过去，为各种结果做好准备。我们确实知道的是，全球货币政策存在深层次的结构性问题，高利率环境和逐年通胀压力加剧了这些问题。对于公开市场，投资者带着巨大期待但也带着对软着陆/硬着陆的担忧进入2023年。SPDR标普500 ETF全年上涨+16.79%，但表象之下，很大一部分涨幅可能归因于“七大巨头”，标普500历史上从未如此头重脚轻。半导体、实用人工智能的首次亮相、基础设施和国防振兴的呼声以及全球贸易政策变化，推动了全年大部分市场。老练的投资者争论着迫在眉睫的美国衰退时机，短期国债和货币市场基金的吸引力逐月攀升。私募股权基金筹资降至六年低点，使私募市场流动性充沛的日子仿佛一去不返。在此背景下，美国企业破产申请增至642宗，为2011年以来最高；投资者继续质疑头部金融机构因2023年3月流动性危机而产生的未实现持有至到期损失。</w:t>
+        <w:t>在同一时间范围内，VisionTrack基本面指数（VisionTrack Fundamental Index）下跌了24.71%，VisionTrack量化方向性指数（VisionTrack Quant Directional Index）下跌了10.45%，但VisionTrack市场中性指数（VisionTrack Market Neutral Index）上涨了1.60%。2023年下半年与2019年下半年相比对比特币而言是一个截然不同的故事。2023年，比特币在秋季和初冬上涨，从10月的出色表现开始。业内称为“Uptober”，比特币上涨了28.34%，主要源于ETF预期，加之比特币期权市场的伽马挤压轧空行情。10月，彭博社、路透社等媒体报道显示美国证券交易委员会（Securities and Exchange Commission，SEC）与ETF申请机构之间的讨论出现了真正的积极势头。尽管并非确定无疑且遭到怀疑，但10月彭博社分析师James Seyffart和Eric Balchunas预测美国比特币现货ETF在2024年1月前获得批准的概率为90%，进一步激发了行业热情。</w:t>
       </w:r>
     </w:p>
     <w:p>
@@ -209,7 +209,7 @@
           <w:b w:val="0"/>
           <w:sz w:val="28"/>
         </w:rPr>
-        <w:t>2023年，VisionTrack的加密对冲基金指数全年跑输比特币。彭博银河比特币指数（Bloomberg Galaxy Bitcoin Index）上涨+153.01%，彭博银河加密货币指数（Bloomberg Galaxy Crypto Index，BCGI）在第四季度上涨+139.56%。VisionTrack综合指数（VisionTrack Composite Index）上涨+64.02%，VisionTrack基本面指数（VisionTrack Fundamental Index）上涨+101.96%，VisionTrack量化方向指数（VisionTrack Quant Directional Index）上涨+56.41%，VisionTrack市场中性指数（VisionTrack Market Neutral Index）上涨+18.48%。正如我们第二季度机构对冲基金和风险投资报告所示，2023年以类似2019年的方式开局，在经历重大下跌年份后实现反弹。2019年，比特币表现优于部分ETF和基准指数，上涨+94.37%。同期，VisionTrack基本面指数上涨+22.4%，VisionTrack量化方向指数上涨+38.89%，VisionTrack市场中性指数上涨+16.92%。2019年下半年，比特币表现挣扎，六个月中有五个月月度表现下滑，10月是唯一上涨月份（+10.19%）。从当年7月底到12月底，比特币下跌-28.83%，VisionTrack综合指数下跌-14.92%。</w:t>
+        <w:t>考虑到VisionTrack的流动加密对冲基金成分股（费用后以美元报告业绩），2023年只有约3.9%的管理人跑赢了比特币，而2019年这一比例为5.9%。正如一再指出的，最大的贝塔资产会在周期开始时表现优异，而资产配置者在2023年已做好准备。由于预期全年由比特币主导，美国资产管理公司减少了对加密对冲基金的配置。对冲基金难以募集资金，因为它们未能逐月跑赢比特币和BBG Galaxy Crypto Index（BCGI），这两个是许多基金的非官方基准。比特币在前三个季度的持续亮眼表现加剧了第四季度对所有主动策略新申购的竞争。为了应对充满挑战的募资环境，2023年下半年，一些主动管理基金策略开始提供比特币计价份额类别以吸引投资者。</w:t>
       </w:r>
     </w:p>
     <w:p>
@@ -225,7 +225,7 @@
           <w:b w:val="0"/>
           <w:sz w:val="28"/>
         </w:rPr>
-        <w:t>在同一时间段内，VisionTrack基本面指数（VisionTrack Fundamental Index）下跌了24.71%，VisionTrack量化定向指数（VisionTrack Quant Directional Index）下跌了10.45%，而VisionTrack市场中性指数（VisionTrack Market Neutral Index）上涨了1.60%。2023年下半年与2019年下半年对于比特币（Bitcoin，BTC）而言情况截然不同。2023年，比特币从秋季到初冬一路走高，始于10月份的亮眼表现。业内称之为“Uptober”，比特币当月上涨28.34%，主要得益于交易所交易基金（ETF）的预期，加上比特币期权市场的伽马挤压效应。10月，彭博（Bloomberg）、路透（Reuters）等媒体报道称，美国证券交易委员会（Securities and Exchange Commission，SEC）与ETF申请方之间的讨论出现了真正的积极势头。尽管并非确定无疑且遭遇质疑，彭博分析师James Seyffart和Eric Balchunas在10月预计，美国比特币现货ETF在2024年1月获批的概率为90%，进一步点燃了行业热情。</w:t>
+        <w:t>对冲基金VisionTrack加密对冲基金指数（数据来源：VisionTrack，Messari）显示，2021年第三季度和第四季度是一个潜在指标，因为加密价格在2024年1月继续攀升，且VisionTrack基本面指数即将完成最终定盘。VisionTrack量化指数中的量化方向性策略也迎来了自2021年第一季度以来表现最好的季度，平均上涨43.75%收官，大幅超越此前季度。若干公司在今年最后几个月看到基金申购增加，表明流动量化策略可能正在为2024年的更多募资做准备。第四季度的正超额收益，尤其是11月和12月，主要受替代加密货币以及美国比特币现货获批的兴奋情绪驱动。截至季度末，考虑市值约10亿美元或以上的加密资产，Solana上涨401.9%，Sei上涨377.1%，Injective上涨373.3%，Avalanche上涨321.1%，Near上涨227.1%，Celestia推出其流动代币并在仅两个月内上涨301%。量化方向性和市场中性策略因流动资产的交易量和波动性回归而处于有利地位，能够捕捉主流加密资产和替代加密货币的价格上涨。随着情绪持续改善，顶级叙事将比特币推至年度高点，市场新的叙事和兴奋情绪进一步推高价格，为众多经过考验的管理人展示了成功的交易机会。</w:t>
       </w:r>
     </w:p>
     <w:p>
@@ -241,7 +241,7 @@
           <w:b w:val="0"/>
           <w:sz w:val="28"/>
         </w:rPr>
-        <w:t>考虑到VisionTrack中流动性加密对冲基金成分以美元计价的净费用后业绩，2023年只有约3.9%的经理人跑赢了比特币。2019年这一比例为5.9%。正如一再表明的那样，最大的贝塔资产会在周期开始时表现出色，而配置者们在2023年已做好准备。在预期比特币主导的一年中，美国资产管理者减少了对加密对冲基金的配置。对冲基金难以筹集资金，因为它们连续数月未能跑赢比特币（BTC）和银河加密指数（BCGI），而这两者往往是许多基金的非官方基准。比特币在年内前三季度持续亮眼的表现，使得第四季度所有主动策略的新增认购竞争加剧。为应对艰难的融资环境，一些主动管理型基金策略在2023年下半年开始提供以比特币计价的份额类别以吸引投资者。</w:t>
+        <w:t>从历史上看，比特币计价份额类别主要用作资金管理和资产评估管理解决方案的方法。投资者基础通常针对比特币矿工、高净值个人（High Net Worth Individuals，HNWIs）、家族办公室（Family Offices）、加密公司以及管理现有加密资产敞口的基金会。主动管理团队通常以便利性和更熟悉的托管解决方案为理由，为许多渴望维持或扩大其比特币持仓的投资者提供定制基金。然而在第四季度，许多基金管理人将这些策略视为与单一资产比特币产品（尤其是备受期待的美国比特币现货ETF）竞争的手段，目标年化回报为比特币加10-15%。根据VisionTrack，以比特币计价，这类基金在2023年回报率为7.59%，对于该分类而言是一个令人兴奋的开端，尽管其同类规模较小。</w:t>
       </w:r>
     </w:p>
     <w:p>
@@ -257,7 +257,7 @@
           <w:b w:val="0"/>
           <w:sz w:val="28"/>
         </w:rPr>
-        <w:t>量化定向策略在VisionTrack量化指数中创下了自2021年第一季度以来的最佳季度表现，平均上涨43.75%收官，大幅超越此前几个季度。多家公司在年末最后几个月看到基金认购增加，表明流动性量化策略可能在2024年准备更多资金募集。第四季度的超额正收益，尤其是11月和12月，主要由替代加密货币以及美国比特币现货获批的兴奋情绪驱动。截至季末，考虑市值约10亿美元及以上的加密资产，Solana（SOL）上涨401.9%，Sei（SEI）上涨377.1%，Injective（INJ）上涨373.3%，Avalanche（AVAX）上涨321.1%，Near（NEAR）上涨227.1%，而Celestia（TIA）的流动性代币在两个月内上涨301%。量化定向和市场中性策略在顶级加密资产及替代加密货币价格上涨中处于有利位置，因为流动资产的成交量和波动性回升。</w:t>
+        <w:t>考虑符合VisionTrack指数纳入要求的加密基金策略，2023年第四季度，VisionTrack基本面指数录得自2021年第一季度（+186.15%）以来最佳季度表现，上涨57.85%，略低于比特币2023年第四季度（+58.12%，包含早期报告估计）。值得注意的是，该基本面指数连续三个月实现两位数涨幅，这是自2021年第一季度以来的首次，且自2018年1月以来仅发生过两次。尽管季度表现几乎超越了比特币的涨势，但该基本面指数仅有一次连续两个季度实现正向超额收益（即跑赢比特币）。表：年度回报率、精选ETF与VisionTrack指数。来源：VisionTrack。</w:t>
       </w:r>
     </w:p>
     <w:p>
@@ -273,7 +273,7 @@
           <w:b w:val="0"/>
           <w:sz w:val="28"/>
         </w:rPr>
-        <w:t>随着情绪持续改善以及顶级叙事将比特币推至年度新高，市场中的新叙事和兴奋情绪进一步推高价格，为许多经受过考验的经理人展示了成功的交易机会。历史上，以比特币计价的份额类别主要用于财资管理和评估管理解决方案。投资者群体通常包括比特币矿工、高净值个人、家族办公室、加密公司以及管理现有加密货币敞口的基金会。主动管理团队通常以便利性和更熟悉的托管解决方案为由，为许多希望维持或扩大比特币持仓的感兴趣的投资者提供定制基金。然而在第四季度，许多基金经理将这些策略视为与单一资产比特币产品（尤其是备受期待的美国比特币现货ETF）竞争的手段，目标是实现年化回报率比特币+10%至15%。根据VisionTrack，以比特币计价，这一类基金在2023年回报率为+7.59%，尽管群体规模较小，但为这一分类带来了令人兴奋的开端。</w:t>
+        <w:t>包括早期估计，2023年加密基本面策略截至12月平均回报85.70%。量化方向性基金平均回报71.55%，市场中性基金平均回报14.54%。对于表现位于前两个四分位的基金，对冲基金基本面策略和量化策略在全年表现上接近。但考虑下半年，量化策略在前四分位中表现出强劲的超额收益。尽管许多基金在一年中的大部分时间追逐比特币，但基本面类和量化方向类的前两个四分位在2023年下半年均跑赢了比特币（+38.75%）。表格“VisionTrack四分位表现（2023年1月至12月）”和“VisionTrack四分位表现（2023年7月至12月）”的数据分析截至2024年1月17日。VisionTrack不提供加密对冲基金成分股的详细业绩排名。</w:t>
       </w:r>
     </w:p>
     <w:p>
@@ -289,7 +289,7 @@
           <w:b w:val="0"/>
           <w:sz w:val="28"/>
         </w:rPr>
-        <w:t>考虑到符合VisionTrack指数纳入条件的加密基金策略，2023年第四季度，VisionTrack基本面指数录得自2021年第一季度（+186.15%）以来最佳季度表现，上涨57.85%，略低于比特币在2023年第四季度的涨幅（+58.12%），包含早期报告估计。值得注意的是，基本面指数连续三个月录得两位数月涨幅，这是自2021年第一季度以来的首次，也是自2018年1月以来仅第二次出现。尽管季度业绩几乎超越比特币的涨幅，但基本面指数仅有两次连续两个季度正向超额表现。包括早期估计，2023年截至12月，加密基本面策略平均上涨85.70%，量化定向基金平均上涨71.55%，市场中性基金平均上涨14.54%。对于表现位于前两个四分位的基金，对冲基金基本面策略和量化策略在全年表现相近。然而，考虑到下半年，量化策略在前四分位中显示出强劲的超额表现。</w:t>
+        <w:t>以下是表现四分位数，可为管理人和资产配置者提供相对于VisionTrack基金分类的风险与回报特征参考。下述分类描述了四种细分类型，复制了VisionTrack指数所使用的底层方法论：综合型（Composite）、基本面型（Fundamental）、量化方向型（Quant Directional）和市场中性型（Market Neutral）。对成分基金集合进行了调整，以尽可能纳入历史基金表现，包括选定的单独管理账户（SMA）。要纳入四分位数分析，基金必须报告扣除费用后的业绩，并在给定时间范围内提供完整的月度表现详情。月度表现数据不完整的加密货币基金策略被排除在分析之外。VisionTrack加密货币对冲基金表现四分位数表来源：VisionTrack。</w:t>
       </w:r>
     </w:p>
     <w:p>
@@ -305,7 +305,7 @@
           <w:b w:val="0"/>
           <w:sz w:val="28"/>
         </w:rPr>
-        <w:t>尽管全年大部分时间许多基金都在追赶比特币，但在2023年下半年，基本面策略和量化定向类别的前两个四分位均跑赢了比特币（+38.75%）。下表展示了VisionTrack各四分位数的全年及下半年业绩数据：综合指数平均回报66.57%，中位数66.54%；基本面指数平均85.70%，中位数81.62%；量化定向指数平均71.55%，中位数75.88%；市场中性指数平均14.54%，中位数12.17%。第一个四分位分别高于350.8%、350.8%、329.2%和50.8%；第二个四分位介于相应区间；第三和第四四分位依次递减。2023年下半年，综合指数平均29.69%，中位数24.91%；基本面指数平均36.44%，中位数33.52%；量化定向指数平均33.54%，中位数28.14%；市场中性指数平均8.04%，中位数5.34%。VisionTrack不生成加密对冲基金成分的详细业绩排名。</w:t>
+        <w:t>基金资产管理规模（AUM）规模按策略类型划分：2022年Q1至2023年Q4的平均AUM规模（百万美元）：HF基本面型从487.88降至159.17；HF市场中性型从82.40降至67.90；HF量化方向型从44.44升至67.19。中位数AUM规模（百万美元）：HF基本面型从79.19降至34.05；HF市场中性型从50.15降至40.00；HF量化方向型从14.00升至17.00。数据来源：VisionTrack，截至2024年1月17日。机构流动性基金价值中，被动/Beta产品占比最高，自VisionTrack于2021年11月开始追踪AUM以来达到最高份额。在636.7亿美元中，约328亿美元存放在灰度比特币信托（Grayscale's BTC Trust）和灰度以太坊信托（Grayscale's ETH Trust）。截至12月底，前十大被动/Beta产品合计持有377亿美元总AUM。</w:t>
       </w:r>
     </w:p>
     <w:p>
@@ -321,7 +321,7 @@
           <w:b w:val="0"/>
           <w:sz w:val="28"/>
         </w:rPr>
-        <w:t>以下业绩四分位分析可为基金管理人和资金配置方提供各类基金的风险与回报特征参考，其分类遵循VisionTrack指数的底层方法：综合型、基本面型、量化方向型、市场中性型。为使历史基金业绩更具包容性，我们对成分基金进行了调整，纳入了部分独立管理账户（SMA）。要进入四分位分析，基金必须报告净费用后收益，并提供给定时间范围内的完整月度业绩细节。月度数据不完整的加密基金策略将被排除。</w:t>
+        <w:t>对于基本面型基金，中位数基金规模全年温和增长至3405万美元，为年内最高值，但与2021年初相比仍然较小。量化方向型基金在年底录得可观增长，中位数基金规模达到4000万美元。市场中性型基金在年底实现了有记录以来的最高中位数基金规模1700万美元，是该类别的一个显著成就。尽管2023年第四季度专门的加密流动性对冲基金AUM增速加快，但前20大流动性对冲基金仍占据对冲基金总AUM的约71.6%。2022年底这一数字为75%，这是一个略微积极的信号，表明净新基金正在推动加密货币对冲基金市场增长。然而，对于面临2022年困境和上一轮周期新对冲基金浪潮的顶级加密货币基金管理人而言，流动性策略的募资面临诸多挑战。</w:t>
       </w:r>
     </w:p>
     <w:p>
@@ -337,7 +337,7 @@
           <w:b w:val="0"/>
           <w:sz w:val="28"/>
         </w:rPr>
-        <w:t>VisionTrack加密对冲基金业绩四分位表 来源：VisionTrack 9 2024年机构加密对冲基金与风险投资报告基金资产管理规模（AUM）与策略类型 2022年Q1 2022年Q2 2022年Q3 2022年Q4 2023年Q1 2023年Q2 2023年Q3 2023年Q4 平均AUM（百万美元） 对冲基金基本面型 487.88 226.14 238.71 123.73 97.50 99.97 96.57 159.17 对冲基金市场中性型 82.40 76.72 72.80 53.56 56.67 58.00 56.27 67.90 对冲基金量化方向型 44.44 38.40 29.71 22.25 24.50 23.58 36.29 67.19 中位数AUM（百万美元） 对冲基金基本面型 79.19 50.42 50.00 32.14 25.36 25.00 25.00 34.05 对冲基金市场中性型 50.15 47.16 46.12 28.00 25.00 25.00 21.89 40.00 对冲基金量化方向型 14.00 14.80 12.98 10.00 10.00 10.00 15.00 17.00 数据来源：VisionTrack截至2024年1月17日。机构流动性基金价值中，被动/贝塔产品占比最高，为VisionTrack自2021年11月开始跟踪AUM以来的最高份额。在636.7亿美元中，约328亿美元由Grayscale的BTC和ETH信托持有。截至12月底，前十大被动/贝塔产品合计持有377亿美元AUM。</w:t>
+        <w:t>资金流与AUM：尽管2023年前三个季度基金管理人难以超越被动/Beta产品，但同比来看，位于上两个四分位数的基金管理人在2023年底确实实现了AUM增长。虽然VisionTrack目前不收集申购/赎回细节，但我们按基金策略收集月度AUM数据。如果按策略计算的AUM增长超过报告的总表现，则可以假设管理人看到了申购的增加。VisionTrack收集的数据显示，从2023年2月至2023年9月，许多基金管理人的加密货币对冲基金规模基本持平。然而，从9月到12月，加密货币对冲基金的总AUM从107.5亿美元增长至152.2亿美元，增幅为+41.62%。同期，基本面型策略增幅最大，总AUM从78.2亿美元跃升至114.6亿美元。量化方向型策略年底AUM约为18.1亿美元，市场中性型基金增长至19.7亿美元。</w:t>
       </w:r>
     </w:p>
     <w:p>
@@ -353,7 +353,7 @@
           <w:b w:val="0"/>
           <w:sz w:val="28"/>
         </w:rPr>
-        <w:t>对于基本面型基金，中位数规模在年内温和增长至3405万美元，为年内最高值，但与2021年初相比仍较小。量化方向型基金在年末录得可观增长，中位数规模达4000万美元。市场中性型基金年末录得历史最高中位数规模1700万美元，对该类基金而言是一项显著成就。尽管加密专属流动性对冲基金AUM在2023年第四季度加速增长，但前20大流动性对冲基金仍持有约71.6%的对冲基金总AUM。2022年末这一比率为75%，表明净新基金正在增长加密对冲基金市场，这是一个轻微积极信号。然而，对于面临2022年困难局面和上一周期新对冲基金浪潮的顶级加密基金管理人而言，流动性策略的募资面临诸多挑战。</w:t>
+        <w:t>包括单一资产工具和多资产指数产品在内的被动/Beta产品在加密货币基金市场中保持主导地位。从9月底到12月底，所有流动性基金策略的总AUM从417.3亿美元增长至636.7亿美元。年底时，被动/Beta产品占比约76%。按季度划分的加密货币对冲基金平均及中位数AUM图来源：VisionTrack。全球流动性加密货币策略月度AUM图来源：VisionTrack。全球流动性加密货币策略AUM份额图来源：VisionTrack。全球风险投资公司在加密货币/区块链领域的年度募资情况：2023年共58只基金筹得57.5亿美元，低于2022年创纪录的262只基金募资377亿美元。</w:t>
       </w:r>
     </w:p>
     <w:p>
@@ -369,7 +369,7 @@
           <w:b w:val="0"/>
           <w:sz w:val="28"/>
         </w:rPr>
-        <w:t>AUM/资金流 尽管2023年前三个季度基金管理人难以超越被动/贝塔产品，但同比处于前两个四分位数的基金管理人在2023年末仍实现了AUM增长。虽然VisionTrack目前不收集申购/赎回细节，但我们按策略每月收集AUM。如果某策略的AUM增长超过所报告的总业绩，则可以认为管理人出现了申购增长。VisionTrack收集的数据显示，2023年2月至9月，许多基金管理人的加密对冲基金规模趋于平稳。但从9月到12月，加密对冲基金总AUM从107.5亿美元增长41.62%至152.2亿美元。基本面型策略增幅最大，同期总AUM从78.2亿美元跃升至114.6亿美元。量化方向型策略年末AUM约为18.1亿美元，市场中性型基金增长至19.7亿美元。</w:t>
+        <w:t>从全球风险投资格局来看，根据PitchBook数据，所有行业风险投资基金的总募资额从2022年的2986.5亿美元降至2023年的1627.3亿美元，降幅为-45.51%。比较加密货币风险投资公司在全球风险投资募资中的份额，加密货币基金约占全球募资额的3.53%，低于2022年12.62%的高点。风险投资募资也未达到2021年的份额（5.65%），但较此前所有年份有所改善。2017年至2023年全球募资总额及基金数量变化表：全球总额从1861.2亿美元降至1627.3亿美元，基金数量从2400降至1279。美国募资总额从468.0亿美元降至684.0亿美元，基金数量从630降至425。全球区块链/加密货币募资总额从5.7亿美元降至57.5亿美元，基金数量从25降至58。</w:t>
       </w:r>
     </w:p>
     <w:p>
@@ -385,7 +385,7 @@
           <w:b w:val="0"/>
           <w:sz w:val="28"/>
         </w:rPr>
-        <w:t>被动/贝塔产品（包括单资产工具和多资产指数产品）保持加密基金市场的主导地位。从9月底到12月底，所有流动性基金策略的AUM从417.3亿美元增长至636.7亿美元。年末被动/贝塔产品持有约76%的份额。加密对冲基金平均与中位数AUM按季度划分 来源：VisionTrack 10 2024年机构加密对冲基金与风险投资报告全球流动性加密策略月度AUM 来源：VisionTrack 数据来源：VisionTrack， Galaxy Asset Management， Bloomberg 全球流动性加密策略AUM份额 来源：VisionTrack 数据来源：VisionTrack， Galaxy Asset Management， Bloomberg</w:t>
+        <w:t>风险投资募资：风险投资策略通常在对加密货币需求达到顶峰时募资，此时估值较高且顶级加密货币表现良好。随着估值降温，机构配置和兴趣下降，加密货币风险投资策略的募资变得具有挑战性。自2022年第三季度以来，加密货币风险投资募资大体如此，因为被动/Beta产品在2023年占据了中心位置。按地域和行业划分的风险投资募资表：2017年至2023年区块链/加密货币基金募资额占全球比例从0.31%升至3.53%（2022年最高12.62%），基金数量占比从1.04%升至4.53%。占美国比例方面，募资额占比从1.23%升至8.40%，基金数量占比从3.97%升至13.65%。数据来源：PitchBook，VisionTrack，截至2023年12月31日。</w:t>
       </w:r>
     </w:p>
     <w:p>
@@ -401,7 +401,7 @@
           <w:b w:val="0"/>
           <w:sz w:val="28"/>
         </w:rPr>
-        <w:t>年度来看，2023年全球加密/区块链风险投资公司通过58只基金筹集了57.5亿美元，低于2022年创纪录的262只基金、377亿美元。纵观全球风险投资格局，根据PitchBook数据，所有行业的VC基金筹集总额从2022年的2986.5亿美元下降45.51%至2023年的1627.3亿美元。将加密风险投资公司占全球风险投资募资的比例进行比较，加密基金约占全球募资的3.53%，低于2022年的12.62%高点。风险投资募资也低于2021年的份额（5.65%），但高于所有此前年份。2017年至2023年*全球总筹集金额（十亿美元）：186.12、320.82、260.83、233.53、363.50、298.65、162.73；基金数量：2400、2796、2497、2612、3365、2532、1279。美国总筹集金额（十亿美元）：46.80、74.69、74.09、92.70、168.36、172.87、68.40；基金数量：630、757、742、878、1431、1234、425。全球区块链/加密总筹集金额（十亿美元）：0.57、3.30、2.67、1.95、20.55、37.70、5.75；基金数量：25、46、23、33、158、262、58。</w:t>
+        <w:t>正如VisionTrack过去几个季度的多份研究报告所概述，加密货币领域的风险投资募资在2021年之前并非主要基金工具。尽管2023年募资数据惨淡，但该策略类型自2021年前的水平已取得进一步进展。由于市场在2023年大部分时间聚焦于被动/Beta单一资产和多资产指数产品，如果加密货币原生资产配置者打算在2024年晚些时候转向风险投资基金产品，加密货币风险投资可能会回归。风险投资基金对区块链/加密货币生态系统的发展至关重要，因为它们不仅通过私募市场估值的季度标记提供下行保护，而且还是新公司的主要资本来源。尽管历史上只经历过一次真正的低迷期，期间加密货币风险投资基金大规模募资，但我们预计较大的加密货币风险投资公司将在2024年带着新基金回归。</w:t>
       </w:r>
     </w:p>
     <w:p>
@@ -417,7 +417,7 @@
           <w:b w:val="0"/>
           <w:sz w:val="28"/>
         </w:rPr>
-        <w:t>风险投资募资 风险投资策略通常在加密需求达到顶峰时（即估值较高且顶级加密货币表现良好时）进行募资。随着估值降温，机构配置和兴趣下降，加密风险投资策略的募资变得具有挑战性。自2022年第三季度以来，加密风险投资募资在很大程度上如此，因为被动/贝塔产品在2023年占据主导地位。按地域和行业划分的风险投资募资 来源：VisionTrack 2017年至2023年*区块链/加密基金筹集金额占全球比例：0.31%、1.03%、1.03%、0.84%、5.65%、12.62%、3.53%；基金数量占全球比例：1.04%、1.65%、0.92%、1.26%、4.70%、10.35%、4.53%；区块链/加密基金筹集金额占美国比例：1.23%、4.42%、3.61%、2.10%、12.21%、21.81%、8.40%；基金数量占美国比例：3.97%、6.08%、3.10%、3.76%、11.04%、21.23%、13.65%。数据来源：PitchBook Data， VisionTrack截至2023年12月31日。</w:t>
+        <w:t>2023年第四季度，7只基金共募资6.89亿美元，为2020年第三季度以来的最低水平。即使到了2023年第四季度，2022年第二季度的募资额（155.8亿美元）仍高于此后所有季度的总和。2022年几家主要风险投资支持的初创公司倒闭，包括一些最知名传统风险投资公司支持的企业，这仍然是抑制资产配置者投资该行业的因素之一。考虑为区块链/加密货币行业募资的风险投资公司的投资者构成时，2023年加密货币原生公司约占已关闭基金的72%，传统投资者则为该行业提供了募资支持。按年度平均，加密货币原生公司占专门用于加密货币风险投资的基金关闭数量的81%。传统投资者在2022年获得了最大份额，当时加密货币原生公司仅占71%。鉴于过去五年资产配置者的周期性轮换，对风险投资基金的预期是，加密货币原生公司和传统投资者将在2024年年中带着新基金重返市场。考虑到加密货币风险投资公司的资金跑道，这一募资周期对该行业至关重要。迄今为止，很少有基金专注于后期阶段交易，许多基金将注意力集中在早期阶段活动。对于自2022年以来至2023年已完成部署的基金而言，许多风险投资支持的企业将进入其公司生命周期的更后期阶段，表明后期轮次应即将到来。</w:t>
       </w:r>
     </w:p>
     <w:p>
@@ -433,7 +433,7 @@
           <w:b w:val="0"/>
           <w:sz w:val="28"/>
         </w:rPr>
-        <w:t>正如VisionTrack过去几个季度的多份研究报告所述，风险投资在加密领域直到2021年才成为主要基金工具。尽管2023年募资数据惨淡，但该策略类型自2021年前的水平以来已取得进一步进展。由于市场在2023年大部分时间聚焦于被动/贝塔单资产和多资产指数产品，加密风险投资很可能在加密原生配置者于2024年晚些时候转向风险投资基金产品时回归。风险投资基金对区块链/加密生态系统的发展至关重要，因为它们不仅通过私人市场估值的季度标记提供下行保护，还是新公司的主要资本来源。尽管历史上只有一次真正的低迷期（期间加密风险投资基金大规模筹资），我们预计较大的加密风险投资公司将在2024年携新基金回归。2023年第四季度，7只基金筹集了6.89亿美元，为2020年第三季度以来的最低水平。即使考虑到2023年第四季度，2022年第二季度筹集的资本（155.8亿美元）仍超过随后所有季度的总和。多个主要风险投资支持的初创公司在2022年的倒闭，包括一些最知名传统风险投资公司支持的公司，持续抑制资金配置者对该领域的投资。</w:t>
+        <w:t>为了最好地促进被投资组合公司进入下一阶段，后期基金被募集以支持这些公司便不足为奇。对于加密货币风险投资基金来说，这将是所筹集的基金类型迈出的重要一步。从历史上看，由于区块链/加密货币市场不如传统风险投资市场成熟，受命设立的后期加密货币风险基金极少见。VisionTrack收集的数据发现，过去10年筹集的785只加密货币专项风险投资基金中，仅有90只命名为基金II、基金III或更高编号。这表明，近90%的加密货币专项风险投资基金是加密货币原生公司和传统投资者首次接触加密货币的基金。</w:t>
       </w:r>
     </w:p>
     <w:p>
@@ -449,7 +449,7 @@
           <w:b w:val="0"/>
           <w:sz w:val="28"/>
         </w:rPr>
-        <w:t>在考虑为区块链/加密行业募资的风险投资公司的投资者构成时，加密原生公司约占2023年关闭基金的72%，传统投资者则支持了该行业的募资。平均每年，加密原生公司关闭81%的专门用于加密风险投资的基金。传统投资者在2022年获得最大份额，当时加密原生公司仅关闭了71%的基金。考虑到过去五年资金配置者的周期性轮换，风险投资基金的预期是加密原生和传统投资者将在2024年年中带着新基金重返市场。考虑到加密风险投资公司的跑道，这一募资周期将对行业至关重要。迄今为止，很少有基金专注于后期阶段交易，许多基金将注意力集中在早期阶段活动。对于自2022年以来及贯穿2023年进行部署的基金，许多风险投资支持的企业将处于其公司生命周期的更靠后阶段，这表明后期轮次应该即将到来。</w:t>
+        <w:t>根据Galaxy Research收集的数据，2023年加密货币风投交易活动涉及1998笔交易，交易价值98亿美元。年度总额较3795笔交易的319亿美元有所下降。第四季度，风投交易活动持续低迷，359笔交易贡献了19.2亿美元的交易价值。考虑到早期报告的细节，2023年第四季度的交易数量自2020年第二季度的301笔以来最低，自2022年第一季度达到1331笔的峰值后，季度交易数量逐步放缓。随着该行业资本持续受限，基金部署能力接近上限，后期赢家占据了剩余基金价值。2023年第四季度，后期风投交易占交易数量的14.48%和交易价值的15.83%。从历史看，这是按阶段统计的季度后期交易最高占比。</w:t>
       </w:r>
     </w:p>
     <w:p>
@@ -465,7 +465,7 @@
           <w:b w:val="0"/>
           <w:sz w:val="28"/>
         </w:rPr>
-        <w:t>为了更好地促进投资组合公司进入下一阶段，预计后续将筹集后期基金以支持这些公司。对于加密风险投资基金而言，这将是所筹集基金类型的重要一步。从历史上看，由于区块链/加密市场不如传统风险投资市场强劲，强制性后期加密风险基金的筹集很少见。从VisionTrack收集的数据发现，过去10年筹集的785只加密专属风险基金中，有90只名为“基金II”、“基金III”或更高。这表明近90%的加密专属风险基金是加密原生公司和传统投资者首次涉足加密领域的基金。</w:t>
+        <w:t>相比之下，2023年第四季度种子前阶段交易大幅下降，359笔总交易中仅有32笔。种子前阶段交易数量仅占8.91%，为2016年第一季度以来的最低水平。种子前阶段交易占2023年第四季度交易价值的15.43%，低于2016年第一季度以来19.14%的季度平均值。正如我们在2023年中期报告中所指出的，风投机构正利用后期交易估值，并支持宝贵的投资组合公司。这一趋势在年底并未改变，交易活动萎缩，所有交易阶段的估值均保持平稳。年度最大交易包括Wormhole（2.25亿美元）、Line Next（1.4亿美元）、Blockstream（1.25亿美元）、LayerZero（1.2亿美元）和Worldcoin（1.15亿美元），基本上都是后期交易。</w:t>
       </w:r>
     </w:p>
     <w:p>
@@ -481,7 +481,7 @@
           <w:b w:val="0"/>
           <w:sz w:val="28"/>
         </w:rPr>
-        <w:t>根据Galaxy Research收集的数据，2023年加密风险投资交易活动涉及交易总额98亿美元，共1998笔交易。年度总额低于3795笔交易、总价值319亿美元的水平。第四季度，风险投资交易活动持续低迷，359笔交易总额为19.2亿美元。考虑到早期报告的细节，2023年第四季度的交易数量是自2020年第二季度（301笔）以来的最低水平，交易数量自2022年第一季度（1331笔）的峰值以来逐季放缓。随着该领域资本持续受限，基金部署能力达到上限，后期赢家占据了剩余基金价值。</w:t>
+        <w:t>考虑到2023年的最大交易，仅有8笔交易价值超过1亿美元。2023年没有一笔交易进入过去十年加密货币风投交易前50名的创纪录交易价值。简而言之，风投交易活动远未达到历史水平。加密货币风投交易的中位数规模从第三季度的325万美元下降到第四季度的300万美元。对于所有交易，自2016年以来的历史中位数交易价值为140万美元。积极的一面是，过去12个季度均超过了这一中位数交易价值。自2016年以来，仅有三个季度的中位数交易规模超过300万美元，这表明尽管交易数量和价值下降，早期交易仍较为昂贵。</w:t>
       </w:r>
     </w:p>
     <w:p>
@@ -497,7 +497,7 @@
           <w:b w:val="0"/>
           <w:sz w:val="28"/>
         </w:rPr>
-        <w:t>2023年第四季度，后期风险投资交易占交易数量的14.48%，占交易价值的15.83%。从历史来看，这是按阶段划分的季度后期交易比例最高的一次。相反，种子前阶段交易在2023年第四季度大幅下降，仅记录了359笔总交易中的32笔。种子前阶段交易数量仅占8.91%，为2016年第一季度以来的最低水平。种子前交易占2023年第四季度交易价值的15.43%，低于2016年第一季度以来19.14%的季度平均水平。正如我们在2023年中期报告中所指出的，风险投资家正在利用后期交易估值并支持有价值的投资组合公司。</w:t>
+        <w:t>换言之，加密货币风投投资者自2016年以来不仅提高了最低支票规模，而且每年部署策略的针对性也在增强。此外，几个季度以来首次，所有风投的中位数交易规模超过了加密货币风投，这表明加密货币公司的估值已有所下降。估值方面，中位数投前估值从第三季度的2113万美元下降到第四季度的1080万美元，主要归因于交易数量减少。中位数投后估值也从第三季度的2800万美元下降到第四季度的1400万美元。中位数投前和投后估值均大幅下降，加之缺乏融资机会，表明风投支持较少的公司估值更为保守，而头部投资组合公司则以低于历史估值的水平进行整合。</w:t>
       </w:r>
     </w:p>
     <w:p>
@@ -513,7 +513,7 @@
           <w:b w:val="0"/>
           <w:sz w:val="28"/>
         </w:rPr>
-        <w:t>由于加密风险投资融资市场在过去六个季度中一直举步维艰，顶级投资组合公司的整合并不意外。年度顶级交易包括Wormhole（2.25亿美元）、Line Next（1.4亿美元）、Blockstream（1.25亿美元）、LayerZero（1.2亿美元）和Worldcoin（1.15亿美元），这些基本上都是后期交易。考虑到2023年的顶级交易，只有8笔交易价值超过1亿美元。2023年没有一笔交易在加密风险投资交易过去十年的前50名中创下创纪录的交易价值。简而言之，风险投资交易活动远未达到历史水平。</w:t>
+        <w:t>这对现有投资组合公司而言并非降级，而是指后期阶段的新公司在历史上估值较低。对加密货币风投投资者而言，这是一个积极信号。对加密货币支持的风投公司来说，情况则略有不同。总体而言，考虑到2020年之前的市场，加密货币风投投资者和风投支持公司在交易规模和估值方面均取得了进展。尽管面临挑战，但季度交易数量仍保持或接近2016年以来的季度平均值，估值自2020年以来有所上升，这对不断增长的风投市场是一个积极信号。准确的全局风投交易数据对区块链/加密货币市场仍是一个挑战，尤其是因为其规模小于传统风投市场。</w:t>
       </w:r>
     </w:p>
     <w:p>
@@ -529,7 +529,7 @@
           <w:b w:val="0"/>
           <w:sz w:val="28"/>
         </w:rPr>
-        <w:t>加密风险投资交易的中位交易规模从第三季度的325万美元下降至第四季度的300万美元。对于所有交易，自2016年以来的历史中位数为140万美元。积极的一面是，过去12个季度都超过了这一中位交易价值。自2016年以来，只有三个季度的中位交易规模超过300万美元，这表明尽管交易数量和交易价值下降，早期交易仍然更加昂贵。换言之，加密风险投资者自2016年以来不仅提高了最低支票规模，而且逐年更加注重战略部署。此外，几个季度以来首次，所有风险投资的中位交易规模超过了加密风险投资，这表明加密公司的估值已经下降。</w:t>
+        <w:t>例如，截至2023年底，对于已知投前和投后估值的交易，利用PitchBook Data和Galaxy的方法，加密货币共统计了1632笔交易。考虑到传统风投市场的所有风投交易，这一数字为34471。此外，有关交易分类、行业、代币化资产、归属时间表、交易价值、交易数量以及二级交易的信息，对加密货币风投投资者来说往往是不透明且任意的数据集。这最终导致估值差异和风投交易者（尤其是二级市场）的市场碎片化。当考虑致力于改善市场覆盖范围的风投交易数据集时，交易价值和数量的差异正是这一市场挑战的典型例子。</w:t>
       </w:r>
     </w:p>
     <w:p>
@@ -545,7 +545,7 @@
           <w:b w:val="0"/>
           <w:sz w:val="28"/>
         </w:rPr>
-        <w:t>在估值方面，中位投资前估值从第三季度的2113万美元下降至第四季度的1080万美元，这主要归因于交易数量减少。中位投资后估值也从第三季度的2800万美元下降至第四季度的1400万美元。中位投资前和投资后估值的显著下降，加上融资匮乏，表明对于风险投资支持较少的公司，估值更为保守，而顶级投资组合公司则以低于历史估值的水平进行整合。这并不构成现有投资组合公司的估值下调，而是后期新公司经历了较低的历史估值。对于加密风险投资者而言，这是一个积极信号。对于风险投资支持的加密公司而言，情况则略有不同。</w:t>
+        <w:t>Galaxy Research与PitchBook Data的方法论指出，2023年1998笔交易涉及98亿美元。DeFiLlama的年末总交易价值为62亿美元，涉及720笔交易。Crypto Valley的年度区块链风投报告指出98亿美元，涉及1031笔交易。The Block记录了107亿美元和1819笔交易。Messari记录了196亿美元，其中包含Stripe的65亿美元融资作为加密货币相关交易。除去Stripe，Messari的总交易价值为131亿美元，涉及1698笔交易。尽管少量风投交易数据集在交易价值和数量上具有相似性，但交易分类和分类法使得在资产层面评估风投市场变得困难。如果加密货币风投基金在2024年融资不顺，我们将要么看到类似过去六个季度的低迷交易活动，要么公司将寻求公开市场获取流动性（如果尚未倒闭）。若近期募集的风投基金（尤其是2022年期的）开始分配，将有助于融资周期，并对2024年底的交易活动和估值产生净利好。</w:t>
       </w:r>
     </w:p>
     <w:p>
@@ -561,7 +561,7 @@
           <w:b w:val="0"/>
           <w:sz w:val="28"/>
         </w:rPr>
-        <w:t>两家投资巨头与基础设施提供商Oasis Pro和Provenance Blockchain合作开展“守护者计划”（Project Guardian），利用私有区块链管理代币化资产和基金产品。加密货币对冲基金和风险投资行业是否会朝同样的运营方向发展，我们拭目以待。当像Metamask、Magic Eden和Audius这样的公司被纳入风险投资交易活动时，随着越来越多的金融科技（FinTech）和传统金融服务公司整合区块链/加密货币基础设施（blockchain/crypto infrastructure）及Web3商业模式，在报告数据中应披露是否排除了这些公司。</w:t>
+        <w:t>这两家投资巨头与基础设施提供商Oasis Pro和Provenance Blockchain合作开展Project Guardian，利用私有区块链管理代币化资产和基金产品。加密对冲基金和风投行业是否会朝着类似的运营方向发展，我们尚需拭目以待。诸如Metamask、Magic Eden和Audius等公司是否应被纳入风投交易活动？随着越来越多的金融科技和传统金融服务公司整合区块链/加密基础设施及Web3商业模式，应披露这些公司在报告数据中的排除情况。尽管Stripe可能并非加密原生公司且无加密原生背景，但其正在整合基础设施和技术以获取重要市场份额，这对风投支持的加密业务是一个重要考量。</w:t>
       </w:r>
     </w:p>
     <w:p>
@@ -577,7 +577,7 @@
           <w:b w:val="0"/>
           <w:sz w:val="28"/>
         </w:rPr>
-        <w:t>尽管Stripe可能并非加密货币原生公司且无加密货币原生的支持，但该公司正在整合基础设施和技术以获取重要市场份额。这对风险投资支持的加密货币企业而言是一个重要考量。由于数据收集缺乏标准化，风险投资交易数据可能存在不准确之处。第三方数据公司、基金管理人及估值专家都在此问题上努力。然而，这种碎片化使人们对加密货币风险投资基金的最终表现产生质疑。此外，优质信息的缺失限制了投资者基础，抑制了更多加密货币风险资本交易的达成。</w:t>
+        <w:t>由于数据收集缺乏标准化，风投交易数据可能存在不准确之处。第三方数据公司、基金管理人和估值专家都在努力解决这一问题。然而，碎片化问题使人质疑加密风投基金的最终业绩。此外，优质信息的缺乏限制了投资者基础，抑制了更多加密风投资本交易的达成。关于链上基金的信息质量对于机构加密投资者而言，2023年无疑是重建之年，重点在于恢复市场信心和测试新产品。虽然并非新事物，但代币化基金产品和现实世界资产在低交易量和低波动期间持续吸引投资者兴趣。</w:t>
       </w:r>
     </w:p>
     <w:p>
@@ -593,7 +593,7 @@
           <w:b w:val="0"/>
           <w:sz w:val="28"/>
         </w:rPr>
-        <w:t>关于链上基金（On-Chain Funds）的信息质量：对于机构加密货币投资者而言，2023年无疑是重建之年，重点在于恢复市场信心和测试新产品。尽管并非新事物，但代币化基金产品（tokenized fund offerings）和现实世界资产（real-world assets）在低成交量和低波动期间维持了投资者的兴趣。机构质押产品（institutional staking products），以及代币化货币市场基金（tokenized money market funds）和短期代币化国债（short-term tokenized treasuries）的日益普及，为投资者提供了缓解稳定币风险的便捷操作产品。2023年3月的银行流动性危机促使投资者寻求稳定币以外的现金等价物解决方案，吸引了活跃的主动型基金经理关注这些金融服务。加密货币对冲基金在过去已有代币化投资策略，但该模式仍面临诸多挑战，且用例并不常见。尽管许多公司尝试将此类产品推向市场，但预计未来几年将有更多另类投资基金工具上链。</w:t>
+        <w:t>机构质押产品，以及代币化货币市场基金和短期代币化国债的流行，为投资者提供了便捷的运营产品以减轻稳定币风险。2023年3月的银行流动性危机促使投资者考虑稳定币以外的现金等价解决方案，吸引了活跃的主动型基金经理关注这些金融服务。加密货币对冲基金过去曾采用代币化投资策略，但该模式仍面临诸多挑战，且使用案例并不普遍。尽管许多公司尝试将此类产品推向市场，但预计未来几年会有更多另类投资工具上链。</w:t>
       </w:r>
     </w:p>
     <w:p>
@@ -609,7 +609,7 @@
           <w:b w:val="0"/>
           <w:sz w:val="28"/>
         </w:rPr>
-        <w:t>贝恩公司（Bain）2023年底的报告表明，另类投资的代币化（tokenization of alternative investment）——主动管理策略（Actively managed strategies）对于机构加密货币的发展至关重要。对冲基金和风险投资基金共同为更广泛的加密货币用例的开发和应用提供支持系统。虽然业绩很重要，但投资工具为在2022年充满复杂性的行业提供了流动性和机会。</w:t>
+        <w:t>贝恩公司在2023年底的报告指出，另类投资的代币化对于机构加密的发展至关重要。主动管理策略是机构加密发展的关键。对冲基金和风投基金均为更广泛的加密应用场景的开发和采用提供了支持系统。尽管业绩重要，但这些投资工具为2022年充满困难的行业提供了流动性和机会。2023年的很大一部分可总结为许多加密对冲基金和风投公司面临的挑战时期，被动/贝塔产品主导市场。</w:t>
       </w:r>
     </w:p>
     <w:p>
@@ -625,7 +625,7 @@
           <w:b w:val="0"/>
           <w:sz w:val="28"/>
         </w:rPr>
-        <w:t>2023年的大部分时间可总结为许多加密货币对冲基金和风险投资公司的艰难时期，因为被动/贝塔产品（passive/beta products）主导了市场。正如过往周期所见，专注于勤勉提供机构级基金产品、且通常得到加密货币原生有限合伙人（crypto-native LPs）支持的管理人将存活下来，并在市场反弹中获益。从配置者角度看，与加密货币原生投资者相比，机构配置者往往难以通过合适的基金工具把握市场时机，因为即时的市场力量将配置者置于“当前趋势”中。摆脱零配置很重要，且通常是配置者的第一步。然而，这些基金策略的吸引力在市场下行时更为明显。例如，去年夏天是考虑中小盘基本面方向和量化方向敞口的好时机。如果单一资产现货产品在2024年初表现良好，那么下半年市场兴趣和热情向市场中性及风险投资基金产品轮动将不足为奇。</w:t>
+        <w:t>正如以往周期所见，专注于提供严谨机构级基金产品的管理者，通常得到加密原生有限合伙人的支持，将在市场反弹中生存并获得回报。从资产配置者的角度来看，与加密原生投资者相比，机构配置者通常难以通过合适的基金工具把握市场时机，因为即时市场力量将配置者置于“当前趋势”中。摆脱零配置很重要，并且通常是配置者的第一步。然而，这些基金策略的吸引力在市场低迷时期才变得更为明显。</w:t>
       </w:r>
     </w:p>
     <w:p>
@@ -641,7 +641,7 @@
           <w:b w:val="0"/>
           <w:sz w:val="28"/>
         </w:rPr>
-        <w:t>结论与展望（Conclusion &amp; Outlook）：如果您是数字资产基金经理，并希望将您的业绩结果提交给VisionTrack以纳入我们的VisionTrack指数，请联系我们：visiontrack@galaxy.com。有关更新后的方法论及可下载的月度数据，请访问我们的网站：https://visiontrack.galaxy.com。联系方式（Contact Us）。</w:t>
+        <w:t>例如，刚刚过去的夏天是考虑中小盘基本面及量化方向性敞口的绝佳时机。如果单一资产现货产品在2024年初表现良好，那么看到兴趣和热情推动市场在年内晚些时候向市场中性基金和风投基金产品轮动就不足为奇了。结论与展望：如果您是数字资产基金经理，并希望将您的业绩结果贡献给VisionTrack以纳入我们的VisionTrack指数，请通过visiontrack@galaxy.com联系我们。有关我们更新后的方法以及可下载的月度数据，请访问我们的网站https://visiontrack.galaxy.com。</w:t>
       </w:r>
     </w:p>
     <w:p>
@@ -657,7 +657,7 @@
           <w:b w:val="0"/>
           <w:sz w:val="28"/>
         </w:rPr>
-        <w:t>[1] BLOOMBERG是Bloomberg Finance L.P.的商标或服务标志。GALAXY是GDCM的商标。Bloomberg Finance L.P.及其关联公司（合称“Bloomberg”）与GDCM、基金及其各自关联公司（合称“Galaxy”）无关联。Bloomberg与Galaxy的合作关系是作为CFIX指数（“指数”）的管理人和计算代理人，该指数归Bloomberg所有。Bloomberg和Galaxy均不保证与指数或所获结果相关的任何数据或信息的及时性、准确性或完整性。Bloomberg和Galaxy均不对指数、与之相关的任何数据或数值，或任何与之挂钩、以其为组成部分或基于该指数的金融产品或工具（“产品”）或从中获得的结果作出任何明示或暗示的保证，并明确否认所有关于适销性和特定用途适用性的保证。在法律允许的最大范围内，Bloomberg、其许可方、Galaxy及其各自的员工、承包商、代理人、供应商和供应商均不对因指数、与之相关的任何数据或数值或任何产品（无论是由于他们的疏忽还是其他原因）引起的任何直接、间接、附带、后果性、惩罚性或其他损害承担任何责任。</w:t>
+        <w:t>联系我们：[1]BLOOMBERG是Bloomberg Finance L.P.的商标或服务标志。GALAXY是GDCM的商标。Bloomberg Finance L.P.及其关联方（统称Bloomberg）不与GDCM、基金及其各自关联方（统称Galaxy）关联。Bloomberg与Galaxy的关系是作为CFIX（“指数”）的管理人和计算代理，该指数为Bloomberg财产。Bloomberg和Galaxy均不保证与指数或要获得的结果相关的任何数据或信息的及时性、准确性或完整性。Bloomberg和Galaxy均不对指数、与之相关的任何数据或数值、或任何与之挂钩、使用其作为组成部分或基于指数的金融产品或工具（产品）或要获得的结果作任何明示或暗示的保证，并明确否认所有适销性和特定用途适用性的保证。</w:t>
       </w:r>
     </w:p>
     <w:p>
@@ -673,7 +673,7 @@
           <w:b w:val="0"/>
           <w:sz w:val="28"/>
         </w:rPr>
-        <w:t>证券交易通过Galaxy Digital Partners LLC进行，该公司是FINRA和SIPC的成员。VisionTrack数据仪表盘和VisionTrack数据库仅供信息参考，不应作为任何投资决策的依据。本文档提供指向我们认为您可能感兴趣的其他网站的链接。请注意，当您点击其中某个链接时，您可能会跳转到与Galaxy无关的提供商网站。我们无法控制这些链接网站及其提供商，并且不对任何链接网站的内容或正常运行负责。包含任何链接并不表示我们认可或采纳其中的陈述。我们建议您阅读这些链接网站的使用条款和隐私声明，因为其政策可能与我们不同。</w:t>
+        <w:t>在法律允许的最大范围内，Bloomberg、其许可方、Galaxy及其各自的员工、承包商、代理人、供应商和供应商不对因指数、与之相关的任何数据或数值或任何产品（无论是因其疏忽还是其他原因）而引起的任何损害（直接、间接、后果性、附带性、惩罚性或其他）承担任何责任。证券交易通过Galaxy Digital Partners LLC（FINRA和SIPC会员）进行。VisionTrack数据仪表板和VisionTrack数据库仅供信息参考，不应作为任何投资决策的依据。本文档提供指向其他网站的链接，我们认为这些网站可能对您感兴趣。请注意，当您点击其中一个链接时，您可能会进入一个与Galaxy无关的提供商的网站。这些链接网站及其提供商不受我们控制，我们对任何链接网站的内容或正常运行不承担责任。包含任何链接并不意味着我们认可或采纳其中的陈述。我们建议您阅读这些链接网站的使用条款和隐私声明，因为其政策可能与我们的不同。</w:t>
       </w:r>
     </w:p>
     <w:p>
@@ -689,7 +689,7 @@
           <w:b w:val="0"/>
           <w:sz w:val="28"/>
         </w:rPr>
-        <w:t>本文档及其所含信息由Galaxy Digital Holdings LP及其关联公司（“Galaxy”）仅为提供信息之目的提供给您。未经Galaxy明确的书面批准，不得以任何形式全部或部分复制或再分发本文档。本文档中的任何信息或观点均不构成购买或出售任何咨询服务、证券、期货、期权或其他金融工具的要约，或招揽此类要约，也不构成参与任何咨询服务或交易策略。本文档中的任何内容均不构成投资、法律或税务建议。您应自行对本文档中的信息进行调查和评估。基于本文档所含信息做出的任何决策均由读者自行承担全部责任。本文档中的某些陈述反映了Galaxy的观点、估计、意见或预测（可能基于专有模型和假设，特别是Galaxy对当前和未来某些数字资产市场的看法），并且无法保证这些观点、估计、意见或预测目前准确或最终得以实现。如果这些假设或模型不正确或情况发生变化，实际表现可能与本文档中的估计存在重大差异，且可能低于估计值。Galaxy或其任何关联公司、股东、合伙人、成员、董事、高管、管理层、员工或代表均未对任何信息或任何其他信息（无论是书面还是口头形式）的准确性或完整性作出任何明示或暗示的陈述或保证。上述各方明确否认与使用此信息相关的任何及所有责任。本文档中包含的某些信息（包括财务信息）来自已发布和未发布的来源。Galaxy未对此类信息进行独立核实，并且Galaxy不对其准确性承担责任。</w:t>
+        <w:t>本文档及其所含信息由Galaxy Digital Holdings LP及其关联方（“Galaxy”）仅出于信息目的提供给您。未经Galaxy明确书面批准，不得以任何形式全部或部分复制或重新分发本文档。本文档中的任何信息或意见均不构成购买或出售任何咨询服务、证券、期货、期权或其他金融工具或参与任何咨询服务或交易策略的要约或招揽。本文档中的任何内容均不构成投资、法律或税务建议。您应对本文档中的信息自行进行调查和评估。基于本文档所含信息的任何决定均由读者自行承担。本文档中的某些陈述反映了Galaxy的观点、估计、意见或预测（可能基于专有模型和假设，尤其是Galaxy对某些数字资产当前和未来市场的看法），且无法保证这些观点、估计、意见或预测目前准确或最终会实现。如果这些假设或模型不正确或情况发生变化，实际业绩可能与本文档中的估计存在重大差异且低于估计。Galaxy及其任何关联方、股东、合伙人、成员、董事、高级职员、管理层、雇员或代表均不对任何信息或任何其他信息（无论以书面或口头形式传达）的准确性或完整性作任何明示或暗示的陈述或保证。上述各方明确否认与使用该信息相关的任何及所有责任。本文档中的某些信息（包括财务信息）来自已发布和未发布的来源。Galaxy未独立验证此类信息，且不对其准确性承担责任。</w:t>
       </w:r>
     </w:p>
     <w:p>

--- a/reports/2026/专题研究_20260604.docx
+++ b/reports/2026/专题研究_20260604.docx
@@ -26,7 +26,7 @@
           <w:b w:val="0"/>
           <w:sz w:val="30"/>
         </w:rPr>
-        <w:t>2024年机构加密对冲基金与风险投资报告</w:t>
+        <w:t>2024年机构加密货币对冲基金与风险投资报告</w:t>
       </w:r>
     </w:p>
     <w:p>
@@ -41,7 +41,7 @@
           <w:b w:val="0"/>
           <w:sz w:val="28"/>
         </w:rPr>
-        <w:t>· 约34%的加密专属对冲基金拥有3年以上业绩记录，56.2%的基金成立时间为1-3年。</w:t>
+        <w:t>· 约34%的加密货币专属对冲基金拥有3年以上业绩记录，56.2%的基金成立时间在1-3年之间。</w:t>
       </w:r>
     </w:p>
     <w:p>
@@ -56,7 +56,7 @@
           <w:b w:val="0"/>
           <w:sz w:val="28"/>
         </w:rPr>
-        <w:t>· 2023年全球加密/区块链风险投资公司通过58只基金筹集了57.5亿美元，低于2022年的377亿美元。</w:t>
+        <w:t>· 2023年第四季度加密货币对冲基金资产管理规模跃升至约152亿美元，其中基本面策略基金持有114亿美元。</w:t>
       </w:r>
     </w:p>
     <w:p>
@@ -71,7 +71,7 @@
           <w:b w:val="0"/>
           <w:sz w:val="28"/>
         </w:rPr>
-        <w:t>· 2023年第四季度加密对冲基金资产管理规模跃升至约152亿美元，其中基本面策略持有114亿美元。</w:t>
+        <w:t>· 2023年全球加密货币/区块链风险投资机构通过58只基金筹集了57.5亿美元，较2022年的377亿美元大幅下降。</w:t>
       </w:r>
     </w:p>
     <w:p>
@@ -97,7 +97,7 @@
           <w:b w:val="0"/>
           <w:sz w:val="28"/>
         </w:rPr>
-        <w:t>本报告由银河（Galaxy）旗下的领先数字资产买方数据平台VisionTrack制作，撰写时间为2024年1月17日至19日。公开研究资料可访问www.galaxy.com/research，VisionTrack数据库位于visiontrack/galaxy.com，联系邮箱为visiontrack@galaxy.com。报告作者为VisionTrack数据主管Bailey York。报告目录涵盖关键要点、执行摘要、对冲基金（Hedge Funds）业绩、四分位数、资产管理规模（AUM）与资金流动、风险投资（Venture）募资与交易、链上基金以及结论与展望。</w:t>
+        <w:t>根据VisionTrack数据，约34%的加密货币专属对冲基金（crypto-dedicated hedge funds）拥有3年以上业绩记录，56.2%的基金成立时间在1至3年之间，而仅有不到7.2%的基金拥有4年以上业绩记录。在2023年下半年，基本面和量化方向基金（fundamental and quant directional funds）中表现最好的两个四分位基金超越了比特币。加密货币对冲基金的总资产管理规模（AUM）在2023年第四季度跃升至约152亿美元，其中基本面策略（fundamental strategies）持有114亿美元，量化方向基金（Quant Directional Funds）持有18亿美元，市场中性基金（Market Neutral Funds）持有19亿美元。全年来看，所有加密货币对冲基金的中位基金规模温和增长，主要归因于加密货币价格上涨，尽管第四季度出现净申购。</w:t>
       </w:r>
     </w:p>
     <w:p>
@@ -113,7 +113,7 @@
           <w:b w:val="0"/>
           <w:sz w:val="28"/>
         </w:rPr>
-        <w:t>关键要点显示，约34%的加密货币专属对冲基金拥有3年以上的业绩记录（track record）；56.2%的基金成立于1至3年之间，仅有不到7.2%的基金拥有4年以上的记录。2023年下半年，加密货币基本面和量化方向策略基金（crypto fundamental and quant directional funds）的前两个四分位数（quartiles）表现优于比特币。2023年第四季度，加密货币对冲基金AUM跃升至约152亿美元，其中基本面策略持有114亿美元，量化方向基金持有18亿美元，市场中性基金（Market Neutral Funds）持有19亿美元。所有加密货币对冲基金的中位数基金规模全年温和增长，主要归因于加密货币价格上涨，但2023年第四季度认购量有所增加。</w:t>
+        <w:t>2023年，全球加密货币/区块链领域风险投资公司（crypto/blockchain venture capital firms）共筹集57.5亿美元，涉及58支基金，远低于2022年创纪录的377亿美元和262支基金。加密货币风投公司（crypto venture firms）占全球风险投资筹资的比例约为3.53%，较2022年的12.62%高点显著下降。加密货币原生公司（crypto-native firms）占2023年关闭基金的72%，传统投资者支持了行业筹资。从年度平均来看，加密货币原生公司关闭了81%的加密货币风投专有基金。</w:t>
       </w:r>
     </w:p>
     <w:p>
@@ -129,7 +129,7 @@
           <w:b w:val="0"/>
           <w:sz w:val="28"/>
         </w:rPr>
-        <w:t>全球风险投资公司在加密货币/区块链领域，2023年共通过58只基金募资57.5亿美元，低于2022年通过262只基金募资377亿美元的纪录水平。从加密货币风投公司占全球风投募资的比例看，加密货币基金约占全球募资的3.53%，低于2022年12.62%的高点。加密货币原生企业（crypto-native firms）占2023年封闭基金的72%，传统投资者支持了该行业的募资。平均每年，加密货币原生企业关闭的基金占加密货币风投基金的81%。</w:t>
+        <w:t>2022年底，加密货币总市值为8400亿美元，而到2023年底，总市值增长至1.77万亿美元，实现了健康的一年期攀升。比特币在2022年底相对于排名前十的其他加密货币的市占率约为38.43%，到2023年底升至约47.8%。据CoinGecko追踪，其在12月6日达到前十流动性加密货币中的最高占比51.5%。比特币的统治地位始于2023年第二季度末，随着美国比特币现货ETF（U.S. Bitcoin Spot ETF）审批进程获得动力。BlackRock在6月决定申请现货BTC ETF——这是其首次申请——重新点燃了竞争，促使先前发行人Invesco/Galaxy、ArkInvest、Fidelity、VanEck、WisdomTree、Bitwise等重新申请，带动了市场兴趣激增。比特币在2023年3月恢复到年度高点。</w:t>
       </w:r>
     </w:p>
     <w:p>
@@ -145,7 +145,7 @@
           <w:b w:val="0"/>
           <w:sz w:val="28"/>
         </w:rPr>
-        <w:t>加密货币总市值在2022年底为8400亿美元流动代币价值，2023年增长至1.77万亿美元，实现一年健康攀升。截至2022年底，比特币在十大加密货币中市占率约为38.43%；2023年底升至约47.8%。其最高占比出现在12月6日，达51.5%（数据来源：CoinGecko）。比特币的主导地位始于2023年第二季度末，市场对美国比特币现货ETF（spot ETF）审批进程的情绪升温。贝莱德（BlackRock）于6月决定申请现货比特币ETF——其首次此类申请——重燃竞争，促使先前的发行人Invesco/Galaxy、ArkInvest、Fidelity、VanEck、WisdomTree、Bitwise等重新申请，推动市场兴趣激增。比特币在2023年3月重回年内高点。至仲夏，许多加密货币基金经理在上半年大部分时间忙于引入新服务提供商，特别是银行关系、数字资产托管、机构质押合作及中心化加密货币交易所。</w:t>
+        <w:t>到2023年中，许多加密货币基金管理者在年初大部分时间都在新聘服务提供商，特别是银行关系、数字资产托管人（digital asset custodians）、机构质押合作伙伴（institutional staking partners）和中心化加密货币交易所（centralized crypto exchanges）。由于2022年的崩溃仍令许多基金经理心有余悸，加强运营控制是去年各公司的优先事项。筹资活动尚未恢复，许多公司面临的市场成交量和波动性较历史水平偏低。根据VisionTrack数据，我们估计从2022年5月到2023年12月，715家加密货币专属对冲基金中有250家关闭，接近市场的35%。对于那些未在2022年破产中损失全部基金价值的基金经理，许多人面临不确定的宏观环境和配置者风险偏好下降。尽管有许多帮助机构“脱离零配置”的论点，但主动策略的信息传递效果不佳，顶级对冲基金遭遇赎回。</w:t>
       </w:r>
     </w:p>
     <w:p>
@@ -161,7 +161,7 @@
           <w:b w:val="0"/>
           <w:sz w:val="28"/>
         </w:rPr>
-        <w:t>鉴于2022年的崩盘事件仍令许多基金经理记忆犹新，加强运营控制是去年各机构的优先事项。策略募资仍未恢复，许多公司面临市场成交量及波动性低于历史水平的局面。根据VisionTrack数据，我们估计在2022年5月至2023年12月期间，715只加密货币专属对冲基金中有250只关闭，约占市场的35%。那些未因2022年破产而损失全部基金价值的基金经理，面临不确定的宏观环境以及分配者风险偏好降低。尽管可能有多种理由帮助机构“摆脱零仓位”，但主动策略的传达效果不佳，顶级对冲基金遭遇赎回。对于在2022年低迷期和2023年初赎回中幸存下来的基金，我们的数据显示34.01%的加密货币专属对冲基金拥有3年以上业绩记录，56.2%拥有1至3年记录，仅不足7.2%拥有4年以上记录。</w:t>
+        <w:t>对于在2022年低迷和2023年初赎回中幸存下来的基金，我们的数据表明34.01%的加密货币专属对冲基金拥有3年以上业绩记录。56.2%的基金业绩记录在1至3年之间，不到7.2%的基金拥有4年以上业绩记录。对于此前几年基金增长热情高涨的行业，到2023年底，基于VisionTrack数据，前20大对冲基金持有总对冲基金AUM的约71.6%，而2022年底这一数字约为75%。顶级基金管理人集中基金价值并不令人意外，因为许多有限合伙人（limited partners，LP）会持有一家加密货币对冲基金数年。虽然低迷时期很艰难，且加密货币对冲基金通常有月度申购/赎回，但LP基础往往以多年投资理念对待加密货币对冲基金。</w:t>
       </w:r>
     </w:p>
     <w:p>
@@ -177,7 +177,7 @@
           <w:b w:val="0"/>
           <w:sz w:val="28"/>
         </w:rPr>
-        <w:t>对于这个早年因基金增长而热情高涨的行业，截至2023年底，前20大对冲基金持有约71.6%的总对冲基金AUM（数据来源：VisionTrack）；2022年底这一比例约为75%。顶级基金经理的基金价值集中并不意外，因为许多有限合伙人（LPs）会长期投资加密货币对冲基金。尽管市场低迷艰难，且加密货币对冲基金通常有月度认购/赎回，但LP基础往往以多年投资理念对待。对于行业基金经理及其投资者，像2022年那样的低迷时刻确实动摇信心，有时甚至关乎存亡。不断管理批评和怀疑，所有积极新闻事件都被用来帮助反弹和复兴该资产类别。最黑暗的日子似乎从未远去，反弹的一年并不总是带来兴奋或狂热，而是验证和宽慰。年末最后几个月便是如此。尽管进入2024年批评和怀疑依然存在，但加密货币，尤其是比特币，在精神和业绩上十多年来已证明是法定货币（fiat currencies）的可靠替代品，保持其价值储存功能，并提供革命性的数字固定供应货币体系。2023年，这一叙事得以巩固，地缘政治不确定性和银行体系动荡进一步凸显比特币的独特价值主张。虽然无法确定预测2024年加密资产走向，但我们可以回顾过去为多种结果做准备。我们知道的是，全球货币政策存在深层次结构性问题，高利率环境和持续的通胀年率加剧了这些矛盾。对于公开市场，投资者带着巨大期待但担忧地进入2023年，期待软着陆或硬着陆。SPDR S&amp;P 500 ETF全年上涨16.79%，但表象之下，很大部分可能归因于“七巨头”（magnificent seven），标普500指数从未如此集中。半导体、实用人工智能的首次亮相、基础设施和国防振兴的呼声以及全球贸易政策变化全年推动市场。</w:t>
+        <w:t>公共市场方面，投资者满怀期待但带着对软着陆/硬着陆（soft/hard landing）的担忧进入2023年。SPDR标普500 ETF（SPDR S&amp;P 500 ETF）全年上涨16.79%，但幕后观察显示，这很大程度上归功于“七巨头”（Magnificent Seven），标准普尔500指数从未如此头部集中。半导体、实用人工智能（artificial intelligence，AI）的首次亮相、基础设施和国防振兴的呼吁以及全球贸易政策的变化主导了大部分时间的市场。精明的投资者争论美国即将到来的衰退时机，短期国债和货币市场基金吸引力逐月攀升。私募市场流动性丰沛的日子似乎已近尾声，私募股权（private equity）融资降至6年低点。在此背景下，2023年美国企业破产申请攀升至642起，为2011年以来最高，投资者继续质疑主要金融机构因2023年3月流动性危机而产生的未实现持有至到期（held-to-maturity，HTM）损失。</w:t>
       </w:r>
     </w:p>
     <w:p>
@@ -193,7 +193,7 @@
           <w:b w:val="0"/>
           <w:sz w:val="28"/>
         </w:rPr>
-        <w:t>在同一时间范围内，VisionTrack基本面指数（VisionTrack Fundamental Index）下跌了24.71%，VisionTrack量化方向性指数（VisionTrack Quant Directional Index）下跌了10.45%，但VisionTrack市场中性指数（VisionTrack Market Neutral Index）上涨了1.60%。2023年下半年与2019年下半年相比对比特币而言是一个截然不同的故事。2023年，比特币在秋季和初冬上涨，从10月的出色表现开始。业内称为“Uptober”，比特币上涨了28.34%，主要源于ETF预期，加之比特币期权市场的伽马挤压轧空行情。10月，彭博社、路透社等媒体报道显示美国证券交易委员会（Securities and Exchange Commission，SEC）与ETF申请机构之间的讨论出现了真正的积极势头。尽管并非确定无疑且遭到怀疑，但10月彭博社分析师James Seyffart和Eric Balchunas预测美国比特币现货ETF在2024年1月前获得批准的概率为90%，进一步激发了行业热情。</w:t>
+        <w:t>2023年，加密货币基金经理面临巨大的运营风险、持续的监管不确定性与艰难的融资环境。2021年和2022年的热情消退，配置者与金融媒体似乎希望远离加密货币，并期待结构性改变。对于基金经理及其投资者，2022年的低迷动摇了信心，甚至关乎生存。他们不断应对批评与怀疑，所有积极消息都被用来帮助反弹。最黑暗的日子似乎并不遥远，反弹之年往往带来验证与宽慰而非兴奋。2023年最后几个月正是如此。尽管进入2024年批评和怀疑依然存在，加密货币尤其是比特币十多年来已证明自己是法定货币的可靠替代品，保持价值储存功能并提供革命性的数字固定供应货币体系。2023年，这一叙述得到巩固，地缘政治不确定性与银行系统动荡进一步凸显了比特币的独特价值。虽然无法确切预测2024年加密货币资产走势，但我们可以审视过去以为一系列结果做准备。全球货币政策存在深层次结构性问题，高利率与通胀加剧了这些矛盾。</w:t>
       </w:r>
     </w:p>
     <w:p>
@@ -209,7 +209,7 @@
           <w:b w:val="0"/>
           <w:sz w:val="28"/>
         </w:rPr>
-        <w:t>考虑到VisionTrack的流动加密对冲基金成分股（费用后以美元报告业绩），2023年只有约3.9%的管理人跑赢了比特币，而2019年这一比例为5.9%。正如一再指出的，最大的贝塔资产会在周期开始时表现优异，而资产配置者在2023年已做好准备。由于预期全年由比特币主导，美国资产管理公司减少了对加密对冲基金的配置。对冲基金难以募集资金，因为它们未能逐月跑赢比特币和BBG Galaxy Crypto Index（BCGI），这两个是许多基金的非官方基准。比特币在前三个季度的持续亮眼表现加剧了第四季度对所有主动策略新申购的竞争。为了应对充满挑战的募资环境，2023年下半年，一些主动管理基金策略开始提供比特币计价份额类别以吸引投资者。</w:t>
+        <w:t>在业绩方面，2023年VisionTrack的加密货币对冲基金指数全年表现不及比特币。截至第四季度，彭博银河比特币指数（Bloomberg Galaxy Bitcoin Index）上涨153.01%，彭博银河加密货币指数（Bloomberg Galaxy Crypto Index，BCGI）上涨139.56%。VisionTrack综合指数（VisionTrack Composite Index）上涨64.02%，VisionTrack基本面指数（VisionTrack Fundamental Index）上涨101.96%，VisionTrack量化方向指数（VisionTrack Quant Directional Index）上涨56.41%，VisionTrack市场中性指数（VisionTrack Market Neutral Index）上涨18.48%。正如我们在第二季度机构对冲基金和风险投资报告中所指出的，2023年开局类似2019年，即在重大下跌年份之后出现反弹收益。2019年，比特币表现优于精选ETF和基准指数，上涨94.37%。同期，VisionTrack基本面指数上涨22.4%，VisionTrack量化方向指数上涨38.89%，VisionTrack市场中性指数上涨16.92%。2019年，比特币在下半年表现挣扎，六个月中有五个月月度表现下跌。10月是2019年下半年比特币唯一上涨的月份（+10.19%）。从当年7月底到12月底，比特币下跌28.83%，VisionTrack综合指数下跌14.92%。</w:t>
       </w:r>
     </w:p>
     <w:p>
@@ -225,7 +225,7 @@
           <w:b w:val="0"/>
           <w:sz w:val="28"/>
         </w:rPr>
-        <w:t>对冲基金VisionTrack加密对冲基金指数（数据来源：VisionTrack，Messari）显示，2021年第三季度和第四季度是一个潜在指标，因为加密价格在2024年1月继续攀升，且VisionTrack基本面指数即将完成最终定盘。VisionTrack量化指数中的量化方向性策略也迎来了自2021年第一季度以来表现最好的季度，平均上涨43.75%收官，大幅超越此前季度。若干公司在今年最后几个月看到基金申购增加，表明流动量化策略可能正在为2024年的更多募资做准备。第四季度的正超额收益，尤其是11月和12月，主要受替代加密货币以及美国比特币现货获批的兴奋情绪驱动。截至季度末，考虑市值约10亿美元或以上的加密资产，Solana上涨401.9%，Sei上涨377.1%，Injective上涨373.3%，Avalanche上涨321.1%，Near上涨227.1%，Celestia推出其流动代币并在仅两个月内上涨301%。量化方向性和市场中性策略因流动资产的交易量和波动性回归而处于有利地位，能够捕捉主流加密资产和替代加密货币的价格上涨。随着情绪持续改善，顶级叙事将比特币推至年度高点，市场新的叙事和兴奋情绪进一步推高价格，为众多经过考验的管理人展示了成功的交易机会。</w:t>
+        <w:t>在同一时间段内，VisionTrack基本面指数（Fundamental Index）下跌了24.71%，VisionTrack量化方向指数（Quant Directional Index）下跌了10.45%，而VisionTrack市场中性指数（Market Neutral Index）上涨了1.60%。2023年下半年与2019年下半年相比，比特币（Bitcoin，BTC）的情况截然不同。2023年，比特币在秋季和初冬上涨，从10月份的强劲表现开始。行业内称为“Uptober”，比特币上涨了28.34%，主要受交易所交易基金（ETF）预期推动，再加上比特币期权市场的伽马挤压（gamma squeeze）加剧了涨势。10月，彭博社（Bloomberg）、路透社（Reuters）等媒体报道显示，美国证券交易委员会（Securities &amp; Exchange Commission，SEC）与ETF申请人的讨论出现了真正的积极势头。尽管并非确定无疑且受到怀疑，但彭博分析师James Seyffart和Eric Balchunas在10月预估，到2024年1月美国比特币现货ETF（US BTC Spot ETF）获批概率为90%，进一步激发了行业热情。</w:t>
       </w:r>
     </w:p>
     <w:p>
@@ -241,7 +241,7 @@
           <w:b w:val="0"/>
           <w:sz w:val="28"/>
         </w:rPr>
-        <w:t>从历史上看，比特币计价份额类别主要用作资金管理和资产评估管理解决方案的方法。投资者基础通常针对比特币矿工、高净值个人（High Net Worth Individuals，HNWIs）、家族办公室（Family Offices）、加密公司以及管理现有加密资产敞口的基金会。主动管理团队通常以便利性和更熟悉的托管解决方案为理由，为许多渴望维持或扩大其比特币持仓的投资者提供定制基金。然而在第四季度，许多基金管理人将这些策略视为与单一资产比特币产品（尤其是备受期待的美国比特币现货ETF）竞争的手段，目标年化回报为比特币加10-15%。根据VisionTrack，以比特币计价，这类基金在2023年回报率为7.59%，对于该分类而言是一个令人兴奋的开端，尽管其同类规模较小。</w:t>
+        <w:t>考虑到VisionTrack的流动加密对冲基金（liquid crypto hedge fund）成分基金以美元计价的净费用后业绩，2023年只有约3.9%的经理跑赢了比特币。2019年这一数字为5.9%。正如多次指出的，最大的贝塔资产（beta assets）在周期开始时表现优异，而配置者在2023年已做好准备。在预期将由比特币主导的一年中，美国资产管理公司减少了对加密对冲基金的配置。对冲基金难以筹集资本，因为它们按月未能同时跑赢比特币（BTC）和银河加密指数（BCGI），而这两者是不计其数基金的非官方基准。比特币在全年前三季度持续强劲的表现，使得第四季度所有主动策略的新认购竞争加剧。为应对艰难的融资环境，一些主动管理基金策略在2023年下半年开始提供以比特币计价的份额类别（BTC-denominated share classes），以吸引投资者。</w:t>
       </w:r>
     </w:p>
     <w:p>
@@ -257,7 +257,7 @@
           <w:b w:val="0"/>
           <w:sz w:val="28"/>
         </w:rPr>
-        <w:t>考虑符合VisionTrack指数纳入要求的加密基金策略，2023年第四季度，VisionTrack基本面指数录得自2021年第一季度（+186.15%）以来最佳季度表现，上涨57.85%，略低于比特币2023年第四季度（+58.12%，包含早期报告估计）。值得注意的是，该基本面指数连续三个月实现两位数涨幅，这是自2021年第一季度以来的首次，且自2018年1月以来仅发生过两次。尽管季度表现几乎超越了比特币的涨势，但该基本面指数仅有一次连续两个季度实现正向超额收益（即跑赢比特币）。表：年度回报率、精选ETF与VisionTrack指数。来源：VisionTrack。</w:t>
+        <w:t>VisionTrack加密对冲基金指数（VisionTrack Crypto Hedge Fund Indices）显示，量化方向策略（Quant Directional Strategies）在2023年第四季度创下自2021年第一季度以来的最佳季度表现，平均上涨43.75%，年终大幅超越前几个季度。多家公司在年末最后几个月看到基金认购增加，表明流动量化策略可能在2024年迎来更多融资。第四季度的正超额收益，尤其是11月和12月，很大程度上受替代加密货币（altcoins）以及对美国比特币现货获批的 excitement 驱动。截至季度末，考虑市值约10亿美元或以上的加密资产，Solana（SOL）上涨401.9%，Sei（SEI）上涨377.1%，Injective（INJ）上涨373.3%，Avalanche（AVAX）上涨321.1%，Near（NEAR）上涨227.1%，Celestia（TIA）其流动代币上市仅两个月涨幅达301%。量化方向和市场中性策略在顶级加密资产及替代加密货币价格上涨中处于有利位置，因为流动资产的交易量和波动性回归。随着情绪持续改善，顶级叙事将比特币推至年度高点，新的叙事和 excitement 推动价格进一步走高，为许多经过考验的经理展示了成功的交易机会。</w:t>
       </w:r>
     </w:p>
     <w:p>
@@ -273,7 +273,7 @@
           <w:b w:val="0"/>
           <w:sz w:val="28"/>
         </w:rPr>
-        <w:t>包括早期估计，2023年加密基本面策略截至12月平均回报85.70%。量化方向性基金平均回报71.55%，市场中性基金平均回报14.54%。对于表现位于前两个四分位的基金，对冲基金基本面策略和量化策略在全年表现上接近。但考虑下半年，量化策略在前四分位中表现出强劲的超额收益。尽管许多基金在一年中的大部分时间追逐比特币，但基本面类和量化方向类的前两个四分位在2023年下半年均跑赢了比特币（+38.75%）。表格“VisionTrack四分位表现（2023年1月至12月）”和“VisionTrack四分位表现（2023年7月至12月）”的数据分析截至2024年1月17日。VisionTrack不提供加密对冲基金成分股的详细业绩排名。</w:t>
+        <w:t>历史上，比特币计价份额类别主要作为财务管理和评估管理解决方案的一种方式。投资者基础通常针对比特币矿工（Bitcoin Miners）、高净值个人（HNWIs）、家族办公室（Family Offices）、加密公司和管理现有加密资产敞口的基金会。主动管理团队通常以便利性和更熟悉的托管解决方案为由，为许多渴望维持或扩大比特币持仓的感兴趣投资者提供定制基金。然而，在第四季度，许多基金经理将这些策略视为与单一资产比特币产品（尤其是备受期待的美国比特币现货ETF）竞争的手段，目标是年化收益率比特币+10-15%。根据VisionTrack，这些基金以比特币计价的回报在2023年为+7.59%，对该分类而言是一个令人振奋的开端，尽管样本规模较小。</w:t>
       </w:r>
     </w:p>
     <w:p>
@@ -289,7 +289,7 @@
           <w:b w:val="0"/>
           <w:sz w:val="28"/>
         </w:rPr>
-        <w:t>以下是表现四分位数，可为管理人和资产配置者提供相对于VisionTrack基金分类的风险与回报特征参考。下述分类描述了四种细分类型，复制了VisionTrack指数所使用的底层方法论：综合型（Composite）、基本面型（Fundamental）、量化方向型（Quant Directional）和市场中性型（Market Neutral）。对成分基金集合进行了调整，以尽可能纳入历史基金表现，包括选定的单独管理账户（SMA）。要纳入四分位数分析，基金必须报告扣除费用后的业绩，并在给定时间范围内提供完整的月度表现详情。月度表现数据不完整的加密货币基金策略被排除在分析之外。VisionTrack加密货币对冲基金表现四分位数表来源：VisionTrack。</w:t>
+        <w:t>考虑符合VisionTrack指数纳入要求的加密基金策略，在2023年第四季度，VisionTrack基本面指数录得自2021年第一季度（+186.15%）以来最佳季度表现+57.85%，仅略低于2023年第四季度比特币的+58.12%（包含早期预估）。值得注意的是，基本面指数连续三个月实现两位数增长，这是自2021年第一季度以来的首次，也是自2018年1月以来仅有的第二次。尽管季度表现几乎超越比特币的涨势，但基本面指数仅有一次实现连续两个季度的正向超额收益。包含早期预估，2023年全年至12月，加密基本面策略平均收益率为+85.70%，量化方向基金平均+71.55%，市场中性基金平均+14.54%。对于表现位于前两个四分位的基金，对冲基金基本面策略和量化策略在全年表现相近。然而，考虑到下半年，量化策略在前四分位中表现出强劲的超额收益。尽管多数基金全年大部分时间追逐比特币，但基本面与量化方向类别的前两个四分位在2023年下半年均跑赢了比特币（+38.75%）。</w:t>
       </w:r>
     </w:p>
     <w:p>
@@ -305,7 +305,7 @@
           <w:b w:val="0"/>
           <w:sz w:val="28"/>
         </w:rPr>
-        <w:t>基金资产管理规模（AUM）规模按策略类型划分：2022年Q1至2023年Q4的平均AUM规模（百万美元）：HF基本面型从487.88降至159.17；HF市场中性型从82.40降至67.90；HF量化方向型从44.44升至67.19。中位数AUM规模（百万美元）：HF基本面型从79.19降至34.05；HF市场中性型从50.15降至40.00；HF量化方向型从14.00升至17.00。数据来源：VisionTrack，截至2024年1月17日。机构流动性基金价值中，被动/Beta产品占比最高，自VisionTrack于2021年11月开始追踪AUM以来达到最高份额。在636.7亿美元中，约328亿美元存放在灰度比特币信托（Grayscale's BTC Trust）和灰度以太坊信托（Grayscale's ETH Trust）。截至12月底，前十大被动/Beta产品合计持有377亿美元总AUM。</w:t>
+        <w:t>VisionTrack四分位数显示，2023年全年（2023年1月至12月），综合指数平均收益66.57%，基本面指数85.70%，量化方向指数71.55%，市场中性指数14.54%。中位数分别为66.54%、81.62%、75.88%、12.17%。第一四分位：综合指数&gt;350.8%，基本面指数&gt;350.8%，量化方向指数&gt;329.2%，市场中性指数&gt;50.8%。第二四分位：综合指数在90.5%至350.8%之间，基本面指数在96.7%至350.8%之间，量化方向指数在96.4%至329.2%之间，市场中性指数在18.6%至50.8%之间。第三四分位：综合指数在66.5%至90.6%之间，基本面指数在81.6%至96.8%之间，量化方向指数在75.9%至96.5%之间，市场中性指数在12.2%至18.7%之间。第四四分位：综合指数&lt;17.1%，基本面指数&lt;52.2%，量化方向指数&lt;24.5%，市场中性指数&lt;7.6%。</w:t>
       </w:r>
     </w:p>
     <w:p>
@@ -321,7 +321,7 @@
           <w:b w:val="0"/>
           <w:sz w:val="28"/>
         </w:rPr>
-        <w:t>对于基本面型基金，中位数基金规模全年温和增长至3405万美元，为年内最高值，但与2021年初相比仍然较小。量化方向型基金在年底录得可观增长，中位数基金规模达到4000万美元。市场中性型基金在年底实现了有记录以来的最高中位数基金规模1700万美元，是该类别的一个显著成就。尽管2023年第四季度专门的加密流动性对冲基金AUM增速加快，但前20大流动性对冲基金仍占据对冲基金总AUM的约71.6%。2022年底这一数字为75%，这是一个略微积极的信号，表明净新基金正在推动加密货币对冲基金市场增长。然而，对于面临2022年困境和上一轮周期新对冲基金浪潮的顶级加密货币基金管理人而言，流动性策略的募资面临诸多挑战。</w:t>
+        <w:t>2023年下半年（2023年7月至12月），综合指数平均收益29.69%，基本面指数36.44%，量化方向指数33.54%，市场中性指数8.04%。中位数分别为24.91%、33.52%、28.14%、5.34%。第一四分位：综合指数&gt;124.6%，基本面指数&gt;90.0%，量化方向指数&gt;124.6%，市场中性指数&gt;34.5%。第二四分位：综合指数在41.9%至124.6%之间，基本面指数在49.9%至90.0%之间，量化方向指数在46.2%至124.6%之间，市场中性指数在9.4%至34.5%之间。第三四分位：综合指数在24.9%至42.0%之间，基本面指数在33.5%至50.0%之间，量化方向指数在28.1%至46.3%之间，市场中性指数在5.3%至9.5%之间。第四四分位：综合指数&lt;8.3%，基本面指数&lt;17.3%，量化方向指数&lt;13.5%，市场中性指数&lt;4.9%。VisionTrack不生成加密对冲基金成分基金的详细绩效排名。</w:t>
       </w:r>
     </w:p>
     <w:p>
@@ -337,7 +337,7 @@
           <w:b w:val="0"/>
           <w:sz w:val="28"/>
         </w:rPr>
-        <w:t>资金流与AUM：尽管2023年前三个季度基金管理人难以超越被动/Beta产品，但同比来看，位于上两个四分位数的基金管理人在2023年底确实实现了AUM增长。虽然VisionTrack目前不收集申购/赎回细节，但我们按基金策略收集月度AUM数据。如果按策略计算的AUM增长超过报告的总表现，则可以假设管理人看到了申购的增加。VisionTrack收集的数据显示，从2023年2月至2023年9月，许多基金管理人的加密货币对冲基金规模基本持平。然而，从9月到12月，加密货币对冲基金的总AUM从107.5亿美元增长至152.2亿美元，增幅为+41.62%。同期，基本面型策略增幅最大，总AUM从78.2亿美元跃升至114.6亿美元。量化方向型策略年底AUM约为18.1亿美元，市场中性型基金增长至19.7亿美元。</w:t>
+        <w:t>以下表现四分位数可帮助管理人和配置者了解不同策略的风险收益特征，这些策略基于VisionTrack的基金分类。分类描述四种细分类型，复制了VisionTrack指数所用的底层方法：综合型、基本面型、量化方向型和市场中性型。对成分基金进行了调整，以最大程度纳入历史基金表现，包括选定的单独管理账户（SMA）。要纳入四分位数分析，基金必须报告扣除费用后的净收益，并在给定时间范围内具有完整的月度表现细节。加密货币基金策略若有月度表现数据缺失，则不纳入分析。</w:t>
       </w:r>
     </w:p>
     <w:p>
@@ -353,7 +353,7 @@
           <w:b w:val="0"/>
           <w:sz w:val="28"/>
         </w:rPr>
-        <w:t>包括单一资产工具和多资产指数产品在内的被动/Beta产品在加密货币基金市场中保持主导地位。从9月底到12月底，所有流动性基金策略的总AUM从417.3亿美元增长至636.7亿美元。年底时，被动/Beta产品占比约76%。按季度划分的加密货币对冲基金平均及中位数AUM图来源：VisionTrack。全球流动性加密货币策略月度AUM图来源：VisionTrack。全球流动性加密货币策略AUM份额图来源：VisionTrack。全球风险投资公司在加密货币/区块链领域的年度募资情况：2023年共58只基金筹得57.5亿美元，低于2022年创纪录的262只基金募资377亿美元。</w:t>
+        <w:t>在2023年第四季度，加密货币专用流动对冲基金资产管理规模加速增长，但前20大流动对冲基金仍持有约71.6%的对冲基金总AUM。2022年底这一比例为75%，这是一个略微积极的信号，表明净新基金正在增长加密货币对冲基金市场。然而，对于顶级加密货币基金管理人来说，面对艰难的2022年和上一轮周期的新一波对冲基金，流动策略的募资面临诸多挑战。尽管2023年前三个季度基金管理人难以超越被动/贝塔产品，但同比来看，前两个四分位数的基金管理人在2023年底仍实现了AUM增长。</w:t>
       </w:r>
     </w:p>
     <w:p>
@@ -369,7 +369,7 @@
           <w:b w:val="0"/>
           <w:sz w:val="28"/>
         </w:rPr>
-        <w:t>从全球风险投资格局来看，根据PitchBook数据，所有行业风险投资基金的总募资额从2022年的2986.5亿美元降至2023年的1627.3亿美元，降幅为-45.51%。比较加密货币风险投资公司在全球风险投资募资中的份额，加密货币基金约占全球募资额的3.53%，低于2022年12.62%的高点。风险投资募资也未达到2021年的份额（5.65%），但较此前所有年份有所改善。2017年至2023年全球募资总额及基金数量变化表：全球总额从1861.2亿美元降至1627.3亿美元，基金数量从2400降至1279。美国募资总额从468.0亿美元降至684.0亿美元，基金数量从630降至425。全球区块链/加密货币募资总额从5.7亿美元降至57.5亿美元，基金数量从25降至58。</w:t>
+        <w:t>尽管VisionTrack目前不收集申购/赎回细节，但按基金策略收集月度AUM。如果按策略的AUM增长率超过报告的总表现，则假设管理人看到的申购增加。VisionTrack收集的数据显示，从2023年2月到2023年9月，许多基金管理人的加密货币对冲基金规模趋于平稳。然而，从9月到12月，加密货币对冲基金的总AUM从107.5亿美元增长至152.2亿美元，增幅为+41.62%。同期，基本面策略增幅最大，总AUM从78.2亿美元增至114.6亿美元。量化方向策略年底约为18.1亿美元，市场中性基金增至19.7亿美元。</w:t>
       </w:r>
     </w:p>
     <w:p>
@@ -385,7 +385,7 @@
           <w:b w:val="0"/>
           <w:sz w:val="28"/>
         </w:rPr>
-        <w:t>风险投资募资：风险投资策略通常在对加密货币需求达到顶峰时募资，此时估值较高且顶级加密货币表现良好。随着估值降温，机构配置和兴趣下降，加密货币风险投资策略的募资变得具有挑战性。自2022年第三季度以来，加密货币风险投资募资大体如此，因为被动/Beta产品在2023年占据了中心位置。按地域和行业划分的风险投资募资表：2017年至2023年区块链/加密货币基金募资额占全球比例从0.31%升至3.53%（2022年最高12.62%），基金数量占比从1.04%升至4.53%。占美国比例方面，募资额占比从1.23%升至8.40%，基金数量占比从3.97%升至13.65%。数据来源：PitchBook，VisionTrack，截至2023年12月31日。</w:t>
+        <w:t>被动/贝塔类产品（包括单一资产工具和多资产指数产品）保持加密货币基金市场主导地位。从9月底到12月底，所有流动基金策略的AUM从417.3亿美元增至636.7亿美元。年底被动/贝塔类产品持有约76%的份额。在636.7亿美元中，约328亿美元由灰度的比特币和以太坊信托持有。前十大被动/贝塔类产品在12月底共持有377亿美元的总AUM。基本面基金的中位数规模全年温和增长，至3405万美元，为年内最高值，但与2021年初相比仍较小。量化方向基金年底录得可观增长，中位数规模达4000万美元。市场中性基金年底达到1700万美元的创纪录中位数规模，是该类别的一个显著成就。</w:t>
       </w:r>
     </w:p>
     <w:p>
@@ -401,7 +401,7 @@
           <w:b w:val="0"/>
           <w:sz w:val="28"/>
         </w:rPr>
-        <w:t>正如VisionTrack过去几个季度的多份研究报告所概述，加密货币领域的风险投资募资在2021年之前并非主要基金工具。尽管2023年募资数据惨淡，但该策略类型自2021年前的水平已取得进一步进展。由于市场在2023年大部分时间聚焦于被动/Beta单一资产和多资产指数产品，如果加密货币原生资产配置者打算在2024年晚些时候转向风险投资基金产品，加密货币风险投资可能会回归。风险投资基金对区块链/加密货币生态系统的发展至关重要，因为它们不仅通过私募市场估值的季度标记提供下行保护，而且还是新公司的主要资本来源。尽管历史上只经历过一次真正的低迷期，期间加密货币风险投资基金大规模募资，但我们预计较大的加密货币风险投资公司将在2024年带着新基金回归。</w:t>
+        <w:t>年度来看，2023年全球专注于加密货币/区块链的风险投资公司通过58只基金共募集57.5亿美元，低于2022年创纪录的262只基金377亿美元。从全球风险投资格局看，根据PitchBook数据，所有行业VC基金募集总额从2022年的2986.5亿美元降至2023年的1627.3亿美元，降幅为-45.51%。比较加密货币风险投资公司在全球VC募资中的份额，加密货币基金约占全球募资的3.53%，低于2022年12.62%的高点。2023年风险投资募资也低于2021年的份额（5.65%），但高于此前所有年份。</w:t>
       </w:r>
     </w:p>
     <w:p>
@@ -417,7 +417,7 @@
           <w:b w:val="0"/>
           <w:sz w:val="28"/>
         </w:rPr>
-        <w:t>2023年第四季度，7只基金共募资6.89亿美元，为2020年第三季度以来的最低水平。即使到了2023年第四季度，2022年第二季度的募资额（155.8亿美元）仍高于此后所有季度的总和。2022年几家主要风险投资支持的初创公司倒闭，包括一些最知名传统风险投资公司支持的企业，这仍然是抑制资产配置者投资该行业的因素之一。考虑为区块链/加密货币行业募资的风险投资公司的投资者构成时，2023年加密货币原生公司约占已关闭基金的72%，传统投资者则为该行业提供了募资支持。按年度平均，加密货币原生公司占专门用于加密货币风险投资的基金关闭数量的81%。传统投资者在2022年获得了最大份额，当时加密货币原生公司仅占71%。鉴于过去五年资产配置者的周期性轮换，对风险投资基金的预期是，加密货币原生公司和传统投资者将在2024年年中带着新基金重返市场。考虑到加密货币风险投资公司的资金跑道，这一募资周期对该行业至关重要。迄今为止，很少有基金专注于后期阶段交易，许多基金将注意力集中在早期阶段活动。对于自2022年以来至2023年已完成部署的基金而言，许多风险投资支持的企业将进入其公司生命周期的更后期阶段，表明后期轮次应即将到来。</w:t>
+        <w:t>风险投资策略通常在加密货币估值较高且顶级加密货币表现良好时募资，因为此时需求达到高峰。随着估值降温，机构配置和兴趣下降，加密货币风险投资策略的募资变得具有挑战性。自2022年第三季度以来，这基本上是加密货币风险投资募资的情况，被动/贝塔产品在2023年占据中心地位。正如VisionTrack过去几个季度的多份研究报告所述，加密货币风险投资募资直到2021年才成为主要的基金工具。尽管2023年募资数据惨淡，但该策略类型自2021年前水平以来已取得进一步进展。</w:t>
       </w:r>
     </w:p>
     <w:p>
@@ -433,7 +433,7 @@
           <w:b w:val="0"/>
           <w:sz w:val="28"/>
         </w:rPr>
-        <w:t>为了最好地促进被投资组合公司进入下一阶段，后期基金被募集以支持这些公司便不足为奇。对于加密货币风险投资基金来说，这将是所筹集的基金类型迈出的重要一步。从历史上看，由于区块链/加密货币市场不如传统风险投资市场成熟，受命设立的后期加密货币风险基金极少见。VisionTrack收集的数据发现，过去10年筹集的785只加密货币专项风险投资基金中，仅有90只命名为基金II、基金III或更高编号。这表明，近90%的加密货币专项风险投资基金是加密货币原生公司和传统投资者首次接触加密货币的基金。</w:t>
+        <w:t>随着市场在2023年大部分时间聚焦于被动/贝塔单一资产和多资产指数产品，如果加密货币原生配置者计划在2024年晚些时候转向风险投资基金产品，加密货币风险投资可能会回归。风险投资基金对区块链/加密货币生态系统的发展至关重要，因为它们不仅通过私募市场估值的季度标记提供下行保护，而且还是新公司的主要资金来源。尽管历史上只有一次真正的低迷期导致加密货币风险投资基金大规模募资，但我们预计较大的加密货币风险投资公司将在2024年带着新基金回归。2023年第四季度，7只基金共募集6.89亿美元，为2020年第三季度以来的最低水平。即使到2023年第四季度，2022年第二季度募集的资本仍超过此后所有季度的总和（155.8亿美元）。</w:t>
       </w:r>
     </w:p>
     <w:p>
@@ -449,7 +449,7 @@
           <w:b w:val="0"/>
           <w:sz w:val="28"/>
         </w:rPr>
-        <w:t>根据Galaxy Research收集的数据，2023年加密货币风投交易活动涉及1998笔交易，交易价值98亿美元。年度总额较3795笔交易的319亿美元有所下降。第四季度，风投交易活动持续低迷，359笔交易贡献了19.2亿美元的交易价值。考虑到早期报告的细节，2023年第四季度的交易数量自2020年第二季度的301笔以来最低，自2022年第一季度达到1331笔的峰值后，季度交易数量逐步放缓。随着该行业资本持续受限，基金部署能力接近上限，后期赢家占据了剩余基金价值。2023年第四季度，后期风投交易占交易数量的14.48%和交易价值的15.83%。从历史看，这是按阶段统计的季度后期交易最高占比。</w:t>
+        <w:t>2022年几家主要风险投资支持的初创公司倒闭，包括一些由最知名传统风投公司支持的公司，这继续成为抑制配置者投资该行业的因素。考虑到为区块链/加密货币行业募资的风投公司的投资者构成，2023年加密货币原生公司约占已关闭基金的72%，传统投资者支持了该行业的募资。按年度平均计算，加密货币原生公司关闭了81%的专注于加密货币风险投资的基金。传统投资者在2022年获得了最大份额，当时加密货币原生公司仅关闭了71%的基金。考虑到过去五年配置者的周期性轮换，预计加密货币原生公司和传统投资者将在2024年年中带着新基金重返市场。</w:t>
       </w:r>
     </w:p>
     <w:p>
@@ -465,7 +465,7 @@
           <w:b w:val="0"/>
           <w:sz w:val="28"/>
         </w:rPr>
-        <w:t>相比之下，2023年第四季度种子前阶段交易大幅下降，359笔总交易中仅有32笔。种子前阶段交易数量仅占8.91%，为2016年第一季度以来的最低水平。种子前阶段交易占2023年第四季度交易价值的15.43%，低于2016年第一季度以来19.14%的季度平均值。正如我们在2023年中期报告中所指出的，风投机构正利用后期交易估值，并支持宝贵的投资组合公司。这一趋势在年底并未改变，交易活动萎缩，所有交易阶段的估值均保持平稳。年度最大交易包括Wormhole（2.25亿美元）、Line Next（1.4亿美元）、Blockstream（1.25亿美元）、LayerZero（1.2亿美元）和Worldcoin（1.15亿美元），基本上都是后期交易。</w:t>
+        <w:t>鉴于加密货币风险投资公司的跑道，这一募资周期对该行业至关重要。迄今为止，很少有基金被授权进行后期阶段交易，许多基金关注早期阶段活动。对于自2022年以来到2023年完成部署的基金，许多风险投资支持的企业将处于其公司生命周期更靠后的阶段，这表明后期融资轮次应该即将到来。加密货币风险投资基金从2020年第三季度以来，2023年第四季度募资水平最低，但预计2024年大型风投公司将回归。</w:t>
       </w:r>
     </w:p>
     <w:p>
@@ -481,7 +481,7 @@
           <w:b w:val="0"/>
           <w:sz w:val="28"/>
         </w:rPr>
-        <w:t>考虑到2023年的最大交易，仅有8笔交易价值超过1亿美元。2023年没有一笔交易进入过去十年加密货币风投交易前50名的创纪录交易价值。简而言之，风投交易活动远未达到历史水平。加密货币风投交易的中位数规模从第三季度的325万美元下降到第四季度的300万美元。对于所有交易，自2016年以来的历史中位数交易价值为140万美元。积极的一面是，过去12个季度均超过了这一中位数交易价值。自2016年以来，仅有三个季度的中位数交易规模超过300万美元，这表明尽管交易数量和价值下降，早期交易仍较为昂贵。</w:t>
+        <w:t>为最好地推动投资组合公司进入下一阶段，出现后期基金募资以支持这些公司并不令人意外。对于加密风险投资基金而言，这将是所募集风险基金类型迈出的重要一步。从历史上看，由于区块链/加密市场不如传统风险投资稳健，授权后期加密风险基金募资的情况很少见。VisionTrack收集的数据显示，过去10年募资的785只加密专项风险基金中，有90只被命名为基金二期、基金三期或更高编号。这表明近90%的加密专项风险基金是加密原生公司和传统投资者首次涉足加密领域的基金。</w:t>
       </w:r>
     </w:p>
     <w:p>
@@ -497,7 +497,7 @@
           <w:b w:val="0"/>
           <w:sz w:val="28"/>
         </w:rPr>
-        <w:t>换言之，加密货币风投投资者自2016年以来不仅提高了最低支票规模，而且每年部署策略的针对性也在增强。此外，几个季度以来首次，所有风投的中位数交易规模超过了加密货币风投，这表明加密货币公司的估值已有所下降。估值方面，中位数投前估值从第三季度的2113万美元下降到第四季度的1080万美元，主要归因于交易数量减少。中位数投后估值也从第三季度的2800万美元下降到第四季度的1400万美元。中位数投前和投后估值均大幅下降，加之缺乏融资机会，表明风投支持较少的公司估值更为保守，而头部投资组合公司则以低于历史估值的水平进行整合。</w:t>
+        <w:t>根据Galaxy Research收集的数据，2023年加密风险投资交易活动共计1998笔交易，交易价值98亿美元。年度总额低于3795笔交易、319亿美元的水平。第四季度，风险投资交易活动依然低迷，359笔交易贡献了19.2亿美元的交易价值。考虑到早期报告的细节，2023年第四季度的交易数量是自2020年第二季度301笔交易以来的最低水平，自2022年第一季度达到1331笔交易的峰值以来，季度交易数量逐步放缓。随着该领域的资本持续受限，基金部署能力接近上限，后期赢家吸收了剩余基金价值。2023年第四季度，后期风险投资交易占交易数量的14.48%，交易价值的15.83%。从各阶段交易来看，这是历史上后期交易所占季度比例的最高水平。相反，种子前阶段交易在2023年第四季度显著下降，359笔交易中仅有32笔。种子前阶段交易数量仅占8.91%，为2016年第一季度以来的最低水平。种子前阶段交易占2023年第四季度交易价值的15.43%，低于2016年第一季度以来19.14%的季度平均水平。</w:t>
       </w:r>
     </w:p>
     <w:p>
@@ -513,7 +513,7 @@
           <w:b w:val="0"/>
           <w:sz w:val="28"/>
         </w:rPr>
-        <w:t>这对现有投资组合公司而言并非降级，而是指后期阶段的新公司在历史上估值较低。对加密货币风投投资者而言，这是一个积极信号。对加密货币支持的风投公司来说，情况则略有不同。总体而言，考虑到2020年之前的市场，加密货币风投投资者和风投支持公司在交易规模和估值方面均取得了进展。尽管面临挑战，但季度交易数量仍保持或接近2016年以来的季度平均值，估值自2020年以来有所上升，这对不断增长的风投市场是一个积极信号。准确的全局风投交易数据对区块链/加密货币市场仍是一个挑战，尤其是因为其规模小于传统风投市场。</w:t>
+        <w:t>正如我们在2023年中期报告中指出的，风险投资者正在利用后期交易估值并支持有价值的投资组合公司。这一趋势到年底没有改变，交易活动减少，各阶段估值保持平稳。由于加密风险投资募资市场在过去六个季度一直面临困境，资金向头部投资组合公司集中并不令人意外。年度顶级交易包括Wormhole（2.25亿美元）、Line Next（1.4亿美元）、Blockstream（1.25亿美元）、LayerZero（1.2亿美元）和Worldcoin（1.15亿美元），这些通常都是后期交易。考虑到2023年的顶级交易，仅有八笔交易价值超过1亿美元。2023年没有一笔交易进入过去十年加密风险投资交易前50名的记录。简而言之，风险投资交易活动远未达到历史水平。</w:t>
       </w:r>
     </w:p>
     <w:p>
@@ -529,7 +529,7 @@
           <w:b w:val="0"/>
           <w:sz w:val="28"/>
         </w:rPr>
-        <w:t>例如，截至2023年底，对于已知投前和投后估值的交易，利用PitchBook Data和Galaxy的方法，加密货币共统计了1632笔交易。考虑到传统风投市场的所有风投交易，这一数字为34471。此外，有关交易分类、行业、代币化资产、归属时间表、交易价值、交易数量以及二级交易的信息，对加密货币风投投资者来说往往是不透明且任意的数据集。这最终导致估值差异和风投交易者（尤其是二级市场）的市场碎片化。当考虑致力于改善市场覆盖范围的风投交易数据集时，交易价值和数量的差异正是这一市场挑战的典型例子。</w:t>
+        <w:t>加密风险投资交易的中位交易规模从第三季度的325万美元降至第四季度的300万美元。对于所有交易而言，自2016年以来的历史中位交易价值为140万美元。积极的一面是，过去12个季度均超过了这一中位交易价值。自2016年以来，仅有三个季度的中位交易规模超过300万美元，这表明尽管交易数量和交易价值下降，但早期交易成本更高。换句话说，加密风险投资者不仅自2016年以来提高了最低支票金额，而且逐年变得更加具有战略性地部署资金。此外，几个季度以来首次，所有风险投资的中位交易规模超过了加密风险投资，这表明加密公司的估值已经下降。在估值方面，中位投前估值从第三季度的2113万美元降至第四季度的1080万美元，这主要归因于交易数量减少。中位投后估值也从第三季度的2800万美元降至第四季度的1400万美元。中位投前和投后估值均大幅下降，加之缺乏募资，表明对风险投资支持较少的公司估值更为保守，资金向头部投资组合公司集中，且估值低于历史水平。这并不代表现有投资组合公司的估值下调，而是后期阶段的新公司面临较低的历史估值。对于加密风险投资者而言，这是一个积极信号。对于风险投资支持的加密公司来说，情况略有不同。总体而言，考虑到2020年之前的市场，无论是对加密风险投资者还是风险投资支持的公司，该行业在交易规模和估值方面都取得了进展。尽管加密风险投资者面临挑战，但自2020年以来，季度交易数量仍处于或接近2016年以来的季度平均水平，且估值上升，这对不断增长的风险投资市场是一个积极信号。</w:t>
       </w:r>
     </w:p>
     <w:p>
@@ -545,7 +545,7 @@
           <w:b w:val="0"/>
           <w:sz w:val="28"/>
         </w:rPr>
-        <w:t>Galaxy Research与PitchBook Data的方法论指出，2023年1998笔交易涉及98亿美元。DeFiLlama的年末总交易价值为62亿美元，涉及720笔交易。Crypto Valley的年度区块链风投报告指出98亿美元，涉及1031笔交易。The Block记录了107亿美元和1819笔交易。Messari记录了196亿美元，其中包含Stripe的65亿美元融资作为加密货币相关交易。除去Stripe，Messari的总交易价值为131亿美元，涉及1698笔交易。尽管少量风投交易数据集在交易价值和数量上具有相似性，但交易分类和分类法使得在资产层面评估风投市场变得困难。如果加密货币风投基金在2024年融资不顺，我们将要么看到类似过去六个季度的低迷交易活动，要么公司将寻求公开市场获取流动性（如果尚未倒闭）。若近期募集的风投基金（尤其是2022年期的）开始分配，将有助于融资周期，并对2024年底的交易活动和估值产生净利好。</w:t>
+        <w:t>对市场整体而言，获取准确的风险投资交易数据仍然是区块链/加密市场的一个挑战，这主要是因为其规模小于传统风险投资市场。例如，截至2023年底，在已知投前和投后估值的交易中，使用PitchBook数据和Galaxy的方法，加密领域总计记录了1632笔交易。而在传统风险投资市场的所有风险投资交易中，这一数字为34，471。此外，有关交易分类、行业、代币化资产、归属时间表、交易价值、交易数量和二级交易的信息，对于加密风险投资者来说往往是模糊和武断的数据集。这最终导致估值差异和风险投资交易市场的碎片化，尤其是在二级市场。当考虑旨在改进市场覆盖范围的风险投资交易数据集时，交易价值和数量的差异正是这一市场挑战的典型例证。Galaxy Research与PitchBook Data的方法指出，2023年有998亿美元，涉及1998笔交易。DeFiLlama的年底交易总价值为62亿美元，涉及720笔交易。Crypto Valley的年度区块链风险投资报告指出，98亿美元，涉及1031笔交易。The Block记录了107亿美元，涉及1819笔交易。Messari记录了196亿美元，其中包括Stripe的65亿美元融资作为加密相关交易。剔除Stripe后，Messari的交易总价值为131亿美元，涉及1698笔交易。虽然少数风险投资交易数据集在交易价值和数量上有相似之处，但交易分类和分类法使得在资产层面上评估风险投资市场变得困难。一家促进加密集成的金融科技公司是否应被归类为加密风险投资，这仍然是一个悬而未决的问题。</w:t>
       </w:r>
     </w:p>
     <w:p>
@@ -561,7 +561,7 @@
           <w:b w:val="0"/>
           <w:sz w:val="28"/>
         </w:rPr>
-        <w:t>这两家投资巨头与基础设施提供商Oasis Pro和Provenance Blockchain合作开展Project Guardian，利用私有区块链管理代币化资产和基金产品。加密对冲基金和风投行业是否会朝着类似的运营方向发展，我们尚需拭目以待。诸如Metamask、Magic Eden和Audius等公司是否应被纳入风投交易活动？随着越来越多的金融科技和传统金融服务公司整合区块链/加密基础设施及Web3商业模式，应披露这些公司在报告数据中的排除情况。尽管Stripe可能并非加密原生公司且无加密原生背景，但其正在整合基础设施和技术以获取重要市场份额，这对风投支持的加密业务是一个重要考量。</w:t>
+        <w:t>交易条款、股权结构表以及轮次之间的间隔在加密风险投资中仍不如传统风险投资透明，这为风险投资支持的加密企业创造了具有挑战性的管道或退出途径。对于一个“迫切需要进行IPO复兴”的风险投资市场来说，风险投资退出对加密支持的公司尤其具有挑战性。如果加密风险投资基金在2024年募资不佳，我们将要么看到与前六个季度类似的低迷交易活动持续，要么公司将寻求公开市场以获取流动性（如果它们不彻底关闭的话）。如果近期募资的风险投资基金（尤其是2022年份基金）开始进行分配，这肯定会有助于募资周期，并对2024年底的交易活动和估值带来净收益。此外，早期年份基金（数据截至2023年）的出色表现，无疑有助于为更多机构配置风险投资基金提供依据。VisionTrack计划在2024年年中发布2023年加密风险投资策略的年底业绩。这些工具可能带来4000亿美元的机会。这是一个令人振奋的数字，但我们尚未看到任何一致性。Superstate和Securitize等加密原生公司正在致力于解决这个问题，并很大程度上为投资者铺平了道路。在目前可识别的代币化基金产品中，多数募集的基金被归类为私人信贷。然而，我们看到了更多另类基金，例如KKR的Healthcare Growth II基金和大宗商品基金获得了行业兴趣。在经历几个季度对真实世界资产（Real World Assets，RWA）的行业热情之后，2023年第四季度，Apollo和摩根大通（JP Morgan）在代币化基金产品开发方面也发布了一项重大公告。</w:t>
       </w:r>
     </w:p>
     <w:p>
@@ -577,7 +577,7 @@
           <w:b w:val="0"/>
           <w:sz w:val="28"/>
         </w:rPr>
-        <w:t>由于数据收集缺乏标准化，风投交易数据可能存在不准确之处。第三方数据公司、基金管理人和估值专家都在努力解决这一问题。然而，碎片化问题使人质疑加密风投基金的最终业绩。此外，优质信息的缺乏限制了投资者基础，抑制了更多加密风投资本交易的达成。关于链上基金的信息质量对于机构加密投资者而言，2023年无疑是重建之年，重点在于恢复市场信心和测试新产品。虽然并非新事物，但代币化基金产品和现实世界资产在低交易量和低波动期间持续吸引投资者兴趣。</w:t>
+        <w:t>两家投资巨头与基础设施提供商Oasis Pro和Provenance Blockchain合作开展了Project Guardian，利用私有区块链管理代币化资产和基金产品。加密对冲基金和风险投资行业是否会朝着类似的运营方向发展，我们还需拭目以待。Metamask、Magic Eden和Audius等公司是否应被纳入风险投资交易活动？随着越来越多的金融科技和传统金融服务公司整合区块链/加密货币基础设施以及Web3商业模式，在报告数据中应披露剔除这些公司的情况。虽然Stripe可能并非加密货币原生公司且未获加密货币原生支持，但该公司正在整合基础设施和技术以获取显著市场份额。这对风险投资支持的加密企业而言是一个重要考量。</w:t>
       </w:r>
     </w:p>
     <w:p>
@@ -593,7 +593,7 @@
           <w:b w:val="0"/>
           <w:sz w:val="28"/>
         </w:rPr>
-        <w:t>机构质押产品，以及代币化货币市场基金和短期代币化国债的流行，为投资者提供了便捷的运营产品以减轻稳定币风险。2023年3月的银行流动性危机促使投资者考虑稳定币以外的现金等价解决方案，吸引了活跃的主动型基金经理关注这些金融服务。加密货币对冲基金过去曾采用代币化投资策略，但该模式仍面临诸多挑战，且使用案例并不普遍。尽管许多公司尝试将此类产品推向市场，但预计未来几年会有更多另类投资工具上链。</w:t>
+        <w:t>由于数据收集缺乏标准化，风险投资交易数据可能存在不准确之处。第三方数据公司、基金管理人和估值专家都在努力解决这一问题。然而，这种碎片化状况引发了对加密风险投资基金最终业绩的质疑。此外，优质信息的缺乏限制了投资者基础，抑制了更多加密风险投资交易的发生。另外，与链上基金相关的信息质量也有待提升。对机构加密投资者而言，2023年无疑是一个重建之年，重点在于恢复市场信心和测试新产品。尽管并非新鲜事物，代币化基金产品和现实世界资产在低成交量和低波动时期仍保持了投资者的兴趣。</w:t>
       </w:r>
     </w:p>
     <w:p>
@@ -609,7 +609,7 @@
           <w:b w:val="0"/>
           <w:sz w:val="28"/>
         </w:rPr>
-        <w:t>贝恩公司在2023年底的报告指出，另类投资的代币化对于机构加密的发展至关重要。主动管理策略是机构加密发展的关键。对冲基金和风投基金均为更广泛的加密应用场景的开发和采用提供了支持系统。尽管业绩重要，但这些投资工具为2022年充满困难的行业提供了流动性和机会。2023年的很大一部分可总结为许多加密对冲基金和风投公司面临的挑战时期，被动/贝塔产品主导市场。</w:t>
+        <w:t>机构质押产品，加上代币化货币市场基金和短期代币化国库券的流行，为投资者提供了方便的操作产品以减轻稳定币风险。2023年3月的银行流动性危机促使投资者考虑稳定币以外的现金等价物替代方案，从而吸引了活跃的主动管理基金涉足这些金融服务。加密对冲基金过去曾采用代币化投资策略，但该模式仍面临诸多挑战，且应用并不普遍。尽管许多公司试图将此类产品推向市场，但预计未来几年将有更多另类投资基金工具上链。贝恩咨询（Bain）在2023年底的报告表明，另类投资代币化将成为趋势。</w:t>
       </w:r>
     </w:p>
     <w:p>
@@ -625,7 +625,7 @@
           <w:b w:val="0"/>
           <w:sz w:val="28"/>
         </w:rPr>
-        <w:t>正如以往周期所见，专注于提供严谨机构级基金产品的管理者，通常得到加密原生有限合伙人的支持，将在市场反弹中生存并获得回报。从资产配置者的角度来看，与加密原生投资者相比，机构配置者通常难以通过合适的基金工具把握市场时机，因为即时市场力量将配置者置于“当前趋势”中。摆脱零配置很重要，并且通常是配置者的第一步。然而，这些基金策略的吸引力在市场低迷时期才变得更为明显。</w:t>
+        <w:t>主动管理策略对于机构加密货币的发展至关重要。对冲基金和风险投资基金均为更广泛的加密用例的发展和应用提供支持体系。虽然业绩重要，但这些投资工具为2022年充满复杂性的行业提供了流动性和机遇。2023年的大部分时间可概括为许多加密对冲基金和风险投资公司的艰难时期，因为被动/贝塔产品主导了市场。正如以往周期所示，专注于提供优质机构级基金的经理，通常得到加密货币原生LP的支持，将能存活下来并在市场反弹中获益。从配置者的角度来看，与加密货币原生投资者相比，机构配置者通常难以通过合适的基金工具把握市场时机，因为即时的市场力量将配置者置于“当前趋势”中。</w:t>
       </w:r>
     </w:p>
     <w:p>
@@ -641,7 +641,7 @@
           <w:b w:val="0"/>
           <w:sz w:val="28"/>
         </w:rPr>
-        <w:t>例如，刚刚过去的夏天是考虑中小盘基本面及量化方向性敞口的绝佳时机。如果单一资产现货产品在2024年初表现良好，那么看到兴趣和热情推动市场在年内晚些时候向市场中性基金和风投基金产品轮动就不足为奇了。结论与展望：如果您是数字资产基金经理，并希望将您的业绩结果贡献给VisionTrack以纳入我们的VisionTrack指数，请通过visiontrack@galaxy.com联系我们。有关我们更新后的方法以及可下载的月度数据，请访问我们的网站https://visiontrack.galaxy.com。</w:t>
+        <w:t>摆脱零配置非常重要，这往往是配置者的第一步。然而，这些基金策略的吸引力在市场低迷时期变得更为清晰。例如，今年夏天是考虑中小盘基本面及量化方向敞口的绝佳时机。如果单一资产现货产品在2024年初表现良好，那么看到兴趣和热情推动市场向市场中性及风险投资基金产品轮动也就不足为奇了。结论与展望：如果您是数字资产基金经理，并希望将您的业绩结果贡献给VisionTrack以符合纳入我们VisionTrack指数的条件，请通过visiontrack@galaxy.com与我们联系。有关我们更新后的方法论以及可下载的月度数据，请访问我们的网站https://visiontrack.galaxy.com。</w:t>
       </w:r>
     </w:p>
     <w:p>
@@ -657,7 +657,7 @@
           <w:b w:val="0"/>
           <w:sz w:val="28"/>
         </w:rPr>
-        <w:t>联系我们：[1]BLOOMBERG是Bloomberg Finance L.P.的商标或服务标志。GALAXY是GDCM的商标。Bloomberg Finance L.P.及其关联方（统称Bloomberg）不与GDCM、基金及其各自关联方（统称Galaxy）关联。Bloomberg与Galaxy的关系是作为CFIX（“指数”）的管理人和计算代理，该指数为Bloomberg财产。Bloomberg和Galaxy均不保证与指数或要获得的结果相关的任何数据或信息的及时性、准确性或完整性。Bloomberg和Galaxy均不对指数、与之相关的任何数据或数值、或任何与之挂钩、使用其作为组成部分或基于指数的金融产品或工具（产品）或要获得的结果作任何明示或暗示的保证，并明确否认所有适销性和特定用途适用性的保证。</w:t>
+        <w:t>联系方式：[1] BLOOMBERG是Bloomberg Finance L.P.的商标或服务标志。GALAXY是GDCM的商标。Bloomberg Finance L.P.及其关联公司（统称“Bloomberg”）与GDCM、基金及其各自关联公司（统称“Galaxy”）无关联。Bloomberg与Galaxy的合作关系是作为CFIX指数（“指数”）的管理人和计算代理人，该指数归Bloomberg所有。Bloomberg和Galaxy均不保证与指数或拟获取结果相关的任何数据或信息的及时性、准确性或完整性。Bloomberg和Galaxy均不对指数、与之相关的任何数据或数值，或任何以指数为组成部分或基于指数的金融产品或工具（“产品”），或从中获得的结果作任何明示或暗示的保证，并明确否认所有适销性和特定用途适用性的保证。</w:t>
       </w:r>
     </w:p>
     <w:p>
@@ -673,7 +673,7 @@
           <w:b w:val="0"/>
           <w:sz w:val="28"/>
         </w:rPr>
-        <w:t>在法律允许的最大范围内，Bloomberg、其许可方、Galaxy及其各自的员工、承包商、代理人、供应商和供应商不对因指数、与之相关的任何数据或数值或任何产品（无论是因其疏忽还是其他原因）而引起的任何损害（直接、间接、后果性、附带性、惩罚性或其他）承担任何责任。证券交易通过Galaxy Digital Partners LLC（FINRA和SIPC会员）进行。VisionTrack数据仪表板和VisionTrack数据库仅供信息参考，不应作为任何投资决策的依据。本文档提供指向其他网站的链接，我们认为这些网站可能对您感兴趣。请注意，当您点击其中一个链接时，您可能会进入一个与Galaxy无关的提供商的网站。这些链接网站及其提供商不受我们控制，我们对任何链接网站的内容或正常运行不承担责任。包含任何链接并不意味着我们认可或采纳其中的陈述。我们建议您阅读这些链接网站的使用条款和隐私声明，因为其政策可能与我们的不同。</w:t>
+        <w:t>在法律允许的最大范围内，Bloomberg、其许可方、Galaxy及其各自的员工、承包商、代理人、供应商和供应商均不对因指数、与之相关的任何数据或数值或任何产品而引起的任何直接、间接、后果性、附带、惩罚性或其他损害承担任何责任，无论是由于疏忽还是其他原因。证券交易通过Galaxy Digital Partners LLC（FINRA和SIPC成员）执行。VisionTrack数据仪表板和VisionTrack数据库仅供信息参考，不应作为任何投资决策的依据。本文档提供指向其他网站的链接，我们认为这些网站可能对您感兴趣。请注意，当您单击其中某个链接时，可能会跳转到与Galaxy无关的提供商的网站。这些链接网站及其提供商不受我们控制，我们对其内容或任何链接网站的正常运行不承担任何责任。包含任何链接并不意味着我们认可或采纳其中的陈述。我们鼓励您阅读这些链接网站的使用条款和隐私声明，因为其政策可能与我们的不同。</w:t>
       </w:r>
     </w:p>
     <w:p>
@@ -689,7 +689,7 @@
           <w:b w:val="0"/>
           <w:sz w:val="28"/>
         </w:rPr>
-        <w:t>本文档及其所含信息由Galaxy Digital Holdings LP及其关联方（“Galaxy”）仅出于信息目的提供给您。未经Galaxy明确书面批准，不得以任何形式全部或部分复制或重新分发本文档。本文档中的任何信息或意见均不构成购买或出售任何咨询服务、证券、期货、期权或其他金融工具或参与任何咨询服务或交易策略的要约或招揽。本文档中的任何内容均不构成投资、法律或税务建议。您应对本文档中的信息自行进行调查和评估。基于本文档所含信息的任何决定均由读者自行承担。本文档中的某些陈述反映了Galaxy的观点、估计、意见或预测（可能基于专有模型和假设，尤其是Galaxy对某些数字资产当前和未来市场的看法），且无法保证这些观点、估计、意见或预测目前准确或最终会实现。如果这些假设或模型不正确或情况发生变化，实际业绩可能与本文档中的估计存在重大差异且低于估计。Galaxy及其任何关联方、股东、合伙人、成员、董事、高级职员、管理层、雇员或代表均不对任何信息或任何其他信息（无论以书面或口头形式传达）的准确性或完整性作任何明示或暗示的陈述或保证。上述各方明确否认与使用该信息相关的任何及所有责任。本文档中的某些信息（包括财务信息）来自已发布和未发布的来源。Galaxy未独立验证此类信息，且不对其准确性承担责任。</w:t>
+        <w:t>本文档及其所含信息由Galaxy Digital Holdings LP及其关联公司（“Galaxy”）仅出于信息目的提供给您。未经Galaxy明确书面批准，不得以任何形式全部或部分复制或分发本文档。本文档中的任何信息或意见均不构成购买或出售任何咨询服务的要约，或招揽购买或出售任何咨询服务、证券、期货、期权或其他金融工具，或参与任何咨询服务或交易策略。本文档中的任何内容均不构成投资、法律或税务建议。您应自行对本文档中的信息进行调查和评估。基于本文档所含信息做出的任何决定均由读者自行承担全部责任。本文档中的某些陈述反映了Galaxy的观点、估计、意见或预测（可能基于专有模型和假设，特别是Galaxy对某些数字资产当前和未来市场的看法），且无法保证这些观点、估计、意见或预测目前准确或最终将实现。如果这些假设或模型不正确或情况发生变化，实际表现可能与此处包含的估计存在重大差异，且可能低于估计。Galaxy及其任何关联公司、股东、合伙人、成员、董事、高级职员、管理层、员工或代表均不对任何信息或其他信息（无论以书面或口头形式传达）的准确性或完整性作出任何明示或暗示的陈述或保证。上述各方明确否认因使用该信息而引起或与之相关的任何及所有责任。本文档中包含的某些信息（包括财务信息）来自已发布和未发布的来源。此类信息未经Galaxy独立核实，Galaxy不对其准确性承担任何责任。</w:t>
       </w:r>
     </w:p>
     <w:p>

--- a/reports/2026/专题研究_20260604.docx
+++ b/reports/2026/专题研究_20260604.docx
@@ -26,7 +26,7 @@
           <w:b w:val="0"/>
           <w:sz w:val="30"/>
         </w:rPr>
-        <w:t>2024年机构加密货币对冲基金与风险投资报告</w:t>
+        <w:t>Crypto.com Research：2025年全球加密货币持有者达7.41亿</w:t>
       </w:r>
     </w:p>
     <w:p>
@@ -41,7 +41,7 @@
           <w:b w:val="0"/>
           <w:sz w:val="28"/>
         </w:rPr>
-        <w:t>· 约34%的加密货币专属对冲基金拥有3年以上业绩记录，56.2%的基金成立时间在1-3年之间。</w:t>
+        <w:t>· 2025年全球加密货币持有者增长12.4%，从2024年的6.59亿增至7.41亿。</w:t>
       </w:r>
     </w:p>
     <w:p>
@@ -56,7 +56,7 @@
           <w:b w:val="0"/>
           <w:sz w:val="28"/>
         </w:rPr>
-        <w:t>· 2023年第四季度加密货币对冲基金资产管理规模跃升至约152亿美元，其中基本面策略基金持有114亿美元。</w:t>
+        <w:t>· 比特币持有者增长8.3%，从3.37亿增至3.65亿，占全球持有者的49.3%。</w:t>
       </w:r>
     </w:p>
     <w:p>
@@ -71,7 +71,52 @@
           <w:b w:val="0"/>
           <w:sz w:val="28"/>
         </w:rPr>
-        <w:t>· 2023年全球加密货币/区块链风险投资机构通过58只基金筹集了57.5亿美元，较2022年的377亿美元大幅下降。</w:t>
+        <w:t>· 以太坊持有者增长22.6%，从1.42亿增至1.75亿，占全球持有者的23.6%。</w:t>
+      </w:r>
+    </w:p>
+    <w:p>
+      <w:pPr>
+        <w:spacing w:before="0" w:after="0" w:line="240" w:lineRule="auto"/>
+        <w:ind w:left="0" w:right="0" w:firstLine="0"/>
+        <w:jc w:val="both"/>
+      </w:pPr>
+      <w:r>
+        <w:rPr>
+          <w:rFonts w:ascii="Times New Roman" w:hAnsi="Times New Roman" w:cs="Times New Roman" w:eastAsia="仿宋"/>
+          <w:b w:val="0"/>
+          <w:sz w:val="28"/>
+        </w:rPr>
+        <w:t>· 通过美国现货ETF投资比特币的人数约30万至120万。</w:t>
+      </w:r>
+    </w:p>
+    <w:p>
+      <w:pPr>
+        <w:spacing w:before="0" w:after="0" w:line="240" w:lineRule="auto"/>
+        <w:ind w:left="0" w:right="0" w:firstLine="0"/>
+        <w:jc w:val="both"/>
+      </w:pPr>
+      <w:r>
+        <w:rPr>
+          <w:rFonts w:ascii="Times New Roman" w:hAnsi="Times New Roman" w:cs="Times New Roman" w:eastAsia="仿宋"/>
+          <w:b w:val="0"/>
+          <w:sz w:val="28"/>
+        </w:rPr>
+        <w:t>· 比特币采用增长的主要催化剂是机构兴趣和美国亲加密政策。</w:t>
+      </w:r>
+    </w:p>
+    <w:p>
+      <w:pPr>
+        <w:spacing w:before="0" w:after="0" w:line="240" w:lineRule="auto"/>
+        <w:ind w:left="0" w:right="0" w:firstLine="0"/>
+        <w:jc w:val="both"/>
+      </w:pPr>
+      <w:r>
+        <w:rPr>
+          <w:rFonts w:ascii="Times New Roman" w:hAnsi="Times New Roman" w:cs="Times New Roman" w:eastAsia="仿宋"/>
+          <w:b w:val="0"/>
+          <w:sz w:val="28"/>
+        </w:rPr>
+        <w:t>· 以太坊采用增长主要由数字资产 treasury 策略和现实世界资产代币化驱动。</w:t>
       </w:r>
     </w:p>
     <w:p>
@@ -97,7 +142,7 @@
           <w:b w:val="0"/>
           <w:sz w:val="28"/>
         </w:rPr>
-        <w:t>根据VisionTrack数据，约34%的加密货币专属对冲基金（crypto-dedicated hedge funds）拥有3年以上业绩记录，56.2%的基金成立时间在1至3年之间，而仅有不到7.2%的基金拥有4年以上业绩记录。在2023年下半年，基本面和量化方向基金（fundamental and quant directional funds）中表现最好的两个四分位基金超越了比特币。加密货币对冲基金的总资产管理规模（AUM）在2023年第四季度跃升至约152亿美元，其中基本面策略（fundamental strategies）持有114亿美元，量化方向基金（Quant Directional Funds）持有18亿美元，市场中性基金（Market Neutral Funds）持有19亿美元。全年来看，所有加密货币对冲基金的中位基金规模温和增长，主要归因于加密货币价格上涨，尽管第四季度出现净申购。</w:t>
+        <w:t>一、执行摘要：2025年全球加密货币所有者数量增长12.4%，从2024年的6.59亿增至7.41亿。基于链上估算，比特币（BTC，Bitcoin）所有者增长8.3%，从3.37亿增至3.65亿，占全球所有者的49.3%；以太坊（ETH，Ethereum）所有者增长22.6%，从1.42亿增至1.75亿，占23.6%。此外，估计约有30万至120万人通过美国现货交易所交易基金（ETF，Exchange-Traded Fund）投资BTC。BTC采用增长的主要催化剂是美国机构兴趣和亲加密政策，ETH采用增长主要受数字资产国库（DAT，Digital Asset Treasury）策略和现实世界资产（RWA，Real-World Asset）代币化推动。</w:t>
       </w:r>
     </w:p>
     <w:p>
@@ -113,7 +158,7 @@
           <w:b w:val="0"/>
           <w:sz w:val="28"/>
         </w:rPr>
-        <w:t>2023年，全球加密货币/区块链领域风险投资公司（crypto/blockchain venture capital firms）共筹集57.5亿美元，涉及58支基金，远低于2022年创纪录的377亿美元和262支基金。加密货币风投公司（crypto venture firms）占全球风险投资筹资的比例约为3.53%，较2022年的12.62%高点显著下降。加密货币原生公司（crypto-native firms）占2023年关闭基金的72%，传统投资者支持了行业筹资。从年度平均来看，加密货币原生公司关闭了81%的加密货币风投专有基金。</w:t>
+        <w:t>二、引言：我们近期更新了链上市场估测方法。本报告结合链上数据与混合参数，估算全球加密货币所有者数量。2025年加密采用达到新里程碑，截至12月所有者数达7.41亿。上半年，美国总统特朗普签署行政令建立战略比特币储备和数字资产储备，将BTC定位为美国战略资产；随后新罕布什尔州、亚利桑那州和得克萨斯州也发布建立战略储备的计划。下半年，采用增长保持势头，主要受上市公司数字资产国库策略和现实世界资产代币化推动。Crypto.com在2025年获得一系列监管牌照，扩展全球合作伙伴与服务。</w:t>
       </w:r>
     </w:p>
     <w:p>
@@ -129,7 +174,7 @@
           <w:b w:val="0"/>
           <w:sz w:val="28"/>
         </w:rPr>
-        <w:t>2022年底，加密货币总市值为8400亿美元，而到2023年底，总市值增长至1.77万亿美元，实现了健康的一年期攀升。比特币在2022年底相对于排名前十的其他加密货币的市占率约为38.43%，到2023年底升至约47.8%。据CoinGecko追踪，其在12月6日达到前十流动性加密货币中的最高占比51.5%。比特币的统治地位始于2023年第二季度末，随着美国比特币现货ETF（U.S. Bitcoin Spot ETF）审批进程获得动力。BlackRock在6月决定申请现货BTC ETF——这是其首次申请——重新点燃了竞争，促使先前发行人Invesco/Galaxy、ArkInvest、Fidelity、VanEck、WisdomTree、Bitwise等重新申请，带动了市场兴趣激增。比特币在2023年3月恢复到年度高点。</w:t>
+        <w:t>三、方法动态更新：本报告动态更新了方法论参数，包括用户存款比率r(BTC deposit)、r(ETH deposit)、BTC与ETH重叠所有者比率r(BTC&amp;ETH)以及两者皆非所有者比率r(¬(BTC&amp;ETH))。链上数据提取涵盖的交易所包括：Crypto.com、Binance、Bitfinex、Bittrex、Bithumb、Bitstamp、Gemini、HTX、Kraken、KuCoin、OKX、Liquid、bitFlyer、Gate.io、Zaif、Poloniex、UPbit、BitMEX、Deribit、itBit、HitBTC和Bybit。具体参数数值及计算过程如下。</w:t>
       </w:r>
     </w:p>
     <w:p>
@@ -145,7 +190,7 @@
           <w:b w:val="0"/>
           <w:sz w:val="28"/>
         </w:rPr>
-        <w:t>到2023年中，许多加密货币基金管理者在年初大部分时间都在新聘服务提供商，特别是银行关系、数字资产托管人（digital asset custodians）、机构质押合作伙伴（institutional staking partners）和中心化加密货币交易所（centralized crypto exchanges）。由于2022年的崩溃仍令许多基金经理心有余悸，加强运营控制是去年各公司的优先事项。筹资活动尚未恢复，许多公司面临的市场成交量和波动性较历史水平偏低。根据VisionTrack数据，我们估计从2022年5月到2023年12月，715家加密货币专属对冲基金中有250家关闭，接近市场的35%。对于那些未在2022年破产中损失全部基金价值的基金经理，许多人面临不确定的宏观环境和配置者风险偏好下降。尽管有许多帮助机构“脱离零配置”的论点，但主动策略的信息传递效果不佳，顶级对冲基金遭遇赎回。</w:t>
+        <w:t>四、比特币结果：截至2025年12月，BTC采用率计算步骤：用户存款比率12.70%，链上重叠地址数28，128，所选交易所总地址数42，632，213，非重叠地址数42，604，085，用户平均交易所数3.36，所选交易所市场覆盖率92.00%，最终估算BTC所有者总数约3.64亿。</w:t>
       </w:r>
     </w:p>
     <w:p>
@@ -161,7 +206,7 @@
           <w:b w:val="0"/>
           <w:sz w:val="28"/>
         </w:rPr>
-        <w:t>对于在2022年低迷和2023年初赎回中幸存下来的基金，我们的数据表明34.01%的加密货币专属对冲基金拥有3年以上业绩记录。56.2%的基金业绩记录在1至3年之间，不到7.2%的基金拥有4年以上业绩记录。对于此前几年基金增长热情高涨的行业，到2023年底，基于VisionTrack数据，前20大对冲基金持有总对冲基金AUM的约71.6%，而2022年底这一数字约为75%。顶级基金管理人集中基金价值并不令人意外，因为许多有限合伙人（limited partners，LP）会持有一家加密货币对冲基金数年。虽然低迷时期很艰难，且加密货币对冲基金通常有月度申购/赎回，但LP基础往往以多年投资理念对待加密货币对冲基金。</w:t>
+        <w:t>五、以太坊结果：ETH采用率计算步骤：用户存款比率20.80%，链上重叠地址数8，211，所选交易所总地址数33，412，449，非重叠地址数33，404，238，用户平均交易所数3.36，所选交易所市场覆盖率92.00%，最终估算ETH所有者总数约1.75亿。</w:t>
       </w:r>
     </w:p>
     <w:p>
@@ -177,7 +222,7 @@
           <w:b w:val="0"/>
           <w:sz w:val="28"/>
         </w:rPr>
-        <w:t>公共市场方面，投资者满怀期待但带着对软着陆/硬着陆（soft/hard landing）的担忧进入2023年。SPDR标普500 ETF（SPDR S&amp;P 500 ETF）全年上涨16.79%，但幕后观察显示，这很大程度上归功于“七巨头”（Magnificent Seven），标准普尔500指数从未如此头部集中。半导体、实用人工智能（artificial intelligence，AI）的首次亮相、基础设施和国防振兴的呼吁以及全球贸易政策的变化主导了大部分时间的市场。精明的投资者争论美国即将到来的衰退时机，短期国债和货币市场基金吸引力逐月攀升。私募市场流动性丰沛的日子似乎已近尾声，私募股权（private equity）融资降至6年低点。在此背景下，2023年美国企业破产申请攀升至642起，为2011年以来最高，投资者继续质疑主要金融机构因2023年3月流动性危机而产生的未实现持有至到期（held-to-maturity，HTM）损失。</w:t>
+        <w:t>六、汇总统计与ETF估算：汇总显示，BTC所有者约3.64亿，ETH所有者约1.75亿，两者重叠比例43.16%，两者皆非所有者比例42.00%，交易所采用率89.00%，全球加密货币所有者总数约7.39亿。此外，基于美国证券交易委员会（SEC，U.S. Securities and Exchange Commission）13-F文件，截至2025年7月18日，BTC和ETH ETF总资金分别达118亿美元和4230万美元。其中投资顾问、银行及经纪商持有45亿美元，可能通过ETF将产品提供给零售客户；根据链上数据，客户平均BTC余额在3500至15000美元之间，因此通过ETF投资BTC和ETH的人数约为30万至130万。</w:t>
       </w:r>
     </w:p>
     <w:p>
@@ -193,7 +238,7 @@
           <w:b w:val="0"/>
           <w:sz w:val="28"/>
         </w:rPr>
-        <w:t>2023年，加密货币基金经理面临巨大的运营风险、持续的监管不确定性与艰难的融资环境。2021年和2022年的热情消退，配置者与金融媒体似乎希望远离加密货币，并期待结构性改变。对于基金经理及其投资者，2022年的低迷动摇了信心，甚至关乎生存。他们不断应对批评与怀疑，所有积极消息都被用来帮助反弹。最黑暗的日子似乎并不遥远，反弹之年往往带来验证与宽慰而非兴奋。2023年最后几个月正是如此。尽管进入2024年批评和怀疑依然存在，加密货币尤其是比特币十多年来已证明自己是法定货币的可靠替代品，保持价值储存功能并提供革命性的数字固定供应货币体系。2023年，这一叙述得到巩固，地缘政治不确定性与银行系统动荡进一步凸显了比特币的独特价值。虽然无法确切预测2024年加密货币资产走势，但我们可以审视过去以为一系列结果做准备。全球货币政策存在深层次结构性问题，高利率与通胀加剧了这些矛盾。</w:t>
+        <w:t>一、总体增长概况 全球加密货币拥有者数量在2025年12月达到7.41亿，较2024年12月的6.59亿增长12.5%。其中，1月、3月和9月录得相对强劲的月度增长率，分别为3.4%、1.2%和1.9%。这一时期恰逢特朗普第二任期开始及其亲加密政策，以及上市公司对数字资产托管（DAT）策略的热炒。</w:t>
       </w:r>
     </w:p>
     <w:p>
@@ -209,7 +254,7 @@
           <w:b w:val="0"/>
           <w:sz w:val="28"/>
         </w:rPr>
-        <w:t>在业绩方面，2023年VisionTrack的加密货币对冲基金指数全年表现不及比特币。截至第四季度，彭博银河比特币指数（Bloomberg Galaxy Bitcoin Index）上涨153.01%，彭博银河加密货币指数（Bloomberg Galaxy Crypto Index，BCGI）上涨139.56%。VisionTrack综合指数（VisionTrack Composite Index）上涨64.02%，VisionTrack基本面指数（VisionTrack Fundamental Index）上涨101.96%，VisionTrack量化方向指数（VisionTrack Quant Directional Index）上涨56.41%，VisionTrack市场中性指数（VisionTrack Market Neutral Index）上涨18.48%。正如我们在第二季度机构对冲基金和风险投资报告中所指出的，2023年开局类似2019年，即在重大下跌年份之后出现反弹收益。2019年，比特币表现优于精选ETF和基准指数，上涨94.37%。同期，VisionTrack基本面指数上涨22.4%，VisionTrack量化方向指数上涨38.89%，VisionTrack市场中性指数上涨16.92%。2019年，比特币在下半年表现挣扎，六个月中有五个月月度表现下跌。10月是2019年下半年比特币唯一上涨的月份（+10.19%）。从当年7月底到12月底，比特币下跌28.83%，VisionTrack综合指数下跌14.92%。</w:t>
+        <w:t>二、以太币与比特币增长对比 以太币（ETH）在2025年大部分时间引领采用增长，其拥有者从2024年12月的1.42亿增至2025年12月的1.75亿，增幅22.6%；同期比特币（BTC）拥有者从3.37亿增至3.65亿，增幅8.3%。值得注意的是，ETH拥有者在1月大幅增长约8.9%，为2022年以来最高月度增幅。1月和3月分别录得3.4%和1.2%的相对强劲月度增长率，同样与特朗普第二任期政策及上市公司DAT策略相关。</w:t>
       </w:r>
     </w:p>
     <w:p>
@@ -225,7 +270,7 @@
           <w:b w:val="0"/>
           <w:sz w:val="28"/>
         </w:rPr>
-        <w:t>在同一时间段内，VisionTrack基本面指数（Fundamental Index）下跌了24.71%，VisionTrack量化方向指数（Quant Directional Index）下跌了10.45%，而VisionTrack市场中性指数（Market Neutral Index）上涨了1.60%。2023年下半年与2019年下半年相比，比特币（Bitcoin，BTC）的情况截然不同。2023年，比特币在秋季和初冬上涨，从10月份的强劲表现开始。行业内称为“Uptober”，比特币上涨了28.34%，主要受交易所交易基金（ETF）预期推动，再加上比特币期权市场的伽马挤压（gamma squeeze）加剧了涨势。10月，彭博社（Bloomberg）、路透社（Reuters）等媒体报道显示，美国证券交易委员会（Securities &amp; Exchange Commission，SEC）与ETF申请人的讨论出现了真正的积极势头。尽管并非确定无疑且受到怀疑，但彭博分析师James Seyffart和Eric Balchunas在10月预估，到2024年1月美国比特币现货ETF（US BTC Spot ETF）获批概率为90%，进一步激发了行业热情。</w:t>
+        <w:t>三、比特币三月增长驱动因素 3月，比特币经历显著增长，主要受特朗普行政令推动——该行政令要求建立战略比特币储备和数字资产储备，将比特币定位为美国的战略资产。这一历史性决定标志着主要国家首次正式认可比特币为战略储备资产，类似于黄金等传统资产。此举被广泛视为对加密货币的强力背书，提振了投资者和机构的信心。</w:t>
       </w:r>
     </w:p>
     <w:p>
@@ -241,7 +286,7 @@
           <w:b w:val="0"/>
           <w:sz w:val="28"/>
         </w:rPr>
-        <w:t>考虑到VisionTrack的流动加密对冲基金（liquid crypto hedge fund）成分基金以美元计价的净费用后业绩，2023年只有约3.9%的经理跑赢了比特币。2019年这一数字为5.9%。正如多次指出的，最大的贝塔资产（beta assets）在周期开始时表现优异，而配置者在2023年已做好准备。在预期将由比特币主导的一年中，美国资产管理公司减少了对加密对冲基金的配置。对冲基金难以筹集资本，因为它们按月未能同时跑赢比特币（BTC）和银河加密指数（BCGI），而这两者是不计其数基金的非官方基准。比特币在全年前三季度持续强劲的表现，使得第四季度所有主动策略的新认购竞争加剧。为应对艰难的融资环境，一些主动管理基金策略在2023年下半年开始提供以比特币计价的份额类别（BTC-denominated share classes），以吸引投资者。</w:t>
+        <w:t>四、以太币增长驱动因素 对于以太币，1月的惊人发展可归因于特朗普政府上台以及预期的Pectra升级。Pectra升级原定于第一季度完成，但因技术问题推迟至5月。该升级旨在改善以太坊主网性能，重点优化用户和验证者体验。下半年，以太币采用主要受9月DAT策略热炒以及Fusaka升级推动。此外，以太币作为去中心化金融（DeFi）应用和代币化项目的基础设施，其采用持续获得增长动力。以太坊上不断扩展的应用生态持续推动网络活动和对ETH的需求。</w:t>
       </w:r>
     </w:p>
     <w:p>
@@ -257,7 +302,7 @@
           <w:b w:val="0"/>
           <w:sz w:val="28"/>
         </w:rPr>
-        <w:t>VisionTrack加密对冲基金指数（VisionTrack Crypto Hedge Fund Indices）显示，量化方向策略（Quant Directional Strategies）在2023年第四季度创下自2021年第一季度以来的最佳季度表现，平均上涨43.75%，年终大幅超越前几个季度。多家公司在年末最后几个月看到基金认购增加，表明流动量化策略可能在2024年迎来更多融资。第四季度的正超额收益，尤其是11月和12月，很大程度上受替代加密货币（altcoins）以及对美国比特币现货获批的 excitement 驱动。截至季度末，考虑市值约10亿美元或以上的加密资产，Solana（SOL）上涨401.9%，Sei（SEI）上涨377.1%，Injective（INJ）上涨373.3%，Avalanche（AVAX）上涨321.1%，Near（NEAR）上涨227.1%，Celestia（TIA）其流动代币上市仅两个月涨幅达301%。量化方向和市场中性策略在顶级加密资产及替代加密货币价格上涨中处于有利位置，因为流动资产的交易量和波动性回归。随着情绪持续改善，顶级叙事将比特币推至年度高点，新的叙事和 excitement 推动价格进一步走高，为许多经过考验的经理展示了成功的交易机会。</w:t>
+        <w:t>五、局限性与注意事项 我们的分析基于比特币和以太坊链上数据、调查分析以及Crypto.com内部数据的组合。尽管更新后的方法论提供了比之前版本更准确的估计，但仍受以下局限：该方法假设所有链上用户仍持有加密货币，尽管部分可能已售出；假设所有选定交易所使用相同的存款归集流程，已尽可能排除流程不同的交易所；场外交易（OTC）和从未进行链上交易的用户可能未被有效捕获；交易所子账户可能无法准确反映；调查参数可能随时间变化；由于所有参数至少部分来自Crypto.com用户（通过调查或内部数据），一定程度的抽样偏差不可避免；结果依赖于分析中使用的第三方工具和数据；比特币ETF持有者数量的估计可能不精确，因为难以评估机构投资经理的资金配置及其个人客户的平均投资价值。</w:t>
       </w:r>
     </w:p>
     <w:p>
@@ -273,423 +318,7 @@
           <w:b w:val="0"/>
           <w:sz w:val="28"/>
         </w:rPr>
-        <w:t>历史上，比特币计价份额类别主要作为财务管理和评估管理解决方案的一种方式。投资者基础通常针对比特币矿工（Bitcoin Miners）、高净值个人（HNWIs）、家族办公室（Family Offices）、加密公司和管理现有加密资产敞口的基金会。主动管理团队通常以便利性和更熟悉的托管解决方案为由，为许多渴望维持或扩大比特币持仓的感兴趣投资者提供定制基金。然而，在第四季度，许多基金经理将这些策略视为与单一资产比特币产品（尤其是备受期待的美国比特币现货ETF）竞争的手段，目标是年化收益率比特币+10-15%。根据VisionTrack，这些基金以比特币计价的回报在2023年为+7.59%，对该分类而言是一个令人振奋的开端，尽管样本规模较小。</w:t>
-      </w:r>
-    </w:p>
-    <w:p>
-      <w:pPr>
-        <w:pStyle w:val="正文内容"/>
-        <w:spacing w:before="0" w:after="0" w:line="240" w:lineRule="auto"/>
-        <w:ind w:left="0" w:right="0" w:firstLine="560"/>
-        <w:jc w:val="both"/>
-      </w:pPr>
-      <w:r>
-        <w:rPr>
-          <w:rFonts w:ascii="Times New Roman" w:hAnsi="Times New Roman" w:cs="Times New Roman" w:eastAsia="仿宋"/>
-          <w:b w:val="0"/>
-          <w:sz w:val="28"/>
-        </w:rPr>
-        <w:t>考虑符合VisionTrack指数纳入要求的加密基金策略，在2023年第四季度，VisionTrack基本面指数录得自2021年第一季度（+186.15%）以来最佳季度表现+57.85%，仅略低于2023年第四季度比特币的+58.12%（包含早期预估）。值得注意的是，基本面指数连续三个月实现两位数增长，这是自2021年第一季度以来的首次，也是自2018年1月以来仅有的第二次。尽管季度表现几乎超越比特币的涨势，但基本面指数仅有一次实现连续两个季度的正向超额收益。包含早期预估，2023年全年至12月，加密基本面策略平均收益率为+85.70%，量化方向基金平均+71.55%，市场中性基金平均+14.54%。对于表现位于前两个四分位的基金，对冲基金基本面策略和量化策略在全年表现相近。然而，考虑到下半年，量化策略在前四分位中表现出强劲的超额收益。尽管多数基金全年大部分时间追逐比特币，但基本面与量化方向类别的前两个四分位在2023年下半年均跑赢了比特币（+38.75%）。</w:t>
-      </w:r>
-    </w:p>
-    <w:p>
-      <w:pPr>
-        <w:pStyle w:val="正文内容"/>
-        <w:spacing w:before="0" w:after="0" w:line="240" w:lineRule="auto"/>
-        <w:ind w:left="0" w:right="0" w:firstLine="560"/>
-        <w:jc w:val="both"/>
-      </w:pPr>
-      <w:r>
-        <w:rPr>
-          <w:rFonts w:ascii="Times New Roman" w:hAnsi="Times New Roman" w:cs="Times New Roman" w:eastAsia="仿宋"/>
-          <w:b w:val="0"/>
-          <w:sz w:val="28"/>
-        </w:rPr>
-        <w:t>VisionTrack四分位数显示，2023年全年（2023年1月至12月），综合指数平均收益66.57%，基本面指数85.70%，量化方向指数71.55%，市场中性指数14.54%。中位数分别为66.54%、81.62%、75.88%、12.17%。第一四分位：综合指数&gt;350.8%，基本面指数&gt;350.8%，量化方向指数&gt;329.2%，市场中性指数&gt;50.8%。第二四分位：综合指数在90.5%至350.8%之间，基本面指数在96.7%至350.8%之间，量化方向指数在96.4%至329.2%之间，市场中性指数在18.6%至50.8%之间。第三四分位：综合指数在66.5%至90.6%之间，基本面指数在81.6%至96.8%之间，量化方向指数在75.9%至96.5%之间，市场中性指数在12.2%至18.7%之间。第四四分位：综合指数&lt;17.1%，基本面指数&lt;52.2%，量化方向指数&lt;24.5%，市场中性指数&lt;7.6%。</w:t>
-      </w:r>
-    </w:p>
-    <w:p>
-      <w:pPr>
-        <w:pStyle w:val="正文内容"/>
-        <w:spacing w:before="0" w:after="0" w:line="240" w:lineRule="auto"/>
-        <w:ind w:left="0" w:right="0" w:firstLine="560"/>
-        <w:jc w:val="both"/>
-      </w:pPr>
-      <w:r>
-        <w:rPr>
-          <w:rFonts w:ascii="Times New Roman" w:hAnsi="Times New Roman" w:cs="Times New Roman" w:eastAsia="仿宋"/>
-          <w:b w:val="0"/>
-          <w:sz w:val="28"/>
-        </w:rPr>
-        <w:t>2023年下半年（2023年7月至12月），综合指数平均收益29.69%，基本面指数36.44%，量化方向指数33.54%，市场中性指数8.04%。中位数分别为24.91%、33.52%、28.14%、5.34%。第一四分位：综合指数&gt;124.6%，基本面指数&gt;90.0%，量化方向指数&gt;124.6%，市场中性指数&gt;34.5%。第二四分位：综合指数在41.9%至124.6%之间，基本面指数在49.9%至90.0%之间，量化方向指数在46.2%至124.6%之间，市场中性指数在9.4%至34.5%之间。第三四分位：综合指数在24.9%至42.0%之间，基本面指数在33.5%至50.0%之间，量化方向指数在28.1%至46.3%之间，市场中性指数在5.3%至9.5%之间。第四四分位：综合指数&lt;8.3%，基本面指数&lt;17.3%，量化方向指数&lt;13.5%，市场中性指数&lt;4.9%。VisionTrack不生成加密对冲基金成分基金的详细绩效排名。</w:t>
-      </w:r>
-    </w:p>
-    <w:p>
-      <w:pPr>
-        <w:pStyle w:val="正文内容"/>
-        <w:spacing w:before="0" w:after="0" w:line="240" w:lineRule="auto"/>
-        <w:ind w:left="0" w:right="0" w:firstLine="560"/>
-        <w:jc w:val="both"/>
-      </w:pPr>
-      <w:r>
-        <w:rPr>
-          <w:rFonts w:ascii="Times New Roman" w:hAnsi="Times New Roman" w:cs="Times New Roman" w:eastAsia="仿宋"/>
-          <w:b w:val="0"/>
-          <w:sz w:val="28"/>
-        </w:rPr>
-        <w:t>以下表现四分位数可帮助管理人和配置者了解不同策略的风险收益特征，这些策略基于VisionTrack的基金分类。分类描述四种细分类型，复制了VisionTrack指数所用的底层方法：综合型、基本面型、量化方向型和市场中性型。对成分基金进行了调整，以最大程度纳入历史基金表现，包括选定的单独管理账户（SMA）。要纳入四分位数分析，基金必须报告扣除费用后的净收益，并在给定时间范围内具有完整的月度表现细节。加密货币基金策略若有月度表现数据缺失，则不纳入分析。</w:t>
-      </w:r>
-    </w:p>
-    <w:p>
-      <w:pPr>
-        <w:pStyle w:val="正文内容"/>
-        <w:spacing w:before="0" w:after="0" w:line="240" w:lineRule="auto"/>
-        <w:ind w:left="0" w:right="0" w:firstLine="560"/>
-        <w:jc w:val="both"/>
-      </w:pPr>
-      <w:r>
-        <w:rPr>
-          <w:rFonts w:ascii="Times New Roman" w:hAnsi="Times New Roman" w:cs="Times New Roman" w:eastAsia="仿宋"/>
-          <w:b w:val="0"/>
-          <w:sz w:val="28"/>
-        </w:rPr>
-        <w:t>在2023年第四季度，加密货币专用流动对冲基金资产管理规模加速增长，但前20大流动对冲基金仍持有约71.6%的对冲基金总AUM。2022年底这一比例为75%，这是一个略微积极的信号，表明净新基金正在增长加密货币对冲基金市场。然而，对于顶级加密货币基金管理人来说，面对艰难的2022年和上一轮周期的新一波对冲基金，流动策略的募资面临诸多挑战。尽管2023年前三个季度基金管理人难以超越被动/贝塔产品，但同比来看，前两个四分位数的基金管理人在2023年底仍实现了AUM增长。</w:t>
-      </w:r>
-    </w:p>
-    <w:p>
-      <w:pPr>
-        <w:pStyle w:val="正文内容"/>
-        <w:spacing w:before="0" w:after="0" w:line="240" w:lineRule="auto"/>
-        <w:ind w:left="0" w:right="0" w:firstLine="560"/>
-        <w:jc w:val="both"/>
-      </w:pPr>
-      <w:r>
-        <w:rPr>
-          <w:rFonts w:ascii="Times New Roman" w:hAnsi="Times New Roman" w:cs="Times New Roman" w:eastAsia="仿宋"/>
-          <w:b w:val="0"/>
-          <w:sz w:val="28"/>
-        </w:rPr>
-        <w:t>尽管VisionTrack目前不收集申购/赎回细节，但按基金策略收集月度AUM。如果按策略的AUM增长率超过报告的总表现，则假设管理人看到的申购增加。VisionTrack收集的数据显示，从2023年2月到2023年9月，许多基金管理人的加密货币对冲基金规模趋于平稳。然而，从9月到12月，加密货币对冲基金的总AUM从107.5亿美元增长至152.2亿美元，增幅为+41.62%。同期，基本面策略增幅最大，总AUM从78.2亿美元增至114.6亿美元。量化方向策略年底约为18.1亿美元，市场中性基金增至19.7亿美元。</w:t>
-      </w:r>
-    </w:p>
-    <w:p>
-      <w:pPr>
-        <w:pStyle w:val="正文内容"/>
-        <w:spacing w:before="0" w:after="0" w:line="240" w:lineRule="auto"/>
-        <w:ind w:left="0" w:right="0" w:firstLine="560"/>
-        <w:jc w:val="both"/>
-      </w:pPr>
-      <w:r>
-        <w:rPr>
-          <w:rFonts w:ascii="Times New Roman" w:hAnsi="Times New Roman" w:cs="Times New Roman" w:eastAsia="仿宋"/>
-          <w:b w:val="0"/>
-          <w:sz w:val="28"/>
-        </w:rPr>
-        <w:t>被动/贝塔类产品（包括单一资产工具和多资产指数产品）保持加密货币基金市场主导地位。从9月底到12月底，所有流动基金策略的AUM从417.3亿美元增至636.7亿美元。年底被动/贝塔类产品持有约76%的份额。在636.7亿美元中，约328亿美元由灰度的比特币和以太坊信托持有。前十大被动/贝塔类产品在12月底共持有377亿美元的总AUM。基本面基金的中位数规模全年温和增长，至3405万美元，为年内最高值，但与2021年初相比仍较小。量化方向基金年底录得可观增长，中位数规模达4000万美元。市场中性基金年底达到1700万美元的创纪录中位数规模，是该类别的一个显著成就。</w:t>
-      </w:r>
-    </w:p>
-    <w:p>
-      <w:pPr>
-        <w:pStyle w:val="正文内容"/>
-        <w:spacing w:before="0" w:after="0" w:line="240" w:lineRule="auto"/>
-        <w:ind w:left="0" w:right="0" w:firstLine="560"/>
-        <w:jc w:val="both"/>
-      </w:pPr>
-      <w:r>
-        <w:rPr>
-          <w:rFonts w:ascii="Times New Roman" w:hAnsi="Times New Roman" w:cs="Times New Roman" w:eastAsia="仿宋"/>
-          <w:b w:val="0"/>
-          <w:sz w:val="28"/>
-        </w:rPr>
-        <w:t>年度来看，2023年全球专注于加密货币/区块链的风险投资公司通过58只基金共募集57.5亿美元，低于2022年创纪录的262只基金377亿美元。从全球风险投资格局看，根据PitchBook数据，所有行业VC基金募集总额从2022年的2986.5亿美元降至2023年的1627.3亿美元，降幅为-45.51%。比较加密货币风险投资公司在全球VC募资中的份额，加密货币基金约占全球募资的3.53%，低于2022年12.62%的高点。2023年风险投资募资也低于2021年的份额（5.65%），但高于此前所有年份。</w:t>
-      </w:r>
-    </w:p>
-    <w:p>
-      <w:pPr>
-        <w:pStyle w:val="正文内容"/>
-        <w:spacing w:before="0" w:after="0" w:line="240" w:lineRule="auto"/>
-        <w:ind w:left="0" w:right="0" w:firstLine="560"/>
-        <w:jc w:val="both"/>
-      </w:pPr>
-      <w:r>
-        <w:rPr>
-          <w:rFonts w:ascii="Times New Roman" w:hAnsi="Times New Roman" w:cs="Times New Roman" w:eastAsia="仿宋"/>
-          <w:b w:val="0"/>
-          <w:sz w:val="28"/>
-        </w:rPr>
-        <w:t>风险投资策略通常在加密货币估值较高且顶级加密货币表现良好时募资，因为此时需求达到高峰。随着估值降温，机构配置和兴趣下降，加密货币风险投资策略的募资变得具有挑战性。自2022年第三季度以来，这基本上是加密货币风险投资募资的情况，被动/贝塔产品在2023年占据中心地位。正如VisionTrack过去几个季度的多份研究报告所述，加密货币风险投资募资直到2021年才成为主要的基金工具。尽管2023年募资数据惨淡，但该策略类型自2021年前水平以来已取得进一步进展。</w:t>
-      </w:r>
-    </w:p>
-    <w:p>
-      <w:pPr>
-        <w:pStyle w:val="正文内容"/>
-        <w:spacing w:before="0" w:after="0" w:line="240" w:lineRule="auto"/>
-        <w:ind w:left="0" w:right="0" w:firstLine="560"/>
-        <w:jc w:val="both"/>
-      </w:pPr>
-      <w:r>
-        <w:rPr>
-          <w:rFonts w:ascii="Times New Roman" w:hAnsi="Times New Roman" w:cs="Times New Roman" w:eastAsia="仿宋"/>
-          <w:b w:val="0"/>
-          <w:sz w:val="28"/>
-        </w:rPr>
-        <w:t>随着市场在2023年大部分时间聚焦于被动/贝塔单一资产和多资产指数产品，如果加密货币原生配置者计划在2024年晚些时候转向风险投资基金产品，加密货币风险投资可能会回归。风险投资基金对区块链/加密货币生态系统的发展至关重要，因为它们不仅通过私募市场估值的季度标记提供下行保护，而且还是新公司的主要资金来源。尽管历史上只有一次真正的低迷期导致加密货币风险投资基金大规模募资，但我们预计较大的加密货币风险投资公司将在2024年带着新基金回归。2023年第四季度，7只基金共募集6.89亿美元，为2020年第三季度以来的最低水平。即使到2023年第四季度，2022年第二季度募集的资本仍超过此后所有季度的总和（155.8亿美元）。</w:t>
-      </w:r>
-    </w:p>
-    <w:p>
-      <w:pPr>
-        <w:pStyle w:val="正文内容"/>
-        <w:spacing w:before="0" w:after="0" w:line="240" w:lineRule="auto"/>
-        <w:ind w:left="0" w:right="0" w:firstLine="560"/>
-        <w:jc w:val="both"/>
-      </w:pPr>
-      <w:r>
-        <w:rPr>
-          <w:rFonts w:ascii="Times New Roman" w:hAnsi="Times New Roman" w:cs="Times New Roman" w:eastAsia="仿宋"/>
-          <w:b w:val="0"/>
-          <w:sz w:val="28"/>
-        </w:rPr>
-        <w:t>2022年几家主要风险投资支持的初创公司倒闭，包括一些由最知名传统风投公司支持的公司，这继续成为抑制配置者投资该行业的因素。考虑到为区块链/加密货币行业募资的风投公司的投资者构成，2023年加密货币原生公司约占已关闭基金的72%，传统投资者支持了该行业的募资。按年度平均计算，加密货币原生公司关闭了81%的专注于加密货币风险投资的基金。传统投资者在2022年获得了最大份额，当时加密货币原生公司仅关闭了71%的基金。考虑到过去五年配置者的周期性轮换，预计加密货币原生公司和传统投资者将在2024年年中带着新基金重返市场。</w:t>
-      </w:r>
-    </w:p>
-    <w:p>
-      <w:pPr>
-        <w:pStyle w:val="正文内容"/>
-        <w:spacing w:before="0" w:after="0" w:line="240" w:lineRule="auto"/>
-        <w:ind w:left="0" w:right="0" w:firstLine="560"/>
-        <w:jc w:val="both"/>
-      </w:pPr>
-      <w:r>
-        <w:rPr>
-          <w:rFonts w:ascii="Times New Roman" w:hAnsi="Times New Roman" w:cs="Times New Roman" w:eastAsia="仿宋"/>
-          <w:b w:val="0"/>
-          <w:sz w:val="28"/>
-        </w:rPr>
-        <w:t>鉴于加密货币风险投资公司的跑道，这一募资周期对该行业至关重要。迄今为止，很少有基金被授权进行后期阶段交易，许多基金关注早期阶段活动。对于自2022年以来到2023年完成部署的基金，许多风险投资支持的企业将处于其公司生命周期更靠后的阶段，这表明后期融资轮次应该即将到来。加密货币风险投资基金从2020年第三季度以来，2023年第四季度募资水平最低，但预计2024年大型风投公司将回归。</w:t>
-      </w:r>
-    </w:p>
-    <w:p>
-      <w:pPr>
-        <w:pStyle w:val="正文内容"/>
-        <w:spacing w:before="0" w:after="0" w:line="240" w:lineRule="auto"/>
-        <w:ind w:left="0" w:right="0" w:firstLine="560"/>
-        <w:jc w:val="both"/>
-      </w:pPr>
-      <w:r>
-        <w:rPr>
-          <w:rFonts w:ascii="Times New Roman" w:hAnsi="Times New Roman" w:cs="Times New Roman" w:eastAsia="仿宋"/>
-          <w:b w:val="0"/>
-          <w:sz w:val="28"/>
-        </w:rPr>
-        <w:t>为最好地推动投资组合公司进入下一阶段，出现后期基金募资以支持这些公司并不令人意外。对于加密风险投资基金而言，这将是所募集风险基金类型迈出的重要一步。从历史上看，由于区块链/加密市场不如传统风险投资稳健，授权后期加密风险基金募资的情况很少见。VisionTrack收集的数据显示，过去10年募资的785只加密专项风险基金中，有90只被命名为基金二期、基金三期或更高编号。这表明近90%的加密专项风险基金是加密原生公司和传统投资者首次涉足加密领域的基金。</w:t>
-      </w:r>
-    </w:p>
-    <w:p>
-      <w:pPr>
-        <w:pStyle w:val="正文内容"/>
-        <w:spacing w:before="0" w:after="0" w:line="240" w:lineRule="auto"/>
-        <w:ind w:left="0" w:right="0" w:firstLine="560"/>
-        <w:jc w:val="both"/>
-      </w:pPr>
-      <w:r>
-        <w:rPr>
-          <w:rFonts w:ascii="Times New Roman" w:hAnsi="Times New Roman" w:cs="Times New Roman" w:eastAsia="仿宋"/>
-          <w:b w:val="0"/>
-          <w:sz w:val="28"/>
-        </w:rPr>
-        <w:t>根据Galaxy Research收集的数据，2023年加密风险投资交易活动共计1998笔交易，交易价值98亿美元。年度总额低于3795笔交易、319亿美元的水平。第四季度，风险投资交易活动依然低迷，359笔交易贡献了19.2亿美元的交易价值。考虑到早期报告的细节，2023年第四季度的交易数量是自2020年第二季度301笔交易以来的最低水平，自2022年第一季度达到1331笔交易的峰值以来，季度交易数量逐步放缓。随着该领域的资本持续受限，基金部署能力接近上限，后期赢家吸收了剩余基金价值。2023年第四季度，后期风险投资交易占交易数量的14.48%，交易价值的15.83%。从各阶段交易来看，这是历史上后期交易所占季度比例的最高水平。相反，种子前阶段交易在2023年第四季度显著下降，359笔交易中仅有32笔。种子前阶段交易数量仅占8.91%，为2016年第一季度以来的最低水平。种子前阶段交易占2023年第四季度交易价值的15.43%，低于2016年第一季度以来19.14%的季度平均水平。</w:t>
-      </w:r>
-    </w:p>
-    <w:p>
-      <w:pPr>
-        <w:pStyle w:val="正文内容"/>
-        <w:spacing w:before="0" w:after="0" w:line="240" w:lineRule="auto"/>
-        <w:ind w:left="0" w:right="0" w:firstLine="560"/>
-        <w:jc w:val="both"/>
-      </w:pPr>
-      <w:r>
-        <w:rPr>
-          <w:rFonts w:ascii="Times New Roman" w:hAnsi="Times New Roman" w:cs="Times New Roman" w:eastAsia="仿宋"/>
-          <w:b w:val="0"/>
-          <w:sz w:val="28"/>
-        </w:rPr>
-        <w:t>正如我们在2023年中期报告中指出的，风险投资者正在利用后期交易估值并支持有价值的投资组合公司。这一趋势到年底没有改变，交易活动减少，各阶段估值保持平稳。由于加密风险投资募资市场在过去六个季度一直面临困境，资金向头部投资组合公司集中并不令人意外。年度顶级交易包括Wormhole（2.25亿美元）、Line Next（1.4亿美元）、Blockstream（1.25亿美元）、LayerZero（1.2亿美元）和Worldcoin（1.15亿美元），这些通常都是后期交易。考虑到2023年的顶级交易，仅有八笔交易价值超过1亿美元。2023年没有一笔交易进入过去十年加密风险投资交易前50名的记录。简而言之，风险投资交易活动远未达到历史水平。</w:t>
-      </w:r>
-    </w:p>
-    <w:p>
-      <w:pPr>
-        <w:pStyle w:val="正文内容"/>
-        <w:spacing w:before="0" w:after="0" w:line="240" w:lineRule="auto"/>
-        <w:ind w:left="0" w:right="0" w:firstLine="560"/>
-        <w:jc w:val="both"/>
-      </w:pPr>
-      <w:r>
-        <w:rPr>
-          <w:rFonts w:ascii="Times New Roman" w:hAnsi="Times New Roman" w:cs="Times New Roman" w:eastAsia="仿宋"/>
-          <w:b w:val="0"/>
-          <w:sz w:val="28"/>
-        </w:rPr>
-        <w:t>加密风险投资交易的中位交易规模从第三季度的325万美元降至第四季度的300万美元。对于所有交易而言，自2016年以来的历史中位交易价值为140万美元。积极的一面是，过去12个季度均超过了这一中位交易价值。自2016年以来，仅有三个季度的中位交易规模超过300万美元，这表明尽管交易数量和交易价值下降，但早期交易成本更高。换句话说，加密风险投资者不仅自2016年以来提高了最低支票金额，而且逐年变得更加具有战略性地部署资金。此外，几个季度以来首次，所有风险投资的中位交易规模超过了加密风险投资，这表明加密公司的估值已经下降。在估值方面，中位投前估值从第三季度的2113万美元降至第四季度的1080万美元，这主要归因于交易数量减少。中位投后估值也从第三季度的2800万美元降至第四季度的1400万美元。中位投前和投后估值均大幅下降，加之缺乏募资，表明对风险投资支持较少的公司估值更为保守，资金向头部投资组合公司集中，且估值低于历史水平。这并不代表现有投资组合公司的估值下调，而是后期阶段的新公司面临较低的历史估值。对于加密风险投资者而言，这是一个积极信号。对于风险投资支持的加密公司来说，情况略有不同。总体而言，考虑到2020年之前的市场，无论是对加密风险投资者还是风险投资支持的公司，该行业在交易规模和估值方面都取得了进展。尽管加密风险投资者面临挑战，但自2020年以来，季度交易数量仍处于或接近2016年以来的季度平均水平，且估值上升，这对不断增长的风险投资市场是一个积极信号。</w:t>
-      </w:r>
-    </w:p>
-    <w:p>
-      <w:pPr>
-        <w:pStyle w:val="正文内容"/>
-        <w:spacing w:before="0" w:after="0" w:line="240" w:lineRule="auto"/>
-        <w:ind w:left="0" w:right="0" w:firstLine="560"/>
-        <w:jc w:val="both"/>
-      </w:pPr>
-      <w:r>
-        <w:rPr>
-          <w:rFonts w:ascii="Times New Roman" w:hAnsi="Times New Roman" w:cs="Times New Roman" w:eastAsia="仿宋"/>
-          <w:b w:val="0"/>
-          <w:sz w:val="28"/>
-        </w:rPr>
-        <w:t>对市场整体而言，获取准确的风险投资交易数据仍然是区块链/加密市场的一个挑战，这主要是因为其规模小于传统风险投资市场。例如，截至2023年底，在已知投前和投后估值的交易中，使用PitchBook数据和Galaxy的方法，加密领域总计记录了1632笔交易。而在传统风险投资市场的所有风险投资交易中，这一数字为34，471。此外，有关交易分类、行业、代币化资产、归属时间表、交易价值、交易数量和二级交易的信息，对于加密风险投资者来说往往是模糊和武断的数据集。这最终导致估值差异和风险投资交易市场的碎片化，尤其是在二级市场。当考虑旨在改进市场覆盖范围的风险投资交易数据集时，交易价值和数量的差异正是这一市场挑战的典型例证。Galaxy Research与PitchBook Data的方法指出，2023年有998亿美元，涉及1998笔交易。DeFiLlama的年底交易总价值为62亿美元，涉及720笔交易。Crypto Valley的年度区块链风险投资报告指出，98亿美元，涉及1031笔交易。The Block记录了107亿美元，涉及1819笔交易。Messari记录了196亿美元，其中包括Stripe的65亿美元融资作为加密相关交易。剔除Stripe后，Messari的交易总价值为131亿美元，涉及1698笔交易。虽然少数风险投资交易数据集在交易价值和数量上有相似之处，但交易分类和分类法使得在资产层面上评估风险投资市场变得困难。一家促进加密集成的金融科技公司是否应被归类为加密风险投资，这仍然是一个悬而未决的问题。</w:t>
-      </w:r>
-    </w:p>
-    <w:p>
-      <w:pPr>
-        <w:pStyle w:val="正文内容"/>
-        <w:spacing w:before="0" w:after="0" w:line="240" w:lineRule="auto"/>
-        <w:ind w:left="0" w:right="0" w:firstLine="560"/>
-        <w:jc w:val="both"/>
-      </w:pPr>
-      <w:r>
-        <w:rPr>
-          <w:rFonts w:ascii="Times New Roman" w:hAnsi="Times New Roman" w:cs="Times New Roman" w:eastAsia="仿宋"/>
-          <w:b w:val="0"/>
-          <w:sz w:val="28"/>
-        </w:rPr>
-        <w:t>交易条款、股权结构表以及轮次之间的间隔在加密风险投资中仍不如传统风险投资透明，这为风险投资支持的加密企业创造了具有挑战性的管道或退出途径。对于一个“迫切需要进行IPO复兴”的风险投资市场来说，风险投资退出对加密支持的公司尤其具有挑战性。如果加密风险投资基金在2024年募资不佳，我们将要么看到与前六个季度类似的低迷交易活动持续，要么公司将寻求公开市场以获取流动性（如果它们不彻底关闭的话）。如果近期募资的风险投资基金（尤其是2022年份基金）开始进行分配，这肯定会有助于募资周期，并对2024年底的交易活动和估值带来净收益。此外，早期年份基金（数据截至2023年）的出色表现，无疑有助于为更多机构配置风险投资基金提供依据。VisionTrack计划在2024年年中发布2023年加密风险投资策略的年底业绩。这些工具可能带来4000亿美元的机会。这是一个令人振奋的数字，但我们尚未看到任何一致性。Superstate和Securitize等加密原生公司正在致力于解决这个问题，并很大程度上为投资者铺平了道路。在目前可识别的代币化基金产品中，多数募集的基金被归类为私人信贷。然而，我们看到了更多另类基金，例如KKR的Healthcare Growth II基金和大宗商品基金获得了行业兴趣。在经历几个季度对真实世界资产（Real World Assets，RWA）的行业热情之后，2023年第四季度，Apollo和摩根大通（JP Morgan）在代币化基金产品开发方面也发布了一项重大公告。</w:t>
-      </w:r>
-    </w:p>
-    <w:p>
-      <w:pPr>
-        <w:pStyle w:val="正文内容"/>
-        <w:spacing w:before="0" w:after="0" w:line="240" w:lineRule="auto"/>
-        <w:ind w:left="0" w:right="0" w:firstLine="560"/>
-        <w:jc w:val="both"/>
-      </w:pPr>
-      <w:r>
-        <w:rPr>
-          <w:rFonts w:ascii="Times New Roman" w:hAnsi="Times New Roman" w:cs="Times New Roman" w:eastAsia="仿宋"/>
-          <w:b w:val="0"/>
-          <w:sz w:val="28"/>
-        </w:rPr>
-        <w:t>两家投资巨头与基础设施提供商Oasis Pro和Provenance Blockchain合作开展了Project Guardian，利用私有区块链管理代币化资产和基金产品。加密对冲基金和风险投资行业是否会朝着类似的运营方向发展，我们还需拭目以待。Metamask、Magic Eden和Audius等公司是否应被纳入风险投资交易活动？随着越来越多的金融科技和传统金融服务公司整合区块链/加密货币基础设施以及Web3商业模式，在报告数据中应披露剔除这些公司的情况。虽然Stripe可能并非加密货币原生公司且未获加密货币原生支持，但该公司正在整合基础设施和技术以获取显著市场份额。这对风险投资支持的加密企业而言是一个重要考量。</w:t>
-      </w:r>
-    </w:p>
-    <w:p>
-      <w:pPr>
-        <w:pStyle w:val="正文内容"/>
-        <w:spacing w:before="0" w:after="0" w:line="240" w:lineRule="auto"/>
-        <w:ind w:left="0" w:right="0" w:firstLine="560"/>
-        <w:jc w:val="both"/>
-      </w:pPr>
-      <w:r>
-        <w:rPr>
-          <w:rFonts w:ascii="Times New Roman" w:hAnsi="Times New Roman" w:cs="Times New Roman" w:eastAsia="仿宋"/>
-          <w:b w:val="0"/>
-          <w:sz w:val="28"/>
-        </w:rPr>
-        <w:t>由于数据收集缺乏标准化，风险投资交易数据可能存在不准确之处。第三方数据公司、基金管理人和估值专家都在努力解决这一问题。然而，这种碎片化状况引发了对加密风险投资基金最终业绩的质疑。此外，优质信息的缺乏限制了投资者基础，抑制了更多加密风险投资交易的发生。另外，与链上基金相关的信息质量也有待提升。对机构加密投资者而言，2023年无疑是一个重建之年，重点在于恢复市场信心和测试新产品。尽管并非新鲜事物，代币化基金产品和现实世界资产在低成交量和低波动时期仍保持了投资者的兴趣。</w:t>
-      </w:r>
-    </w:p>
-    <w:p>
-      <w:pPr>
-        <w:pStyle w:val="正文内容"/>
-        <w:spacing w:before="0" w:after="0" w:line="240" w:lineRule="auto"/>
-        <w:ind w:left="0" w:right="0" w:firstLine="560"/>
-        <w:jc w:val="both"/>
-      </w:pPr>
-      <w:r>
-        <w:rPr>
-          <w:rFonts w:ascii="Times New Roman" w:hAnsi="Times New Roman" w:cs="Times New Roman" w:eastAsia="仿宋"/>
-          <w:b w:val="0"/>
-          <w:sz w:val="28"/>
-        </w:rPr>
-        <w:t>机构质押产品，加上代币化货币市场基金和短期代币化国库券的流行，为投资者提供了方便的操作产品以减轻稳定币风险。2023年3月的银行流动性危机促使投资者考虑稳定币以外的现金等价物替代方案，从而吸引了活跃的主动管理基金涉足这些金融服务。加密对冲基金过去曾采用代币化投资策略，但该模式仍面临诸多挑战，且应用并不普遍。尽管许多公司试图将此类产品推向市场，但预计未来几年将有更多另类投资基金工具上链。贝恩咨询（Bain）在2023年底的报告表明，另类投资代币化将成为趋势。</w:t>
-      </w:r>
-    </w:p>
-    <w:p>
-      <w:pPr>
-        <w:pStyle w:val="正文内容"/>
-        <w:spacing w:before="0" w:after="0" w:line="240" w:lineRule="auto"/>
-        <w:ind w:left="0" w:right="0" w:firstLine="560"/>
-        <w:jc w:val="both"/>
-      </w:pPr>
-      <w:r>
-        <w:rPr>
-          <w:rFonts w:ascii="Times New Roman" w:hAnsi="Times New Roman" w:cs="Times New Roman" w:eastAsia="仿宋"/>
-          <w:b w:val="0"/>
-          <w:sz w:val="28"/>
-        </w:rPr>
-        <w:t>主动管理策略对于机构加密货币的发展至关重要。对冲基金和风险投资基金均为更广泛的加密用例的发展和应用提供支持体系。虽然业绩重要，但这些投资工具为2022年充满复杂性的行业提供了流动性和机遇。2023年的大部分时间可概括为许多加密对冲基金和风险投资公司的艰难时期，因为被动/贝塔产品主导了市场。正如以往周期所示，专注于提供优质机构级基金的经理，通常得到加密货币原生LP的支持，将能存活下来并在市场反弹中获益。从配置者的角度来看，与加密货币原生投资者相比，机构配置者通常难以通过合适的基金工具把握市场时机，因为即时的市场力量将配置者置于“当前趋势”中。</w:t>
-      </w:r>
-    </w:p>
-    <w:p>
-      <w:pPr>
-        <w:pStyle w:val="正文内容"/>
-        <w:spacing w:before="0" w:after="0" w:line="240" w:lineRule="auto"/>
-        <w:ind w:left="0" w:right="0" w:firstLine="560"/>
-        <w:jc w:val="both"/>
-      </w:pPr>
-      <w:r>
-        <w:rPr>
-          <w:rFonts w:ascii="Times New Roman" w:hAnsi="Times New Roman" w:cs="Times New Roman" w:eastAsia="仿宋"/>
-          <w:b w:val="0"/>
-          <w:sz w:val="28"/>
-        </w:rPr>
-        <w:t>摆脱零配置非常重要，这往往是配置者的第一步。然而，这些基金策略的吸引力在市场低迷时期变得更为清晰。例如，今年夏天是考虑中小盘基本面及量化方向敞口的绝佳时机。如果单一资产现货产品在2024年初表现良好，那么看到兴趣和热情推动市场向市场中性及风险投资基金产品轮动也就不足为奇了。结论与展望：如果您是数字资产基金经理，并希望将您的业绩结果贡献给VisionTrack以符合纳入我们VisionTrack指数的条件，请通过visiontrack@galaxy.com与我们联系。有关我们更新后的方法论以及可下载的月度数据，请访问我们的网站https://visiontrack.galaxy.com。</w:t>
-      </w:r>
-    </w:p>
-    <w:p>
-      <w:pPr>
-        <w:pStyle w:val="正文内容"/>
-        <w:spacing w:before="0" w:after="0" w:line="240" w:lineRule="auto"/>
-        <w:ind w:left="0" w:right="0" w:firstLine="560"/>
-        <w:jc w:val="both"/>
-      </w:pPr>
-      <w:r>
-        <w:rPr>
-          <w:rFonts w:ascii="Times New Roman" w:hAnsi="Times New Roman" w:cs="Times New Roman" w:eastAsia="仿宋"/>
-          <w:b w:val="0"/>
-          <w:sz w:val="28"/>
-        </w:rPr>
-        <w:t>联系方式：[1] BLOOMBERG是Bloomberg Finance L.P.的商标或服务标志。GALAXY是GDCM的商标。Bloomberg Finance L.P.及其关联公司（统称“Bloomberg”）与GDCM、基金及其各自关联公司（统称“Galaxy”）无关联。Bloomberg与Galaxy的合作关系是作为CFIX指数（“指数”）的管理人和计算代理人，该指数归Bloomberg所有。Bloomberg和Galaxy均不保证与指数或拟获取结果相关的任何数据或信息的及时性、准确性或完整性。Bloomberg和Galaxy均不对指数、与之相关的任何数据或数值，或任何以指数为组成部分或基于指数的金融产品或工具（“产品”），或从中获得的结果作任何明示或暗示的保证，并明确否认所有适销性和特定用途适用性的保证。</w:t>
-      </w:r>
-    </w:p>
-    <w:p>
-      <w:pPr>
-        <w:pStyle w:val="正文内容"/>
-        <w:spacing w:before="0" w:after="0" w:line="240" w:lineRule="auto"/>
-        <w:ind w:left="0" w:right="0" w:firstLine="560"/>
-        <w:jc w:val="both"/>
-      </w:pPr>
-      <w:r>
-        <w:rPr>
-          <w:rFonts w:ascii="Times New Roman" w:hAnsi="Times New Roman" w:cs="Times New Roman" w:eastAsia="仿宋"/>
-          <w:b w:val="0"/>
-          <w:sz w:val="28"/>
-        </w:rPr>
-        <w:t>在法律允许的最大范围内，Bloomberg、其许可方、Galaxy及其各自的员工、承包商、代理人、供应商和供应商均不对因指数、与之相关的任何数据或数值或任何产品而引起的任何直接、间接、后果性、附带、惩罚性或其他损害承担任何责任，无论是由于疏忽还是其他原因。证券交易通过Galaxy Digital Partners LLC（FINRA和SIPC成员）执行。VisionTrack数据仪表板和VisionTrack数据库仅供信息参考，不应作为任何投资决策的依据。本文档提供指向其他网站的链接，我们认为这些网站可能对您感兴趣。请注意，当您单击其中某个链接时，可能会跳转到与Galaxy无关的提供商的网站。这些链接网站及其提供商不受我们控制，我们对其内容或任何链接网站的正常运行不承担任何责任。包含任何链接并不意味着我们认可或采纳其中的陈述。我们鼓励您阅读这些链接网站的使用条款和隐私声明，因为其政策可能与我们的不同。</w:t>
-      </w:r>
-    </w:p>
-    <w:p>
-      <w:pPr>
-        <w:pStyle w:val="正文内容"/>
-        <w:spacing w:before="0" w:after="0" w:line="240" w:lineRule="auto"/>
-        <w:ind w:left="0" w:right="0" w:firstLine="560"/>
-        <w:jc w:val="both"/>
-      </w:pPr>
-      <w:r>
-        <w:rPr>
-          <w:rFonts w:ascii="Times New Roman" w:hAnsi="Times New Roman" w:cs="Times New Roman" w:eastAsia="仿宋"/>
-          <w:b w:val="0"/>
-          <w:sz w:val="28"/>
-        </w:rPr>
-        <w:t>本文档及其所含信息由Galaxy Digital Holdings LP及其关联公司（“Galaxy”）仅出于信息目的提供给您。未经Galaxy明确书面批准，不得以任何形式全部或部分复制或分发本文档。本文档中的任何信息或意见均不构成购买或出售任何咨询服务的要约，或招揽购买或出售任何咨询服务、证券、期货、期权或其他金融工具，或参与任何咨询服务或交易策略。本文档中的任何内容均不构成投资、法律或税务建议。您应自行对本文档中的信息进行调查和评估。基于本文档所含信息做出的任何决定均由读者自行承担全部责任。本文档中的某些陈述反映了Galaxy的观点、估计、意见或预测（可能基于专有模型和假设，特别是Galaxy对某些数字资产当前和未来市场的看法），且无法保证这些观点、估计、意见或预测目前准确或最终将实现。如果这些假设或模型不正确或情况发生变化，实际表现可能与此处包含的估计存在重大差异，且可能低于估计。Galaxy及其任何关联公司、股东、合伙人、成员、董事、高级职员、管理层、员工或代表均不对任何信息或其他信息（无论以书面或口头形式传达）的准确性或完整性作出任何明示或暗示的陈述或保证。上述各方明确否认因使用该信息而引起或与之相关的任何及所有责任。本文档中包含的某些信息（包括财务信息）来自已发布和未发布的来源。此类信息未经Galaxy独立核实，Galaxy不对其准确性承担任何责任。</w:t>
+        <w:t>六、参考文献与联系信息 参考文献包括Crypto.com于2025年8月发布的《2025年上半年加密市场规模报告》、2023年10月发布的《以太坊：Dencun升级与原始数据分片》等。如需更多信息，请访问Crypto.com或联系contact@crypto.com。©2026 Crypto.com。</w:t>
       </w:r>
     </w:p>
     <w:p>
@@ -705,7 +334,7 @@
           <w:b w:val="0"/>
           <w:sz w:val="21"/>
         </w:rPr>
-        <w:t>（信息来源：Galaxy Research）</w:t>
+        <w:t>（信息来源：Crypto.com Research）</w:t>
       </w:r>
     </w:p>
     <w:p>
@@ -721,7 +350,7 @@
           <w:b w:val="0"/>
           <w:sz w:val="18"/>
         </w:rPr>
-        <w:t>原文标题：Research â¢ January 24， 2024 2024 Institutional Crypto Hedge Fund &amp; Venture Report Funds Markets &amp; Macro</w:t>
+        <w:t>原文标题：MARKET SIZING - 16 Jan 2026 Crypto Market Sizing 2025 Global crypto owners reached 741 million in 2025.</w:t>
       </w:r>
     </w:p>
     <w:p>
@@ -737,7 +366,7 @@
           <w:b w:val="0"/>
           <w:sz w:val="18"/>
         </w:rPr>
-        <w:t>原文链接：https://assets.ctfassets.net/h62aj7eo1csj/7uisK9OoSR9Zp3cV4Q2uyS/992a6e48b383d0dde6eb4570df3e811f/GLXY_2024_Whitepaper_VisionTrack-2024InstitutionalCrypto_final.pdf</w:t>
+        <w:t>原文链接：https://mkt-static.crypto.com/%5Bcrypto.com%5D-crypto-market-sizing-2025.pdf</w:t>
       </w:r>
     </w:p>
     <w:p>
@@ -753,7 +382,7 @@
           <w:b w:val="0"/>
           <w:sz w:val="18"/>
         </w:rPr>
-        <w:t>PDF文件：reports/2026/research_sources/20260604/Galaxy_Research_Research_January_24_2024_2024_Institutional_Crypto_Hedge_Fund_Venture_Report_Funds_Markets_Macro_ee2b1bc5.pdf</w:t>
+        <w:t>PDF文件：reports/2026/research_sources/20260604/Crypto.com_Research_MARKET_SIZING_-_16_Jan_2026_Crypto_Market_Sizing_2025_Global_crypto_owners_reached_741_million_in_2025._655acf78.pdf</w:t>
       </w:r>
     </w:p>
     <w:sectPr>

--- a/reports/2026/专题研究_20260604.docx
+++ b/reports/2026/专题研究_20260604.docx
@@ -26,7 +26,7 @@
           <w:b w:val="0"/>
           <w:sz w:val="30"/>
         </w:rPr>
-        <w:t>Crypto.com Research：2025年全球加密货币持有者达7.41亿</w:t>
+        <w:t>2024年机构加密货币对冲基金与风险投资报告</w:t>
       </w:r>
     </w:p>
     <w:p>
@@ -41,7 +41,7 @@
           <w:b w:val="0"/>
           <w:sz w:val="28"/>
         </w:rPr>
-        <w:t>· 2025年全球加密货币持有者增长12.4%，从2024年的6.59亿增至7.41亿。</w:t>
+        <w:t>· 约34%的加密专属对冲基金拥有3年以上业绩记录；56.2%的基金成立时间在1-3年之间；只有不到7.2%的基金有4年以上记录。</w:t>
       </w:r>
     </w:p>
     <w:p>
@@ -56,7 +56,7 @@
           <w:b w:val="0"/>
           <w:sz w:val="28"/>
         </w:rPr>
-        <w:t>· 比特币持有者增长8.3%，从3.37亿增至3.65亿，占全球持有者的49.3%。</w:t>
+        <w:t>· 2023年全球加密货币/区块链风险投资公司通过58只基金筹集了57.5亿美元，较2022年创纪录的377亿美元（262只基金）大幅下降。</w:t>
       </w:r>
     </w:p>
     <w:p>
@@ -71,52 +71,7 @@
           <w:b w:val="0"/>
           <w:sz w:val="28"/>
         </w:rPr>
-        <w:t>· 以太坊持有者增长22.6%，从1.42亿增至1.75亿，占全球持有者的23.6%。</w:t>
-      </w:r>
-    </w:p>
-    <w:p>
-      <w:pPr>
-        <w:spacing w:before="0" w:after="0" w:line="240" w:lineRule="auto"/>
-        <w:ind w:left="0" w:right="0" w:firstLine="0"/>
-        <w:jc w:val="both"/>
-      </w:pPr>
-      <w:r>
-        <w:rPr>
-          <w:rFonts w:ascii="Times New Roman" w:hAnsi="Times New Roman" w:cs="Times New Roman" w:eastAsia="仿宋"/>
-          <w:b w:val="0"/>
-          <w:sz w:val="28"/>
-        </w:rPr>
-        <w:t>· 通过美国现货ETF投资比特币的人数约30万至120万。</w:t>
-      </w:r>
-    </w:p>
-    <w:p>
-      <w:pPr>
-        <w:spacing w:before="0" w:after="0" w:line="240" w:lineRule="auto"/>
-        <w:ind w:left="0" w:right="0" w:firstLine="0"/>
-        <w:jc w:val="both"/>
-      </w:pPr>
-      <w:r>
-        <w:rPr>
-          <w:rFonts w:ascii="Times New Roman" w:hAnsi="Times New Roman" w:cs="Times New Roman" w:eastAsia="仿宋"/>
-          <w:b w:val="0"/>
-          <w:sz w:val="28"/>
-        </w:rPr>
-        <w:t>· 比特币采用增长的主要催化剂是机构兴趣和美国亲加密政策。</w:t>
-      </w:r>
-    </w:p>
-    <w:p>
-      <w:pPr>
-        <w:spacing w:before="0" w:after="0" w:line="240" w:lineRule="auto"/>
-        <w:ind w:left="0" w:right="0" w:firstLine="0"/>
-        <w:jc w:val="both"/>
-      </w:pPr>
-      <w:r>
-        <w:rPr>
-          <w:rFonts w:ascii="Times New Roman" w:hAnsi="Times New Roman" w:cs="Times New Roman" w:eastAsia="仿宋"/>
-          <w:b w:val="0"/>
-          <w:sz w:val="28"/>
-        </w:rPr>
-        <w:t>· 以太坊采用增长主要由数字资产 treasury 策略和现实世界资产代币化驱动。</w:t>
+        <w:t>· 2023年，VisionTrack的加密对冲基金指数表现落后于比特币，仅约3.9%的经理人跑赢比特币。</w:t>
       </w:r>
     </w:p>
     <w:p>
@@ -142,7 +97,7 @@
           <w:b w:val="0"/>
           <w:sz w:val="28"/>
         </w:rPr>
-        <w:t>一、执行摘要：2025年全球加密货币所有者数量增长12.4%，从2024年的6.59亿增至7.41亿。基于链上估算，比特币（BTC，Bitcoin）所有者增长8.3%，从3.37亿增至3.65亿，占全球所有者的49.3%；以太坊（ETH，Ethereum）所有者增长22.6%，从1.42亿增至1.75亿，占23.6%。此外，估计约有30万至120万人通过美国现货交易所交易基金（ETF，Exchange-Traded Fund）投资BTC。BTC采用增长的主要催化剂是美国机构兴趣和亲加密政策，ETH采用增长主要受数字资产国库（DAT，Digital Asset Treasury）策略和现实世界资产（RWA，Real-World Asset）代币化推动。</w:t>
+        <w:t>2024年机构加密对冲基金与风险投资报告（2024 Institutional Crypto Hedge Fund &amp; Venture Report）·2024年1月·本报告由VisionTrack（领先的数字资产买方数据平台，由Galaxy提供支持）编写。报告撰写于2024年1月17日至19日。公开研究请访问www.galaxy.com/research，VisionTrack数据库请访问visiontrack.galaxy.com。联系方式：visiontrack@galaxy.com。数据主管：Bailey York，VisionTrack。目录包含：要点、执行摘要、对冲基金、业绩、基金四分位数、资产管理规模/资金流、风险投资、融资、交易、风投交易数据、链上基金、结论与展望。</w:t>
       </w:r>
     </w:p>
     <w:p>
@@ -158,7 +113,7 @@
           <w:b w:val="0"/>
           <w:sz w:val="28"/>
         </w:rPr>
-        <w:t>二、引言：我们近期更新了链上市场估测方法。本报告结合链上数据与混合参数，估算全球加密货币所有者数量。2025年加密采用达到新里程碑，截至12月所有者数达7.41亿。上半年，美国总统特朗普签署行政令建立战略比特币储备和数字资产储备，将BTC定位为美国战略资产；随后新罕布什尔州、亚利桑那州和得克萨斯州也发布建立战略储备的计划。下半年，采用增长保持势头，主要受上市公司数字资产国库策略和现实世界资产代币化推动。Crypto.com在2025年获得一系列监管牌照，扩展全球合作伙伴与服务。</w:t>
+        <w:t>关键要点（Key Takeaways）：约34%的加密货币专属对冲基金（crypto-dedicated hedge fund）拥有3年以上的业绩记录；56.2%的基金成立时间在1-3年之间。仅有不到7.2%的加密对冲基金拥有4年以上的业绩记录。2023年下半年，加密货币基本面基金（crypto fundamental fund）和量化定向基金（quant directional fund）的前两个四分位数表现优于比特币。加密对冲基金资产管理规模（AUM）在2023年第四季度跃升至约152亿美元，其中基本面策略持有114亿美元，量化定向基金持有18亿美元，市场中性基金（market neutral fund）持有19亿美元。</w:t>
       </w:r>
     </w:p>
     <w:p>
@@ -174,7 +129,7 @@
           <w:b w:val="0"/>
           <w:sz w:val="28"/>
         </w:rPr>
-        <w:t>三、方法动态更新：本报告动态更新了方法论参数，包括用户存款比率r(BTC deposit)、r(ETH deposit)、BTC与ETH重叠所有者比率r(BTC&amp;ETH)以及两者皆非所有者比率r(¬(BTC&amp;ETH))。链上数据提取涵盖的交易所包括：Crypto.com、Binance、Bitfinex、Bittrex、Bithumb、Bitstamp、Gemini、HTX、Kraken、KuCoin、OKX、Liquid、bitFlyer、Gate.io、Zaif、Poloniex、UPbit、BitMEX、Deribit、itBit、HitBTC和Bybit。具体参数数值及计算过程如下。</w:t>
+        <w:t>全年所有加密对冲基金的中位数规模小幅增长，主要归因于加密货币价格升值，尽管2023年第四季度认购有所增加。年度来看，全球风险投资公司在加密货币/区块链领域于2023年通过58只基金筹集了57.5亿美元，低于2022年通过262只基金筹集的377亿美元的创纪录水平。比较加密货币风投公司（crypto venture firm）在全球风险投资筹资中所占份额时，加密基金约占全球筹资的3.53%，低于2022年12.62%的高点。加密原生公司（crypto-native firm）在2023年关闭的基金中占72%，传统投资者支持了该行业的筹资；平均每年，加密原生公司关闭81%的专门用于加密风险投资的基金。</w:t>
       </w:r>
     </w:p>
     <w:p>
@@ -190,7 +145,7 @@
           <w:b w:val="0"/>
           <w:sz w:val="28"/>
         </w:rPr>
-        <w:t>四、比特币结果：截至2025年12月，BTC采用率计算步骤：用户存款比率12.70%，链上重叠地址数28，128，所选交易所总地址数42，632，213，非重叠地址数42，604，085，用户平均交易所数3.36，所选交易所市场覆盖率92.00%，最终估算BTC所有者总数约3.64亿。</w:t>
+        <w:t>执行摘要与市场背景：加密货币总市值在2022年底以8400亿美元的流动代币价值结束。2023年，总市值增长至1.77万亿美元，实现了一年内健康的攀升。截至2022年底，比特币相对于排名前十的其他加密货币的市场主导地位约为38.43%。到2023年底，比特币的市场主导地位约为47.8%。其在前十大流动加密代币中的最高占比出现在12月6日，达51.5%，数据由CoinGecko追踪。</w:t>
       </w:r>
     </w:p>
     <w:p>
@@ -206,7 +161,7 @@
           <w:b w:val="0"/>
           <w:sz w:val="28"/>
         </w:rPr>
-        <w:t>五、以太坊结果：ETH采用率计算步骤：用户存款比率20.80%，链上重叠地址数8，211，所选交易所总地址数33，412，449，非重叠地址数33，404，238，用户平均交易所数3.36，所选交易所市场覆盖率92.00%，最终估算ETH所有者总数约1.75亿。</w:t>
+        <w:t>比特币的主导涨势始于2023年第二季度末，随着美国比特币现货ETF审批进程获得动力。黑石集团（BlackRock）在6月决定申请现货BTC ETF——这是其首次申请——重新点燃了竞争，促使先前的发行人Invesco/Galaxy、ArkInvest、Fidelity、VanEck、WisdomTree、Bitwise等重新申请，推动了市场兴趣的激增。比特币回到了此前在2023年3月触及的年度高点。</w:t>
       </w:r>
     </w:p>
     <w:p>
@@ -222,7 +177,7 @@
           <w:b w:val="0"/>
           <w:sz w:val="28"/>
         </w:rPr>
-        <w:t>六、汇总统计与ETF估算：汇总显示，BTC所有者约3.64亿，ETH所有者约1.75亿，两者重叠比例43.16%，两者皆非所有者比例42.00%，交易所采用率89.00%，全球加密货币所有者总数约7.39亿。此外，基于美国证券交易委员会（SEC，U.S. Securities and Exchange Commission）13-F文件，截至2025年7月18日，BTC和ETH ETF总资金分别达118亿美元和4230万美元。其中投资顾问、银行及经纪商持有45亿美元，可能通过ETF将产品提供给零售客户；根据链上数据，客户平均BTC余额在3500至15000美元之间，因此通过ETF投资BTC和ETH的人数约为30万至130万。</w:t>
+        <w:t>到2023年仲夏，许多加密基金经理在年初的大部分时间里已经完成了新服务提供商的入驻，特别是银行关系、数字资产托管人、机构质押合作伙伴和中心化加密货币交易所。由于2022年的崩盘事件在众多基金经理心中仍记忆犹新，加强运营控制是去年企业的优先事项。为策略融资的筹资活动尚未恢复，许多企业面临着一个与历史水平相比交易量和波动性较低的市场。根据VisionTrack的数据，我们估计从2022年5月到2023年12月，715家加密货币专属对冲基金中有250家关闭，接近市场的35%。</w:t>
       </w:r>
     </w:p>
     <w:p>
@@ -238,7 +193,7 @@
           <w:b w:val="0"/>
           <w:sz w:val="28"/>
         </w:rPr>
-        <w:t>一、总体增长概况 全球加密货币拥有者数量在2025年12月达到7.41亿，较2024年12月的6.59亿增长12.5%。其中，1月、3月和9月录得相对强劲的月度增长率，分别为3.4%、1.2%和1.9%。这一时期恰逢特朗普第二任期开始及其亲加密政策，以及上市公司对数字资产托管（DAT）策略的热炒。</w:t>
+        <w:t>对于那些没有因2022年破产而损失全部基金价值的基金经理，许多人面临着不确定的宏观环境，配置者的风险偏好降低。尽管可能有诸多论点帮助机构“从零起步”，但主动策略的信息传递效果不佳，顶级对冲基金遭遇了赎回。对于在2022年低迷期和2023年初赎回中幸存下来的基金，我们的数据显示，34.01%的加密货币专属对冲基金拥有3年以上的业绩记录，56.2%拥有1-3年的业绩记录，不到7.2%拥有4年以上的业绩记录。</w:t>
       </w:r>
     </w:p>
     <w:p>
@@ -254,7 +209,7 @@
           <w:b w:val="0"/>
           <w:sz w:val="28"/>
         </w:rPr>
-        <w:t>二、以太币与比特币增长对比 以太币（ETH）在2025年大部分时间引领采用增长，其拥有者从2024年12月的1.42亿增至2025年12月的1.75亿，增幅22.6%；同期比特币（BTC）拥有者从3.37亿增至3.65亿，增幅8.3%。值得注意的是，ETH拥有者在1月大幅增长约8.9%，为2022年以来最高月度增幅。1月和3月分别录得3.4%和1.2%的相对强劲月度增长率，同样与特朗普第二任期政策及上市公司DAT策略相关。</w:t>
+        <w:t>对于一个此前几年因基金增长而充满热情的行业，截至2023年底，根据VisionTrack的数据，排名前20的对冲基金持有约71.6%的总对冲基金资产管理规模（AUM）。2022年底这一数字约为75%。顶级基金经理的基金价值集中并不令人意外，因为许多LP会一次持有加密对冲基金数年。虽然低迷期很艰难，加密对冲基金通常有月度认购/赎回，但LP基础更常以多年投资主题对待加密对冲基金。对于行业基金经理及其投资者而言，像2022年那样的低迷期确实动摇了信心，有时甚至关乎生死存亡。</w:t>
       </w:r>
     </w:p>
     <w:p>
@@ -270,7 +225,7 @@
           <w:b w:val="0"/>
           <w:sz w:val="28"/>
         </w:rPr>
-        <w:t>三、比特币三月增长驱动因素 3月，比特币经历显著增长，主要受特朗普行政令推动——该行政令要求建立战略比特币储备和数字资产储备，将比特币定位为美国的战略资产。这一历史性决定标志着主要国家首次正式认可比特币为战略储备资产，类似于黄金等传统资产。此举被广泛视为对加密货币的强力背书，提振了投资者和机构的信心。</w:t>
+        <w:t>基金经理不断应对批评和怀疑，所有正面新闻事件都被紧紧抓住以帮助反弹和复兴该资产类别。最黑暗的日子似乎并不遥远，反弹之年并不总是伴随着兴奋或狂热，而是验证和宽慰。年的最后几个月便是如此。尽管进入2024年批评和怀疑仍然存在，但加密领域（尤其是比特币）在精神和表现上，十多年来已被证明是法定货币的可靠替代品，保持了其价值储存的特性，并提供了革命性的数字固定供应货币体系。2023年，这一叙事得到巩固，地缘政治不确定性和银行体系动荡进一步凸显了比特币的独特价值主张。虽然无法确定地预测2024年加密资产会发生什么，但我们可以回顾过去为各种结果做准备。</w:t>
       </w:r>
     </w:p>
     <w:p>
@@ -286,7 +241,7 @@
           <w:b w:val="0"/>
           <w:sz w:val="28"/>
         </w:rPr>
-        <w:t>四、以太币增长驱动因素 对于以太币，1月的惊人发展可归因于特朗普政府上台以及预期的Pectra升级。Pectra升级原定于第一季度完成，但因技术问题推迟至5月。该升级旨在改善以太坊主网性能，重点优化用户和验证者体验。下半年，以太币采用主要受9月DAT策略热炒以及Fusaka升级推动。此外，以太币作为去中心化金融（DeFi）应用和代币化项目的基础设施，其采用持续获得增长动力。以太坊上不断扩展的应用生态持续推动网络活动和对ETH的需求。</w:t>
+        <w:t>在相同的时间段内，VisionTrack基本面指数下跌24.71%，VisionTrack量化趋势指数下跌10.45%，但VisionTrack市场中性指数上涨1.60%。2023年下半年与2019年下半年相比，比特币的表现截然不同。2023年，比特币在秋季和初冬上涨，始于10月的强劲表现。业界称为“Uptober”（十月上涨），比特币上涨28.34%，主要受交易所交易基金（ETF）预期推动，加上比特币期权市场的伽马挤压反弹。10月，彭博社、路透社等媒体报道显示，美国证券交易委员会（SEC）与ETF申请方之间的讨论出现了积极的势头。尽管并非确定且遭遇怀疑，但10月彭博分析师James Seyffart和Eric Balchunas预计美国比特币现货ETF在2024年1月获批概率达90%，进一步激发了行业热情。</w:t>
       </w:r>
     </w:p>
     <w:p>
@@ -302,7 +257,7 @@
           <w:b w:val="0"/>
           <w:sz w:val="28"/>
         </w:rPr>
-        <w:t>五、局限性与注意事项 我们的分析基于比特币和以太坊链上数据、调查分析以及Crypto.com内部数据的组合。尽管更新后的方法论提供了比之前版本更准确的估计，但仍受以下局限：该方法假设所有链上用户仍持有加密货币，尽管部分可能已售出；假设所有选定交易所使用相同的存款归集流程，已尽可能排除流程不同的交易所；场外交易（OTC）和从未进行链上交易的用户可能未被有效捕获；交易所子账户可能无法准确反映；调查参数可能随时间变化；由于所有参数至少部分来自Crypto.com用户（通过调查或内部数据），一定程度的抽样偏差不可避免；结果依赖于分析中使用的第三方工具和数据；比特币ETF持有者数量的估计可能不精确，因为难以评估机构投资经理的资金配置及其个人客户的平均投资价值。</w:t>
+        <w:t>考虑到VisionTrack的流动性加密对冲基金样本（以美元计净费后业绩），2023年只有约3.9%的管理人跑赢了比特币。2019年这一数字为5.9%。正如反复指出的，最大的贝塔资产会在周期开始时跑赢，而配置者在2023年已做好准备。在预期比特币主导的一年中，美国资产管理公司减少了对加密对冲基金的配置。对冲基金难以募资，因为它们在月度回报上均未能跑赢比特币和BBG Galaxy加密指数（BCGI）——许多基金的非官方基准。比特币在全年前三季度的持续强势表现，使得第四季度所有主动策略的新认购竞争加剧。为应对艰难的融资环境，一些主动管理基金策略在2023年下半年开始提供以比特币计价的份额类别（BTC-denominated share classes）以吸引投资者。</w:t>
       </w:r>
     </w:p>
     <w:p>
@@ -318,7 +273,439 @@
           <w:b w:val="0"/>
           <w:sz w:val="28"/>
         </w:rPr>
-        <w:t>六、参考文献与联系信息 参考文献包括Crypto.com于2025年8月发布的《2025年上半年加密市场规模报告》、2023年10月发布的《以太坊：Dencun升级与原始数据分片》等。如需更多信息，请访问Crypto.com或联系contact@crypto.com。©2026 Crypto.com。</w:t>
+        <w:t>纳入VisionTrack量化指数的量化趋势策略在2023年第四季度录得自2021年第一季度以来最佳季度表现，平均上涨43.75%，大幅超越此前季度。数家公司在年底最后几个月看到基金认购增加，表明流动性量化策略可能为2024年的更多募资做准备。第四季度的积极表现，尤其是11月和12月，主要受替代加密货币推动以及对美国比特币现货获批的兴奋情绪影响。截至季度末，考虑市值约10亿美元及以上的加密资产，Solana上涨401.9%，Sei上涨377.1%，Injective上涨373.3%，Avalanche上涨321.1%，Near上涨227.1%，Celestia在短短两个月内代币上市上涨301%。量化趋势和市场中性策略因流动资产的成交量和波动性回归，在主流及替代加密货币的价格上涨中处于有利位置。随着情绪持续改善，顶级叙事推动比特币创下年度新高，市场中的新叙事和兴奋情绪进一步推高价格，为许多经受过考验的管理人提供了成功的交易机会。</w:t>
+      </w:r>
+    </w:p>
+    <w:p>
+      <w:pPr>
+        <w:pStyle w:val="正文内容"/>
+        <w:spacing w:before="0" w:after="0" w:line="240" w:lineRule="auto"/>
+        <w:ind w:left="0" w:right="0" w:firstLine="560"/>
+        <w:jc w:val="both"/>
+      </w:pPr>
+      <w:r>
+        <w:rPr>
+          <w:rFonts w:ascii="Times New Roman" w:hAnsi="Times New Roman" w:cs="Times New Roman" w:eastAsia="仿宋"/>
+          <w:b w:val="0"/>
+          <w:sz w:val="28"/>
+        </w:rPr>
+        <w:t>历史上，以比特币计价（BTC-denominated）的份额类别主要用作资金管理和评估管理解决方案。投资者基础通常包括比特币矿工、高净值个人（HNWIs）、家族办公室、加密公司以及管理现有加密货币敞口的基金会。通常以便利性和更熟悉托管方案为由，主动管理团队为许多有意维持或扩大比特币持仓的投资者提供定制基金。然而在第四季度，许多基金经理将这些策略视为与单一资产比特币产品（尤其是备受期待的美国比特币现货ETF）竞争的手段，目标年化回报为比特币收益率加10-15%。根据VisionTrack数据，以比特币计价，该类基金在2023年回报率为+7.59%，为该分类提供了令人兴奋的开端，尽管样本较小。</w:t>
+      </w:r>
+    </w:p>
+    <w:p>
+      <w:pPr>
+        <w:pStyle w:val="正文内容"/>
+        <w:spacing w:before="0" w:after="0" w:line="240" w:lineRule="auto"/>
+        <w:ind w:left="0" w:right="0" w:firstLine="560"/>
+        <w:jc w:val="both"/>
+      </w:pPr>
+      <w:r>
+        <w:rPr>
+          <w:rFonts w:ascii="Times New Roman" w:hAnsi="Times New Roman" w:cs="Times New Roman" w:eastAsia="仿宋"/>
+          <w:b w:val="0"/>
+          <w:sz w:val="28"/>
+        </w:rPr>
+        <w:t>考虑满足VisionTrack指数纳入标准的加密基金策略，在2023年第四季度，VisionTrack基本面指数录得自2021年第一季度（+186.15%）以来最佳季度表现+57.85%，略低于比特币2023年第四季度回报（+58.12%）（包括早期报告估算）。值得注意的是，该基本面指数连续三个月实现两位数的月度收益，这是自2021年第一季度以来的首次，且自2018年1月以来仅出现过两次。尽管季度表现几乎超越比特币的涨势，但基本面指数仅有一次连续两个季度实现正向超收益。</w:t>
+      </w:r>
+    </w:p>
+    <w:p>
+      <w:pPr>
+        <w:pStyle w:val="正文内容"/>
+        <w:spacing w:before="0" w:after="0" w:line="240" w:lineRule="auto"/>
+        <w:ind w:left="0" w:right="0" w:firstLine="560"/>
+        <w:jc w:val="both"/>
+      </w:pPr>
+      <w:r>
+        <w:rPr>
+          <w:rFonts w:ascii="Times New Roman" w:hAnsi="Times New Roman" w:cs="Times New Roman" w:eastAsia="仿宋"/>
+          <w:b w:val="0"/>
+          <w:sz w:val="28"/>
+        </w:rPr>
+        <w:t>包括早期估算在内，2023年加密基本面策略截至12月平均回报为+85.70%，量化趋势基金平均回报+71.55%，市场中性基金平均回报14.54%。对于处于前两个四分位的基金，对冲基金基本面策略和量化策略全年业绩相近。然而，考虑下半年，量化策略在上四分位数中表现强劲。尽管大部分时间许多基金在追赶比特币，但2023年下半年，基本面策略和量化趋势策略的前两个四分位均跑赢比特币（+38.75%）。VisionTrack四分位数据：2023年全年（2023年1月至12月），综合指数平均66.57%，中位数66.54%；第一四分位&gt;350.8%；第二四分位350.8%至90.5%；第三四分位90.6%至66.5%；第四四分位&lt;17.1%。基本面指数平均85.70%，中位数81.62%；第一四分位&gt;350.8%；第二四分位350.8%至96.7%；第三四分位96.8%至81.6%；第四四分位&lt;52.2%。量化趋势指数平均71.55%，中位数75.88%；第一四分位&gt;329.2%；第二四分位329.2%至96.4%；第三四分位96.5%至75.9%；第四四分位&lt;24.5%。市场中性指数平均14.54%，中位数12.17%；第一四分位&gt;50.8%；第二四分位50.8%至18.6%；第三四分位18.7%至12.2%；第四四分位&lt;7.6%。</w:t>
+      </w:r>
+    </w:p>
+    <w:p>
+      <w:pPr>
+        <w:pStyle w:val="正文内容"/>
+        <w:spacing w:before="0" w:after="0" w:line="240" w:lineRule="auto"/>
+        <w:ind w:left="0" w:right="0" w:firstLine="560"/>
+        <w:jc w:val="both"/>
+      </w:pPr>
+      <w:r>
+        <w:rPr>
+          <w:rFonts w:ascii="Times New Roman" w:hAnsi="Times New Roman" w:cs="Times New Roman" w:eastAsia="仿宋"/>
+          <w:b w:val="0"/>
+          <w:sz w:val="28"/>
+        </w:rPr>
+        <w:t>2023年下半年（2023年7月至12月）四分位数据：综合指数平均29.69%，中位数24.91%；第一四分位&gt;124.6%；第二四分位124.6%至41.9%；第三四分位42.0%至24.9%；第四四分位&lt;8.3%。基本面指数平均36.44%，中位数33.52%；第一四分位&gt;90.0%；第二四分位90.0%至49.9%；第三四分位50.0%至33.5%；第四四分位&lt;17.3%。量化趋势指数平均33.54%，中位数28.14%；第一四分位&gt;124.6%；第二四分位124.6%至46.2%；第三四分位46.3%至28.1%；第四四分位&lt;13.5%。市场中性指数平均8.04%，中位数5.34%；第一四分位&gt;34.5%；第二四分位34.5%至9.4%；第三四分位9.5%至5.3%；第四四分位&lt;4.9%。VisionTrack不生成加密对冲基金样本的细粒度业绩排名。</w:t>
+      </w:r>
+    </w:p>
+    <w:p>
+      <w:pPr>
+        <w:pStyle w:val="正文内容"/>
+        <w:spacing w:before="0" w:after="0" w:line="240" w:lineRule="auto"/>
+        <w:ind w:left="0" w:right="0" w:firstLine="560"/>
+        <w:jc w:val="both"/>
+      </w:pPr>
+      <w:r>
+        <w:rPr>
+          <w:rFonts w:ascii="Times New Roman" w:hAnsi="Times New Roman" w:cs="Times New Roman" w:eastAsia="仿宋"/>
+          <w:b w:val="0"/>
+          <w:sz w:val="28"/>
+        </w:rPr>
+        <w:t>以下是绩效四分位数表，可为管理人和配置者提供相对于VisionTrack基金分类的风险和回报特征信息。下文分类描述了复刻VisionTrack指数所用基础方法的四类分割：综合策略（Composite）、基本策略（Fundamental）、量化方向性策略（Quant Directional）和市场中性策略（Market Neutral）。对成分组合进行了修改，以尽可能纳入历史基金业绩，包括选定的单独管理账户（SMA）。要纳入四分位数分析，基金必须报告扣除费用后的净值，并在给定时间范围内拥有完整的月度业绩详情。缺少完整月度业绩细节的加密货币基金策略将被排除在分析之外。</w:t>
+      </w:r>
+    </w:p>
+    <w:p>
+      <w:pPr>
+        <w:pStyle w:val="正文内容"/>
+        <w:spacing w:before="0" w:after="0" w:line="240" w:lineRule="auto"/>
+        <w:ind w:left="0" w:right="0" w:firstLine="560"/>
+        <w:jc w:val="both"/>
+      </w:pPr>
+      <w:r>
+        <w:rPr>
+          <w:rFonts w:ascii="Times New Roman" w:hAnsi="Times New Roman" w:cs="Times New Roman" w:eastAsia="仿宋"/>
+          <w:b w:val="0"/>
+          <w:sz w:val="28"/>
+        </w:rPr>
+        <w:t>VisionTrack加密对冲基金绩效四分位数表（数据截至2024年1月17日）显示，基本策略对冲基金（HF Fundamental）的平均资产管理规模（AUM）从2022年第一季度的4.8788亿美元逐季下降至2023年第四季度的1.5917亿美元，中等规模AUM从7919万美元降至3405万美元。市场中性策略（HF Market Neutral）平均AUM从8240万美元降至6790万美元，中等规模从5015万美元降至4000万美元。量化方向性策略（HF Quant Directional）平均AUM从4444万美元增至6719万美元，中等规模从1400万美元增至1700万美元。</w:t>
+      </w:r>
+    </w:p>
+    <w:p>
+      <w:pPr>
+        <w:pStyle w:val="正文内容"/>
+        <w:spacing w:before="0" w:after="0" w:line="240" w:lineRule="auto"/>
+        <w:ind w:left="0" w:right="0" w:firstLine="560"/>
+        <w:jc w:val="both"/>
+      </w:pPr>
+      <w:r>
+        <w:rPr>
+          <w:rFonts w:ascii="Times New Roman" w:hAnsi="Times New Roman" w:cs="Times New Roman" w:eastAsia="仿宋"/>
+          <w:b w:val="0"/>
+          <w:sz w:val="28"/>
+        </w:rPr>
+        <w:t>被动/贝塔产品持有所有机构流动性基金价值的最高份额，自VisionTrack 2021年11月开始跟踪AUM以来的最高百分比。在636.7亿美元中，约328亿美元由灰度比特币和以太坊信托持有。截至12月底，前十大被动/贝塔产品合计持有37.7亿美元AUM。对于基本策略基金，中等规模基金全年温和增长至3405万美元，为年内最高值，但与2021年初相比仍较小。量化方向性基金年末录得显著增长，中等规模为4000万美元。市场中性基金年末录得其历史最高中等规模1700万美元，这是一项值得注意的成就。</w:t>
+      </w:r>
+    </w:p>
+    <w:p>
+      <w:pPr>
+        <w:pStyle w:val="正文内容"/>
+        <w:spacing w:before="0" w:after="0" w:line="240" w:lineRule="auto"/>
+        <w:ind w:left="0" w:right="0" w:firstLine="560"/>
+        <w:jc w:val="both"/>
+      </w:pPr>
+      <w:r>
+        <w:rPr>
+          <w:rFonts w:ascii="Times New Roman" w:hAnsi="Times New Roman" w:cs="Times New Roman" w:eastAsia="仿宋"/>
+          <w:b w:val="0"/>
+          <w:sz w:val="28"/>
+        </w:rPr>
+        <w:t>尽管加密专属流动性对冲基金AUM在2023年第四季度加速增长，前20大流动性对冲基金仍持有约71.6%的总对冲基金AUM。2022年末，这一数字为75%，这是一个略微积极的信号，表明净新基金正在增长加密对冲基金市场。然而，对于在艰难的2022年和上一轮新对冲基金浪潮中竞争的头部分加密基金管理人来说，为流动性策略募资面临许多挑战。在2023年前三个季度，基金管理人难以超越被动/贝塔产品，但处于前两个四分位数的基金管理人同比确实看到了AUM增长至2023年末。</w:t>
+      </w:r>
+    </w:p>
+    <w:p>
+      <w:pPr>
+        <w:pStyle w:val="正文内容"/>
+        <w:spacing w:before="0" w:after="0" w:line="240" w:lineRule="auto"/>
+        <w:ind w:left="0" w:right="0" w:firstLine="560"/>
+        <w:jc w:val="both"/>
+      </w:pPr>
+      <w:r>
+        <w:rPr>
+          <w:rFonts w:ascii="Times New Roman" w:hAnsi="Times New Roman" w:cs="Times New Roman" w:eastAsia="仿宋"/>
+          <w:b w:val="0"/>
+          <w:sz w:val="28"/>
+        </w:rPr>
+        <w:t>VisionTrack收集的数据表明，从2023年2月到2023年9月，许多基金管理人的加密对冲基金规模持平。然而，从9月到12月，加密对冲基金总AUM从107.5亿美元增长至152.2亿美元，增幅为41.62%。基本策略增幅最大，同期从78.2亿美元增长至114.6亿美元。量化方向性策略年末约为18.1亿美元，市场中性基金增长至19.7亿美元。被动/贝塔产品包括单一资产工具和多资产指数产品，继续保持加密基金市场主导地位。从9月底到12月底，所有流动性基金策略从417.3亿美元增长至636.7亿美元。年末被动/贝塔产品约占76%。</w:t>
+      </w:r>
+    </w:p>
+    <w:p>
+      <w:pPr>
+        <w:pStyle w:val="正文内容"/>
+        <w:spacing w:before="0" w:after="0" w:line="240" w:lineRule="auto"/>
+        <w:ind w:left="0" w:right="0" w:firstLine="560"/>
+        <w:jc w:val="both"/>
+      </w:pPr>
+      <w:r>
+        <w:rPr>
+          <w:rFonts w:ascii="Times New Roman" w:hAnsi="Times New Roman" w:cs="Times New Roman" w:eastAsia="仿宋"/>
+          <w:b w:val="0"/>
+          <w:sz w:val="28"/>
+        </w:rPr>
+        <w:t>2023年，全球加密货币/区块链风险投资公司通过58只基金募集了57.5亿美元，低于2022年创纪录的262只基金募集377亿美元。从全球风险投资格局来看，所有行业风险投资基金募集总额从2022年的2986.5亿美元下降45.51%至2023年的1627.3亿美元（数据来源PitchBook）。比较加密风险公司在全球风险投资募资中的份额，加密基金约占全球募资的3.53%，低于2022年的12.62%。风险募资也低于2021年的份额（5.65%），但优于所有此前年份。</w:t>
+      </w:r>
+    </w:p>
+    <w:p>
+      <w:pPr>
+        <w:pStyle w:val="正文内容"/>
+        <w:spacing w:before="0" w:after="0" w:line="240" w:lineRule="auto"/>
+        <w:ind w:left="0" w:right="0" w:firstLine="560"/>
+        <w:jc w:val="both"/>
+      </w:pPr>
+      <w:r>
+        <w:rPr>
+          <w:rFonts w:ascii="Times New Roman" w:hAnsi="Times New Roman" w:cs="Times New Roman" w:eastAsia="仿宋"/>
+          <w:b w:val="0"/>
+          <w:sz w:val="28"/>
+        </w:rPr>
+        <w:t>2017年至2023年全球风险投资总额分别为1861.2亿、3208.2亿、2608.3亿、2335.3亿、3635.0亿、2986.5亿和1627.3亿美元；基金数分别为2400、2796、2497、2612、3365、2532和1279只。美国总额分别为468.0亿、746.9亿、740.9亿、927.0亿、1683.6亿、1728.7亿和684.0亿美元；基金数分别为630、757、742、878、1431、1234和425只。区块链/加密总额分别为5.7亿、33.0亿、26.7亿、19.5亿、205.5亿、377.0亿和57.5亿美元；基金数分别为25、46、23、33、158、262和58只。</w:t>
+      </w:r>
+    </w:p>
+    <w:p>
+      <w:pPr>
+        <w:pStyle w:val="正文内容"/>
+        <w:spacing w:before="0" w:after="0" w:line="240" w:lineRule="auto"/>
+        <w:ind w:left="0" w:right="0" w:firstLine="560"/>
+        <w:jc w:val="both"/>
+      </w:pPr>
+      <w:r>
+        <w:rPr>
+          <w:rFonts w:ascii="Times New Roman" w:hAnsi="Times New Roman" w:cs="Times New Roman" w:eastAsia="仿宋"/>
+          <w:b w:val="0"/>
+          <w:sz w:val="28"/>
+        </w:rPr>
+        <w:t>风险投资策略通常在对加密货币需求达到顶峰时募资，此时估值较高且主要加密货币表现良好。随着估值降温，机构配置和兴趣下降，加密风险策略的募资变得困难。2023年第四季度仅通过7只基金募集6.89亿美元，为2020年第三季度以来最低。2022年第二季度募集155.8亿美元，超过之后所有季度的总和。加密原生公司约占2023年关闭基金的72%，传统投资者支持了该行业的募资。按年度平均，加密原生公司关闭了81%的加密风险投资基金。2022年传统投资者获得了最大份额，加密原生公司仅占71%。考虑到前五年配置者的周期性轮动，预期加密原生公司和传统投资者将在2024年中期携带新基金重返市场。鉴于加密风险公司的跑道，这一募资周期对该行业至关重要。迄今为止，少数基金专注于后期交易，许多基金将注意力放在早期活动上。对于自2022年及2023年部署的基金，许多风险投资支持的公司将处于其公司生命周期的更后期，表明后期轮次应即将到来。</w:t>
+      </w:r>
+    </w:p>
+    <w:p>
+      <w:pPr>
+        <w:pStyle w:val="正文内容"/>
+        <w:spacing w:before="0" w:after="0" w:line="240" w:lineRule="auto"/>
+        <w:ind w:left="0" w:right="0" w:firstLine="560"/>
+        <w:jc w:val="both"/>
+      </w:pPr>
+      <w:r>
+        <w:rPr>
+          <w:rFonts w:ascii="Times New Roman" w:hAnsi="Times New Roman" w:cs="Times New Roman" w:eastAsia="仿宋"/>
+          <w:b w:val="0"/>
+          <w:sz w:val="28"/>
+        </w:rPr>
+        <w:t>为最好地帮助投资组合公司进入这一阶段，后期基金筹集以支持这些公司将是意料之中的。对于加密风险投资（Crypto Venture Capital，CVC）基金而言，这将是此类风险投资基金类型的重要一步。从历史上看，由于区块链/加密市场不如传统风险投资成熟，强制性的后期加密风险基金募集很少见。VisionTrack收集的数据发现，在过去10年筹集资金的785只加密专项风险基金中，仅有90只被命名为“基金II”、“基金III”或更高。这表明，近90%的加密专项风险基金是加密原生公司和传统投资者首次涉足加密领域的基金。</w:t>
+      </w:r>
+    </w:p>
+    <w:p>
+      <w:pPr>
+        <w:pStyle w:val="正文内容"/>
+        <w:spacing w:before="0" w:after="0" w:line="240" w:lineRule="auto"/>
+        <w:ind w:left="0" w:right="0" w:firstLine="560"/>
+        <w:jc w:val="both"/>
+      </w:pPr>
+      <w:r>
+        <w:rPr>
+          <w:rFonts w:ascii="Times New Roman" w:hAnsi="Times New Roman" w:cs="Times New Roman" w:eastAsia="仿宋"/>
+          <w:b w:val="0"/>
+          <w:sz w:val="28"/>
+        </w:rPr>
+        <w:t>2023年，根据Galaxy Research收集的数据，加密风投交易活动在1998笔交易中创造了98亿美元的交易价值。年度总额较3795笔交易的319亿美元有所下降。第四季度，惨淡的风投交易活动持续，共359笔交易，交易价值19.2亿美元。考虑到早期报告细节，2023年第四季度的交易数量是自2020年第二季度301笔以来的最低水平，自2022年第一季度峰值1331笔以来，季度交易数量逐步放缓。由于该领域的资本持续受限，基金部署能力达到上限，后期赢家正在吸收剩余基金价值。2023年第四季度，后期风投交易占交易数量的14.48%，占交易价值的15.83%。从历史来看，这是按阶段划分的季度后期交易占比最高的一次。相反，种子轮前期交易在2023年第四季度大幅下降，在359笔交易中仅有32笔。种子轮前期交易数量仅占8.91%，为2016年第一季度以来的最低水平。种子轮前期交易价值占第四季度的15.43%，低于2016年第一季度以来19.14%的季度均值。</w:t>
+      </w:r>
+    </w:p>
+    <w:p>
+      <w:pPr>
+        <w:pStyle w:val="正文内容"/>
+        <w:spacing w:before="0" w:after="0" w:line="240" w:lineRule="auto"/>
+        <w:ind w:left="0" w:right="0" w:firstLine="560"/>
+        <w:jc w:val="both"/>
+      </w:pPr>
+      <w:r>
+        <w:rPr>
+          <w:rFonts w:ascii="Times New Roman" w:hAnsi="Times New Roman" w:cs="Times New Roman" w:eastAsia="仿宋"/>
+          <w:b w:val="0"/>
+          <w:sz w:val="28"/>
+        </w:rPr>
+        <w:t>正如我们在2023年中期报告中所指出的，风投者正在利用后期交易估值并支持珍贵的投资组合公司。这一趋势在年底并未改变，因为交易活动减少，且所有交易阶段的估值保持平稳。由于加密风投融资市场在过去六个季度一直艰难，顶级投资组合公司出现更多整合并不令人意外。年度顶级交易包括Wormhole（2.25亿美元）、Line Next（1.4亿美元）、Blockstream（1.25亿美元）、LayerZero（1.2亿美元）和Worldcoin（1.15亿美元），这些基本上都是后期交易。考虑到2023年的顶级交易，只有8笔交易价值超过1亿美元。没有一笔2023年的交易在加密风投过去十年的前50名中创造创纪录的交易价值。简而言之，风投交易活动远未达到历史水平。</w:t>
+      </w:r>
+    </w:p>
+    <w:p>
+      <w:pPr>
+        <w:pStyle w:val="正文内容"/>
+        <w:spacing w:before="0" w:after="0" w:line="240" w:lineRule="auto"/>
+        <w:ind w:left="0" w:right="0" w:firstLine="560"/>
+        <w:jc w:val="both"/>
+      </w:pPr>
+      <w:r>
+        <w:rPr>
+          <w:rFonts w:ascii="Times New Roman" w:hAnsi="Times New Roman" w:cs="Times New Roman" w:eastAsia="仿宋"/>
+          <w:b w:val="0"/>
+          <w:sz w:val="28"/>
+        </w:rPr>
+        <w:t>加密风投交易的中位交易规模从第三季度的325万美元下降到第四季度的300万美元。对于所有交易，自2016年以来的历史中位值为140万美元。积极的一面是，过去十二个季度的中位交易规模均超过了这一历史中位值。自2016年以来，只有三个季度的中位交易规模超过300万美元，这表明尽管交易数量和交易价值下降，早期交易仍然更昂贵。换句话说，加密风投投资者不仅自2016年以来提高了最低支票规模，而且逐年变得更加注重策略部署。此外，几个季度以来首次，所有风投的中位交易规模超过了加密风投，这表明加密公司的估值已经下降。在估值方面，中位投资前估值从第三季度的2113万美元下降到第四季度的1080万美元，主要归因于交易数量减少。中位投资后估值也从第三季度的2800万美元下降到第四季度的1400万美元。</w:t>
+      </w:r>
+    </w:p>
+    <w:p>
+      <w:pPr>
+        <w:pStyle w:val="正文内容"/>
+        <w:spacing w:before="0" w:after="0" w:line="240" w:lineRule="auto"/>
+        <w:ind w:left="0" w:right="0" w:firstLine="560"/>
+        <w:jc w:val="both"/>
+      </w:pPr>
+      <w:r>
+        <w:rPr>
+          <w:rFonts w:ascii="Times New Roman" w:hAnsi="Times New Roman" w:cs="Times New Roman" w:eastAsia="仿宋"/>
+          <w:b w:val="0"/>
+          <w:sz w:val="28"/>
+        </w:rPr>
+        <w:t>中位投资前估值和中位投资后估值的大幅下降，加上缺乏融资，表明对于较少风投支持的公司而言估值更为保守，并且顶级投资组合公司正在以低于历史估值的水平进行整合。这并不意味着现有投资组合公司估值下调，而是指后期阶段的新公司面临较低的历史估值。对于加密风投投资者来说，这是一个积极信号。对于加密支持的风投公司来说，情况则略有不同。总体而言，对于加密风投投资者和风投支持的公司来说，考虑到2020年之前的市场，该行业在交易规模和估值方面取得了进展。尽管加密风投投资者面临挑战，但季度交易数量仍处于或接近自2016年以来的季度均值，且估值自2020年以来有所上升，这是风投市场增长的积极信号。</w:t>
+      </w:r>
+    </w:p>
+    <w:p>
+      <w:pPr>
+        <w:pStyle w:val="正文内容"/>
+        <w:spacing w:before="0" w:after="0" w:line="240" w:lineRule="auto"/>
+        <w:ind w:left="0" w:right="0" w:firstLine="560"/>
+        <w:jc w:val="both"/>
+      </w:pPr>
+      <w:r>
+        <w:rPr>
+          <w:rFonts w:ascii="Times New Roman" w:hAnsi="Times New Roman" w:cs="Times New Roman" w:eastAsia="仿宋"/>
+          <w:b w:val="0"/>
+          <w:sz w:val="28"/>
+        </w:rPr>
+        <w:t>准确的市场范围风投交易数据对于区块链/加密市场而言仍然是一个挑战，主要是由于与传统风投市场相比规模较小。例如，截至2023年底，对于已知投资前和投资后估值的交易，加密货币利用PitchBook Data和Galaxy的方法统计了1632笔交易。考虑到传统风投市场的所有风投交易，该数字为34471。此外，与适当的交易分类、行业、代币化资产、归属时间表、交易价值、交易数量以及二级交易相关的信息，对于加密风投投资者来说往往是模糊且随意的数据集。这最终导致估值差异和风投交易者市场的碎片化，尤其是在二级市场上。考虑到改善市场覆盖的风投交易数据集，交易价值和数量的差异正是这一市场挑战的绝佳例证。Galaxy Research与PitchBook Data的方法指出2023年有1998笔交易，总价值98亿美元。DeFiLlama的年底总交易价值为62亿美元，共720笔交易。Crypto Valley的年度区块链风投报告指出1031笔交易，价值98亿美元。The Block记录了1819笔交易，价值107亿美元。而Messari记录了196亿美元，其中包括Stripe的65亿美元融资作为加密相关交易。排除Stripe后，Messari的总交易价值为131亿美元，共1698笔交易。</w:t>
+      </w:r>
+    </w:p>
+    <w:p>
+      <w:pPr>
+        <w:pStyle w:val="正文内容"/>
+        <w:spacing w:before="0" w:after="0" w:line="240" w:lineRule="auto"/>
+        <w:ind w:left="0" w:right="0" w:firstLine="560"/>
+        <w:jc w:val="both"/>
+      </w:pPr>
+      <w:r>
+        <w:rPr>
+          <w:rFonts w:ascii="Times New Roman" w:hAnsi="Times New Roman" w:cs="Times New Roman" w:eastAsia="仿宋"/>
+          <w:b w:val="0"/>
+          <w:sz w:val="28"/>
+        </w:rPr>
+        <w:t>虽然少数风投交易数据集在交易价值和数量上相似，但交易分类和分类法使得在资产层面评估风投市场变得困难。一家促进加密集成的金融科技公司是否应被归类为金融科技或加密公司？传统风投与加密风投之间的界限变得越来越模糊。标准风投与加密风投之间的区别可能意味着数十亿美元的误差。在一个“迫切需要IPO回归”的风投市场中，风投退出对于加密支持的公司尤其具有挑战性。如果加密风投基金在2024年筹集资金不顺利，我们将要么看到类似于过去六个季度的惨淡交易活动持续，要么公司将在不关闭的情况下寻求公开市场流动性。如果近期筹集的基金（尤其是2022年份）开始分配，这肯定会帮助融资周期，并对2024年底的交易活动和估值产生净收益。此外，早期年份（截至2023年）的优异表现将有助于为风投基金争取更多机构配置。VisionTrack旨在2024年年中提供2023年底加密风投策略的表现数据。这些工具可能会带来4000亿美元的机会。这是一个令人兴奋的数字，但我们尚未看到这一趋势持续出现。Superstate、Securitize等加密原生公司正在致力于解决这一问题，并正在为投资者铺平道路。在目前可识别的代币化基金产品中，大多数筹集的基金被归类为私人信贷。然而，我们看到更多另类基金，如KKR的Healthcare Growth II基金和商品基金，引起了行业兴趣。在代币化基金产品发展方面，Apollo和JP Morgan于2023年第四季度发布了一项重大公告，此前行业对现实世界资产（Real World Assets，RWAs）已经兴奋了数个季度。</w:t>
+      </w:r>
+    </w:p>
+    <w:p>
+      <w:pPr>
+        <w:pStyle w:val="正文内容"/>
+        <w:spacing w:before="0" w:after="0" w:line="240" w:lineRule="auto"/>
+        <w:ind w:left="0" w:right="0" w:firstLine="560"/>
+        <w:jc w:val="both"/>
+      </w:pPr>
+      <w:r>
+        <w:rPr>
+          <w:rFonts w:ascii="Times New Roman" w:hAnsi="Times New Roman" w:cs="Times New Roman" w:eastAsia="仿宋"/>
+          <w:b w:val="0"/>
+          <w:sz w:val="28"/>
+        </w:rPr>
+        <w:t>两大投资巨头与基础设施提供商Oasis Pro和Provenance Blockchain合作开展Project Guardian，利用私有区块链管理代币化资产和基金产品。加密对冲基金和风险投资行业是否会朝类似的运营方向发展，我们还需拭目以待。像MetaMask、Magic Eden和Audius这样的公司是否应被纳入风险投资交易活动？随着越来越多的金融科技和传统金融服务公司整合区块链/加密货币基础设施及Web3商业模式，将这些公司排除在外应在报告数据中予以披露。尽管Stripe可能并非一家具有加密原生背景的加密原生公司，但其正在整合基础设施和技术以获取显著市场份额，这对风投支持的加密企业而言是一个重要考量。</w:t>
+      </w:r>
+    </w:p>
+    <w:p>
+      <w:pPr>
+        <w:pStyle w:val="正文内容"/>
+        <w:spacing w:before="0" w:after="0" w:line="240" w:lineRule="auto"/>
+        <w:ind w:left="0" w:right="0" w:firstLine="560"/>
+        <w:jc w:val="both"/>
+      </w:pPr>
+      <w:r>
+        <w:rPr>
+          <w:rFonts w:ascii="Times New Roman" w:hAnsi="Times New Roman" w:cs="Times New Roman" w:eastAsia="仿宋"/>
+          <w:b w:val="0"/>
+          <w:sz w:val="28"/>
+        </w:rPr>
+        <w:t>由于数据收集缺乏标准化，风险投资交易数据可能存在不准确性。第三方数据公司、基金管理人和估值专家都在努力解决这一问题。然而，这种碎片化状况引发了人们对加密风投基金最终表现的真实性质疑。此外，高质量信息的缺乏限制了投资者基础，阻碍了更多加密风险投资交易的达成。另外，与链上基金相关的信息质量也是一个问题。对于机构加密投资者来说，2023年无疑是重塑年，重点是恢复市场信心和测试新产品。</w:t>
+      </w:r>
+    </w:p>
+    <w:p>
+      <w:pPr>
+        <w:pStyle w:val="正文内容"/>
+        <w:spacing w:before="0" w:after="0" w:line="240" w:lineRule="auto"/>
+        <w:ind w:left="0" w:right="0" w:firstLine="560"/>
+        <w:jc w:val="both"/>
+      </w:pPr>
+      <w:r>
+        <w:rPr>
+          <w:rFonts w:ascii="Times New Roman" w:hAnsi="Times New Roman" w:cs="Times New Roman" w:eastAsia="仿宋"/>
+          <w:b w:val="0"/>
+          <w:sz w:val="28"/>
+        </w:rPr>
+        <w:t>尽管并非全新，但代币化基金产品和现实世界资产在低交易量和低波动期间维持了投资者的兴趣。机构质押产品，伴随着代币化货币市场基金和短期代币化国债的日益普及，为投资者提供了一个便捷的运营产品，用以缓解稳定币风险。2023年3月的银行流动性危机促使投资者考虑稳定币之外的现金等价解决方案，吸引了活跃的基金管理人关注这些金融服务。加密货币对冲基金在过去几年曾尝试代币化投资策略，然而这一模式仍面临诸多挑战，且应用并不普遍。</w:t>
+      </w:r>
+    </w:p>
+    <w:p>
+      <w:pPr>
+        <w:pStyle w:val="正文内容"/>
+        <w:spacing w:before="0" w:after="0" w:line="240" w:lineRule="auto"/>
+        <w:ind w:left="0" w:right="0" w:firstLine="560"/>
+        <w:jc w:val="both"/>
+      </w:pPr>
+      <w:r>
+        <w:rPr>
+          <w:rFonts w:ascii="Times New Roman" w:hAnsi="Times New Roman" w:cs="Times New Roman" w:eastAsia="仿宋"/>
+          <w:b w:val="0"/>
+          <w:sz w:val="28"/>
+        </w:rPr>
+        <w:t>尽管许多公司尝试将此类产品推向市场，但预计未来几年将有更多另类投资基金工具上链。贝恩公司（Bain）2023年底的报告表明，另类投资的代币化是一个趋势。主动管理策略对于机构加密货币的发展至关重要。对冲基金和风险投资基金同为更广泛的加密货币用例开发和采用提供支持系统。虽然业绩很重要，但这些投资工具为2022年因各种复杂问题而陷入困境的行业提供了流动性和机会。</w:t>
+      </w:r>
+    </w:p>
+    <w:p>
+      <w:pPr>
+        <w:pStyle w:val="正文内容"/>
+        <w:spacing w:before="0" w:after="0" w:line="240" w:lineRule="auto"/>
+        <w:ind w:left="0" w:right="0" w:firstLine="560"/>
+        <w:jc w:val="both"/>
+      </w:pPr>
+      <w:r>
+        <w:rPr>
+          <w:rFonts w:ascii="Times New Roman" w:hAnsi="Times New Roman" w:cs="Times New Roman" w:eastAsia="仿宋"/>
+          <w:b w:val="0"/>
+          <w:sz w:val="28"/>
+        </w:rPr>
+        <w:t>2023年的大部分时间可概括为许多加密货币对冲基金和风投公司面临的挑战期，因为被动/贝塔产品主导了市场。正如以往周期所示，专注于提供高质量的机构级基金产品、往往得到加密原生LP支持的基金管理人将生存下来，并在市场反弹时获益。从配置者角度来看，与加密原生投资者相比，机构配置者通常难以通过合适的基金工具把握市场时机，因为即时的市场力量会将配置者置于“当前趋势”中。从零开始很重要，且往往是配置者的第一步。</w:t>
+      </w:r>
+    </w:p>
+    <w:p>
+      <w:pPr>
+        <w:pStyle w:val="正文内容"/>
+        <w:spacing w:before="0" w:after="0" w:line="240" w:lineRule="auto"/>
+        <w:ind w:left="0" w:right="0" w:firstLine="560"/>
+        <w:jc w:val="both"/>
+      </w:pPr>
+      <w:r>
+        <w:rPr>
+          <w:rFonts w:ascii="Times New Roman" w:hAnsi="Times New Roman" w:cs="Times New Roman" w:eastAsia="仿宋"/>
+          <w:b w:val="0"/>
+          <w:sz w:val="28"/>
+        </w:rPr>
+        <w:t>然而，这些基金策略的吸引力在市场低迷时期会变得更加明显。例如，去年夏天是考虑中小盘基本面及量化方向敞口的绝佳时机。如果单一资产现货产品在2024年初表现良好，那么不出意外的话，我们将在今年晚些时候看到兴趣和热情推动资金轮动至市场中性基金和风险投资基金产品。结论与展望：如果您是数字资产基金经理，并且希望将您的业绩结果贡献给VisionTrack以有资格纳入我们的VisionTrack指数，请通过visiontrack@galaxy.com联系我们。</w:t>
+      </w:r>
+    </w:p>
+    <w:p>
+      <w:pPr>
+        <w:pStyle w:val="正文内容"/>
+        <w:spacing w:before="0" w:after="0" w:line="240" w:lineRule="auto"/>
+        <w:ind w:left="0" w:right="0" w:firstLine="560"/>
+        <w:jc w:val="both"/>
+      </w:pPr>
+      <w:r>
+        <w:rPr>
+          <w:rFonts w:ascii="Times New Roman" w:hAnsi="Times New Roman" w:cs="Times New Roman" w:eastAsia="仿宋"/>
+          <w:b w:val="0"/>
+          <w:sz w:val="28"/>
+        </w:rPr>
+        <w:t>有关我们更新后的方法论以及可下载的月度数据，请访问我们的网站https://visiontrack.galaxy.com。联系方式：[1]BLOOMBERG是Bloomberg Finance L.P.的商标或服务标志。GALAXY是GDCM的商标。Bloomberg Finance L.P.及其附属机构（统称“Bloomberg”）与GDCM、本基金及其各自附属机构（统称“Galaxy”）无关联。Bloomberg与Galaxy的合作关系是作为CFIX指数（“指数”）的管理人和计算代理人，该指数为Bloomberg所有。Bloomberg和Galaxy均不保证与指数或所得结果相关的任何数据或信息的及时性、准确性或完整性。</w:t>
+      </w:r>
+    </w:p>
+    <w:p>
+      <w:pPr>
+        <w:pStyle w:val="正文内容"/>
+        <w:spacing w:before="0" w:after="0" w:line="240" w:lineRule="auto"/>
+        <w:ind w:left="0" w:right="0" w:firstLine="560"/>
+        <w:jc w:val="both"/>
+      </w:pPr>
+      <w:r>
+        <w:rPr>
+          <w:rFonts w:ascii="Times New Roman" w:hAnsi="Times New Roman" w:cs="Times New Roman" w:eastAsia="仿宋"/>
+          <w:b w:val="0"/>
+          <w:sz w:val="28"/>
+        </w:rPr>
+        <w:t>Bloomberg和Galaxy均不就指数、与之相关的任何数据或数值、任何以此为组成部分或基于指数的金融产品或工具（“产品”）或由此获得的结果作出任何明示或暗示的保证，并明确否认所有关于适销性和特定用途适用性的保证。在法律允许的最大范围内，Bloomberg、其许可方、Galaxy及其各自员工、承包商、代理人、供应商和供应商不对因指数、与之相关的任何数据或数值或任何产品（无论是因疏忽或其他原因引起）而产生的任何直接、间接、附带、惩罚性或任何其他损害承担任何责任或义务。</w:t>
       </w:r>
     </w:p>
     <w:p>
@@ -334,7 +721,7 @@
           <w:b w:val="0"/>
           <w:sz w:val="21"/>
         </w:rPr>
-        <w:t>（信息来源：Crypto.com Research）</w:t>
+        <w:t>（信息来源：Galaxy Research）</w:t>
       </w:r>
     </w:p>
     <w:p>
@@ -350,7 +737,7 @@
           <w:b w:val="0"/>
           <w:sz w:val="18"/>
         </w:rPr>
-        <w:t>原文标题：MARKET SIZING - 16 Jan 2026 Crypto Market Sizing 2025 Global crypto owners reached 741 million in 2025.</w:t>
+        <w:t>原文标题：Research â¢ January 24， 2024 2024 Institutional Crypto Hedge Fund &amp; Venture Report Funds Markets &amp; Macro</w:t>
       </w:r>
     </w:p>
     <w:p>
@@ -366,7 +753,7 @@
           <w:b w:val="0"/>
           <w:sz w:val="18"/>
         </w:rPr>
-        <w:t>原文链接：https://mkt-static.crypto.com/%5Bcrypto.com%5D-crypto-market-sizing-2025.pdf</w:t>
+        <w:t>原文链接：https://assets.ctfassets.net/h62aj7eo1csj/7uisK9OoSR9Zp3cV4Q2uyS/992a6e48b383d0dde6eb4570df3e811f/GLXY_2024_Whitepaper_VisionTrack-2024InstitutionalCrypto_final.pdf</w:t>
       </w:r>
     </w:p>
     <w:p>
@@ -382,7 +769,7 @@
           <w:b w:val="0"/>
           <w:sz w:val="18"/>
         </w:rPr>
-        <w:t>PDF文件：reports/2026/research_sources/20260604/Crypto.com_Research_MARKET_SIZING_-_16_Jan_2026_Crypto_Market_Sizing_2025_Global_crypto_owners_reached_741_million_in_2025._655acf78.pdf</w:t>
+        <w:t>PDF文件：reports/2026/research_sources/20260604/Galaxy_Research_Research_January_24_2024_2024_Institutional_Crypto_Hedge_Fund_Venture_Report_Funds_Markets_Macro_ee2b1bc5.pdf</w:t>
       </w:r>
     </w:p>
     <w:sectPr>
